--- a/M143/LB2/LB2_Dokumentation.docx
+++ b/M143/LB2/LB2_Dokumentation.docx
@@ -2200,7 +2200,24 @@
     </w:p>
     <w:p>
       <w:r>
-        <w:t xml:space="preserve">Die VMS sollen dabei unterstützen, das Szenario einer Backuplandschaft nachzustellen. Hierzu gibt es zwei Clients, welche jegliche Mitarbeiter der Firma Yeez1 darstellen. Hierbei arbeiten alle MA auf Windowsclients und lediglich der IT-Administrator arbeitet mit dem Linux Client. </w:t>
+        <w:t>Die VM</w:t>
+      </w:r>
+      <w:r>
+        <w:t>s</w:t>
+      </w:r>
+      <w:r>
+        <w:t xml:space="preserve"> sollen dabei unterstützen, das Szenario einer Backuplandschaft nachzustellen. Hierzu gibt es zwei Clients, welche jegliche Mitarbeiter der Firma Yeez1 darstellen. Hierbei arbeiten alle MA auf Windowsclients und lediglich der IT-Administrator arbeitet mit dem Linux Client. </w:t>
+      </w:r>
+      <w:r>
+        <w:t xml:space="preserve">Zusätzlich ist noch ein </w:t>
+      </w:r>
+      <w:proofErr w:type="spellStart"/>
+      <w:r>
+        <w:t>TrueNAS</w:t>
+      </w:r>
+      <w:proofErr w:type="spellEnd"/>
+      <w:r>
+        <w:t xml:space="preserve"> im Einsatz. Hierrüber wird das Backup laufen. Dieses wird es von Teilen des Windows Servers machen.</w:t>
       </w:r>
     </w:p>
     <w:p>
@@ -2214,21 +2231,206 @@
       <w:bookmarkEnd w:id="2"/>
     </w:p>
     <w:p>
+      <w:r>
+        <w:t>Es folgen die grundlegenden Daten zu den jeweiligen VMs</w:t>
+      </w:r>
+    </w:p>
+    <w:p>
       <w:pPr>
         <w:pStyle w:val="berschrift3"/>
-        <w:rPr>
-          <w:lang w:val="en-US"/>
-        </w:rPr>
       </w:pPr>
       <w:bookmarkStart w:id="3" w:name="_Toc226465328"/>
-      <w:r>
-        <w:rPr>
-          <w:lang w:val="en-US"/>
-        </w:rPr>
+      <w:proofErr w:type="spellStart"/>
+      <w:r>
         <w:t>TrueNAS</w:t>
       </w:r>
       <w:bookmarkEnd w:id="3"/>
+      <w:proofErr w:type="spellEnd"/>
     </w:p>
+    <w:tbl>
+      <w:tblPr>
+        <w:tblStyle w:val="Gitternetztabelle4Akzent1"/>
+        <w:tblW w:w="0" w:type="auto"/>
+        <w:tblLook w:val="04A0" w:firstRow="1" w:lastRow="0" w:firstColumn="1" w:lastColumn="0" w:noHBand="0" w:noVBand="1"/>
+      </w:tblPr>
+      <w:tblGrid>
+        <w:gridCol w:w="4531"/>
+        <w:gridCol w:w="4531"/>
+      </w:tblGrid>
+      <w:tr>
+        <w:trPr>
+          <w:cnfStyle w:val="100000000000" w:firstRow="1" w:lastRow="0" w:firstColumn="0" w:lastColumn="0" w:oddVBand="0" w:evenVBand="0" w:oddHBand="0" w:evenHBand="0" w:firstRowFirstColumn="0" w:firstRowLastColumn="0" w:lastRowFirstColumn="0" w:lastRowLastColumn="0"/>
+        </w:trPr>
+        <w:tc>
+          <w:tcPr>
+            <w:cnfStyle w:val="001000000000" w:firstRow="0" w:lastRow="0" w:firstColumn="1" w:lastColumn="0" w:oddVBand="0" w:evenVBand="0" w:oddHBand="0" w:evenHBand="0" w:firstRowFirstColumn="0" w:firstRowLastColumn="0" w:lastRowFirstColumn="0" w:lastRowLastColumn="0"/>
+            <w:tcW w:w="4531" w:type="dxa"/>
+          </w:tcPr>
+          <w:p>
+            <w:r>
+              <w:t>Element</w:t>
+            </w:r>
+          </w:p>
+        </w:tc>
+        <w:tc>
+          <w:tcPr>
+            <w:tcW w:w="4531" w:type="dxa"/>
+          </w:tcPr>
+          <w:p>
+            <w:pPr>
+              <w:cnfStyle w:val="100000000000" w:firstRow="1" w:lastRow="0" w:firstColumn="0" w:lastColumn="0" w:oddVBand="0" w:evenVBand="0" w:oddHBand="0" w:evenHBand="0" w:firstRowFirstColumn="0" w:firstRowLastColumn="0" w:lastRowFirstColumn="0" w:lastRowLastColumn="0"/>
+            </w:pPr>
+            <w:r>
+              <w:t>Konfiguration</w:t>
+            </w:r>
+          </w:p>
+        </w:tc>
+      </w:tr>
+      <w:tr>
+        <w:trPr>
+          <w:cnfStyle w:val="000000100000" w:firstRow="0" w:lastRow="0" w:firstColumn="0" w:lastColumn="0" w:oddVBand="0" w:evenVBand="0" w:oddHBand="1" w:evenHBand="0" w:firstRowFirstColumn="0" w:firstRowLastColumn="0" w:lastRowFirstColumn="0" w:lastRowLastColumn="0"/>
+        </w:trPr>
+        <w:tc>
+          <w:tcPr>
+            <w:cnfStyle w:val="001000000000" w:firstRow="0" w:lastRow="0" w:firstColumn="1" w:lastColumn="0" w:oddVBand="0" w:evenVBand="0" w:oddHBand="0" w:evenHBand="0" w:firstRowFirstColumn="0" w:firstRowLastColumn="0" w:lastRowFirstColumn="0" w:lastRowLastColumn="0"/>
+            <w:tcW w:w="4531" w:type="dxa"/>
+          </w:tcPr>
+          <w:p>
+            <w:r>
+              <w:t>Memory</w:t>
+            </w:r>
+          </w:p>
+        </w:tc>
+        <w:tc>
+          <w:tcPr>
+            <w:tcW w:w="4531" w:type="dxa"/>
+          </w:tcPr>
+          <w:p>
+            <w:pPr>
+              <w:cnfStyle w:val="000000100000" w:firstRow="0" w:lastRow="0" w:firstColumn="0" w:lastColumn="0" w:oddVBand="0" w:evenVBand="0" w:oddHBand="1" w:evenHBand="0" w:firstRowFirstColumn="0" w:firstRowLastColumn="0" w:lastRowFirstColumn="0" w:lastRowLastColumn="0"/>
+            </w:pPr>
+            <w:r>
+              <w:t>2 GB</w:t>
+            </w:r>
+          </w:p>
+        </w:tc>
+      </w:tr>
+      <w:tr>
+        <w:tc>
+          <w:tcPr>
+            <w:cnfStyle w:val="001000000000" w:firstRow="0" w:lastRow="0" w:firstColumn="1" w:lastColumn="0" w:oddVBand="0" w:evenVBand="0" w:oddHBand="0" w:evenHBand="0" w:firstRowFirstColumn="0" w:firstRowLastColumn="0" w:lastRowFirstColumn="0" w:lastRowLastColumn="0"/>
+            <w:tcW w:w="4531" w:type="dxa"/>
+          </w:tcPr>
+          <w:p>
+            <w:proofErr w:type="spellStart"/>
+            <w:r>
+              <w:t>Processors</w:t>
+            </w:r>
+            <w:proofErr w:type="spellEnd"/>
+          </w:p>
+        </w:tc>
+        <w:tc>
+          <w:tcPr>
+            <w:tcW w:w="4531" w:type="dxa"/>
+          </w:tcPr>
+          <w:p>
+            <w:pPr>
+              <w:cnfStyle w:val="000000000000" w:firstRow="0" w:lastRow="0" w:firstColumn="0" w:lastColumn="0" w:oddVBand="0" w:evenVBand="0" w:oddHBand="0" w:evenHBand="0" w:firstRowFirstColumn="0" w:firstRowLastColumn="0" w:lastRowFirstColumn="0" w:lastRowLastColumn="0"/>
+            </w:pPr>
+            <w:r>
+              <w:t>2</w:t>
+            </w:r>
+          </w:p>
+        </w:tc>
+      </w:tr>
+      <w:tr>
+        <w:trPr>
+          <w:cnfStyle w:val="000000100000" w:firstRow="0" w:lastRow="0" w:firstColumn="0" w:lastColumn="0" w:oddVBand="0" w:evenVBand="0" w:oddHBand="1" w:evenHBand="0" w:firstRowFirstColumn="0" w:firstRowLastColumn="0" w:lastRowFirstColumn="0" w:lastRowLastColumn="0"/>
+        </w:trPr>
+        <w:tc>
+          <w:tcPr>
+            <w:cnfStyle w:val="001000000000" w:firstRow="0" w:lastRow="0" w:firstColumn="1" w:lastColumn="0" w:oddVBand="0" w:evenVBand="0" w:oddHBand="0" w:evenHBand="0" w:firstRowFirstColumn="0" w:firstRowLastColumn="0" w:lastRowFirstColumn="0" w:lastRowLastColumn="0"/>
+            <w:tcW w:w="4531" w:type="dxa"/>
+          </w:tcPr>
+          <w:p>
+            <w:r>
+              <w:t>Hard Disk</w:t>
+            </w:r>
+          </w:p>
+        </w:tc>
+        <w:tc>
+          <w:tcPr>
+            <w:tcW w:w="4531" w:type="dxa"/>
+          </w:tcPr>
+          <w:p>
+            <w:pPr>
+              <w:cnfStyle w:val="000000100000" w:firstRow="0" w:lastRow="0" w:firstColumn="0" w:lastColumn="0" w:oddVBand="0" w:evenVBand="0" w:oddHBand="1" w:evenHBand="0" w:firstRowFirstColumn="0" w:firstRowLastColumn="0" w:lastRowFirstColumn="0" w:lastRowLastColumn="0"/>
+            </w:pPr>
+            <w:r>
+              <w:t>20 GB</w:t>
+            </w:r>
+          </w:p>
+        </w:tc>
+      </w:tr>
+      <w:tr>
+        <w:tc>
+          <w:tcPr>
+            <w:cnfStyle w:val="001000000000" w:firstRow="0" w:lastRow="0" w:firstColumn="1" w:lastColumn="0" w:oddVBand="0" w:evenVBand="0" w:oddHBand="0" w:evenHBand="0" w:firstRowFirstColumn="0" w:firstRowLastColumn="0" w:lastRowFirstColumn="0" w:lastRowLastColumn="0"/>
+            <w:tcW w:w="4531" w:type="dxa"/>
+          </w:tcPr>
+          <w:p>
+            <w:r>
+              <w:t>Zusätzliche Hard Disks</w:t>
+            </w:r>
+          </w:p>
+        </w:tc>
+        <w:tc>
+          <w:tcPr>
+            <w:tcW w:w="4531" w:type="dxa"/>
+          </w:tcPr>
+          <w:p>
+            <w:pPr>
+              <w:cnfStyle w:val="000000000000" w:firstRow="0" w:lastRow="0" w:firstColumn="0" w:lastColumn="0" w:oddVBand="0" w:evenVBand="0" w:oddHBand="0" w:evenHBand="0" w:firstRowFirstColumn="0" w:firstRowLastColumn="0" w:lastRowFirstColumn="0" w:lastRowLastColumn="0"/>
+            </w:pPr>
+            <w:r>
+              <w:t>3x 5GB</w:t>
+            </w:r>
+            <w:r>
+              <w:t xml:space="preserve"> (Für RAID)</w:t>
+            </w:r>
+          </w:p>
+        </w:tc>
+      </w:tr>
+      <w:tr>
+        <w:trPr>
+          <w:cnfStyle w:val="000000100000" w:firstRow="0" w:lastRow="0" w:firstColumn="0" w:lastColumn="0" w:oddVBand="0" w:evenVBand="0" w:oddHBand="1" w:evenHBand="0" w:firstRowFirstColumn="0" w:firstRowLastColumn="0" w:lastRowFirstColumn="0" w:lastRowLastColumn="0"/>
+        </w:trPr>
+        <w:tc>
+          <w:tcPr>
+            <w:cnfStyle w:val="001000000000" w:firstRow="0" w:lastRow="0" w:firstColumn="1" w:lastColumn="0" w:oddVBand="0" w:evenVBand="0" w:oddHBand="0" w:evenHBand="0" w:firstRowFirstColumn="0" w:firstRowLastColumn="0" w:lastRowFirstColumn="0" w:lastRowLastColumn="0"/>
+            <w:tcW w:w="4531" w:type="dxa"/>
+          </w:tcPr>
+          <w:p>
+            <w:r>
+              <w:t>Network Adapter</w:t>
+            </w:r>
+          </w:p>
+        </w:tc>
+        <w:tc>
+          <w:tcPr>
+            <w:tcW w:w="4531" w:type="dxa"/>
+          </w:tcPr>
+          <w:p>
+            <w:pPr>
+              <w:cnfStyle w:val="000000100000" w:firstRow="0" w:lastRow="0" w:firstColumn="0" w:lastColumn="0" w:oddVBand="0" w:evenVBand="0" w:oddHBand="1" w:evenHBand="0" w:firstRowFirstColumn="0" w:firstRowLastColumn="0" w:lastRowFirstColumn="0" w:lastRowLastColumn="0"/>
+            </w:pPr>
+            <w:r>
+              <w:t>VMnet1</w:t>
+            </w:r>
+          </w:p>
+        </w:tc>
+      </w:tr>
+    </w:tbl>
     <w:p>
       <w:pPr>
         <w:pStyle w:val="berschrift3"/>
@@ -2245,6 +2447,161 @@
       </w:r>
       <w:bookmarkEnd w:id="4"/>
     </w:p>
+    <w:tbl>
+      <w:tblPr>
+        <w:tblStyle w:val="Gitternetztabelle4Akzent1"/>
+        <w:tblW w:w="0" w:type="auto"/>
+        <w:tblLook w:val="04A0" w:firstRow="1" w:lastRow="0" w:firstColumn="1" w:lastColumn="0" w:noHBand="0" w:noVBand="1"/>
+      </w:tblPr>
+      <w:tblGrid>
+        <w:gridCol w:w="4531"/>
+        <w:gridCol w:w="4531"/>
+      </w:tblGrid>
+      <w:tr>
+        <w:trPr>
+          <w:cnfStyle w:val="100000000000" w:firstRow="1" w:lastRow="0" w:firstColumn="0" w:lastColumn="0" w:oddVBand="0" w:evenVBand="0" w:oddHBand="0" w:evenHBand="0" w:firstRowFirstColumn="0" w:firstRowLastColumn="0" w:lastRowFirstColumn="0" w:lastRowLastColumn="0"/>
+        </w:trPr>
+        <w:tc>
+          <w:tcPr>
+            <w:cnfStyle w:val="001000000000" w:firstRow="0" w:lastRow="0" w:firstColumn="1" w:lastColumn="0" w:oddVBand="0" w:evenVBand="0" w:oddHBand="0" w:evenHBand="0" w:firstRowFirstColumn="0" w:firstRowLastColumn="0" w:lastRowFirstColumn="0" w:lastRowLastColumn="0"/>
+            <w:tcW w:w="4531" w:type="dxa"/>
+          </w:tcPr>
+          <w:p>
+            <w:r>
+              <w:t>Element</w:t>
+            </w:r>
+          </w:p>
+        </w:tc>
+        <w:tc>
+          <w:tcPr>
+            <w:tcW w:w="4531" w:type="dxa"/>
+          </w:tcPr>
+          <w:p>
+            <w:pPr>
+              <w:cnfStyle w:val="100000000000" w:firstRow="1" w:lastRow="0" w:firstColumn="0" w:lastColumn="0" w:oddVBand="0" w:evenVBand="0" w:oddHBand="0" w:evenHBand="0" w:firstRowFirstColumn="0" w:firstRowLastColumn="0" w:lastRowFirstColumn="0" w:lastRowLastColumn="0"/>
+            </w:pPr>
+            <w:r>
+              <w:t>Konfiguration</w:t>
+            </w:r>
+          </w:p>
+        </w:tc>
+      </w:tr>
+      <w:tr>
+        <w:trPr>
+          <w:cnfStyle w:val="000000100000" w:firstRow="0" w:lastRow="0" w:firstColumn="0" w:lastColumn="0" w:oddVBand="0" w:evenVBand="0" w:oddHBand="1" w:evenHBand="0" w:firstRowFirstColumn="0" w:firstRowLastColumn="0" w:lastRowFirstColumn="0" w:lastRowLastColumn="0"/>
+        </w:trPr>
+        <w:tc>
+          <w:tcPr>
+            <w:cnfStyle w:val="001000000000" w:firstRow="0" w:lastRow="0" w:firstColumn="1" w:lastColumn="0" w:oddVBand="0" w:evenVBand="0" w:oddHBand="0" w:evenHBand="0" w:firstRowFirstColumn="0" w:firstRowLastColumn="0" w:lastRowFirstColumn="0" w:lastRowLastColumn="0"/>
+            <w:tcW w:w="4531" w:type="dxa"/>
+          </w:tcPr>
+          <w:p>
+            <w:r>
+              <w:t>Memory</w:t>
+            </w:r>
+          </w:p>
+        </w:tc>
+        <w:tc>
+          <w:tcPr>
+            <w:tcW w:w="4531" w:type="dxa"/>
+          </w:tcPr>
+          <w:p>
+            <w:pPr>
+              <w:cnfStyle w:val="000000100000" w:firstRow="0" w:lastRow="0" w:firstColumn="0" w:lastColumn="0" w:oddVBand="0" w:evenVBand="0" w:oddHBand="1" w:evenHBand="0" w:firstRowFirstColumn="0" w:firstRowLastColumn="0" w:lastRowFirstColumn="0" w:lastRowLastColumn="0"/>
+            </w:pPr>
+            <w:r>
+              <w:t>4</w:t>
+            </w:r>
+            <w:r>
+              <w:t xml:space="preserve"> GB</w:t>
+            </w:r>
+          </w:p>
+        </w:tc>
+      </w:tr>
+      <w:tr>
+        <w:tc>
+          <w:tcPr>
+            <w:cnfStyle w:val="001000000000" w:firstRow="0" w:lastRow="0" w:firstColumn="1" w:lastColumn="0" w:oddVBand="0" w:evenVBand="0" w:oddHBand="0" w:evenHBand="0" w:firstRowFirstColumn="0" w:firstRowLastColumn="0" w:lastRowFirstColumn="0" w:lastRowLastColumn="0"/>
+            <w:tcW w:w="4531" w:type="dxa"/>
+          </w:tcPr>
+          <w:p>
+            <w:proofErr w:type="spellStart"/>
+            <w:r>
+              <w:t>Processors</w:t>
+            </w:r>
+            <w:proofErr w:type="spellEnd"/>
+          </w:p>
+        </w:tc>
+        <w:tc>
+          <w:tcPr>
+            <w:tcW w:w="4531" w:type="dxa"/>
+          </w:tcPr>
+          <w:p>
+            <w:pPr>
+              <w:cnfStyle w:val="000000000000" w:firstRow="0" w:lastRow="0" w:firstColumn="0" w:lastColumn="0" w:oddVBand="0" w:evenVBand="0" w:oddHBand="0" w:evenHBand="0" w:firstRowFirstColumn="0" w:firstRowLastColumn="0" w:lastRowFirstColumn="0" w:lastRowLastColumn="0"/>
+            </w:pPr>
+            <w:r>
+              <w:t>2</w:t>
+            </w:r>
+          </w:p>
+        </w:tc>
+      </w:tr>
+      <w:tr>
+        <w:trPr>
+          <w:cnfStyle w:val="000000100000" w:firstRow="0" w:lastRow="0" w:firstColumn="0" w:lastColumn="0" w:oddVBand="0" w:evenVBand="0" w:oddHBand="1" w:evenHBand="0" w:firstRowFirstColumn="0" w:firstRowLastColumn="0" w:lastRowFirstColumn="0" w:lastRowLastColumn="0"/>
+        </w:trPr>
+        <w:tc>
+          <w:tcPr>
+            <w:cnfStyle w:val="001000000000" w:firstRow="0" w:lastRow="0" w:firstColumn="1" w:lastColumn="0" w:oddVBand="0" w:evenVBand="0" w:oddHBand="0" w:evenHBand="0" w:firstRowFirstColumn="0" w:firstRowLastColumn="0" w:lastRowFirstColumn="0" w:lastRowLastColumn="0"/>
+            <w:tcW w:w="4531" w:type="dxa"/>
+          </w:tcPr>
+          <w:p>
+            <w:r>
+              <w:t>Hard Disk</w:t>
+            </w:r>
+          </w:p>
+        </w:tc>
+        <w:tc>
+          <w:tcPr>
+            <w:tcW w:w="4531" w:type="dxa"/>
+          </w:tcPr>
+          <w:p>
+            <w:pPr>
+              <w:cnfStyle w:val="000000100000" w:firstRow="0" w:lastRow="0" w:firstColumn="0" w:lastColumn="0" w:oddVBand="0" w:evenVBand="0" w:oddHBand="1" w:evenHBand="0" w:firstRowFirstColumn="0" w:firstRowLastColumn="0" w:lastRowFirstColumn="0" w:lastRowLastColumn="0"/>
+            </w:pPr>
+            <w:r>
+              <w:t>20 GB</w:t>
+            </w:r>
+          </w:p>
+        </w:tc>
+      </w:tr>
+      <w:tr>
+        <w:tc>
+          <w:tcPr>
+            <w:cnfStyle w:val="001000000000" w:firstRow="0" w:lastRow="0" w:firstColumn="1" w:lastColumn="0" w:oddVBand="0" w:evenVBand="0" w:oddHBand="0" w:evenHBand="0" w:firstRowFirstColumn="0" w:firstRowLastColumn="0" w:lastRowFirstColumn="0" w:lastRowLastColumn="0"/>
+            <w:tcW w:w="4531" w:type="dxa"/>
+          </w:tcPr>
+          <w:p>
+            <w:r>
+              <w:t>Network Adapter</w:t>
+            </w:r>
+          </w:p>
+        </w:tc>
+        <w:tc>
+          <w:tcPr>
+            <w:tcW w:w="4531" w:type="dxa"/>
+          </w:tcPr>
+          <w:p>
+            <w:pPr>
+              <w:cnfStyle w:val="000000000000" w:firstRow="0" w:lastRow="0" w:firstColumn="0" w:lastColumn="0" w:oddVBand="0" w:evenVBand="0" w:oddHBand="0" w:evenHBand="0" w:firstRowFirstColumn="0" w:firstRowLastColumn="0" w:lastRowFirstColumn="0" w:lastRowLastColumn="0"/>
+            </w:pPr>
+            <w:r>
+              <w:t>VMnet1</w:t>
+            </w:r>
+          </w:p>
+        </w:tc>
+      </w:tr>
+    </w:tbl>
     <w:p>
       <w:pPr>
         <w:pStyle w:val="berschrift3"/>
@@ -2261,6 +2618,161 @@
       </w:r>
       <w:bookmarkEnd w:id="5"/>
     </w:p>
+    <w:tbl>
+      <w:tblPr>
+        <w:tblStyle w:val="Gitternetztabelle4Akzent1"/>
+        <w:tblW w:w="0" w:type="auto"/>
+        <w:tblLook w:val="04A0" w:firstRow="1" w:lastRow="0" w:firstColumn="1" w:lastColumn="0" w:noHBand="0" w:noVBand="1"/>
+      </w:tblPr>
+      <w:tblGrid>
+        <w:gridCol w:w="4531"/>
+        <w:gridCol w:w="4531"/>
+      </w:tblGrid>
+      <w:tr>
+        <w:trPr>
+          <w:cnfStyle w:val="100000000000" w:firstRow="1" w:lastRow="0" w:firstColumn="0" w:lastColumn="0" w:oddVBand="0" w:evenVBand="0" w:oddHBand="0" w:evenHBand="0" w:firstRowFirstColumn="0" w:firstRowLastColumn="0" w:lastRowFirstColumn="0" w:lastRowLastColumn="0"/>
+        </w:trPr>
+        <w:tc>
+          <w:tcPr>
+            <w:cnfStyle w:val="001000000000" w:firstRow="0" w:lastRow="0" w:firstColumn="1" w:lastColumn="0" w:oddVBand="0" w:evenVBand="0" w:oddHBand="0" w:evenHBand="0" w:firstRowFirstColumn="0" w:firstRowLastColumn="0" w:lastRowFirstColumn="0" w:lastRowLastColumn="0"/>
+            <w:tcW w:w="4531" w:type="dxa"/>
+          </w:tcPr>
+          <w:p>
+            <w:r>
+              <w:t>Element</w:t>
+            </w:r>
+          </w:p>
+        </w:tc>
+        <w:tc>
+          <w:tcPr>
+            <w:tcW w:w="4531" w:type="dxa"/>
+          </w:tcPr>
+          <w:p>
+            <w:pPr>
+              <w:cnfStyle w:val="100000000000" w:firstRow="1" w:lastRow="0" w:firstColumn="0" w:lastColumn="0" w:oddVBand="0" w:evenVBand="0" w:oddHBand="0" w:evenHBand="0" w:firstRowFirstColumn="0" w:firstRowLastColumn="0" w:lastRowFirstColumn="0" w:lastRowLastColumn="0"/>
+            </w:pPr>
+            <w:r>
+              <w:t>Konfiguration</w:t>
+            </w:r>
+          </w:p>
+        </w:tc>
+      </w:tr>
+      <w:tr>
+        <w:trPr>
+          <w:cnfStyle w:val="000000100000" w:firstRow="0" w:lastRow="0" w:firstColumn="0" w:lastColumn="0" w:oddVBand="0" w:evenVBand="0" w:oddHBand="1" w:evenHBand="0" w:firstRowFirstColumn="0" w:firstRowLastColumn="0" w:lastRowFirstColumn="0" w:lastRowLastColumn="0"/>
+        </w:trPr>
+        <w:tc>
+          <w:tcPr>
+            <w:cnfStyle w:val="001000000000" w:firstRow="0" w:lastRow="0" w:firstColumn="1" w:lastColumn="0" w:oddVBand="0" w:evenVBand="0" w:oddHBand="0" w:evenHBand="0" w:firstRowFirstColumn="0" w:firstRowLastColumn="0" w:lastRowFirstColumn="0" w:lastRowLastColumn="0"/>
+            <w:tcW w:w="4531" w:type="dxa"/>
+          </w:tcPr>
+          <w:p>
+            <w:r>
+              <w:t>Memory</w:t>
+            </w:r>
+          </w:p>
+        </w:tc>
+        <w:tc>
+          <w:tcPr>
+            <w:tcW w:w="4531" w:type="dxa"/>
+          </w:tcPr>
+          <w:p>
+            <w:pPr>
+              <w:cnfStyle w:val="000000100000" w:firstRow="0" w:lastRow="0" w:firstColumn="0" w:lastColumn="0" w:oddVBand="0" w:evenVBand="0" w:oddHBand="1" w:evenHBand="0" w:firstRowFirstColumn="0" w:firstRowLastColumn="0" w:lastRowFirstColumn="0" w:lastRowLastColumn="0"/>
+            </w:pPr>
+            <w:r>
+              <w:t>2 GB</w:t>
+            </w:r>
+          </w:p>
+        </w:tc>
+      </w:tr>
+      <w:tr>
+        <w:tc>
+          <w:tcPr>
+            <w:cnfStyle w:val="001000000000" w:firstRow="0" w:lastRow="0" w:firstColumn="1" w:lastColumn="0" w:oddVBand="0" w:evenVBand="0" w:oddHBand="0" w:evenHBand="0" w:firstRowFirstColumn="0" w:firstRowLastColumn="0" w:lastRowFirstColumn="0" w:lastRowLastColumn="0"/>
+            <w:tcW w:w="4531" w:type="dxa"/>
+          </w:tcPr>
+          <w:p>
+            <w:proofErr w:type="spellStart"/>
+            <w:r>
+              <w:t>Processors</w:t>
+            </w:r>
+            <w:proofErr w:type="spellEnd"/>
+          </w:p>
+        </w:tc>
+        <w:tc>
+          <w:tcPr>
+            <w:tcW w:w="4531" w:type="dxa"/>
+          </w:tcPr>
+          <w:p>
+            <w:pPr>
+              <w:cnfStyle w:val="000000000000" w:firstRow="0" w:lastRow="0" w:firstColumn="0" w:lastColumn="0" w:oddVBand="0" w:evenVBand="0" w:oddHBand="0" w:evenHBand="0" w:firstRowFirstColumn="0" w:firstRowLastColumn="0" w:lastRowFirstColumn="0" w:lastRowLastColumn="0"/>
+            </w:pPr>
+            <w:r>
+              <w:t>2</w:t>
+            </w:r>
+          </w:p>
+        </w:tc>
+      </w:tr>
+      <w:tr>
+        <w:trPr>
+          <w:cnfStyle w:val="000000100000" w:firstRow="0" w:lastRow="0" w:firstColumn="0" w:lastColumn="0" w:oddVBand="0" w:evenVBand="0" w:oddHBand="1" w:evenHBand="0" w:firstRowFirstColumn="0" w:firstRowLastColumn="0" w:lastRowFirstColumn="0" w:lastRowLastColumn="0"/>
+        </w:trPr>
+        <w:tc>
+          <w:tcPr>
+            <w:cnfStyle w:val="001000000000" w:firstRow="0" w:lastRow="0" w:firstColumn="1" w:lastColumn="0" w:oddVBand="0" w:evenVBand="0" w:oddHBand="0" w:evenHBand="0" w:firstRowFirstColumn="0" w:firstRowLastColumn="0" w:lastRowFirstColumn="0" w:lastRowLastColumn="0"/>
+            <w:tcW w:w="4531" w:type="dxa"/>
+          </w:tcPr>
+          <w:p>
+            <w:r>
+              <w:t>Hard Disk</w:t>
+            </w:r>
+          </w:p>
+        </w:tc>
+        <w:tc>
+          <w:tcPr>
+            <w:tcW w:w="4531" w:type="dxa"/>
+          </w:tcPr>
+          <w:p>
+            <w:pPr>
+              <w:cnfStyle w:val="000000100000" w:firstRow="0" w:lastRow="0" w:firstColumn="0" w:lastColumn="0" w:oddVBand="0" w:evenVBand="0" w:oddHBand="1" w:evenHBand="0" w:firstRowFirstColumn="0" w:firstRowLastColumn="0" w:lastRowFirstColumn="0" w:lastRowLastColumn="0"/>
+            </w:pPr>
+            <w:r>
+              <w:t>6</w:t>
+            </w:r>
+            <w:r>
+              <w:t>0 GB</w:t>
+            </w:r>
+          </w:p>
+        </w:tc>
+      </w:tr>
+      <w:tr>
+        <w:tc>
+          <w:tcPr>
+            <w:cnfStyle w:val="001000000000" w:firstRow="0" w:lastRow="0" w:firstColumn="1" w:lastColumn="0" w:oddVBand="0" w:evenVBand="0" w:oddHBand="0" w:evenHBand="0" w:firstRowFirstColumn="0" w:firstRowLastColumn="0" w:lastRowFirstColumn="0" w:lastRowLastColumn="0"/>
+            <w:tcW w:w="4531" w:type="dxa"/>
+          </w:tcPr>
+          <w:p>
+            <w:r>
+              <w:t>Network Adapter</w:t>
+            </w:r>
+          </w:p>
+        </w:tc>
+        <w:tc>
+          <w:tcPr>
+            <w:tcW w:w="4531" w:type="dxa"/>
+          </w:tcPr>
+          <w:p>
+            <w:pPr>
+              <w:cnfStyle w:val="000000000000" w:firstRow="0" w:lastRow="0" w:firstColumn="0" w:lastColumn="0" w:oddVBand="0" w:evenVBand="0" w:oddHBand="0" w:evenHBand="0" w:firstRowFirstColumn="0" w:firstRowLastColumn="0" w:lastRowFirstColumn="0" w:lastRowLastColumn="0"/>
+            </w:pPr>
+            <w:r>
+              <w:t>VMnet1</w:t>
+            </w:r>
+          </w:p>
+        </w:tc>
+      </w:tr>
+    </w:tbl>
     <w:p>
       <w:pPr>
         <w:pStyle w:val="berschrift3"/>
@@ -2277,169 +2789,167 @@
       </w:r>
       <w:bookmarkEnd w:id="6"/>
     </w:p>
-    <w:p>
-      <w:pPr>
-        <w:pStyle w:val="berschrift2"/>
-        <w:rPr>
-          <w:lang w:val="en-US"/>
-        </w:rPr>
-      </w:pPr>
-      <w:bookmarkStart w:id="7" w:name="_Toc226465332"/>
-      <w:r>
-        <w:rPr>
-          <w:lang w:val="en-US"/>
-        </w:rPr>
-        <w:t>Resultat</w:t>
-      </w:r>
-      <w:bookmarkEnd w:id="7"/>
-    </w:p>
-    <w:p>
-      <w:pPr>
-        <w:rPr>
-          <w:lang w:val="en-US"/>
-        </w:rPr>
-      </w:pPr>
-    </w:p>
-    <w:p>
-      <w:pPr>
-        <w:rPr>
-          <w:lang w:val="en-US"/>
-        </w:rPr>
-      </w:pPr>
-    </w:p>
-    <w:p>
-      <w:pPr>
-        <w:rPr>
-          <w:lang w:val="en-US"/>
-        </w:rPr>
-      </w:pPr>
-    </w:p>
-    <w:p>
-      <w:pPr>
-        <w:rPr>
-          <w:lang w:val="en-US"/>
-        </w:rPr>
-      </w:pPr>
-    </w:p>
-    <w:p>
-      <w:pPr>
-        <w:rPr>
-          <w:lang w:val="en-US"/>
-        </w:rPr>
-      </w:pPr>
-    </w:p>
-    <w:p>
-      <w:pPr>
-        <w:rPr>
-          <w:lang w:val="en-US"/>
-        </w:rPr>
-      </w:pPr>
-    </w:p>
-    <w:p>
-      <w:pPr>
-        <w:rPr>
-          <w:lang w:val="en-US"/>
-        </w:rPr>
-      </w:pPr>
-    </w:p>
-    <w:p>
-      <w:pPr>
-        <w:rPr>
-          <w:lang w:val="en-US"/>
-        </w:rPr>
-      </w:pPr>
-    </w:p>
-    <w:p>
-      <w:pPr>
-        <w:rPr>
-          <w:lang w:val="en-US"/>
-        </w:rPr>
-      </w:pPr>
-    </w:p>
-    <w:p>
-      <w:pPr>
-        <w:rPr>
-          <w:lang w:val="en-US"/>
-        </w:rPr>
-      </w:pPr>
-    </w:p>
-    <w:p>
-      <w:pPr>
-        <w:rPr>
-          <w:lang w:val="en-US"/>
-        </w:rPr>
-      </w:pPr>
-    </w:p>
-    <w:p>
-      <w:pPr>
-        <w:rPr>
-          <w:lang w:val="en-US"/>
-        </w:rPr>
-      </w:pPr>
-    </w:p>
-    <w:p>
-      <w:pPr>
-        <w:rPr>
-          <w:lang w:val="en-US"/>
-        </w:rPr>
-      </w:pPr>
-    </w:p>
-    <w:p>
-      <w:pPr>
-        <w:rPr>
-          <w:lang w:val="en-US"/>
-        </w:rPr>
-      </w:pPr>
-    </w:p>
-    <w:p>
-      <w:pPr>
-        <w:rPr>
-          <w:lang w:val="en-US"/>
-        </w:rPr>
-      </w:pPr>
-    </w:p>
-    <w:p>
-      <w:pPr>
-        <w:rPr>
-          <w:lang w:val="en-US"/>
-        </w:rPr>
-      </w:pPr>
-    </w:p>
-    <w:p>
-      <w:pPr>
-        <w:rPr>
-          <w:lang w:val="en-US"/>
-        </w:rPr>
-      </w:pPr>
-    </w:p>
-    <w:p>
-      <w:pPr>
-        <w:rPr>
-          <w:lang w:val="en-US"/>
-        </w:rPr>
-      </w:pPr>
-    </w:p>
-    <w:p>
-      <w:pPr>
-        <w:rPr>
-          <w:lang w:val="en-US"/>
-        </w:rPr>
-      </w:pPr>
-    </w:p>
-    <w:p>
-      <w:pPr>
-        <w:rPr>
-          <w:lang w:val="en-US"/>
-        </w:rPr>
-      </w:pPr>
-    </w:p>
-    <w:p>
-      <w:pPr>
-        <w:rPr>
-          <w:lang w:val="en-US"/>
-        </w:rPr>
-      </w:pPr>
-    </w:p>
+    <w:tbl>
+      <w:tblPr>
+        <w:tblStyle w:val="Gitternetztabelle4Akzent1"/>
+        <w:tblW w:w="0" w:type="auto"/>
+        <w:tblLook w:val="04A0" w:firstRow="1" w:lastRow="0" w:firstColumn="1" w:lastColumn="0" w:noHBand="0" w:noVBand="1"/>
+      </w:tblPr>
+      <w:tblGrid>
+        <w:gridCol w:w="4531"/>
+        <w:gridCol w:w="4531"/>
+      </w:tblGrid>
+      <w:tr>
+        <w:trPr>
+          <w:cnfStyle w:val="100000000000" w:firstRow="1" w:lastRow="0" w:firstColumn="0" w:lastColumn="0" w:oddVBand="0" w:evenVBand="0" w:oddHBand="0" w:evenHBand="0" w:firstRowFirstColumn="0" w:firstRowLastColumn="0" w:lastRowFirstColumn="0" w:lastRowLastColumn="0"/>
+        </w:trPr>
+        <w:tc>
+          <w:tcPr>
+            <w:cnfStyle w:val="001000000000" w:firstRow="0" w:lastRow="0" w:firstColumn="1" w:lastColumn="0" w:oddVBand="0" w:evenVBand="0" w:oddHBand="0" w:evenHBand="0" w:firstRowFirstColumn="0" w:firstRowLastColumn="0" w:lastRowFirstColumn="0" w:lastRowLastColumn="0"/>
+            <w:tcW w:w="4531" w:type="dxa"/>
+          </w:tcPr>
+          <w:p>
+            <w:r>
+              <w:t>Element</w:t>
+            </w:r>
+          </w:p>
+        </w:tc>
+        <w:tc>
+          <w:tcPr>
+            <w:tcW w:w="4531" w:type="dxa"/>
+          </w:tcPr>
+          <w:p>
+            <w:pPr>
+              <w:cnfStyle w:val="100000000000" w:firstRow="1" w:lastRow="0" w:firstColumn="0" w:lastColumn="0" w:oddVBand="0" w:evenVBand="0" w:oddHBand="0" w:evenHBand="0" w:firstRowFirstColumn="0" w:firstRowLastColumn="0" w:lastRowFirstColumn="0" w:lastRowLastColumn="0"/>
+            </w:pPr>
+            <w:r>
+              <w:t>Konfiguration</w:t>
+            </w:r>
+          </w:p>
+        </w:tc>
+      </w:tr>
+      <w:tr>
+        <w:trPr>
+          <w:cnfStyle w:val="000000100000" w:firstRow="0" w:lastRow="0" w:firstColumn="0" w:lastColumn="0" w:oddVBand="0" w:evenVBand="0" w:oddHBand="1" w:evenHBand="0" w:firstRowFirstColumn="0" w:firstRowLastColumn="0" w:lastRowFirstColumn="0" w:lastRowLastColumn="0"/>
+        </w:trPr>
+        <w:tc>
+          <w:tcPr>
+            <w:cnfStyle w:val="001000000000" w:firstRow="0" w:lastRow="0" w:firstColumn="1" w:lastColumn="0" w:oddVBand="0" w:evenVBand="0" w:oddHBand="0" w:evenHBand="0" w:firstRowFirstColumn="0" w:firstRowLastColumn="0" w:lastRowFirstColumn="0" w:lastRowLastColumn="0"/>
+            <w:tcW w:w="4531" w:type="dxa"/>
+          </w:tcPr>
+          <w:p>
+            <w:r>
+              <w:t>Memory</w:t>
+            </w:r>
+          </w:p>
+        </w:tc>
+        <w:tc>
+          <w:tcPr>
+            <w:tcW w:w="4531" w:type="dxa"/>
+          </w:tcPr>
+          <w:p>
+            <w:pPr>
+              <w:cnfStyle w:val="000000100000" w:firstRow="0" w:lastRow="0" w:firstColumn="0" w:lastColumn="0" w:oddVBand="0" w:evenVBand="0" w:oddHBand="1" w:evenHBand="0" w:firstRowFirstColumn="0" w:firstRowLastColumn="0" w:lastRowFirstColumn="0" w:lastRowLastColumn="0"/>
+            </w:pPr>
+            <w:r>
+              <w:t>4</w:t>
+            </w:r>
+            <w:r>
+              <w:t xml:space="preserve"> GB</w:t>
+            </w:r>
+          </w:p>
+        </w:tc>
+      </w:tr>
+      <w:tr>
+        <w:tc>
+          <w:tcPr>
+            <w:cnfStyle w:val="001000000000" w:firstRow="0" w:lastRow="0" w:firstColumn="1" w:lastColumn="0" w:oddVBand="0" w:evenVBand="0" w:oddHBand="0" w:evenHBand="0" w:firstRowFirstColumn="0" w:firstRowLastColumn="0" w:lastRowFirstColumn="0" w:lastRowLastColumn="0"/>
+            <w:tcW w:w="4531" w:type="dxa"/>
+          </w:tcPr>
+          <w:p>
+            <w:proofErr w:type="spellStart"/>
+            <w:r>
+              <w:t>Processors</w:t>
+            </w:r>
+            <w:proofErr w:type="spellEnd"/>
+          </w:p>
+        </w:tc>
+        <w:tc>
+          <w:tcPr>
+            <w:tcW w:w="4531" w:type="dxa"/>
+          </w:tcPr>
+          <w:p>
+            <w:pPr>
+              <w:cnfStyle w:val="000000000000" w:firstRow="0" w:lastRow="0" w:firstColumn="0" w:lastColumn="0" w:oddVBand="0" w:evenVBand="0" w:oddHBand="0" w:evenHBand="0" w:firstRowFirstColumn="0" w:firstRowLastColumn="0" w:lastRowFirstColumn="0" w:lastRowLastColumn="0"/>
+            </w:pPr>
+            <w:r>
+              <w:t>2</w:t>
+            </w:r>
+          </w:p>
+        </w:tc>
+      </w:tr>
+      <w:tr>
+        <w:trPr>
+          <w:cnfStyle w:val="000000100000" w:firstRow="0" w:lastRow="0" w:firstColumn="0" w:lastColumn="0" w:oddVBand="0" w:evenVBand="0" w:oddHBand="1" w:evenHBand="0" w:firstRowFirstColumn="0" w:firstRowLastColumn="0" w:lastRowFirstColumn="0" w:lastRowLastColumn="0"/>
+        </w:trPr>
+        <w:tc>
+          <w:tcPr>
+            <w:cnfStyle w:val="001000000000" w:firstRow="0" w:lastRow="0" w:firstColumn="1" w:lastColumn="0" w:oddVBand="0" w:evenVBand="0" w:oddHBand="0" w:evenHBand="0" w:firstRowFirstColumn="0" w:firstRowLastColumn="0" w:lastRowFirstColumn="0" w:lastRowLastColumn="0"/>
+            <w:tcW w:w="4531" w:type="dxa"/>
+          </w:tcPr>
+          <w:p>
+            <w:r>
+              <w:t>Hard Disk</w:t>
+            </w:r>
+          </w:p>
+        </w:tc>
+        <w:tc>
+          <w:tcPr>
+            <w:tcW w:w="4531" w:type="dxa"/>
+          </w:tcPr>
+          <w:p>
+            <w:pPr>
+              <w:cnfStyle w:val="000000100000" w:firstRow="0" w:lastRow="0" w:firstColumn="0" w:lastColumn="0" w:oddVBand="0" w:evenVBand="0" w:oddHBand="1" w:evenHBand="0" w:firstRowFirstColumn="0" w:firstRowLastColumn="0" w:lastRowFirstColumn="0" w:lastRowLastColumn="0"/>
+            </w:pPr>
+            <w:r>
+              <w:t>64</w:t>
+            </w:r>
+            <w:r>
+              <w:t xml:space="preserve"> GB</w:t>
+            </w:r>
+            <w:r>
+              <w:t xml:space="preserve"> (Dieser Wert ist so hoch, da die VM als erste und damit ohne Referenz eingerichtet wurde)</w:t>
+            </w:r>
+          </w:p>
+        </w:tc>
+      </w:tr>
+      <w:tr>
+        <w:tc>
+          <w:tcPr>
+            <w:cnfStyle w:val="001000000000" w:firstRow="0" w:lastRow="0" w:firstColumn="1" w:lastColumn="0" w:oddVBand="0" w:evenVBand="0" w:oddHBand="0" w:evenHBand="0" w:firstRowFirstColumn="0" w:firstRowLastColumn="0" w:lastRowFirstColumn="0" w:lastRowLastColumn="0"/>
+            <w:tcW w:w="4531" w:type="dxa"/>
+          </w:tcPr>
+          <w:p>
+            <w:r>
+              <w:t>Network Adapter</w:t>
+            </w:r>
+          </w:p>
+        </w:tc>
+        <w:tc>
+          <w:tcPr>
+            <w:tcW w:w="4531" w:type="dxa"/>
+          </w:tcPr>
+          <w:p>
+            <w:pPr>
+              <w:cnfStyle w:val="000000000000" w:firstRow="0" w:lastRow="0" w:firstColumn="0" w:lastColumn="0" w:oddVBand="0" w:evenVBand="0" w:oddHBand="0" w:evenHBand="0" w:firstRowFirstColumn="0" w:firstRowLastColumn="0" w:lastRowFirstColumn="0" w:lastRowLastColumn="0"/>
+            </w:pPr>
+            <w:r>
+              <w:t>VMnet1</w:t>
+            </w:r>
+          </w:p>
+        </w:tc>
+      </w:tr>
+    </w:tbl>
     <w:p>
       <w:pPr>
         <w:rPr>
@@ -2451,42 +2961,218 @@
       <w:pPr>
         <w:pStyle w:val="berschrift1"/>
       </w:pPr>
-      <w:bookmarkStart w:id="8" w:name="_Toc226465333"/>
-      <w:r>
+      <w:bookmarkStart w:id="7" w:name="_Toc226465333"/>
+      <w:r>
+        <w:lastRenderedPageBreak/>
         <w:t>Schritt 2: Erstellen und Einbinden der S</w:t>
       </w:r>
       <w:r>
         <w:t>hares</w:t>
       </w:r>
-      <w:bookmarkEnd w:id="8"/>
+      <w:bookmarkEnd w:id="7"/>
     </w:p>
     <w:p>
       <w:pPr>
         <w:pStyle w:val="berschrift2"/>
       </w:pPr>
-      <w:bookmarkStart w:id="9" w:name="_Toc226465334"/>
+      <w:bookmarkStart w:id="8" w:name="_Toc226465334"/>
       <w:r>
         <w:t>Share Konzept</w:t>
       </w:r>
-      <w:bookmarkEnd w:id="9"/>
+      <w:bookmarkEnd w:id="8"/>
+    </w:p>
+    <w:p>
+      <w:r>
+        <w:t xml:space="preserve">Um die Filestruktur einer Firma nachzubilden, wird auf dem Windows Server eine Reihe an Ordnern erstellt. Es gibt für jede im Organigramm von Yeez1 vorhandene Abteilung einen solchen FILE-Ordner. Dieser wird mithilfe der «Erweiterten Freigabe» für die Clients verfügbar gemacht. Um im späteren Verlauf zu zeigen, dass das Backup funktioniert hat, ist in jedem Ordner eine Datei vorhanden. Diese wurde einigermassen passend benannt, hat jedoch keinen weiteren Zweck. </w:t>
+      </w:r>
     </w:p>
     <w:p>
       <w:pPr>
         <w:pStyle w:val="berschrift2"/>
       </w:pPr>
-      <w:bookmarkStart w:id="10" w:name="_Toc226465335"/>
+      <w:bookmarkStart w:id="9" w:name="_Toc226465335"/>
       <w:r>
         <w:t>User/Gruppen Konzept</w:t>
       </w:r>
-      <w:bookmarkEnd w:id="10"/>
+      <w:bookmarkEnd w:id="9"/>
+    </w:p>
+    <w:p>
+      <w:r>
+        <w:t xml:space="preserve">Um die Berechtigungen korrekt und möglichst sauber umzusetzen, wurden auf dem Windows Server ein User pro Abteilung erstellt. Zusätzlich gibt es auch für jede Abteilung eine Gruppe. Dies da ein User in mehreren Abteilungen gleichzeitig arbeitet und das Löschen oder Hinzufügen </w:t>
+      </w:r>
+      <w:r>
+        <w:t>eines Users</w:t>
+      </w:r>
+      <w:r>
+        <w:t xml:space="preserve"> keine Neukonfiguration an der Freigaberegel erfordern soll. Es folgen zwei Screenshots, welche zum einen die User und </w:t>
+      </w:r>
+      <w:r>
+        <w:t>zum anderen</w:t>
+      </w:r>
+      <w:r>
+        <w:t xml:space="preserve"> die Gruppen zeigen.</w:t>
+      </w:r>
+    </w:p>
+    <w:p>
+      <w:pPr>
+        <w:keepNext/>
+      </w:pPr>
+      <w:r>
+        <w:drawing>
+          <wp:inline distT="0" distB="0" distL="0" distR="0" wp14:anchorId="62C870D6" wp14:editId="493E932E">
+            <wp:extent cx="6821687" cy="1440000"/>
+            <wp:effectExtent l="0" t="0" r="0" b="8255"/>
+            <wp:docPr id="1646789114" name="Grafik 1"/>
+            <wp:cNvGraphicFramePr>
+              <a:graphicFrameLocks xmlns:a="http://schemas.openxmlformats.org/drawingml/2006/main" noChangeAspect="1"/>
+            </wp:cNvGraphicFramePr>
+            <a:graphic xmlns:a="http://schemas.openxmlformats.org/drawingml/2006/main">
+              <a:graphicData uri="http://schemas.openxmlformats.org/drawingml/2006/picture">
+                <pic:pic xmlns:pic="http://schemas.openxmlformats.org/drawingml/2006/picture">
+                  <pic:nvPicPr>
+                    <pic:cNvPr id="1646789114" name=""/>
+                    <pic:cNvPicPr/>
+                  </pic:nvPicPr>
+                  <pic:blipFill>
+                    <a:blip r:embed="rId10"/>
+                    <a:stretch>
+                      <a:fillRect/>
+                    </a:stretch>
+                  </pic:blipFill>
+                  <pic:spPr>
+                    <a:xfrm>
+                      <a:off x="0" y="0"/>
+                      <a:ext cx="6821687" cy="1440000"/>
+                    </a:xfrm>
+                    <a:prstGeom prst="rect">
+                      <a:avLst/>
+                    </a:prstGeom>
+                  </pic:spPr>
+                </pic:pic>
+              </a:graphicData>
+            </a:graphic>
+          </wp:inline>
+        </w:drawing>
+      </w:r>
+    </w:p>
+    <w:p>
+      <w:pPr>
+        <w:pStyle w:val="Beschriftung"/>
+      </w:pPr>
+      <w:r>
+        <w:t xml:space="preserve">Abbildung </w:t>
+      </w:r>
+      <w:r>
+        <w:fldChar w:fldCharType="begin"/>
+      </w:r>
+      <w:r>
+        <w:instrText xml:space="preserve"> SEQ Abbildung \* ARABIC </w:instrText>
+      </w:r>
+      <w:r>
+        <w:fldChar w:fldCharType="separate"/>
+      </w:r>
+      <w:r>
+        <w:rPr>
+          <w:noProof/>
+        </w:rPr>
+        <w:t>1</w:t>
+      </w:r>
+      <w:r>
+        <w:fldChar w:fldCharType="end"/>
+      </w:r>
+      <w:r>
+        <w:t>: User auf Windows Server</w:t>
+      </w:r>
+    </w:p>
+    <w:p>
+      <w:pPr>
+        <w:keepNext/>
+      </w:pPr>
+      <w:r>
+        <w:drawing>
+          <wp:inline distT="0" distB="0" distL="0" distR="0" wp14:anchorId="3ECDCF23" wp14:editId="3088CFFB">
+            <wp:extent cx="3162161" cy="1440000"/>
+            <wp:effectExtent l="0" t="0" r="635" b="8255"/>
+            <wp:docPr id="694259843" name="Grafik 1"/>
+            <wp:cNvGraphicFramePr>
+              <a:graphicFrameLocks xmlns:a="http://schemas.openxmlformats.org/drawingml/2006/main" noChangeAspect="1"/>
+            </wp:cNvGraphicFramePr>
+            <a:graphic xmlns:a="http://schemas.openxmlformats.org/drawingml/2006/main">
+              <a:graphicData uri="http://schemas.openxmlformats.org/drawingml/2006/picture">
+                <pic:pic xmlns:pic="http://schemas.openxmlformats.org/drawingml/2006/picture">
+                  <pic:nvPicPr>
+                    <pic:cNvPr id="694259843" name=""/>
+                    <pic:cNvPicPr/>
+                  </pic:nvPicPr>
+                  <pic:blipFill>
+                    <a:blip r:embed="rId11"/>
+                    <a:stretch>
+                      <a:fillRect/>
+                    </a:stretch>
+                  </pic:blipFill>
+                  <pic:spPr>
+                    <a:xfrm>
+                      <a:off x="0" y="0"/>
+                      <a:ext cx="3162161" cy="1440000"/>
+                    </a:xfrm>
+                    <a:prstGeom prst="rect">
+                      <a:avLst/>
+                    </a:prstGeom>
+                  </pic:spPr>
+                </pic:pic>
+              </a:graphicData>
+            </a:graphic>
+          </wp:inline>
+        </w:drawing>
+      </w:r>
+    </w:p>
+    <w:p>
+      <w:pPr>
+        <w:pStyle w:val="Beschriftung"/>
+      </w:pPr>
+      <w:r>
+        <w:t xml:space="preserve">Abbildung </w:t>
+      </w:r>
+      <w:r>
+        <w:fldChar w:fldCharType="begin"/>
+      </w:r>
+      <w:r>
+        <w:instrText xml:space="preserve"> SEQ Abbildung \* ARABIC </w:instrText>
+      </w:r>
+      <w:r>
+        <w:fldChar w:fldCharType="separate"/>
+      </w:r>
+      <w:r>
+        <w:rPr>
+          <w:noProof/>
+        </w:rPr>
+        <w:t>2</w:t>
+      </w:r>
+      <w:r>
+        <w:fldChar w:fldCharType="end"/>
+      </w:r>
+      <w:r>
+        <w:t>: Gruppen auf Windows Server</w:t>
+      </w:r>
     </w:p>
     <w:p>
       <w:pPr>
         <w:pStyle w:val="berschrift2"/>
       </w:pPr>
-      <w:bookmarkStart w:id="11" w:name="_Toc226465336"/>
-      <w:r>
+      <w:bookmarkStart w:id="10" w:name="_Toc226465336"/>
+      <w:r>
+        <w:lastRenderedPageBreak/>
         <w:t>Umsetzung Shares</w:t>
+      </w:r>
+      <w:bookmarkEnd w:id="10"/>
+    </w:p>
+    <w:p>
+      <w:pPr>
+        <w:pStyle w:val="berschrift3"/>
+      </w:pPr>
+      <w:bookmarkStart w:id="11" w:name="_Toc226465337"/>
+      <w:r>
+        <w:t>Windows Server</w:t>
       </w:r>
       <w:bookmarkEnd w:id="11"/>
     </w:p>
@@ -2494,9 +3180,9 @@
       <w:pPr>
         <w:pStyle w:val="berschrift3"/>
       </w:pPr>
-      <w:bookmarkStart w:id="12" w:name="_Toc226465337"/>
-      <w:r>
-        <w:t>Windows Server</w:t>
+      <w:bookmarkStart w:id="12" w:name="_Toc226465338"/>
+      <w:r>
+        <w:t>Windows Client</w:t>
       </w:r>
       <w:bookmarkEnd w:id="12"/>
     </w:p>
@@ -2504,21 +3190,11 @@
       <w:pPr>
         <w:pStyle w:val="berschrift3"/>
       </w:pPr>
-      <w:bookmarkStart w:id="13" w:name="_Toc226465338"/>
-      <w:r>
-        <w:t>Windows Client</w:t>
+      <w:bookmarkStart w:id="13" w:name="_Toc226465339"/>
+      <w:r>
+        <w:t>Ubuntu Client</w:t>
       </w:r>
       <w:bookmarkEnd w:id="13"/>
-    </w:p>
-    <w:p>
-      <w:pPr>
-        <w:pStyle w:val="berschrift3"/>
-      </w:pPr>
-      <w:bookmarkStart w:id="14" w:name="_Toc226465339"/>
-      <w:r>
-        <w:t>Ubuntu Client</w:t>
-      </w:r>
-      <w:bookmarkEnd w:id="14"/>
     </w:p>
     <w:p/>
     <w:p>
@@ -2530,10 +3206,25 @@
       <w:pPr>
         <w:pStyle w:val="berschrift1"/>
       </w:pPr>
-      <w:bookmarkStart w:id="15" w:name="_Toc226465340"/>
+      <w:bookmarkStart w:id="14" w:name="_Toc226465340"/>
       <w:r>
         <w:lastRenderedPageBreak/>
-        <w:t>Schritt 3: Inbetriebnahme TrueNAS</w:t>
+        <w:t xml:space="preserve">Schritt 3: Inbetriebnahme </w:t>
+      </w:r>
+      <w:proofErr w:type="spellStart"/>
+      <w:r>
+        <w:t>TrueNAS</w:t>
+      </w:r>
+      <w:bookmarkEnd w:id="14"/>
+      <w:proofErr w:type="spellEnd"/>
+    </w:p>
+    <w:p>
+      <w:pPr>
+        <w:pStyle w:val="berschrift2"/>
+      </w:pPr>
+      <w:bookmarkStart w:id="15" w:name="_Toc226465341"/>
+      <w:r>
+        <w:t>Datasets</w:t>
       </w:r>
       <w:bookmarkEnd w:id="15"/>
     </w:p>
@@ -2541,9 +3232,9 @@
       <w:pPr>
         <w:pStyle w:val="berschrift2"/>
       </w:pPr>
-      <w:bookmarkStart w:id="16" w:name="_Toc226465341"/>
-      <w:r>
-        <w:t>Datasets</w:t>
+      <w:bookmarkStart w:id="16" w:name="_Toc226465342"/>
+      <w:r>
+        <w:t>Shares / User</w:t>
       </w:r>
       <w:bookmarkEnd w:id="16"/>
     </w:p>
@@ -2551,36 +3242,41 @@
       <w:pPr>
         <w:pStyle w:val="berschrift2"/>
       </w:pPr>
-      <w:bookmarkStart w:id="17" w:name="_Toc226465342"/>
-      <w:r>
-        <w:t>Shares / User</w:t>
+      <w:bookmarkStart w:id="17" w:name="_Toc226465343"/>
+      <w:r>
+        <w:t>Windows Server</w:t>
       </w:r>
       <w:bookmarkEnd w:id="17"/>
+    </w:p>
+    <w:p/>
+    <w:p>
+      <w:r>
+        <w:br w:type="page"/>
+      </w:r>
+    </w:p>
+    <w:p>
+      <w:pPr>
+        <w:pStyle w:val="berschrift1"/>
+      </w:pPr>
+      <w:bookmarkStart w:id="18" w:name="_Toc226465344"/>
+      <w:r>
+        <w:lastRenderedPageBreak/>
+        <w:t xml:space="preserve">Schritt 4: </w:t>
+      </w:r>
+      <w:proofErr w:type="spellStart"/>
+      <w:r>
+        <w:t>Testing</w:t>
+      </w:r>
+      <w:bookmarkEnd w:id="18"/>
+      <w:proofErr w:type="spellEnd"/>
     </w:p>
     <w:p>
       <w:pPr>
         <w:pStyle w:val="berschrift2"/>
       </w:pPr>
-      <w:bookmarkStart w:id="18" w:name="_Toc226465343"/>
-      <w:r>
-        <w:t>Windows Server</w:t>
-      </w:r>
-      <w:bookmarkEnd w:id="18"/>
-    </w:p>
-    <w:p/>
-    <w:p>
-      <w:r>
-        <w:br w:type="page"/>
-      </w:r>
-    </w:p>
-    <w:p>
-      <w:pPr>
-        <w:pStyle w:val="berschrift1"/>
-      </w:pPr>
-      <w:bookmarkStart w:id="19" w:name="_Toc226465344"/>
-      <w:r>
-        <w:lastRenderedPageBreak/>
-        <w:t>Schritt 4: Testing</w:t>
+      <w:bookmarkStart w:id="19" w:name="_Toc226465345"/>
+      <w:r>
+        <w:t>Vollbackup zu Testzwecken</w:t>
       </w:r>
       <w:bookmarkEnd w:id="19"/>
     </w:p>
@@ -2588,27 +3284,22 @@
       <w:pPr>
         <w:pStyle w:val="berschrift2"/>
       </w:pPr>
-      <w:bookmarkStart w:id="20" w:name="_Toc226465345"/>
-      <w:r>
-        <w:t>Vollbackup zu Testzwecken</w:t>
+      <w:bookmarkStart w:id="20" w:name="_Toc226465346"/>
+      <w:proofErr w:type="spellStart"/>
+      <w:r>
+        <w:t>Disaster</w:t>
+      </w:r>
+      <w:proofErr w:type="spellEnd"/>
+      <w:r>
+        <w:t xml:space="preserve"> &amp; Recovery</w:t>
       </w:r>
       <w:bookmarkEnd w:id="20"/>
-    </w:p>
-    <w:p>
-      <w:pPr>
-        <w:pStyle w:val="berschrift2"/>
-      </w:pPr>
-      <w:bookmarkStart w:id="21" w:name="_Toc226465346"/>
-      <w:r>
-        <w:t>Disaster &amp; Recovery</w:t>
-      </w:r>
-      <w:bookmarkEnd w:id="21"/>
     </w:p>
     <w:p/>
     <w:p/>
     <w:sectPr>
-      <w:headerReference w:type="default" r:id="rId10"/>
-      <w:footerReference w:type="default" r:id="rId11"/>
+      <w:headerReference w:type="default" r:id="rId12"/>
+      <w:footerReference w:type="default" r:id="rId13"/>
       <w:pgSz w:w="11906" w:h="16838"/>
       <w:pgMar w:top="1417" w:right="1417" w:bottom="1134" w:left="1417" w:header="708" w:footer="708" w:gutter="0"/>
       <w:pgNumType w:start="0"/>
@@ -3878,6 +4569,120 @@
       <w:u w:val="single"/>
     </w:rPr>
   </w:style>
+  <w:style w:type="table" w:styleId="Tabellenraster">
+    <w:name w:val="Table Grid"/>
+    <w:basedOn w:val="NormaleTabelle"/>
+    <w:uiPriority w:val="39"/>
+    <w:rsid w:val="001C317E"/>
+    <w:pPr>
+      <w:spacing w:after="0" w:line="240" w:lineRule="auto"/>
+    </w:pPr>
+    <w:tblPr>
+      <w:tblBorders>
+        <w:top w:val="single" w:sz="4" w:space="0" w:color="auto"/>
+        <w:left w:val="single" w:sz="4" w:space="0" w:color="auto"/>
+        <w:bottom w:val="single" w:sz="4" w:space="0" w:color="auto"/>
+        <w:right w:val="single" w:sz="4" w:space="0" w:color="auto"/>
+        <w:insideH w:val="single" w:sz="4" w:space="0" w:color="auto"/>
+        <w:insideV w:val="single" w:sz="4" w:space="0" w:color="auto"/>
+      </w:tblBorders>
+    </w:tblPr>
+  </w:style>
+  <w:style w:type="table" w:styleId="Gitternetztabelle4Akzent1">
+    <w:name w:val="Grid Table 4 Accent 1"/>
+    <w:basedOn w:val="NormaleTabelle"/>
+    <w:uiPriority w:val="49"/>
+    <w:rsid w:val="001C317E"/>
+    <w:pPr>
+      <w:spacing w:after="0" w:line="240" w:lineRule="auto"/>
+    </w:pPr>
+    <w:tblPr>
+      <w:tblStyleRowBandSize w:val="1"/>
+      <w:tblStyleColBandSize w:val="1"/>
+      <w:tblBorders>
+        <w:top w:val="single" w:sz="4" w:space="0" w:color="45B0E1" w:themeColor="accent1" w:themeTint="99"/>
+        <w:left w:val="single" w:sz="4" w:space="0" w:color="45B0E1" w:themeColor="accent1" w:themeTint="99"/>
+        <w:bottom w:val="single" w:sz="4" w:space="0" w:color="45B0E1" w:themeColor="accent1" w:themeTint="99"/>
+        <w:right w:val="single" w:sz="4" w:space="0" w:color="45B0E1" w:themeColor="accent1" w:themeTint="99"/>
+        <w:insideH w:val="single" w:sz="4" w:space="0" w:color="45B0E1" w:themeColor="accent1" w:themeTint="99"/>
+        <w:insideV w:val="single" w:sz="4" w:space="0" w:color="45B0E1" w:themeColor="accent1" w:themeTint="99"/>
+      </w:tblBorders>
+    </w:tblPr>
+    <w:tblStylePr w:type="firstRow">
+      <w:rPr>
+        <w:b/>
+        <w:bCs/>
+        <w:color w:val="FFFFFF" w:themeColor="background1"/>
+      </w:rPr>
+      <w:tblPr/>
+      <w:tcPr>
+        <w:tcBorders>
+          <w:top w:val="single" w:sz="4" w:space="0" w:color="156082" w:themeColor="accent1"/>
+          <w:left w:val="single" w:sz="4" w:space="0" w:color="156082" w:themeColor="accent1"/>
+          <w:bottom w:val="single" w:sz="4" w:space="0" w:color="156082" w:themeColor="accent1"/>
+          <w:right w:val="single" w:sz="4" w:space="0" w:color="156082" w:themeColor="accent1"/>
+          <w:insideH w:val="nil"/>
+          <w:insideV w:val="nil"/>
+        </w:tcBorders>
+        <w:shd w:val="clear" w:color="auto" w:fill="156082" w:themeFill="accent1"/>
+      </w:tcPr>
+    </w:tblStylePr>
+    <w:tblStylePr w:type="lastRow">
+      <w:rPr>
+        <w:b/>
+        <w:bCs/>
+      </w:rPr>
+      <w:tblPr/>
+      <w:tcPr>
+        <w:tcBorders>
+          <w:top w:val="double" w:sz="4" w:space="0" w:color="156082" w:themeColor="accent1"/>
+        </w:tcBorders>
+      </w:tcPr>
+    </w:tblStylePr>
+    <w:tblStylePr w:type="firstCol">
+      <w:rPr>
+        <w:b/>
+        <w:bCs/>
+      </w:rPr>
+    </w:tblStylePr>
+    <w:tblStylePr w:type="lastCol">
+      <w:rPr>
+        <w:b/>
+        <w:bCs/>
+      </w:rPr>
+    </w:tblStylePr>
+    <w:tblStylePr w:type="band1Vert">
+      <w:tblPr/>
+      <w:tcPr>
+        <w:shd w:val="clear" w:color="auto" w:fill="C1E4F5" w:themeFill="accent1" w:themeFillTint="33"/>
+      </w:tcPr>
+    </w:tblStylePr>
+    <w:tblStylePr w:type="band1Horz">
+      <w:tblPr/>
+      <w:tcPr>
+        <w:shd w:val="clear" w:color="auto" w:fill="C1E4F5" w:themeFill="accent1" w:themeFillTint="33"/>
+      </w:tcPr>
+    </w:tblStylePr>
+  </w:style>
+  <w:style w:type="paragraph" w:styleId="Beschriftung">
+    <w:name w:val="caption"/>
+    <w:basedOn w:val="Standard"/>
+    <w:next w:val="Standard"/>
+    <w:uiPriority w:val="35"/>
+    <w:unhideWhenUsed/>
+    <w:qFormat/>
+    <w:rsid w:val="00935503"/>
+    <w:pPr>
+      <w:spacing w:after="200" w:line="240" w:lineRule="auto"/>
+    </w:pPr>
+    <w:rPr>
+      <w:i/>
+      <w:iCs/>
+      <w:color w:val="0E2841" w:themeColor="text2"/>
+      <w:sz w:val="18"/>
+      <w:szCs w:val="18"/>
+    </w:rPr>
+  </w:style>
 </w:styles>
 </file>
 
@@ -4002,7 +4807,7 @@
   </w:compat>
   <w:rsids>
     <w:rsidRoot w:val="004972B4"/>
-    <w:rsid w:val="002F0249"/>
+    <w:rsid w:val="00042F66"/>
     <w:rsid w:val="004972B4"/>
     <w:rsid w:val="00767D7E"/>
   </w:rsids>

--- a/M143/LB2/LB2_Dokumentation.docx
+++ b/M143/LB2/LB2_Dokumentation.docx
@@ -55,7 +55,7 @@
                         <pic:cNvPicPr/>
                       </pic:nvPicPr>
                       <pic:blipFill>
-                        <a:blip r:embed="rId8" cstate="print">
+                        <a:blip r:embed="rId9" cstate="print">
                           <a:duotone>
                             <a:schemeClr val="accent1">
                               <a:shade val="45000"/>
@@ -527,7 +527,7 @@
                         <pic:cNvPicPr/>
                       </pic:nvPicPr>
                       <pic:blipFill>
-                        <a:blip r:embed="rId9" cstate="print">
+                        <a:blip r:embed="rId10" cstate="print">
                           <a:duotone>
                             <a:schemeClr val="accent1">
                               <a:shade val="45000"/>
@@ -2297,7 +2297,7 @@
           </w:tcPr>
           <w:p>
             <w:r>
-              <w:t>Memory</w:t>
+              <w:t>IP-Adresse</w:t>
             </w:r>
           </w:p>
         </w:tc>
@@ -2310,7 +2310,7 @@
               <w:cnfStyle w:val="000000100000" w:firstRow="0" w:lastRow="0" w:firstColumn="0" w:lastColumn="0" w:oddVBand="0" w:evenVBand="0" w:oddHBand="1" w:evenHBand="0" w:firstRowFirstColumn="0" w:firstRowLastColumn="0" w:lastRowFirstColumn="0" w:lastRowLastColumn="0"/>
             </w:pPr>
             <w:r>
-              <w:t>2 GB</w:t>
+              <w:t>192.168.214.133</w:t>
             </w:r>
           </w:p>
         </w:tc>
@@ -2322,11 +2322,9 @@
             <w:tcW w:w="4531" w:type="dxa"/>
           </w:tcPr>
           <w:p>
-            <w:proofErr w:type="spellStart"/>
-            <w:r>
-              <w:t>Processors</w:t>
-            </w:r>
-            <w:proofErr w:type="spellEnd"/>
+            <w:r>
+              <w:t>Memory</w:t>
+            </w:r>
           </w:p>
         </w:tc>
         <w:tc>
@@ -2338,7 +2336,7 @@
               <w:cnfStyle w:val="000000000000" w:firstRow="0" w:lastRow="0" w:firstColumn="0" w:lastColumn="0" w:oddVBand="0" w:evenVBand="0" w:oddHBand="0" w:evenHBand="0" w:firstRowFirstColumn="0" w:firstRowLastColumn="0" w:lastRowFirstColumn="0" w:lastRowLastColumn="0"/>
             </w:pPr>
             <w:r>
-              <w:t>2</w:t>
+              <w:t>2 GB</w:t>
             </w:r>
           </w:p>
         </w:tc>
@@ -2353,9 +2351,11 @@
             <w:tcW w:w="4531" w:type="dxa"/>
           </w:tcPr>
           <w:p>
-            <w:r>
-              <w:t>Hard Disk</w:t>
-            </w:r>
+            <w:proofErr w:type="spellStart"/>
+            <w:r>
+              <w:t>Processors</w:t>
+            </w:r>
+            <w:proofErr w:type="spellEnd"/>
           </w:p>
         </w:tc>
         <w:tc>
@@ -2367,7 +2367,7 @@
               <w:cnfStyle w:val="000000100000" w:firstRow="0" w:lastRow="0" w:firstColumn="0" w:lastColumn="0" w:oddVBand="0" w:evenVBand="0" w:oddHBand="1" w:evenHBand="0" w:firstRowFirstColumn="0" w:firstRowLastColumn="0" w:lastRowFirstColumn="0" w:lastRowLastColumn="0"/>
             </w:pPr>
             <w:r>
-              <w:t>20 GB</w:t>
+              <w:t>2</w:t>
             </w:r>
           </w:p>
         </w:tc>
@@ -2380,7 +2380,7 @@
           </w:tcPr>
           <w:p>
             <w:r>
-              <w:t>Zusätzliche Hard Disks</w:t>
+              <w:t>Hard Disk</w:t>
             </w:r>
           </w:p>
         </w:tc>
@@ -2393,10 +2393,7 @@
               <w:cnfStyle w:val="000000000000" w:firstRow="0" w:lastRow="0" w:firstColumn="0" w:lastColumn="0" w:oddVBand="0" w:evenVBand="0" w:oddHBand="0" w:evenHBand="0" w:firstRowFirstColumn="0" w:firstRowLastColumn="0" w:lastRowFirstColumn="0" w:lastRowLastColumn="0"/>
             </w:pPr>
             <w:r>
-              <w:t>3x 5GB</w:t>
-            </w:r>
-            <w:r>
-              <w:t xml:space="preserve"> (Für RAID)</w:t>
+              <w:t>20 GB</w:t>
             </w:r>
           </w:p>
         </w:tc>
@@ -2412,7 +2409,7 @@
           </w:tcPr>
           <w:p>
             <w:r>
-              <w:t>Network Adapter</w:t>
+              <w:t>Zusätzliche Hard Disks</w:t>
             </w:r>
           </w:p>
         </w:tc>
@@ -2423,6 +2420,35 @@
           <w:p>
             <w:pPr>
               <w:cnfStyle w:val="000000100000" w:firstRow="0" w:lastRow="0" w:firstColumn="0" w:lastColumn="0" w:oddVBand="0" w:evenVBand="0" w:oddHBand="1" w:evenHBand="0" w:firstRowFirstColumn="0" w:firstRowLastColumn="0" w:lastRowFirstColumn="0" w:lastRowLastColumn="0"/>
+            </w:pPr>
+            <w:r>
+              <w:t>3x 5GB</w:t>
+            </w:r>
+            <w:r>
+              <w:t xml:space="preserve"> (Für RAID)</w:t>
+            </w:r>
+          </w:p>
+        </w:tc>
+      </w:tr>
+      <w:tr>
+        <w:tc>
+          <w:tcPr>
+            <w:cnfStyle w:val="001000000000" w:firstRow="0" w:lastRow="0" w:firstColumn="1" w:lastColumn="0" w:oddVBand="0" w:evenVBand="0" w:oddHBand="0" w:evenHBand="0" w:firstRowFirstColumn="0" w:firstRowLastColumn="0" w:lastRowFirstColumn="0" w:lastRowLastColumn="0"/>
+            <w:tcW w:w="4531" w:type="dxa"/>
+          </w:tcPr>
+          <w:p>
+            <w:r>
+              <w:t>Network Adapter</w:t>
+            </w:r>
+          </w:p>
+        </w:tc>
+        <w:tc>
+          <w:tcPr>
+            <w:tcW w:w="4531" w:type="dxa"/>
+          </w:tcPr>
+          <w:p>
+            <w:pPr>
+              <w:cnfStyle w:val="000000000000" w:firstRow="0" w:lastRow="0" w:firstColumn="0" w:lastColumn="0" w:oddVBand="0" w:evenVBand="0" w:oddHBand="0" w:evenHBand="0" w:firstRowFirstColumn="0" w:firstRowLastColumn="0" w:lastRowFirstColumn="0" w:lastRowLastColumn="0"/>
             </w:pPr>
             <w:r>
               <w:t>VMnet1</w:t>
@@ -2439,6 +2465,14 @@
         </w:rPr>
       </w:pPr>
       <w:bookmarkStart w:id="4" w:name="_Toc226465329"/>
+    </w:p>
+    <w:p>
+      <w:pPr>
+        <w:pStyle w:val="berschrift3"/>
+        <w:rPr>
+          <w:lang w:val="en-US"/>
+        </w:rPr>
+      </w:pPr>
       <w:r>
         <w:rPr>
           <w:lang w:val="en-US"/>
@@ -2497,7 +2531,7 @@
           </w:tcPr>
           <w:p>
             <w:r>
-              <w:t>Memory</w:t>
+              <w:t>IP-Adresse</w:t>
             </w:r>
           </w:p>
         </w:tc>
@@ -2510,10 +2544,10 @@
               <w:cnfStyle w:val="000000100000" w:firstRow="0" w:lastRow="0" w:firstColumn="0" w:lastColumn="0" w:oddVBand="0" w:evenVBand="0" w:oddHBand="1" w:evenHBand="0" w:firstRowFirstColumn="0" w:firstRowLastColumn="0" w:lastRowFirstColumn="0" w:lastRowLastColumn="0"/>
             </w:pPr>
             <w:r>
-              <w:t>4</w:t>
-            </w:r>
-            <w:r>
-              <w:t xml:space="preserve"> GB</w:t>
+              <w:t>192.168.214.13</w:t>
+            </w:r>
+            <w:r>
+              <w:t>2</w:t>
             </w:r>
           </w:p>
         </w:tc>
@@ -2525,11 +2559,9 @@
             <w:tcW w:w="4531" w:type="dxa"/>
           </w:tcPr>
           <w:p>
-            <w:proofErr w:type="spellStart"/>
-            <w:r>
-              <w:t>Processors</w:t>
-            </w:r>
-            <w:proofErr w:type="spellEnd"/>
+            <w:r>
+              <w:t>Memory</w:t>
+            </w:r>
           </w:p>
         </w:tc>
         <w:tc>
@@ -2541,7 +2573,10 @@
               <w:cnfStyle w:val="000000000000" w:firstRow="0" w:lastRow="0" w:firstColumn="0" w:lastColumn="0" w:oddVBand="0" w:evenVBand="0" w:oddHBand="0" w:evenHBand="0" w:firstRowFirstColumn="0" w:firstRowLastColumn="0" w:lastRowFirstColumn="0" w:lastRowLastColumn="0"/>
             </w:pPr>
             <w:r>
-              <w:t>2</w:t>
+              <w:t>4</w:t>
+            </w:r>
+            <w:r>
+              <w:t xml:space="preserve"> GB</w:t>
             </w:r>
           </w:p>
         </w:tc>
@@ -2556,9 +2591,11 @@
             <w:tcW w:w="4531" w:type="dxa"/>
           </w:tcPr>
           <w:p>
-            <w:r>
-              <w:t>Hard Disk</w:t>
-            </w:r>
+            <w:proofErr w:type="spellStart"/>
+            <w:r>
+              <w:t>Processors</w:t>
+            </w:r>
+            <w:proofErr w:type="spellEnd"/>
           </w:p>
         </w:tc>
         <w:tc>
@@ -2570,7 +2607,7 @@
               <w:cnfStyle w:val="000000100000" w:firstRow="0" w:lastRow="0" w:firstColumn="0" w:lastColumn="0" w:oddVBand="0" w:evenVBand="0" w:oddHBand="1" w:evenHBand="0" w:firstRowFirstColumn="0" w:firstRowLastColumn="0" w:lastRowFirstColumn="0" w:lastRowLastColumn="0"/>
             </w:pPr>
             <w:r>
-              <w:t>20 GB</w:t>
+              <w:t>2</w:t>
             </w:r>
           </w:p>
         </w:tc>
@@ -2583,7 +2620,7 @@
           </w:tcPr>
           <w:p>
             <w:r>
-              <w:t>Network Adapter</w:t>
+              <w:t>Hard Disk</w:t>
             </w:r>
           </w:p>
         </w:tc>
@@ -2594,6 +2631,35 @@
           <w:p>
             <w:pPr>
               <w:cnfStyle w:val="000000000000" w:firstRow="0" w:lastRow="0" w:firstColumn="0" w:lastColumn="0" w:oddVBand="0" w:evenVBand="0" w:oddHBand="0" w:evenHBand="0" w:firstRowFirstColumn="0" w:firstRowLastColumn="0" w:lastRowFirstColumn="0" w:lastRowLastColumn="0"/>
+            </w:pPr>
+            <w:r>
+              <w:t>20 GB</w:t>
+            </w:r>
+          </w:p>
+        </w:tc>
+      </w:tr>
+      <w:tr>
+        <w:trPr>
+          <w:cnfStyle w:val="000000100000" w:firstRow="0" w:lastRow="0" w:firstColumn="0" w:lastColumn="0" w:oddVBand="0" w:evenVBand="0" w:oddHBand="1" w:evenHBand="0" w:firstRowFirstColumn="0" w:firstRowLastColumn="0" w:lastRowFirstColumn="0" w:lastRowLastColumn="0"/>
+        </w:trPr>
+        <w:tc>
+          <w:tcPr>
+            <w:cnfStyle w:val="001000000000" w:firstRow="0" w:lastRow="0" w:firstColumn="1" w:lastColumn="0" w:oddVBand="0" w:evenVBand="0" w:oddHBand="0" w:evenHBand="0" w:firstRowFirstColumn="0" w:firstRowLastColumn="0" w:lastRowFirstColumn="0" w:lastRowLastColumn="0"/>
+            <w:tcW w:w="4531" w:type="dxa"/>
+          </w:tcPr>
+          <w:p>
+            <w:r>
+              <w:t>Network Adapter</w:t>
+            </w:r>
+          </w:p>
+        </w:tc>
+        <w:tc>
+          <w:tcPr>
+            <w:tcW w:w="4531" w:type="dxa"/>
+          </w:tcPr>
+          <w:p>
+            <w:pPr>
+              <w:cnfStyle w:val="000000100000" w:firstRow="0" w:lastRow="0" w:firstColumn="0" w:lastColumn="0" w:oddVBand="0" w:evenVBand="0" w:oddHBand="1" w:evenHBand="0" w:firstRowFirstColumn="0" w:firstRowLastColumn="0" w:lastRowFirstColumn="0" w:lastRowLastColumn="0"/>
             </w:pPr>
             <w:r>
               <w:t>VMnet1</w:t>
@@ -2610,6 +2676,14 @@
         </w:rPr>
       </w:pPr>
       <w:bookmarkStart w:id="5" w:name="_Toc226465330"/>
+    </w:p>
+    <w:p>
+      <w:pPr>
+        <w:pStyle w:val="berschrift3"/>
+        <w:rPr>
+          <w:lang w:val="en-US"/>
+        </w:rPr>
+      </w:pPr>
       <w:r>
         <w:rPr>
           <w:lang w:val="en-US"/>
@@ -2668,7 +2742,7 @@
           </w:tcPr>
           <w:p>
             <w:r>
-              <w:t>Memory</w:t>
+              <w:t>IP-Adresse</w:t>
             </w:r>
           </w:p>
         </w:tc>
@@ -2681,7 +2755,7 @@
               <w:cnfStyle w:val="000000100000" w:firstRow="0" w:lastRow="0" w:firstColumn="0" w:lastColumn="0" w:oddVBand="0" w:evenVBand="0" w:oddHBand="1" w:evenHBand="0" w:firstRowFirstColumn="0" w:firstRowLastColumn="0" w:lastRowFirstColumn="0" w:lastRowLastColumn="0"/>
             </w:pPr>
             <w:r>
-              <w:t>2 GB</w:t>
+              <w:t>192.168.214.134</w:t>
             </w:r>
           </w:p>
         </w:tc>
@@ -2693,11 +2767,9 @@
             <w:tcW w:w="4531" w:type="dxa"/>
           </w:tcPr>
           <w:p>
-            <w:proofErr w:type="spellStart"/>
-            <w:r>
-              <w:t>Processors</w:t>
-            </w:r>
-            <w:proofErr w:type="spellEnd"/>
+            <w:r>
+              <w:t>Memory</w:t>
+            </w:r>
           </w:p>
         </w:tc>
         <w:tc>
@@ -2709,7 +2781,7 @@
               <w:cnfStyle w:val="000000000000" w:firstRow="0" w:lastRow="0" w:firstColumn="0" w:lastColumn="0" w:oddVBand="0" w:evenVBand="0" w:oddHBand="0" w:evenHBand="0" w:firstRowFirstColumn="0" w:firstRowLastColumn="0" w:lastRowFirstColumn="0" w:lastRowLastColumn="0"/>
             </w:pPr>
             <w:r>
-              <w:t>2</w:t>
+              <w:t>2 GB</w:t>
             </w:r>
           </w:p>
         </w:tc>
@@ -2724,9 +2796,11 @@
             <w:tcW w:w="4531" w:type="dxa"/>
           </w:tcPr>
           <w:p>
-            <w:r>
-              <w:t>Hard Disk</w:t>
-            </w:r>
+            <w:proofErr w:type="spellStart"/>
+            <w:r>
+              <w:t>Processors</w:t>
+            </w:r>
+            <w:proofErr w:type="spellEnd"/>
           </w:p>
         </w:tc>
         <w:tc>
@@ -2738,10 +2812,7 @@
               <w:cnfStyle w:val="000000100000" w:firstRow="0" w:lastRow="0" w:firstColumn="0" w:lastColumn="0" w:oddVBand="0" w:evenVBand="0" w:oddHBand="1" w:evenHBand="0" w:firstRowFirstColumn="0" w:firstRowLastColumn="0" w:lastRowFirstColumn="0" w:lastRowLastColumn="0"/>
             </w:pPr>
             <w:r>
-              <w:t>6</w:t>
-            </w:r>
-            <w:r>
-              <w:t>0 GB</w:t>
+              <w:t>2</w:t>
             </w:r>
           </w:p>
         </w:tc>
@@ -2754,7 +2825,7 @@
           </w:tcPr>
           <w:p>
             <w:r>
-              <w:t>Network Adapter</w:t>
+              <w:t>Hard Disk</w:t>
             </w:r>
           </w:p>
         </w:tc>
@@ -2765,6 +2836,38 @@
           <w:p>
             <w:pPr>
               <w:cnfStyle w:val="000000000000" w:firstRow="0" w:lastRow="0" w:firstColumn="0" w:lastColumn="0" w:oddVBand="0" w:evenVBand="0" w:oddHBand="0" w:evenHBand="0" w:firstRowFirstColumn="0" w:firstRowLastColumn="0" w:lastRowFirstColumn="0" w:lastRowLastColumn="0"/>
+            </w:pPr>
+            <w:r>
+              <w:t>6</w:t>
+            </w:r>
+            <w:r>
+              <w:t>0 GB</w:t>
+            </w:r>
+          </w:p>
+        </w:tc>
+      </w:tr>
+      <w:tr>
+        <w:trPr>
+          <w:cnfStyle w:val="000000100000" w:firstRow="0" w:lastRow="0" w:firstColumn="0" w:lastColumn="0" w:oddVBand="0" w:evenVBand="0" w:oddHBand="1" w:evenHBand="0" w:firstRowFirstColumn="0" w:firstRowLastColumn="0" w:lastRowFirstColumn="0" w:lastRowLastColumn="0"/>
+        </w:trPr>
+        <w:tc>
+          <w:tcPr>
+            <w:cnfStyle w:val="001000000000" w:firstRow="0" w:lastRow="0" w:firstColumn="1" w:lastColumn="0" w:oddVBand="0" w:evenVBand="0" w:oddHBand="0" w:evenHBand="0" w:firstRowFirstColumn="0" w:firstRowLastColumn="0" w:lastRowFirstColumn="0" w:lastRowLastColumn="0"/>
+            <w:tcW w:w="4531" w:type="dxa"/>
+          </w:tcPr>
+          <w:p>
+            <w:r>
+              <w:t>Network Adapter</w:t>
+            </w:r>
+          </w:p>
+        </w:tc>
+        <w:tc>
+          <w:tcPr>
+            <w:tcW w:w="4531" w:type="dxa"/>
+          </w:tcPr>
+          <w:p>
+            <w:pPr>
+              <w:cnfStyle w:val="000000100000" w:firstRow="0" w:lastRow="0" w:firstColumn="0" w:lastColumn="0" w:oddVBand="0" w:evenVBand="0" w:oddHBand="1" w:evenHBand="0" w:firstRowFirstColumn="0" w:firstRowLastColumn="0" w:lastRowFirstColumn="0" w:lastRowLastColumn="0"/>
             </w:pPr>
             <w:r>
               <w:t>VMnet1</w:t>
@@ -2781,6 +2884,21 @@
         </w:rPr>
       </w:pPr>
       <w:bookmarkStart w:id="6" w:name="_Toc226465331"/>
+      <w:r>
+        <w:rPr>
+          <w:lang w:val="en-US"/>
+        </w:rPr>
+        <w:lastRenderedPageBreak/>
+        <w:br/>
+      </w:r>
+    </w:p>
+    <w:p>
+      <w:pPr>
+        <w:pStyle w:val="berschrift3"/>
+        <w:rPr>
+          <w:lang w:val="en-US"/>
+        </w:rPr>
+      </w:pPr>
       <w:r>
         <w:rPr>
           <w:lang w:val="en-US"/>
@@ -2839,7 +2957,7 @@
           </w:tcPr>
           <w:p>
             <w:r>
-              <w:t>Memory</w:t>
+              <w:t>IP-Adresse</w:t>
             </w:r>
           </w:p>
         </w:tc>
@@ -2852,10 +2970,7 @@
               <w:cnfStyle w:val="000000100000" w:firstRow="0" w:lastRow="0" w:firstColumn="0" w:lastColumn="0" w:oddVBand="0" w:evenVBand="0" w:oddHBand="1" w:evenHBand="0" w:firstRowFirstColumn="0" w:firstRowLastColumn="0" w:lastRowFirstColumn="0" w:lastRowLastColumn="0"/>
             </w:pPr>
             <w:r>
-              <w:t>4</w:t>
-            </w:r>
-            <w:r>
-              <w:t xml:space="preserve"> GB</w:t>
+              <w:t>192.168.214.131</w:t>
             </w:r>
           </w:p>
         </w:tc>
@@ -2867,11 +2982,9 @@
             <w:tcW w:w="4531" w:type="dxa"/>
           </w:tcPr>
           <w:p>
-            <w:proofErr w:type="spellStart"/>
-            <w:r>
-              <w:t>Processors</w:t>
-            </w:r>
-            <w:proofErr w:type="spellEnd"/>
+            <w:r>
+              <w:t>Memory</w:t>
+            </w:r>
           </w:p>
         </w:tc>
         <w:tc>
@@ -2883,7 +2996,10 @@
               <w:cnfStyle w:val="000000000000" w:firstRow="0" w:lastRow="0" w:firstColumn="0" w:lastColumn="0" w:oddVBand="0" w:evenVBand="0" w:oddHBand="0" w:evenHBand="0" w:firstRowFirstColumn="0" w:firstRowLastColumn="0" w:lastRowFirstColumn="0" w:lastRowLastColumn="0"/>
             </w:pPr>
             <w:r>
-              <w:t>2</w:t>
+              <w:t>4</w:t>
+            </w:r>
+            <w:r>
+              <w:t xml:space="preserve"> GB</w:t>
             </w:r>
           </w:p>
         </w:tc>
@@ -2898,9 +3014,11 @@
             <w:tcW w:w="4531" w:type="dxa"/>
           </w:tcPr>
           <w:p>
-            <w:r>
-              <w:t>Hard Disk</w:t>
-            </w:r>
+            <w:proofErr w:type="spellStart"/>
+            <w:r>
+              <w:t>Processors</w:t>
+            </w:r>
+            <w:proofErr w:type="spellEnd"/>
           </w:p>
         </w:tc>
         <w:tc>
@@ -2912,13 +3030,7 @@
               <w:cnfStyle w:val="000000100000" w:firstRow="0" w:lastRow="0" w:firstColumn="0" w:lastColumn="0" w:oddVBand="0" w:evenVBand="0" w:oddHBand="1" w:evenHBand="0" w:firstRowFirstColumn="0" w:firstRowLastColumn="0" w:lastRowFirstColumn="0" w:lastRowLastColumn="0"/>
             </w:pPr>
             <w:r>
-              <w:t>64</w:t>
-            </w:r>
-            <w:r>
-              <w:t xml:space="preserve"> GB</w:t>
-            </w:r>
-            <w:r>
-              <w:t xml:space="preserve"> (Dieser Wert ist so hoch, da die VM als erste und damit ohne Referenz eingerichtet wurde)</w:t>
+              <w:t>2</w:t>
             </w:r>
           </w:p>
         </w:tc>
@@ -2931,7 +3043,7 @@
           </w:tcPr>
           <w:p>
             <w:r>
-              <w:t>Network Adapter</w:t>
+              <w:t>Hard Disk</w:t>
             </w:r>
           </w:p>
         </w:tc>
@@ -2942,6 +3054,41 @@
           <w:p>
             <w:pPr>
               <w:cnfStyle w:val="000000000000" w:firstRow="0" w:lastRow="0" w:firstColumn="0" w:lastColumn="0" w:oddVBand="0" w:evenVBand="0" w:oddHBand="0" w:evenHBand="0" w:firstRowFirstColumn="0" w:firstRowLastColumn="0" w:lastRowFirstColumn="0" w:lastRowLastColumn="0"/>
+            </w:pPr>
+            <w:r>
+              <w:t>64</w:t>
+            </w:r>
+            <w:r>
+              <w:t xml:space="preserve"> GB</w:t>
+            </w:r>
+            <w:r>
+              <w:t xml:space="preserve"> (Dieser Wert ist so hoch, da die VM als erste und damit ohne Referenz eingerichtet wurde)</w:t>
+            </w:r>
+          </w:p>
+        </w:tc>
+      </w:tr>
+      <w:tr>
+        <w:trPr>
+          <w:cnfStyle w:val="000000100000" w:firstRow="0" w:lastRow="0" w:firstColumn="0" w:lastColumn="0" w:oddVBand="0" w:evenVBand="0" w:oddHBand="1" w:evenHBand="0" w:firstRowFirstColumn="0" w:firstRowLastColumn="0" w:lastRowFirstColumn="0" w:lastRowLastColumn="0"/>
+        </w:trPr>
+        <w:tc>
+          <w:tcPr>
+            <w:cnfStyle w:val="001000000000" w:firstRow="0" w:lastRow="0" w:firstColumn="1" w:lastColumn="0" w:oddVBand="0" w:evenVBand="0" w:oddHBand="0" w:evenHBand="0" w:firstRowFirstColumn="0" w:firstRowLastColumn="0" w:lastRowFirstColumn="0" w:lastRowLastColumn="0"/>
+            <w:tcW w:w="4531" w:type="dxa"/>
+          </w:tcPr>
+          <w:p>
+            <w:r>
+              <w:t>Network Adapter</w:t>
+            </w:r>
+          </w:p>
+        </w:tc>
+        <w:tc>
+          <w:tcPr>
+            <w:tcW w:w="4531" w:type="dxa"/>
+          </w:tcPr>
+          <w:p>
+            <w:pPr>
+              <w:cnfStyle w:val="000000100000" w:firstRow="0" w:lastRow="0" w:firstColumn="0" w:lastColumn="0" w:oddVBand="0" w:evenVBand="0" w:oddHBand="1" w:evenHBand="0" w:firstRowFirstColumn="0" w:firstRowLastColumn="0" w:lastRowFirstColumn="0" w:lastRowLastColumn="0"/>
             </w:pPr>
             <w:r>
               <w:t>VMnet1</w:t>
@@ -2963,7 +3110,6 @@
       </w:pPr>
       <w:bookmarkStart w:id="7" w:name="_Toc226465333"/>
       <w:r>
-        <w:lastRenderedPageBreak/>
         <w:t>Schritt 2: Erstellen und Einbinden der S</w:t>
       </w:r>
       <w:r>
@@ -3034,7 +3180,7 @@
                     <pic:cNvPicPr/>
                   </pic:nvPicPr>
                   <pic:blipFill>
-                    <a:blip r:embed="rId10"/>
+                    <a:blip r:embed="rId11"/>
                     <a:stretch>
                       <a:fillRect/>
                     </a:stretch>
@@ -3089,6 +3235,7 @@
         <w:keepNext/>
       </w:pPr>
       <w:r>
+        <w:lastRenderedPageBreak/>
         <w:drawing>
           <wp:inline distT="0" distB="0" distL="0" distR="0" wp14:anchorId="3ECDCF23" wp14:editId="3088CFFB">
             <wp:extent cx="3162161" cy="1440000"/>
@@ -3105,7 +3252,7 @@
                     <pic:cNvPicPr/>
                   </pic:nvPicPr>
                   <pic:blipFill>
-                    <a:blip r:embed="rId11"/>
+                    <a:blip r:embed="rId12"/>
                     <a:stretch>
                       <a:fillRect/>
                     </a:stretch>
@@ -3161,7 +3308,6 @@
       </w:pPr>
       <w:bookmarkStart w:id="10" w:name="_Toc226465336"/>
       <w:r>
-        <w:lastRenderedPageBreak/>
         <w:t>Umsetzung Shares</w:t>
       </w:r>
       <w:bookmarkEnd w:id="10"/>
@@ -3175,6 +3321,214 @@
         <w:t>Windows Server</w:t>
       </w:r>
       <w:bookmarkEnd w:id="11"/>
+    </w:p>
+    <w:p>
+      <w:r>
+        <w:t xml:space="preserve">Für jede Abteilung wurde ein FILE-Ordner angelegt. Diese wurden freigegeben, um über die Client-VMs zugreifen zu können. Hierbei wurden die Rechte </w:t>
+      </w:r>
+      <w:r>
+        <w:t>wie folgt vergeben:</w:t>
+      </w:r>
+    </w:p>
+    <w:p>
+      <w:pPr>
+        <w:pStyle w:val="Listenabsatz"/>
+        <w:numPr>
+          <w:ilvl w:val="0"/>
+          <w:numId w:val="1"/>
+        </w:numPr>
+        <w:spacing w:before="120" w:after="240"/>
+        <w:ind w:left="709" w:hanging="425"/>
+      </w:pPr>
+      <w:r>
+        <w:t>Innerhalb der jeweiligen Gruppe haben die zugewiesenen Mitglieder Lese, Schreib und Ausführrecht</w:t>
+      </w:r>
+    </w:p>
+    <w:p>
+      <w:pPr>
+        <w:pStyle w:val="Listenabsatz"/>
+        <w:numPr>
+          <w:ilvl w:val="0"/>
+          <w:numId w:val="1"/>
+        </w:numPr>
+        <w:spacing w:before="120" w:after="240"/>
+        <w:ind w:left="709" w:hanging="425"/>
+      </w:pPr>
+      <w:r>
+        <w:t>Gruppenübergreifend dürfen die Daten zwar gelesen, aber nicht verändert werden</w:t>
+      </w:r>
+    </w:p>
+    <w:p>
+      <w:pPr>
+        <w:pStyle w:val="Listenabsatz"/>
+        <w:numPr>
+          <w:ilvl w:val="0"/>
+          <w:numId w:val="1"/>
+        </w:numPr>
+        <w:spacing w:before="120" w:after="240"/>
+        <w:ind w:left="709" w:hanging="425"/>
+      </w:pPr>
+      <w:r>
+        <w:t xml:space="preserve">IT-Administrator hat Zugriff auf alle Shares </w:t>
+      </w:r>
+    </w:p>
+    <w:p>
+      <w:pPr>
+        <w:spacing w:before="120" w:after="240"/>
+      </w:pPr>
+      <w:r>
+        <w:t xml:space="preserve">Es folgen ein Screenshot der angelegten Ordner, sowie </w:t>
+      </w:r>
+      <w:r>
+        <w:t>ein Beispiel von Berechtigungen auf eine Freigabe:</w:t>
+      </w:r>
+    </w:p>
+    <w:p>
+      <w:pPr>
+        <w:keepNext/>
+        <w:spacing w:before="120" w:after="240"/>
+      </w:pPr>
+      <w:r>
+        <w:t xml:space="preserve"> </w:t>
+      </w:r>
+      <w:r>
+        <w:drawing>
+          <wp:inline distT="0" distB="0" distL="0" distR="0" wp14:anchorId="2EF7ADA6" wp14:editId="2F50ACDF">
+            <wp:extent cx="3637029" cy="1440000"/>
+            <wp:effectExtent l="0" t="0" r="1905" b="8255"/>
+            <wp:docPr id="52767607" name="Grafik 1"/>
+            <wp:cNvGraphicFramePr>
+              <a:graphicFrameLocks xmlns:a="http://schemas.openxmlformats.org/drawingml/2006/main" noChangeAspect="1"/>
+            </wp:cNvGraphicFramePr>
+            <a:graphic xmlns:a="http://schemas.openxmlformats.org/drawingml/2006/main">
+              <a:graphicData uri="http://schemas.openxmlformats.org/drawingml/2006/picture">
+                <pic:pic xmlns:pic="http://schemas.openxmlformats.org/drawingml/2006/picture">
+                  <pic:nvPicPr>
+                    <pic:cNvPr id="52767607" name=""/>
+                    <pic:cNvPicPr/>
+                  </pic:nvPicPr>
+                  <pic:blipFill>
+                    <a:blip r:embed="rId13"/>
+                    <a:stretch>
+                      <a:fillRect/>
+                    </a:stretch>
+                  </pic:blipFill>
+                  <pic:spPr>
+                    <a:xfrm>
+                      <a:off x="0" y="0"/>
+                      <a:ext cx="3637029" cy="1440000"/>
+                    </a:xfrm>
+                    <a:prstGeom prst="rect">
+                      <a:avLst/>
+                    </a:prstGeom>
+                  </pic:spPr>
+                </pic:pic>
+              </a:graphicData>
+            </a:graphic>
+          </wp:inline>
+        </w:drawing>
+      </w:r>
+    </w:p>
+    <w:p>
+      <w:pPr>
+        <w:pStyle w:val="Beschriftung"/>
+      </w:pPr>
+      <w:r>
+        <w:t xml:space="preserve">Abbildung </w:t>
+      </w:r>
+      <w:r>
+        <w:fldChar w:fldCharType="begin"/>
+      </w:r>
+      <w:r>
+        <w:instrText xml:space="preserve"> SEQ Abbildung \* ARABIC </w:instrText>
+      </w:r>
+      <w:r>
+        <w:fldChar w:fldCharType="separate"/>
+      </w:r>
+      <w:r>
+        <w:rPr>
+          <w:noProof/>
+        </w:rPr>
+        <w:t>3</w:t>
+      </w:r>
+      <w:r>
+        <w:fldChar w:fldCharType="end"/>
+      </w:r>
+      <w:r>
+        <w:t>: FILE-Ordner auf Windows Server</w:t>
+      </w:r>
+    </w:p>
+    <w:p>
+      <w:pPr>
+        <w:keepNext/>
+      </w:pPr>
+      <w:r>
+        <w:lastRenderedPageBreak/>
+        <w:drawing>
+          <wp:inline distT="0" distB="0" distL="0" distR="0" wp14:anchorId="40F7C381" wp14:editId="6A13BD8E">
+            <wp:extent cx="3636000" cy="2991758"/>
+            <wp:effectExtent l="0" t="0" r="3175" b="0"/>
+            <wp:docPr id="1938427091" name="Grafik 1"/>
+            <wp:cNvGraphicFramePr>
+              <a:graphicFrameLocks xmlns:a="http://schemas.openxmlformats.org/drawingml/2006/main" noChangeAspect="1"/>
+            </wp:cNvGraphicFramePr>
+            <a:graphic xmlns:a="http://schemas.openxmlformats.org/drawingml/2006/main">
+              <a:graphicData uri="http://schemas.openxmlformats.org/drawingml/2006/picture">
+                <pic:pic xmlns:pic="http://schemas.openxmlformats.org/drawingml/2006/picture">
+                  <pic:nvPicPr>
+                    <pic:cNvPr id="1938427091" name=""/>
+                    <pic:cNvPicPr/>
+                  </pic:nvPicPr>
+                  <pic:blipFill>
+                    <a:blip r:embed="rId14"/>
+                    <a:stretch>
+                      <a:fillRect/>
+                    </a:stretch>
+                  </pic:blipFill>
+                  <pic:spPr>
+                    <a:xfrm>
+                      <a:off x="0" y="0"/>
+                      <a:ext cx="3636000" cy="2991758"/>
+                    </a:xfrm>
+                    <a:prstGeom prst="rect">
+                      <a:avLst/>
+                    </a:prstGeom>
+                  </pic:spPr>
+                </pic:pic>
+              </a:graphicData>
+            </a:graphic>
+          </wp:inline>
+        </w:drawing>
+      </w:r>
+    </w:p>
+    <w:p>
+      <w:pPr>
+        <w:pStyle w:val="Beschriftung"/>
+      </w:pPr>
+      <w:r>
+        <w:t xml:space="preserve">Abbildung </w:t>
+      </w:r>
+      <w:r>
+        <w:fldChar w:fldCharType="begin"/>
+      </w:r>
+      <w:r>
+        <w:instrText xml:space="preserve"> SEQ Abbildung \* ARABIC </w:instrText>
+      </w:r>
+      <w:r>
+        <w:fldChar w:fldCharType="separate"/>
+      </w:r>
+      <w:r>
+        <w:rPr>
+          <w:noProof/>
+        </w:rPr>
+        <w:t>4</w:t>
+      </w:r>
+      <w:r>
+        <w:fldChar w:fldCharType="end"/>
+      </w:r>
+      <w:r>
+        <w:t>: Berechtigungsbeispiel</w:t>
+      </w:r>
     </w:p>
     <w:p>
       <w:pPr>
@@ -3298,8 +3652,8 @@
     <w:p/>
     <w:p/>
     <w:sectPr>
-      <w:headerReference w:type="default" r:id="rId12"/>
-      <w:footerReference w:type="default" r:id="rId13"/>
+      <w:headerReference w:type="default" r:id="rId15"/>
+      <w:footerReference w:type="default" r:id="rId16"/>
       <w:pgSz w:w="11906" w:h="16838"/>
       <w:pgMar w:top="1417" w:right="1417" w:bottom="1134" w:left="1417" w:header="708" w:footer="708" w:gutter="0"/>
       <w:pgNumType w:start="0"/>
@@ -3459,6 +3813,127 @@
     </w:r>
   </w:p>
 </w:hdr>
+</file>
+
+<file path=word/numbering.xml><?xml version="1.0" encoding="utf-8"?>
+<w:numbering xmlns:wpc="http://schemas.microsoft.com/office/word/2010/wordprocessingCanvas" xmlns:cx="http://schemas.microsoft.com/office/drawing/2014/chartex" xmlns:cx1="http://schemas.microsoft.com/office/drawing/2015/9/8/chartex" xmlns:cx2="http://schemas.microsoft.com/office/drawing/2015/10/21/chartex" xmlns:cx3="http://schemas.microsoft.com/office/drawing/2016/5/9/chartex" xmlns:cx4="http://schemas.microsoft.com/office/drawing/2016/5/10/chartex" xmlns:cx5="http://schemas.microsoft.com/office/drawing/2016/5/11/chartex" xmlns:cx6="http://schemas.microsoft.com/office/drawing/2016/5/12/chartex" xmlns:cx7="http://schemas.microsoft.com/office/drawing/2016/5/13/chartex" xmlns:cx8="http://schemas.microsoft.com/office/drawing/2016/5/14/chartex" xmlns:mc="http://schemas.openxmlformats.org/markup-compatibility/2006" xmlns:aink="http://schemas.microsoft.com/office/drawing/2016/ink" xmlns:am3d="http://schemas.microsoft.com/office/drawing/2017/model3d" xmlns:o="urn:schemas-microsoft-com:office:office" xmlns:oel="http://schemas.microsoft.com/office/2019/extlst" xmlns:r="http://schemas.openxmlformats.org/officeDocument/2006/relationships" xmlns:m="http://schemas.openxmlformats.org/officeDocument/2006/math" xmlns:v="urn:schemas-microsoft-com:vml" xmlns:wp14="http://schemas.microsoft.com/office/word/2010/wordprocessingDrawing" xmlns:wp="http://schemas.openxmlformats.org/drawingml/2006/wordprocessingDrawing" xmlns:w10="urn:schemas-microsoft-com:office:word" xmlns:w="http://schemas.openxmlformats.org/wordprocessingml/2006/main" xmlns:w14="http://schemas.microsoft.com/office/word/2010/wordml" xmlns:w15="http://schemas.microsoft.com/office/word/2012/wordml" xmlns:w16cex="http://schemas.microsoft.com/office/word/2018/wordml/cex" xmlns:w16cid="http://schemas.microsoft.com/office/word/2016/wordml/cid" xmlns:w16="http://schemas.microsoft.com/office/word/2018/wordml" xmlns:w16du="http://schemas.microsoft.com/office/word/2023/wordml/word16du" xmlns:w16sdtdh="http://schemas.microsoft.com/office/word/2020/wordml/sdtdatahash" xmlns:w16sdtfl="http://schemas.microsoft.com/office/word/2024/wordml/sdtformatlock" xmlns:w16se="http://schemas.microsoft.com/office/word/2015/wordml/symex" xmlns:wpg="http://schemas.microsoft.com/office/word/2010/wordprocessingGroup" xmlns:wpi="http://schemas.microsoft.com/office/word/2010/wordprocessingInk" xmlns:wne="http://schemas.microsoft.com/office/word/2006/wordml" xmlns:wps="http://schemas.microsoft.com/office/word/2010/wordprocessingShape" mc:Ignorable="w14 w15 w16se w16cid w16 w16cex w16sdtdh w16sdtfl w16du wp14">
+  <w:abstractNum w:abstractNumId="0" w15:restartNumberingAfterBreak="0">
+    <w:nsid w:val="50D53203"/>
+    <w:multiLevelType w:val="hybridMultilevel"/>
+    <w:tmpl w:val="4C9C77EA"/>
+    <w:lvl w:ilvl="0" w:tplc="08070001">
+      <w:start w:val="1"/>
+      <w:numFmt w:val="bullet"/>
+      <w:lvlText w:val=""/>
+      <w:lvlJc w:val="left"/>
+      <w:pPr>
+        <w:ind w:left="720" w:hanging="360"/>
+      </w:pPr>
+      <w:rPr>
+        <w:rFonts w:ascii="Symbol" w:hAnsi="Symbol" w:hint="default"/>
+      </w:rPr>
+    </w:lvl>
+    <w:lvl w:ilvl="1" w:tplc="08070003" w:tentative="1">
+      <w:start w:val="1"/>
+      <w:numFmt w:val="bullet"/>
+      <w:lvlText w:val="o"/>
+      <w:lvlJc w:val="left"/>
+      <w:pPr>
+        <w:ind w:left="1440" w:hanging="360"/>
+      </w:pPr>
+      <w:rPr>
+        <w:rFonts w:ascii="Courier New" w:hAnsi="Courier New" w:cs="Courier New" w:hint="default"/>
+      </w:rPr>
+    </w:lvl>
+    <w:lvl w:ilvl="2" w:tplc="08070005" w:tentative="1">
+      <w:start w:val="1"/>
+      <w:numFmt w:val="bullet"/>
+      <w:lvlText w:val=""/>
+      <w:lvlJc w:val="left"/>
+      <w:pPr>
+        <w:ind w:left="2160" w:hanging="360"/>
+      </w:pPr>
+      <w:rPr>
+        <w:rFonts w:ascii="Wingdings" w:hAnsi="Wingdings" w:hint="default"/>
+      </w:rPr>
+    </w:lvl>
+    <w:lvl w:ilvl="3" w:tplc="08070001" w:tentative="1">
+      <w:start w:val="1"/>
+      <w:numFmt w:val="bullet"/>
+      <w:lvlText w:val=""/>
+      <w:lvlJc w:val="left"/>
+      <w:pPr>
+        <w:ind w:left="2880" w:hanging="360"/>
+      </w:pPr>
+      <w:rPr>
+        <w:rFonts w:ascii="Symbol" w:hAnsi="Symbol" w:hint="default"/>
+      </w:rPr>
+    </w:lvl>
+    <w:lvl w:ilvl="4" w:tplc="08070003" w:tentative="1">
+      <w:start w:val="1"/>
+      <w:numFmt w:val="bullet"/>
+      <w:lvlText w:val="o"/>
+      <w:lvlJc w:val="left"/>
+      <w:pPr>
+        <w:ind w:left="3600" w:hanging="360"/>
+      </w:pPr>
+      <w:rPr>
+        <w:rFonts w:ascii="Courier New" w:hAnsi="Courier New" w:cs="Courier New" w:hint="default"/>
+      </w:rPr>
+    </w:lvl>
+    <w:lvl w:ilvl="5" w:tplc="08070005" w:tentative="1">
+      <w:start w:val="1"/>
+      <w:numFmt w:val="bullet"/>
+      <w:lvlText w:val=""/>
+      <w:lvlJc w:val="left"/>
+      <w:pPr>
+        <w:ind w:left="4320" w:hanging="360"/>
+      </w:pPr>
+      <w:rPr>
+        <w:rFonts w:ascii="Wingdings" w:hAnsi="Wingdings" w:hint="default"/>
+      </w:rPr>
+    </w:lvl>
+    <w:lvl w:ilvl="6" w:tplc="08070001" w:tentative="1">
+      <w:start w:val="1"/>
+      <w:numFmt w:val="bullet"/>
+      <w:lvlText w:val=""/>
+      <w:lvlJc w:val="left"/>
+      <w:pPr>
+        <w:ind w:left="5040" w:hanging="360"/>
+      </w:pPr>
+      <w:rPr>
+        <w:rFonts w:ascii="Symbol" w:hAnsi="Symbol" w:hint="default"/>
+      </w:rPr>
+    </w:lvl>
+    <w:lvl w:ilvl="7" w:tplc="08070003" w:tentative="1">
+      <w:start w:val="1"/>
+      <w:numFmt w:val="bullet"/>
+      <w:lvlText w:val="o"/>
+      <w:lvlJc w:val="left"/>
+      <w:pPr>
+        <w:ind w:left="5760" w:hanging="360"/>
+      </w:pPr>
+      <w:rPr>
+        <w:rFonts w:ascii="Courier New" w:hAnsi="Courier New" w:cs="Courier New" w:hint="default"/>
+      </w:rPr>
+    </w:lvl>
+    <w:lvl w:ilvl="8" w:tplc="08070005" w:tentative="1">
+      <w:start w:val="1"/>
+      <w:numFmt w:val="bullet"/>
+      <w:lvlText w:val=""/>
+      <w:lvlJc w:val="left"/>
+      <w:pPr>
+        <w:ind w:left="6480" w:hanging="360"/>
+      </w:pPr>
+      <w:rPr>
+        <w:rFonts w:ascii="Wingdings" w:hAnsi="Wingdings" w:hint="default"/>
+      </w:rPr>
+    </w:lvl>
+  </w:abstractNum>
+  <w:num w:numId="1" w16cid:durableId="677512403">
+    <w:abstractNumId w:val="0"/>
+  </w:num>
+</w:numbering>
 </file>
 
 <file path=word/styles.xml><?xml version="1.0" encoding="utf-8"?>
@@ -4761,11 +5236,12 @@
 
 <file path=word/glossary/fontTable.xml><?xml version="1.0" encoding="utf-8"?>
 <w:fonts xmlns:mc="http://schemas.openxmlformats.org/markup-compatibility/2006" xmlns:r="http://schemas.openxmlformats.org/officeDocument/2006/relationships" xmlns:w="http://schemas.openxmlformats.org/wordprocessingml/2006/main" xmlns:w14="http://schemas.microsoft.com/office/word/2010/wordml" xmlns:w15="http://schemas.microsoft.com/office/word/2012/wordml" xmlns:w16cex="http://schemas.microsoft.com/office/word/2018/wordml/cex" xmlns:w16cid="http://schemas.microsoft.com/office/word/2016/wordml/cid" xmlns:w16="http://schemas.microsoft.com/office/word/2018/wordml" xmlns:w16du="http://schemas.microsoft.com/office/word/2023/wordml/word16du" xmlns:w16sdtdh="http://schemas.microsoft.com/office/word/2020/wordml/sdtdatahash" xmlns:w16sdtfl="http://schemas.microsoft.com/office/word/2024/wordml/sdtformatlock" xmlns:w16se="http://schemas.microsoft.com/office/word/2015/wordml/symex" mc:Ignorable="w14 w15 w16se w16cid w16 w16cex w16sdtdh w16sdtfl w16du">
-  <w:font w:name="Aptos">
-    <w:charset w:val="00"/>
-    <w:family w:val="swiss"/>
+  <w:font w:name="Symbol">
+    <w:panose1 w:val="05050102010706020507"/>
+    <w:charset w:val="02"/>
+    <w:family w:val="roman"/>
     <w:pitch w:val="variable"/>
-    <w:sig w:usb0="20000287" w:usb1="00000003" w:usb2="00000000" w:usb3="00000000" w:csb0="0000019F" w:csb1="00000000"/>
+    <w:sig w:usb0="00000000" w:usb1="10000000" w:usb2="00000000" w:usb3="00000000" w:csb0="80000000" w:csb1="00000000"/>
   </w:font>
   <w:font w:name="Times New Roman">
     <w:panose1 w:val="02020603050405020304"/>
@@ -4774,18 +5250,31 @@
     <w:pitch w:val="variable"/>
     <w:sig w:usb0="E0002EFF" w:usb1="C000785B" w:usb2="00000009" w:usb3="00000000" w:csb0="000001FF" w:csb1="00000000"/>
   </w:font>
-  <w:font w:name="Aptos Display">
-    <w:charset w:val="00"/>
-    <w:family w:val="swiss"/>
-    <w:pitch w:val="variable"/>
-    <w:sig w:usb0="20000287" w:usb1="00000003" w:usb2="00000000" w:usb3="00000000" w:csb0="0000019F" w:csb1="00000000"/>
-  </w:font>
   <w:font w:name="Courier New">
     <w:panose1 w:val="02070309020205020404"/>
     <w:charset w:val="00"/>
     <w:family w:val="modern"/>
     <w:pitch w:val="fixed"/>
     <w:sig w:usb0="E0002EFF" w:usb1="C0007843" w:usb2="00000009" w:usb3="00000000" w:csb0="000001FF" w:csb1="00000000"/>
+  </w:font>
+  <w:font w:name="Wingdings">
+    <w:panose1 w:val="05000000000000000000"/>
+    <w:charset w:val="02"/>
+    <w:family w:val="auto"/>
+    <w:pitch w:val="variable"/>
+    <w:sig w:usb0="00000000" w:usb1="10000000" w:usb2="00000000" w:usb3="00000000" w:csb0="80000000" w:csb1="00000000"/>
+  </w:font>
+  <w:font w:name="Aptos">
+    <w:charset w:val="00"/>
+    <w:family w:val="swiss"/>
+    <w:pitch w:val="variable"/>
+    <w:sig w:usb0="20000287" w:usb1="00000003" w:usb2="00000000" w:usb3="00000000" w:csb0="0000019F" w:csb1="00000000"/>
+  </w:font>
+  <w:font w:name="Aptos Display">
+    <w:charset w:val="00"/>
+    <w:family w:val="swiss"/>
+    <w:pitch w:val="variable"/>
+    <w:sig w:usb0="20000287" w:usb1="00000003" w:usb2="00000000" w:usb3="00000000" w:csb0="0000019F" w:csb1="00000000"/>
   </w:font>
 </w:fonts>
 </file>
@@ -4807,9 +5296,9 @@
   </w:compat>
   <w:rsids>
     <w:rsidRoot w:val="004972B4"/>
-    <w:rsid w:val="00042F66"/>
     <w:rsid w:val="004972B4"/>
     <w:rsid w:val="00767D7E"/>
+    <w:rsid w:val="009109CE"/>
   </w:rsids>
   <m:mathPr>
     <m:mathFont m:val="Cambria Math"/>

--- a/M143/LB2/LB2_Dokumentation.docx
+++ b/M143/LB2/LB2_Dokumentation.docx
@@ -625,7 +625,7 @@
           <w:r>
             <w:fldChar w:fldCharType="separate"/>
           </w:r>
-          <w:hyperlink w:anchor="_Toc226465325" w:history="1">
+          <w:hyperlink w:anchor="_Toc226470172" w:history="1">
             <w:r>
               <w:rPr>
                 <w:rStyle w:val="Hyperlink"/>
@@ -652,7 +652,7 @@
                 <w:noProof/>
                 <w:webHidden/>
               </w:rPr>
-              <w:instrText xml:space="preserve"> PAGEREF _Toc226465325 \h </w:instrText>
+              <w:instrText xml:space="preserve"> PAGEREF _Toc226470172 \h </w:instrText>
             </w:r>
             <w:r>
               <w:rPr>
@@ -695,7 +695,7 @@
               <w:lang w:eastAsia="de-CH"/>
             </w:rPr>
           </w:pPr>
-          <w:hyperlink w:anchor="_Toc226465326" w:history="1">
+          <w:hyperlink w:anchor="_Toc226470173" w:history="1">
             <w:r>
               <w:rPr>
                 <w:rStyle w:val="Hyperlink"/>
@@ -722,7 +722,7 @@
                 <w:noProof/>
                 <w:webHidden/>
               </w:rPr>
-              <w:instrText xml:space="preserve"> PAGEREF _Toc226465326 \h </w:instrText>
+              <w:instrText xml:space="preserve"> PAGEREF _Toc226470173 \h </w:instrText>
             </w:r>
             <w:r>
               <w:rPr>
@@ -765,12 +765,11 @@
               <w:lang w:eastAsia="de-CH"/>
             </w:rPr>
           </w:pPr>
-          <w:hyperlink w:anchor="_Toc226465327" w:history="1">
+          <w:hyperlink w:anchor="_Toc226470174" w:history="1">
             <w:r>
               <w:rPr>
                 <w:rStyle w:val="Hyperlink"/>
                 <w:noProof/>
-                <w:lang w:val="en-US"/>
               </w:rPr>
               <w:t>Konfigurationen</w:t>
             </w:r>
@@ -793,7 +792,7 @@
                 <w:noProof/>
                 <w:webHidden/>
               </w:rPr>
-              <w:instrText xml:space="preserve"> PAGEREF _Toc226465327 \h </w:instrText>
+              <w:instrText xml:space="preserve"> PAGEREF _Toc226470174 \h </w:instrText>
             </w:r>
             <w:r>
               <w:rPr>
@@ -836,12 +835,11 @@
               <w:lang w:eastAsia="de-CH"/>
             </w:rPr>
           </w:pPr>
-          <w:hyperlink w:anchor="_Toc226465328" w:history="1">
+          <w:hyperlink w:anchor="_Toc226470175" w:history="1">
             <w:r>
               <w:rPr>
                 <w:rStyle w:val="Hyperlink"/>
                 <w:noProof/>
-                <w:lang w:val="en-US"/>
               </w:rPr>
               <w:t>TrueNAS</w:t>
             </w:r>
@@ -864,7 +862,7 @@
                 <w:noProof/>
                 <w:webHidden/>
               </w:rPr>
-              <w:instrText xml:space="preserve"> PAGEREF _Toc226465328 \h </w:instrText>
+              <w:instrText xml:space="preserve"> PAGEREF _Toc226470175 \h </w:instrText>
             </w:r>
             <w:r>
               <w:rPr>
@@ -907,7 +905,7 @@
               <w:lang w:eastAsia="de-CH"/>
             </w:rPr>
           </w:pPr>
-          <w:hyperlink w:anchor="_Toc226465329" w:history="1">
+          <w:hyperlink w:anchor="_Toc226470176" w:history="1">
             <w:r>
               <w:rPr>
                 <w:rStyle w:val="Hyperlink"/>
@@ -935,7 +933,7 @@
                 <w:noProof/>
                 <w:webHidden/>
               </w:rPr>
-              <w:instrText xml:space="preserve"> PAGEREF _Toc226465329 \h </w:instrText>
+              <w:instrText xml:space="preserve"> PAGEREF _Toc226470176 \h </w:instrText>
             </w:r>
             <w:r>
               <w:rPr>
@@ -978,7 +976,7 @@
               <w:lang w:eastAsia="de-CH"/>
             </w:rPr>
           </w:pPr>
-          <w:hyperlink w:anchor="_Toc226465330" w:history="1">
+          <w:hyperlink w:anchor="_Toc226470177" w:history="1">
             <w:r>
               <w:rPr>
                 <w:rStyle w:val="Hyperlink"/>
@@ -1006,7 +1004,7 @@
                 <w:noProof/>
                 <w:webHidden/>
               </w:rPr>
-              <w:instrText xml:space="preserve"> PAGEREF _Toc226465330 \h </w:instrText>
+              <w:instrText xml:space="preserve"> PAGEREF _Toc226470177 \h </w:instrText>
             </w:r>
             <w:r>
               <w:rPr>
@@ -1049,7 +1047,7 @@
               <w:lang w:eastAsia="de-CH"/>
             </w:rPr>
           </w:pPr>
-          <w:hyperlink w:anchor="_Toc226465331" w:history="1">
+          <w:hyperlink w:anchor="_Toc226470178" w:history="1">
             <w:r>
               <w:rPr>
                 <w:rStyle w:val="Hyperlink"/>
@@ -1077,7 +1075,7 @@
                 <w:noProof/>
                 <w:webHidden/>
               </w:rPr>
-              <w:instrText xml:space="preserve"> PAGEREF _Toc226465331 \h </w:instrText>
+              <w:instrText xml:space="preserve"> PAGEREF _Toc226470178 \h </w:instrText>
             </w:r>
             <w:r>
               <w:rPr>
@@ -1097,7 +1095,77 @@
                 <w:noProof/>
                 <w:webHidden/>
               </w:rPr>
-              <w:t>2</w:t>
+              <w:t>3</w:t>
+            </w:r>
+            <w:r>
+              <w:rPr>
+                <w:noProof/>
+                <w:webHidden/>
+              </w:rPr>
+              <w:fldChar w:fldCharType="end"/>
+            </w:r>
+          </w:hyperlink>
+        </w:p>
+        <w:p>
+          <w:pPr>
+            <w:pStyle w:val="Verzeichnis1"/>
+            <w:tabs>
+              <w:tab w:val="right" w:leader="dot" w:pos="9062"/>
+            </w:tabs>
+            <w:rPr>
+              <w:rFonts w:eastAsiaTheme="minorEastAsia"/>
+              <w:noProof/>
+              <w:lang w:eastAsia="de-CH"/>
+            </w:rPr>
+          </w:pPr>
+          <w:hyperlink w:anchor="_Toc226470179" w:history="1">
+            <w:r>
+              <w:rPr>
+                <w:rStyle w:val="Hyperlink"/>
+                <w:noProof/>
+              </w:rPr>
+              <w:t>Schritt 2: Erstellen und Einbinden der Shares</w:t>
+            </w:r>
+            <w:r>
+              <w:rPr>
+                <w:noProof/>
+                <w:webHidden/>
+              </w:rPr>
+              <w:tab/>
+            </w:r>
+            <w:r>
+              <w:rPr>
+                <w:noProof/>
+                <w:webHidden/>
+              </w:rPr>
+              <w:fldChar w:fldCharType="begin"/>
+            </w:r>
+            <w:r>
+              <w:rPr>
+                <w:noProof/>
+                <w:webHidden/>
+              </w:rPr>
+              <w:instrText xml:space="preserve"> PAGEREF _Toc226470179 \h </w:instrText>
+            </w:r>
+            <w:r>
+              <w:rPr>
+                <w:noProof/>
+                <w:webHidden/>
+              </w:rPr>
+            </w:r>
+            <w:r>
+              <w:rPr>
+                <w:noProof/>
+                <w:webHidden/>
+              </w:rPr>
+              <w:fldChar w:fldCharType="separate"/>
+            </w:r>
+            <w:r>
+              <w:rPr>
+                <w:noProof/>
+                <w:webHidden/>
+              </w:rPr>
+              <w:t>3</w:t>
             </w:r>
             <w:r>
               <w:rPr>
@@ -1120,14 +1188,13 @@
               <w:lang w:eastAsia="de-CH"/>
             </w:rPr>
           </w:pPr>
-          <w:hyperlink w:anchor="_Toc226465332" w:history="1">
+          <w:hyperlink w:anchor="_Toc226470180" w:history="1">
             <w:r>
               <w:rPr>
                 <w:rStyle w:val="Hyperlink"/>
                 <w:noProof/>
-                <w:lang w:val="en-US"/>
-              </w:rPr>
-              <w:t>Resultat</w:t>
+              </w:rPr>
+              <w:t>Share Konzept</w:t>
             </w:r>
             <w:r>
               <w:rPr>
@@ -1148,7 +1215,7 @@
                 <w:noProof/>
                 <w:webHidden/>
               </w:rPr>
-              <w:instrText xml:space="preserve"> PAGEREF _Toc226465332 \h </w:instrText>
+              <w:instrText xml:space="preserve"> PAGEREF _Toc226470180 \h </w:instrText>
             </w:r>
             <w:r>
               <w:rPr>
@@ -1168,7 +1235,357 @@
                 <w:noProof/>
                 <w:webHidden/>
               </w:rPr>
-              <w:t>2</w:t>
+              <w:t>3</w:t>
+            </w:r>
+            <w:r>
+              <w:rPr>
+                <w:noProof/>
+                <w:webHidden/>
+              </w:rPr>
+              <w:fldChar w:fldCharType="end"/>
+            </w:r>
+          </w:hyperlink>
+        </w:p>
+        <w:p>
+          <w:pPr>
+            <w:pStyle w:val="Verzeichnis2"/>
+            <w:tabs>
+              <w:tab w:val="right" w:leader="dot" w:pos="9062"/>
+            </w:tabs>
+            <w:rPr>
+              <w:rFonts w:eastAsiaTheme="minorEastAsia"/>
+              <w:noProof/>
+              <w:lang w:eastAsia="de-CH"/>
+            </w:rPr>
+          </w:pPr>
+          <w:hyperlink w:anchor="_Toc226470181" w:history="1">
+            <w:r>
+              <w:rPr>
+                <w:rStyle w:val="Hyperlink"/>
+                <w:noProof/>
+              </w:rPr>
+              <w:t>User/Gruppen Konzept</w:t>
+            </w:r>
+            <w:r>
+              <w:rPr>
+                <w:noProof/>
+                <w:webHidden/>
+              </w:rPr>
+              <w:tab/>
+            </w:r>
+            <w:r>
+              <w:rPr>
+                <w:noProof/>
+                <w:webHidden/>
+              </w:rPr>
+              <w:fldChar w:fldCharType="begin"/>
+            </w:r>
+            <w:r>
+              <w:rPr>
+                <w:noProof/>
+                <w:webHidden/>
+              </w:rPr>
+              <w:instrText xml:space="preserve"> PAGEREF _Toc226470181 \h </w:instrText>
+            </w:r>
+            <w:r>
+              <w:rPr>
+                <w:noProof/>
+                <w:webHidden/>
+              </w:rPr>
+            </w:r>
+            <w:r>
+              <w:rPr>
+                <w:noProof/>
+                <w:webHidden/>
+              </w:rPr>
+              <w:fldChar w:fldCharType="separate"/>
+            </w:r>
+            <w:r>
+              <w:rPr>
+                <w:noProof/>
+                <w:webHidden/>
+              </w:rPr>
+              <w:t>3</w:t>
+            </w:r>
+            <w:r>
+              <w:rPr>
+                <w:noProof/>
+                <w:webHidden/>
+              </w:rPr>
+              <w:fldChar w:fldCharType="end"/>
+            </w:r>
+          </w:hyperlink>
+        </w:p>
+        <w:p>
+          <w:pPr>
+            <w:pStyle w:val="Verzeichnis2"/>
+            <w:tabs>
+              <w:tab w:val="right" w:leader="dot" w:pos="9062"/>
+            </w:tabs>
+            <w:rPr>
+              <w:rFonts w:eastAsiaTheme="minorEastAsia"/>
+              <w:noProof/>
+              <w:lang w:eastAsia="de-CH"/>
+            </w:rPr>
+          </w:pPr>
+          <w:hyperlink w:anchor="_Toc226470182" w:history="1">
+            <w:r>
+              <w:rPr>
+                <w:rStyle w:val="Hyperlink"/>
+                <w:noProof/>
+              </w:rPr>
+              <w:t>Umsetzung Shares</w:t>
+            </w:r>
+            <w:r>
+              <w:rPr>
+                <w:noProof/>
+                <w:webHidden/>
+              </w:rPr>
+              <w:tab/>
+            </w:r>
+            <w:r>
+              <w:rPr>
+                <w:noProof/>
+                <w:webHidden/>
+              </w:rPr>
+              <w:fldChar w:fldCharType="begin"/>
+            </w:r>
+            <w:r>
+              <w:rPr>
+                <w:noProof/>
+                <w:webHidden/>
+              </w:rPr>
+              <w:instrText xml:space="preserve"> PAGEREF _Toc226470182 \h </w:instrText>
+            </w:r>
+            <w:r>
+              <w:rPr>
+                <w:noProof/>
+                <w:webHidden/>
+              </w:rPr>
+            </w:r>
+            <w:r>
+              <w:rPr>
+                <w:noProof/>
+                <w:webHidden/>
+              </w:rPr>
+              <w:fldChar w:fldCharType="separate"/>
+            </w:r>
+            <w:r>
+              <w:rPr>
+                <w:noProof/>
+                <w:webHidden/>
+              </w:rPr>
+              <w:t>4</w:t>
+            </w:r>
+            <w:r>
+              <w:rPr>
+                <w:noProof/>
+                <w:webHidden/>
+              </w:rPr>
+              <w:fldChar w:fldCharType="end"/>
+            </w:r>
+          </w:hyperlink>
+        </w:p>
+        <w:p>
+          <w:pPr>
+            <w:pStyle w:val="Verzeichnis3"/>
+            <w:tabs>
+              <w:tab w:val="right" w:leader="dot" w:pos="9062"/>
+            </w:tabs>
+            <w:rPr>
+              <w:rFonts w:eastAsiaTheme="minorEastAsia"/>
+              <w:noProof/>
+              <w:lang w:eastAsia="de-CH"/>
+            </w:rPr>
+          </w:pPr>
+          <w:hyperlink w:anchor="_Toc226470183" w:history="1">
+            <w:r>
+              <w:rPr>
+                <w:rStyle w:val="Hyperlink"/>
+                <w:noProof/>
+              </w:rPr>
+              <w:t>Windows Server</w:t>
+            </w:r>
+            <w:r>
+              <w:rPr>
+                <w:noProof/>
+                <w:webHidden/>
+              </w:rPr>
+              <w:tab/>
+            </w:r>
+            <w:r>
+              <w:rPr>
+                <w:noProof/>
+                <w:webHidden/>
+              </w:rPr>
+              <w:fldChar w:fldCharType="begin"/>
+            </w:r>
+            <w:r>
+              <w:rPr>
+                <w:noProof/>
+                <w:webHidden/>
+              </w:rPr>
+              <w:instrText xml:space="preserve"> PAGEREF _Toc226470183 \h </w:instrText>
+            </w:r>
+            <w:r>
+              <w:rPr>
+                <w:noProof/>
+                <w:webHidden/>
+              </w:rPr>
+            </w:r>
+            <w:r>
+              <w:rPr>
+                <w:noProof/>
+                <w:webHidden/>
+              </w:rPr>
+              <w:fldChar w:fldCharType="separate"/>
+            </w:r>
+            <w:r>
+              <w:rPr>
+                <w:noProof/>
+                <w:webHidden/>
+              </w:rPr>
+              <w:t>4</w:t>
+            </w:r>
+            <w:r>
+              <w:rPr>
+                <w:noProof/>
+                <w:webHidden/>
+              </w:rPr>
+              <w:fldChar w:fldCharType="end"/>
+            </w:r>
+          </w:hyperlink>
+        </w:p>
+        <w:p>
+          <w:pPr>
+            <w:pStyle w:val="Verzeichnis3"/>
+            <w:tabs>
+              <w:tab w:val="right" w:leader="dot" w:pos="9062"/>
+            </w:tabs>
+            <w:rPr>
+              <w:rFonts w:eastAsiaTheme="minorEastAsia"/>
+              <w:noProof/>
+              <w:lang w:eastAsia="de-CH"/>
+            </w:rPr>
+          </w:pPr>
+          <w:hyperlink w:anchor="_Toc226470184" w:history="1">
+            <w:r>
+              <w:rPr>
+                <w:rStyle w:val="Hyperlink"/>
+                <w:noProof/>
+              </w:rPr>
+              <w:t>Windows Client</w:t>
+            </w:r>
+            <w:r>
+              <w:rPr>
+                <w:noProof/>
+                <w:webHidden/>
+              </w:rPr>
+              <w:tab/>
+            </w:r>
+            <w:r>
+              <w:rPr>
+                <w:noProof/>
+                <w:webHidden/>
+              </w:rPr>
+              <w:fldChar w:fldCharType="begin"/>
+            </w:r>
+            <w:r>
+              <w:rPr>
+                <w:noProof/>
+                <w:webHidden/>
+              </w:rPr>
+              <w:instrText xml:space="preserve"> PAGEREF _Toc226470184 \h </w:instrText>
+            </w:r>
+            <w:r>
+              <w:rPr>
+                <w:noProof/>
+                <w:webHidden/>
+              </w:rPr>
+            </w:r>
+            <w:r>
+              <w:rPr>
+                <w:noProof/>
+                <w:webHidden/>
+              </w:rPr>
+              <w:fldChar w:fldCharType="separate"/>
+            </w:r>
+            <w:r>
+              <w:rPr>
+                <w:noProof/>
+                <w:webHidden/>
+              </w:rPr>
+              <w:t>5</w:t>
+            </w:r>
+            <w:r>
+              <w:rPr>
+                <w:noProof/>
+                <w:webHidden/>
+              </w:rPr>
+              <w:fldChar w:fldCharType="end"/>
+            </w:r>
+          </w:hyperlink>
+        </w:p>
+        <w:p>
+          <w:pPr>
+            <w:pStyle w:val="Verzeichnis3"/>
+            <w:tabs>
+              <w:tab w:val="right" w:leader="dot" w:pos="9062"/>
+            </w:tabs>
+            <w:rPr>
+              <w:rFonts w:eastAsiaTheme="minorEastAsia"/>
+              <w:noProof/>
+              <w:lang w:eastAsia="de-CH"/>
+            </w:rPr>
+          </w:pPr>
+          <w:hyperlink w:anchor="_Toc226470185" w:history="1">
+            <w:r>
+              <w:rPr>
+                <w:rStyle w:val="Hyperlink"/>
+                <w:noProof/>
+              </w:rPr>
+              <w:t>Ubuntu Client</w:t>
+            </w:r>
+            <w:r>
+              <w:rPr>
+                <w:noProof/>
+                <w:webHidden/>
+              </w:rPr>
+              <w:tab/>
+            </w:r>
+            <w:r>
+              <w:rPr>
+                <w:noProof/>
+                <w:webHidden/>
+              </w:rPr>
+              <w:fldChar w:fldCharType="begin"/>
+            </w:r>
+            <w:r>
+              <w:rPr>
+                <w:noProof/>
+                <w:webHidden/>
+              </w:rPr>
+              <w:instrText xml:space="preserve"> PAGEREF _Toc226470185 \h </w:instrText>
+            </w:r>
+            <w:r>
+              <w:rPr>
+                <w:noProof/>
+                <w:webHidden/>
+              </w:rPr>
+            </w:r>
+            <w:r>
+              <w:rPr>
+                <w:noProof/>
+                <w:webHidden/>
+              </w:rPr>
+              <w:fldChar w:fldCharType="separate"/>
+            </w:r>
+            <w:r>
+              <w:rPr>
+                <w:noProof/>
+                <w:webHidden/>
+              </w:rPr>
+              <w:t>5</w:t>
             </w:r>
             <w:r>
               <w:rPr>
@@ -1191,13 +1608,13 @@
               <w:lang w:eastAsia="de-CH"/>
             </w:rPr>
           </w:pPr>
-          <w:hyperlink w:anchor="_Toc226465333" w:history="1">
+          <w:hyperlink w:anchor="_Toc226470186" w:history="1">
             <w:r>
               <w:rPr>
                 <w:rStyle w:val="Hyperlink"/>
                 <w:noProof/>
               </w:rPr>
-              <w:t>Schritt 2: Erstellen und Einbinden der Shares</w:t>
+              <w:t>Schritt 3: Inbetriebnahme TrueNAS</w:t>
             </w:r>
             <w:r>
               <w:rPr>
@@ -1218,7 +1635,7 @@
                 <w:noProof/>
                 <w:webHidden/>
               </w:rPr>
-              <w:instrText xml:space="preserve"> PAGEREF _Toc226465333 \h </w:instrText>
+              <w:instrText xml:space="preserve"> PAGEREF _Toc226470186 \h </w:instrText>
             </w:r>
             <w:r>
               <w:rPr>
@@ -1238,7 +1655,7 @@
                 <w:noProof/>
                 <w:webHidden/>
               </w:rPr>
-              <w:t>3</w:t>
+              <w:t>6</w:t>
             </w:r>
             <w:r>
               <w:rPr>
@@ -1261,13 +1678,13 @@
               <w:lang w:eastAsia="de-CH"/>
             </w:rPr>
           </w:pPr>
-          <w:hyperlink w:anchor="_Toc226465334" w:history="1">
+          <w:hyperlink w:anchor="_Toc226470187" w:history="1">
             <w:r>
               <w:rPr>
                 <w:rStyle w:val="Hyperlink"/>
                 <w:noProof/>
               </w:rPr>
-              <w:t>Share Konzept</w:t>
+              <w:t>Datasets</w:t>
             </w:r>
             <w:r>
               <w:rPr>
@@ -1288,7 +1705,7 @@
                 <w:noProof/>
                 <w:webHidden/>
               </w:rPr>
-              <w:instrText xml:space="preserve"> PAGEREF _Toc226465334 \h </w:instrText>
+              <w:instrText xml:space="preserve"> PAGEREF _Toc226470187 \h </w:instrText>
             </w:r>
             <w:r>
               <w:rPr>
@@ -1308,7 +1725,7 @@
                 <w:noProof/>
                 <w:webHidden/>
               </w:rPr>
-              <w:t>3</w:t>
+              <w:t>6</w:t>
             </w:r>
             <w:r>
               <w:rPr>
@@ -1331,13 +1748,13 @@
               <w:lang w:eastAsia="de-CH"/>
             </w:rPr>
           </w:pPr>
-          <w:hyperlink w:anchor="_Toc226465335" w:history="1">
+          <w:hyperlink w:anchor="_Toc226470188" w:history="1">
             <w:r>
               <w:rPr>
                 <w:rStyle w:val="Hyperlink"/>
                 <w:noProof/>
               </w:rPr>
-              <w:t>User/Gruppen Konzept</w:t>
+              <w:t>Shares / User</w:t>
             </w:r>
             <w:r>
               <w:rPr>
@@ -1358,7 +1775,7 @@
                 <w:noProof/>
                 <w:webHidden/>
               </w:rPr>
-              <w:instrText xml:space="preserve"> PAGEREF _Toc226465335 \h </w:instrText>
+              <w:instrText xml:space="preserve"> PAGEREF _Toc226470188 \h </w:instrText>
             </w:r>
             <w:r>
               <w:rPr>
@@ -1378,7 +1795,7 @@
                 <w:noProof/>
                 <w:webHidden/>
               </w:rPr>
-              <w:t>3</w:t>
+              <w:t>6</w:t>
             </w:r>
             <w:r>
               <w:rPr>
@@ -1401,13 +1818,13 @@
               <w:lang w:eastAsia="de-CH"/>
             </w:rPr>
           </w:pPr>
-          <w:hyperlink w:anchor="_Toc226465336" w:history="1">
+          <w:hyperlink w:anchor="_Toc226470189" w:history="1">
             <w:r>
               <w:rPr>
                 <w:rStyle w:val="Hyperlink"/>
                 <w:noProof/>
               </w:rPr>
-              <w:t>Umsetzung Shares</w:t>
+              <w:t>Windows Server</w:t>
             </w:r>
             <w:r>
               <w:rPr>
@@ -1428,7 +1845,7 @@
                 <w:noProof/>
                 <w:webHidden/>
               </w:rPr>
-              <w:instrText xml:space="preserve"> PAGEREF _Toc226465336 \h </w:instrText>
+              <w:instrText xml:space="preserve"> PAGEREF _Toc226470189 \h </w:instrText>
             </w:r>
             <w:r>
               <w:rPr>
@@ -1448,217 +1865,7 @@
                 <w:noProof/>
                 <w:webHidden/>
               </w:rPr>
-              <w:t>3</w:t>
-            </w:r>
-            <w:r>
-              <w:rPr>
-                <w:noProof/>
-                <w:webHidden/>
-              </w:rPr>
-              <w:fldChar w:fldCharType="end"/>
-            </w:r>
-          </w:hyperlink>
-        </w:p>
-        <w:p>
-          <w:pPr>
-            <w:pStyle w:val="Verzeichnis3"/>
-            <w:tabs>
-              <w:tab w:val="right" w:leader="dot" w:pos="9062"/>
-            </w:tabs>
-            <w:rPr>
-              <w:rFonts w:eastAsiaTheme="minorEastAsia"/>
-              <w:noProof/>
-              <w:lang w:eastAsia="de-CH"/>
-            </w:rPr>
-          </w:pPr>
-          <w:hyperlink w:anchor="_Toc226465337" w:history="1">
-            <w:r>
-              <w:rPr>
-                <w:rStyle w:val="Hyperlink"/>
-                <w:noProof/>
-              </w:rPr>
-              <w:t>Windows Server</w:t>
-            </w:r>
-            <w:r>
-              <w:rPr>
-                <w:noProof/>
-                <w:webHidden/>
-              </w:rPr>
-              <w:tab/>
-            </w:r>
-            <w:r>
-              <w:rPr>
-                <w:noProof/>
-                <w:webHidden/>
-              </w:rPr>
-              <w:fldChar w:fldCharType="begin"/>
-            </w:r>
-            <w:r>
-              <w:rPr>
-                <w:noProof/>
-                <w:webHidden/>
-              </w:rPr>
-              <w:instrText xml:space="preserve"> PAGEREF _Toc226465337 \h </w:instrText>
-            </w:r>
-            <w:r>
-              <w:rPr>
-                <w:noProof/>
-                <w:webHidden/>
-              </w:rPr>
-            </w:r>
-            <w:r>
-              <w:rPr>
-                <w:noProof/>
-                <w:webHidden/>
-              </w:rPr>
-              <w:fldChar w:fldCharType="separate"/>
-            </w:r>
-            <w:r>
-              <w:rPr>
-                <w:noProof/>
-                <w:webHidden/>
-              </w:rPr>
-              <w:t>3</w:t>
-            </w:r>
-            <w:r>
-              <w:rPr>
-                <w:noProof/>
-                <w:webHidden/>
-              </w:rPr>
-              <w:fldChar w:fldCharType="end"/>
-            </w:r>
-          </w:hyperlink>
-        </w:p>
-        <w:p>
-          <w:pPr>
-            <w:pStyle w:val="Verzeichnis3"/>
-            <w:tabs>
-              <w:tab w:val="right" w:leader="dot" w:pos="9062"/>
-            </w:tabs>
-            <w:rPr>
-              <w:rFonts w:eastAsiaTheme="minorEastAsia"/>
-              <w:noProof/>
-              <w:lang w:eastAsia="de-CH"/>
-            </w:rPr>
-          </w:pPr>
-          <w:hyperlink w:anchor="_Toc226465338" w:history="1">
-            <w:r>
-              <w:rPr>
-                <w:rStyle w:val="Hyperlink"/>
-                <w:noProof/>
-              </w:rPr>
-              <w:t>Windows Client</w:t>
-            </w:r>
-            <w:r>
-              <w:rPr>
-                <w:noProof/>
-                <w:webHidden/>
-              </w:rPr>
-              <w:tab/>
-            </w:r>
-            <w:r>
-              <w:rPr>
-                <w:noProof/>
-                <w:webHidden/>
-              </w:rPr>
-              <w:fldChar w:fldCharType="begin"/>
-            </w:r>
-            <w:r>
-              <w:rPr>
-                <w:noProof/>
-                <w:webHidden/>
-              </w:rPr>
-              <w:instrText xml:space="preserve"> PAGEREF _Toc226465338 \h </w:instrText>
-            </w:r>
-            <w:r>
-              <w:rPr>
-                <w:noProof/>
-                <w:webHidden/>
-              </w:rPr>
-            </w:r>
-            <w:r>
-              <w:rPr>
-                <w:noProof/>
-                <w:webHidden/>
-              </w:rPr>
-              <w:fldChar w:fldCharType="separate"/>
-            </w:r>
-            <w:r>
-              <w:rPr>
-                <w:noProof/>
-                <w:webHidden/>
-              </w:rPr>
-              <w:t>3</w:t>
-            </w:r>
-            <w:r>
-              <w:rPr>
-                <w:noProof/>
-                <w:webHidden/>
-              </w:rPr>
-              <w:fldChar w:fldCharType="end"/>
-            </w:r>
-          </w:hyperlink>
-        </w:p>
-        <w:p>
-          <w:pPr>
-            <w:pStyle w:val="Verzeichnis3"/>
-            <w:tabs>
-              <w:tab w:val="right" w:leader="dot" w:pos="9062"/>
-            </w:tabs>
-            <w:rPr>
-              <w:rFonts w:eastAsiaTheme="minorEastAsia"/>
-              <w:noProof/>
-              <w:lang w:eastAsia="de-CH"/>
-            </w:rPr>
-          </w:pPr>
-          <w:hyperlink w:anchor="_Toc226465339" w:history="1">
-            <w:r>
-              <w:rPr>
-                <w:rStyle w:val="Hyperlink"/>
-                <w:noProof/>
-              </w:rPr>
-              <w:t>Ubuntu Client</w:t>
-            </w:r>
-            <w:r>
-              <w:rPr>
-                <w:noProof/>
-                <w:webHidden/>
-              </w:rPr>
-              <w:tab/>
-            </w:r>
-            <w:r>
-              <w:rPr>
-                <w:noProof/>
-                <w:webHidden/>
-              </w:rPr>
-              <w:fldChar w:fldCharType="begin"/>
-            </w:r>
-            <w:r>
-              <w:rPr>
-                <w:noProof/>
-                <w:webHidden/>
-              </w:rPr>
-              <w:instrText xml:space="preserve"> PAGEREF _Toc226465339 \h </w:instrText>
-            </w:r>
-            <w:r>
-              <w:rPr>
-                <w:noProof/>
-                <w:webHidden/>
-              </w:rPr>
-            </w:r>
-            <w:r>
-              <w:rPr>
-                <w:noProof/>
-                <w:webHidden/>
-              </w:rPr>
-              <w:fldChar w:fldCharType="separate"/>
-            </w:r>
-            <w:r>
-              <w:rPr>
-                <w:noProof/>
-                <w:webHidden/>
-              </w:rPr>
-              <w:t>3</w:t>
+              <w:t>6</w:t>
             </w:r>
             <w:r>
               <w:rPr>
@@ -1681,13 +1888,13 @@
               <w:lang w:eastAsia="de-CH"/>
             </w:rPr>
           </w:pPr>
-          <w:hyperlink w:anchor="_Toc226465340" w:history="1">
+          <w:hyperlink w:anchor="_Toc226470190" w:history="1">
             <w:r>
               <w:rPr>
                 <w:rStyle w:val="Hyperlink"/>
                 <w:noProof/>
               </w:rPr>
-              <w:t>Schritt 3: Inbetriebnahme TrueNAS</w:t>
+              <w:t>Schritt 4: Testing</w:t>
             </w:r>
             <w:r>
               <w:rPr>
@@ -1708,7 +1915,7 @@
                 <w:noProof/>
                 <w:webHidden/>
               </w:rPr>
-              <w:instrText xml:space="preserve"> PAGEREF _Toc226465340 \h </w:instrText>
+              <w:instrText xml:space="preserve"> PAGEREF _Toc226470190 \h </w:instrText>
             </w:r>
             <w:r>
               <w:rPr>
@@ -1728,7 +1935,7 @@
                 <w:noProof/>
                 <w:webHidden/>
               </w:rPr>
-              <w:t>4</w:t>
+              <w:t>7</w:t>
             </w:r>
             <w:r>
               <w:rPr>
@@ -1751,13 +1958,13 @@
               <w:lang w:eastAsia="de-CH"/>
             </w:rPr>
           </w:pPr>
-          <w:hyperlink w:anchor="_Toc226465341" w:history="1">
+          <w:hyperlink w:anchor="_Toc226470191" w:history="1">
             <w:r>
               <w:rPr>
                 <w:rStyle w:val="Hyperlink"/>
                 <w:noProof/>
               </w:rPr>
-              <w:t>Datasets</w:t>
+              <w:t>Vollbackup zu Testzwecken</w:t>
             </w:r>
             <w:r>
               <w:rPr>
@@ -1778,7 +1985,7 @@
                 <w:noProof/>
                 <w:webHidden/>
               </w:rPr>
-              <w:instrText xml:space="preserve"> PAGEREF _Toc226465341 \h </w:instrText>
+              <w:instrText xml:space="preserve"> PAGEREF _Toc226470191 \h </w:instrText>
             </w:r>
             <w:r>
               <w:rPr>
@@ -1798,7 +2005,7 @@
                 <w:noProof/>
                 <w:webHidden/>
               </w:rPr>
-              <w:t>4</w:t>
+              <w:t>7</w:t>
             </w:r>
             <w:r>
               <w:rPr>
@@ -1821,13 +2028,13 @@
               <w:lang w:eastAsia="de-CH"/>
             </w:rPr>
           </w:pPr>
-          <w:hyperlink w:anchor="_Toc226465342" w:history="1">
+          <w:hyperlink w:anchor="_Toc226470192" w:history="1">
             <w:r>
               <w:rPr>
                 <w:rStyle w:val="Hyperlink"/>
                 <w:noProof/>
               </w:rPr>
-              <w:t>Shares / User</w:t>
+              <w:t>Disaster &amp; Recovery</w:t>
             </w:r>
             <w:r>
               <w:rPr>
@@ -1848,7 +2055,7 @@
                 <w:noProof/>
                 <w:webHidden/>
               </w:rPr>
-              <w:instrText xml:space="preserve"> PAGEREF _Toc226465342 \h </w:instrText>
+              <w:instrText xml:space="preserve"> PAGEREF _Toc226470192 \h </w:instrText>
             </w:r>
             <w:r>
               <w:rPr>
@@ -1868,287 +2075,7 @@
                 <w:noProof/>
                 <w:webHidden/>
               </w:rPr>
-              <w:t>4</w:t>
-            </w:r>
-            <w:r>
-              <w:rPr>
-                <w:noProof/>
-                <w:webHidden/>
-              </w:rPr>
-              <w:fldChar w:fldCharType="end"/>
-            </w:r>
-          </w:hyperlink>
-        </w:p>
-        <w:p>
-          <w:pPr>
-            <w:pStyle w:val="Verzeichnis2"/>
-            <w:tabs>
-              <w:tab w:val="right" w:leader="dot" w:pos="9062"/>
-            </w:tabs>
-            <w:rPr>
-              <w:rFonts w:eastAsiaTheme="minorEastAsia"/>
-              <w:noProof/>
-              <w:lang w:eastAsia="de-CH"/>
-            </w:rPr>
-          </w:pPr>
-          <w:hyperlink w:anchor="_Toc226465343" w:history="1">
-            <w:r>
-              <w:rPr>
-                <w:rStyle w:val="Hyperlink"/>
-                <w:noProof/>
-              </w:rPr>
-              <w:t>Windows Server</w:t>
-            </w:r>
-            <w:r>
-              <w:rPr>
-                <w:noProof/>
-                <w:webHidden/>
-              </w:rPr>
-              <w:tab/>
-            </w:r>
-            <w:r>
-              <w:rPr>
-                <w:noProof/>
-                <w:webHidden/>
-              </w:rPr>
-              <w:fldChar w:fldCharType="begin"/>
-            </w:r>
-            <w:r>
-              <w:rPr>
-                <w:noProof/>
-                <w:webHidden/>
-              </w:rPr>
-              <w:instrText xml:space="preserve"> PAGEREF _Toc226465343 \h </w:instrText>
-            </w:r>
-            <w:r>
-              <w:rPr>
-                <w:noProof/>
-                <w:webHidden/>
-              </w:rPr>
-            </w:r>
-            <w:r>
-              <w:rPr>
-                <w:noProof/>
-                <w:webHidden/>
-              </w:rPr>
-              <w:fldChar w:fldCharType="separate"/>
-            </w:r>
-            <w:r>
-              <w:rPr>
-                <w:noProof/>
-                <w:webHidden/>
-              </w:rPr>
-              <w:t>4</w:t>
-            </w:r>
-            <w:r>
-              <w:rPr>
-                <w:noProof/>
-                <w:webHidden/>
-              </w:rPr>
-              <w:fldChar w:fldCharType="end"/>
-            </w:r>
-          </w:hyperlink>
-        </w:p>
-        <w:p>
-          <w:pPr>
-            <w:pStyle w:val="Verzeichnis1"/>
-            <w:tabs>
-              <w:tab w:val="right" w:leader="dot" w:pos="9062"/>
-            </w:tabs>
-            <w:rPr>
-              <w:rFonts w:eastAsiaTheme="minorEastAsia"/>
-              <w:noProof/>
-              <w:lang w:eastAsia="de-CH"/>
-            </w:rPr>
-          </w:pPr>
-          <w:hyperlink w:anchor="_Toc226465344" w:history="1">
-            <w:r>
-              <w:rPr>
-                <w:rStyle w:val="Hyperlink"/>
-                <w:noProof/>
-              </w:rPr>
-              <w:t>Schritt 4: Testing</w:t>
-            </w:r>
-            <w:r>
-              <w:rPr>
-                <w:noProof/>
-                <w:webHidden/>
-              </w:rPr>
-              <w:tab/>
-            </w:r>
-            <w:r>
-              <w:rPr>
-                <w:noProof/>
-                <w:webHidden/>
-              </w:rPr>
-              <w:fldChar w:fldCharType="begin"/>
-            </w:r>
-            <w:r>
-              <w:rPr>
-                <w:noProof/>
-                <w:webHidden/>
-              </w:rPr>
-              <w:instrText xml:space="preserve"> PAGEREF _Toc226465344 \h </w:instrText>
-            </w:r>
-            <w:r>
-              <w:rPr>
-                <w:noProof/>
-                <w:webHidden/>
-              </w:rPr>
-            </w:r>
-            <w:r>
-              <w:rPr>
-                <w:noProof/>
-                <w:webHidden/>
-              </w:rPr>
-              <w:fldChar w:fldCharType="separate"/>
-            </w:r>
-            <w:r>
-              <w:rPr>
-                <w:noProof/>
-                <w:webHidden/>
-              </w:rPr>
-              <w:t>5</w:t>
-            </w:r>
-            <w:r>
-              <w:rPr>
-                <w:noProof/>
-                <w:webHidden/>
-              </w:rPr>
-              <w:fldChar w:fldCharType="end"/>
-            </w:r>
-          </w:hyperlink>
-        </w:p>
-        <w:p>
-          <w:pPr>
-            <w:pStyle w:val="Verzeichnis2"/>
-            <w:tabs>
-              <w:tab w:val="right" w:leader="dot" w:pos="9062"/>
-            </w:tabs>
-            <w:rPr>
-              <w:rFonts w:eastAsiaTheme="minorEastAsia"/>
-              <w:noProof/>
-              <w:lang w:eastAsia="de-CH"/>
-            </w:rPr>
-          </w:pPr>
-          <w:hyperlink w:anchor="_Toc226465345" w:history="1">
-            <w:r>
-              <w:rPr>
-                <w:rStyle w:val="Hyperlink"/>
-                <w:noProof/>
-              </w:rPr>
-              <w:t>Vollbackup zu Testzwecken</w:t>
-            </w:r>
-            <w:r>
-              <w:rPr>
-                <w:noProof/>
-                <w:webHidden/>
-              </w:rPr>
-              <w:tab/>
-            </w:r>
-            <w:r>
-              <w:rPr>
-                <w:noProof/>
-                <w:webHidden/>
-              </w:rPr>
-              <w:fldChar w:fldCharType="begin"/>
-            </w:r>
-            <w:r>
-              <w:rPr>
-                <w:noProof/>
-                <w:webHidden/>
-              </w:rPr>
-              <w:instrText xml:space="preserve"> PAGEREF _Toc226465345 \h </w:instrText>
-            </w:r>
-            <w:r>
-              <w:rPr>
-                <w:noProof/>
-                <w:webHidden/>
-              </w:rPr>
-            </w:r>
-            <w:r>
-              <w:rPr>
-                <w:noProof/>
-                <w:webHidden/>
-              </w:rPr>
-              <w:fldChar w:fldCharType="separate"/>
-            </w:r>
-            <w:r>
-              <w:rPr>
-                <w:noProof/>
-                <w:webHidden/>
-              </w:rPr>
-              <w:t>5</w:t>
-            </w:r>
-            <w:r>
-              <w:rPr>
-                <w:noProof/>
-                <w:webHidden/>
-              </w:rPr>
-              <w:fldChar w:fldCharType="end"/>
-            </w:r>
-          </w:hyperlink>
-        </w:p>
-        <w:p>
-          <w:pPr>
-            <w:pStyle w:val="Verzeichnis2"/>
-            <w:tabs>
-              <w:tab w:val="right" w:leader="dot" w:pos="9062"/>
-            </w:tabs>
-            <w:rPr>
-              <w:rFonts w:eastAsiaTheme="minorEastAsia"/>
-              <w:noProof/>
-              <w:lang w:eastAsia="de-CH"/>
-            </w:rPr>
-          </w:pPr>
-          <w:hyperlink w:anchor="_Toc226465346" w:history="1">
-            <w:r>
-              <w:rPr>
-                <w:rStyle w:val="Hyperlink"/>
-                <w:noProof/>
-              </w:rPr>
-              <w:t>Disaster &amp; Recovery</w:t>
-            </w:r>
-            <w:r>
-              <w:rPr>
-                <w:noProof/>
-                <w:webHidden/>
-              </w:rPr>
-              <w:tab/>
-            </w:r>
-            <w:r>
-              <w:rPr>
-                <w:noProof/>
-                <w:webHidden/>
-              </w:rPr>
-              <w:fldChar w:fldCharType="begin"/>
-            </w:r>
-            <w:r>
-              <w:rPr>
-                <w:noProof/>
-                <w:webHidden/>
-              </w:rPr>
-              <w:instrText xml:space="preserve"> PAGEREF _Toc226465346 \h </w:instrText>
-            </w:r>
-            <w:r>
-              <w:rPr>
-                <w:noProof/>
-                <w:webHidden/>
-              </w:rPr>
-            </w:r>
-            <w:r>
-              <w:rPr>
-                <w:noProof/>
-                <w:webHidden/>
-              </w:rPr>
-              <w:fldChar w:fldCharType="separate"/>
-            </w:r>
-            <w:r>
-              <w:rPr>
-                <w:noProof/>
-                <w:webHidden/>
-              </w:rPr>
-              <w:t>5</w:t>
+              <w:t>7</w:t>
             </w:r>
             <w:r>
               <w:rPr>
@@ -2181,7 +2108,7 @@
       <w:pPr>
         <w:pStyle w:val="berschrift1"/>
       </w:pPr>
-      <w:bookmarkStart w:id="0" w:name="_Toc226465325"/>
+      <w:bookmarkStart w:id="0" w:name="_Toc226470172"/>
       <w:r>
         <w:lastRenderedPageBreak/>
         <w:t>Schritt 1: VM-Konfiguration</w:t>
@@ -2192,7 +2119,7 @@
       <w:pPr>
         <w:pStyle w:val="berschrift2"/>
       </w:pPr>
-      <w:bookmarkStart w:id="1" w:name="_Toc226465326"/>
+      <w:bookmarkStart w:id="1" w:name="_Toc226470173"/>
       <w:r>
         <w:t>Einleitung</w:t>
       </w:r>
@@ -2224,7 +2151,7 @@
       <w:pPr>
         <w:pStyle w:val="berschrift2"/>
       </w:pPr>
-      <w:bookmarkStart w:id="2" w:name="_Toc226465327"/>
+      <w:bookmarkStart w:id="2" w:name="_Toc226470174"/>
       <w:r>
         <w:t>Konfigurationen</w:t>
       </w:r>
@@ -2233,13 +2160,24 @@
     <w:p>
       <w:r>
         <w:t>Es folgen die grundlegenden Daten zu den jeweiligen VMs</w:t>
+      </w:r>
+      <w:r>
+        <w:t xml:space="preserve">. Es wurde darauf geachtet, möglichst sparsam mit den </w:t>
+      </w:r>
+      <w:proofErr w:type="spellStart"/>
+      <w:r>
+        <w:t>Resourcen</w:t>
+      </w:r>
+      <w:proofErr w:type="spellEnd"/>
+      <w:r>
+        <w:t xml:space="preserve"> umzugehen. Ausgenommen ist, aufgrund eines zu spät bemerkten Fehlers, der Windows Client und der Windows Server. Da zum Zeitpunkt des Bemerkens, das Projekt bereits fortgeschritten war, wurde auf eine erneute Konfiguration verzichtet.</w:t>
       </w:r>
     </w:p>
     <w:p>
       <w:pPr>
         <w:pStyle w:val="berschrift3"/>
       </w:pPr>
-      <w:bookmarkStart w:id="3" w:name="_Toc226465328"/>
+      <w:bookmarkStart w:id="3" w:name="_Toc226470175"/>
       <w:proofErr w:type="spellStart"/>
       <w:r>
         <w:t>TrueNAS</w:t>
@@ -2464,7 +2402,6 @@
           <w:lang w:val="en-US"/>
         </w:rPr>
       </w:pPr>
-      <w:bookmarkStart w:id="4" w:name="_Toc226465329"/>
     </w:p>
     <w:p>
       <w:pPr>
@@ -2473,6 +2410,7 @@
           <w:lang w:val="en-US"/>
         </w:rPr>
       </w:pPr>
+      <w:bookmarkStart w:id="4" w:name="_Toc226470176"/>
       <w:r>
         <w:rPr>
           <w:lang w:val="en-US"/>
@@ -2675,7 +2613,6 @@
           <w:lang w:val="en-US"/>
         </w:rPr>
       </w:pPr>
-      <w:bookmarkStart w:id="5" w:name="_Toc226465330"/>
     </w:p>
     <w:p>
       <w:pPr>
@@ -2684,6 +2621,7 @@
           <w:lang w:val="en-US"/>
         </w:rPr>
       </w:pPr>
+      <w:bookmarkStart w:id="5" w:name="_Toc226470177"/>
       <w:r>
         <w:rPr>
           <w:lang w:val="en-US"/>
@@ -2883,26 +2821,12 @@
           <w:lang w:val="en-US"/>
         </w:rPr>
       </w:pPr>
-      <w:bookmarkStart w:id="6" w:name="_Toc226465331"/>
+      <w:bookmarkStart w:id="6" w:name="_Toc226470178"/>
       <w:r>
         <w:rPr>
           <w:lang w:val="en-US"/>
         </w:rPr>
         <w:lastRenderedPageBreak/>
-        <w:br/>
-      </w:r>
-    </w:p>
-    <w:p>
-      <w:pPr>
-        <w:pStyle w:val="berschrift3"/>
-        <w:rPr>
-          <w:lang w:val="en-US"/>
-        </w:rPr>
-      </w:pPr>
-      <w:r>
-        <w:rPr>
-          <w:lang w:val="en-US"/>
-        </w:rPr>
         <w:t>Windows Client</w:t>
       </w:r>
       <w:bookmarkEnd w:id="6"/>
@@ -3108,7 +3032,7 @@
       <w:pPr>
         <w:pStyle w:val="berschrift1"/>
       </w:pPr>
-      <w:bookmarkStart w:id="7" w:name="_Toc226465333"/>
+      <w:bookmarkStart w:id="7" w:name="_Toc226470179"/>
       <w:r>
         <w:t>Schritt 2: Erstellen und Einbinden der S</w:t>
       </w:r>
@@ -3121,7 +3045,7 @@
       <w:pPr>
         <w:pStyle w:val="berschrift2"/>
       </w:pPr>
-      <w:bookmarkStart w:id="8" w:name="_Toc226465334"/>
+      <w:bookmarkStart w:id="8" w:name="_Toc226470180"/>
       <w:r>
         <w:t>Share Konzept</w:t>
       </w:r>
@@ -3136,7 +3060,7 @@
       <w:pPr>
         <w:pStyle w:val="berschrift2"/>
       </w:pPr>
-      <w:bookmarkStart w:id="9" w:name="_Toc226465335"/>
+      <w:bookmarkStart w:id="9" w:name="_Toc226470181"/>
       <w:r>
         <w:t>User/Gruppen Konzept</w:t>
       </w:r>
@@ -3306,7 +3230,7 @@
       <w:pPr>
         <w:pStyle w:val="berschrift2"/>
       </w:pPr>
-      <w:bookmarkStart w:id="10" w:name="_Toc226465336"/>
+      <w:bookmarkStart w:id="10" w:name="_Toc226470182"/>
       <w:r>
         <w:t>Umsetzung Shares</w:t>
       </w:r>
@@ -3316,7 +3240,7 @@
       <w:pPr>
         <w:pStyle w:val="berschrift3"/>
       </w:pPr>
-      <w:bookmarkStart w:id="11" w:name="_Toc226465337"/>
+      <w:bookmarkStart w:id="11" w:name="_Toc226470183"/>
       <w:r>
         <w:t>Windows Server</w:t>
       </w:r>
@@ -3370,6 +3294,28 @@
       </w:pPr>
       <w:r>
         <w:t xml:space="preserve">IT-Administrator hat Zugriff auf alle Shares </w:t>
+      </w:r>
+    </w:p>
+    <w:p>
+      <w:pPr>
+        <w:pStyle w:val="Listenabsatz"/>
+        <w:numPr>
+          <w:ilvl w:val="0"/>
+          <w:numId w:val="1"/>
+        </w:numPr>
+        <w:spacing w:before="120" w:after="240"/>
+        <w:ind w:left="709" w:hanging="425"/>
+      </w:pPr>
+      <w:r>
+        <w:t xml:space="preserve">(Der Admin User des Servers </w:t>
+      </w:r>
+      <w:proofErr w:type="spellStart"/>
+      <w:r>
+        <w:t>dd</w:t>
+      </w:r>
+      <w:proofErr w:type="spellEnd"/>
+      <w:r>
+        <w:t xml:space="preserve"> hat auf dem ganzen Server alle Rechte)</w:t>
       </w:r>
     </w:p>
     <w:p>
@@ -3534,17 +3480,293 @@
       <w:pPr>
         <w:pStyle w:val="berschrift3"/>
       </w:pPr>
-      <w:bookmarkStart w:id="12" w:name="_Toc226465338"/>
+      <w:bookmarkStart w:id="12" w:name="_Toc226470184"/>
       <w:r>
         <w:t>Windows Client</w:t>
       </w:r>
       <w:bookmarkEnd w:id="12"/>
+    </w:p>
+    <w:p>
+      <w:r>
+        <w:t>Auf dem Windows Client wurde</w:t>
+      </w:r>
+      <w:r>
+        <w:t>n</w:t>
+      </w:r>
+      <w:r>
+        <w:t xml:space="preserve"> die </w:t>
+      </w:r>
+      <w:r>
+        <w:t>einzelnen Freigaben als Laufwerke im Explorer hinzugefügt. Es wurden dabei die Anmeldedaten des jeweiligen Users vom Windows Server verwendet. Anschliessend wurde der Ordner auf dem Windows Server wie ein normales Netzlaufwerk angezeigt. Es folgen Screenshots zu diesem Vorgang.</w:t>
+      </w:r>
+    </w:p>
+    <w:p>
+      <w:pPr>
+        <w:keepNext/>
+      </w:pPr>
+      <w:r>
+        <w:rPr>
+          <w:noProof/>
+        </w:rPr>
+        <w:drawing>
+          <wp:inline distT="0" distB="0" distL="0" distR="0" wp14:anchorId="0F3EF84D" wp14:editId="73C0ABF8">
+            <wp:extent cx="3636000" cy="2205968"/>
+            <wp:effectExtent l="0" t="0" r="3175" b="4445"/>
+            <wp:docPr id="2124449569" name="Grafik 1"/>
+            <wp:cNvGraphicFramePr>
+              <a:graphicFrameLocks xmlns:a="http://schemas.openxmlformats.org/drawingml/2006/main" noChangeAspect="1"/>
+            </wp:cNvGraphicFramePr>
+            <a:graphic xmlns:a="http://schemas.openxmlformats.org/drawingml/2006/main">
+              <a:graphicData uri="http://schemas.openxmlformats.org/drawingml/2006/picture">
+                <pic:pic xmlns:pic="http://schemas.openxmlformats.org/drawingml/2006/picture">
+                  <pic:nvPicPr>
+                    <pic:cNvPr id="0" name="Picture 1"/>
+                    <pic:cNvPicPr>
+                      <a:picLocks noChangeAspect="1" noChangeArrowheads="1"/>
+                    </pic:cNvPicPr>
+                  </pic:nvPicPr>
+                  <pic:blipFill>
+                    <a:blip r:embed="rId15">
+                      <a:extLst>
+                        <a:ext uri="{28A0092B-C50C-407E-A947-70E740481C1C}">
+                          <a14:useLocalDpi xmlns:a14="http://schemas.microsoft.com/office/drawing/2010/main" val="0"/>
+                        </a:ext>
+                      </a:extLst>
+                    </a:blip>
+                    <a:srcRect/>
+                    <a:stretch>
+                      <a:fillRect/>
+                    </a:stretch>
+                  </pic:blipFill>
+                  <pic:spPr bwMode="auto">
+                    <a:xfrm>
+                      <a:off x="0" y="0"/>
+                      <a:ext cx="3636000" cy="2205968"/>
+                    </a:xfrm>
+                    <a:prstGeom prst="rect">
+                      <a:avLst/>
+                    </a:prstGeom>
+                    <a:noFill/>
+                    <a:ln>
+                      <a:noFill/>
+                    </a:ln>
+                  </pic:spPr>
+                </pic:pic>
+              </a:graphicData>
+            </a:graphic>
+          </wp:inline>
+        </w:drawing>
+      </w:r>
+    </w:p>
+    <w:p>
+      <w:pPr>
+        <w:pStyle w:val="Beschriftung"/>
+      </w:pPr>
+      <w:r>
+        <w:t xml:space="preserve">Abbildung </w:t>
+      </w:r>
+      <w:r>
+        <w:fldChar w:fldCharType="begin"/>
+      </w:r>
+      <w:r>
+        <w:instrText xml:space="preserve"> SEQ Abbildung \* ARABIC </w:instrText>
+      </w:r>
+      <w:r>
+        <w:fldChar w:fldCharType="separate"/>
+      </w:r>
+      <w:r>
+        <w:rPr>
+          <w:noProof/>
+        </w:rPr>
+        <w:t>5</w:t>
+      </w:r>
+      <w:r>
+        <w:fldChar w:fldCharType="end"/>
+      </w:r>
+      <w:r>
+        <w:t>: Freigabe als Netzlaufwerk verbinden</w:t>
+      </w:r>
+    </w:p>
+    <w:p>
+      <w:pPr>
+        <w:keepNext/>
+      </w:pPr>
+      <w:r>
+        <w:rPr>
+          <w:noProof/>
+        </w:rPr>
+        <w:lastRenderedPageBreak/>
+        <w:drawing>
+          <wp:inline distT="0" distB="0" distL="0" distR="0" wp14:anchorId="12584D91" wp14:editId="4C3D52AB">
+            <wp:extent cx="3636000" cy="2409797"/>
+            <wp:effectExtent l="0" t="0" r="3175" b="0"/>
+            <wp:docPr id="1503442005" name="Grafik 2"/>
+            <wp:cNvGraphicFramePr>
+              <a:graphicFrameLocks xmlns:a="http://schemas.openxmlformats.org/drawingml/2006/main" noChangeAspect="1"/>
+            </wp:cNvGraphicFramePr>
+            <a:graphic xmlns:a="http://schemas.openxmlformats.org/drawingml/2006/main">
+              <a:graphicData uri="http://schemas.openxmlformats.org/drawingml/2006/picture">
+                <pic:pic xmlns:pic="http://schemas.openxmlformats.org/drawingml/2006/picture">
+                  <pic:nvPicPr>
+                    <pic:cNvPr id="0" name="Picture 3"/>
+                    <pic:cNvPicPr>
+                      <a:picLocks noChangeAspect="1" noChangeArrowheads="1"/>
+                    </pic:cNvPicPr>
+                  </pic:nvPicPr>
+                  <pic:blipFill>
+                    <a:blip r:embed="rId16">
+                      <a:extLst>
+                        <a:ext uri="{28A0092B-C50C-407E-A947-70E740481C1C}">
+                          <a14:useLocalDpi xmlns:a14="http://schemas.microsoft.com/office/drawing/2010/main" val="0"/>
+                        </a:ext>
+                      </a:extLst>
+                    </a:blip>
+                    <a:srcRect/>
+                    <a:stretch>
+                      <a:fillRect/>
+                    </a:stretch>
+                  </pic:blipFill>
+                  <pic:spPr bwMode="auto">
+                    <a:xfrm>
+                      <a:off x="0" y="0"/>
+                      <a:ext cx="3636000" cy="2409797"/>
+                    </a:xfrm>
+                    <a:prstGeom prst="rect">
+                      <a:avLst/>
+                    </a:prstGeom>
+                    <a:noFill/>
+                    <a:ln>
+                      <a:noFill/>
+                    </a:ln>
+                  </pic:spPr>
+                </pic:pic>
+              </a:graphicData>
+            </a:graphic>
+          </wp:inline>
+        </w:drawing>
+      </w:r>
+    </w:p>
+    <w:p>
+      <w:pPr>
+        <w:pStyle w:val="Beschriftung"/>
+      </w:pPr>
+      <w:r>
+        <w:t xml:space="preserve">Abbildung </w:t>
+      </w:r>
+      <w:r>
+        <w:fldChar w:fldCharType="begin"/>
+      </w:r>
+      <w:r>
+        <w:instrText xml:space="preserve"> SEQ Abbildung \* ARABIC </w:instrText>
+      </w:r>
+      <w:r>
+        <w:fldChar w:fldCharType="separate"/>
+      </w:r>
+      <w:r>
+        <w:rPr>
+          <w:noProof/>
+        </w:rPr>
+        <w:t>6</w:t>
+      </w:r>
+      <w:r>
+        <w:fldChar w:fldCharType="end"/>
+      </w:r>
+      <w:r>
+        <w:t>: Beispiel einer Anmeldung</w:t>
+      </w:r>
+    </w:p>
+    <w:p>
+      <w:pPr>
+        <w:keepNext/>
+      </w:pPr>
+      <w:r>
+        <w:rPr>
+          <w:noProof/>
+        </w:rPr>
+        <w:drawing>
+          <wp:inline distT="0" distB="0" distL="0" distR="0" wp14:anchorId="041AC714" wp14:editId="2E08FE46">
+            <wp:extent cx="3636000" cy="1204655"/>
+            <wp:effectExtent l="0" t="0" r="3175" b="0"/>
+            <wp:docPr id="743984687" name="Grafik 3"/>
+            <wp:cNvGraphicFramePr>
+              <a:graphicFrameLocks xmlns:a="http://schemas.openxmlformats.org/drawingml/2006/main" noChangeAspect="1"/>
+            </wp:cNvGraphicFramePr>
+            <a:graphic xmlns:a="http://schemas.openxmlformats.org/drawingml/2006/main">
+              <a:graphicData uri="http://schemas.openxmlformats.org/drawingml/2006/picture">
+                <pic:pic xmlns:pic="http://schemas.openxmlformats.org/drawingml/2006/picture">
+                  <pic:nvPicPr>
+                    <pic:cNvPr id="0" name="Picture 5"/>
+                    <pic:cNvPicPr>
+                      <a:picLocks noChangeAspect="1" noChangeArrowheads="1"/>
+                    </pic:cNvPicPr>
+                  </pic:nvPicPr>
+                  <pic:blipFill>
+                    <a:blip r:embed="rId17">
+                      <a:extLst>
+                        <a:ext uri="{28A0092B-C50C-407E-A947-70E740481C1C}">
+                          <a14:useLocalDpi xmlns:a14="http://schemas.microsoft.com/office/drawing/2010/main" val="0"/>
+                        </a:ext>
+                      </a:extLst>
+                    </a:blip>
+                    <a:srcRect/>
+                    <a:stretch>
+                      <a:fillRect/>
+                    </a:stretch>
+                  </pic:blipFill>
+                  <pic:spPr bwMode="auto">
+                    <a:xfrm>
+                      <a:off x="0" y="0"/>
+                      <a:ext cx="3636000" cy="1204655"/>
+                    </a:xfrm>
+                    <a:prstGeom prst="rect">
+                      <a:avLst/>
+                    </a:prstGeom>
+                    <a:noFill/>
+                    <a:ln>
+                      <a:noFill/>
+                    </a:ln>
+                  </pic:spPr>
+                </pic:pic>
+              </a:graphicData>
+            </a:graphic>
+          </wp:inline>
+        </w:drawing>
+      </w:r>
+    </w:p>
+    <w:p>
+      <w:pPr>
+        <w:pStyle w:val="Beschriftung"/>
+      </w:pPr>
+      <w:r>
+        <w:t xml:space="preserve">Abbildung </w:t>
+      </w:r>
+      <w:r>
+        <w:fldChar w:fldCharType="begin"/>
+      </w:r>
+      <w:r>
+        <w:instrText xml:space="preserve"> SEQ Abbildung \* ARABIC </w:instrText>
+      </w:r>
+      <w:r>
+        <w:fldChar w:fldCharType="separate"/>
+      </w:r>
+      <w:r>
+        <w:rPr>
+          <w:noProof/>
+        </w:rPr>
+        <w:t>7</w:t>
+      </w:r>
+      <w:r>
+        <w:fldChar w:fldCharType="end"/>
+      </w:r>
+      <w:r>
+        <w:t>: Beispiel eines als Netzlaufwerk verbunden FILE-Ordners</w:t>
+      </w:r>
     </w:p>
     <w:p>
       <w:pPr>
         <w:pStyle w:val="berschrift3"/>
       </w:pPr>
-      <w:bookmarkStart w:id="13" w:name="_Toc226465339"/>
+      <w:bookmarkStart w:id="13" w:name="_Toc226470185"/>
       <w:r>
         <w:t>Ubuntu Client</w:t>
       </w:r>
@@ -3560,7 +3782,7 @@
       <w:pPr>
         <w:pStyle w:val="berschrift1"/>
       </w:pPr>
-      <w:bookmarkStart w:id="14" w:name="_Toc226465340"/>
+      <w:bookmarkStart w:id="14" w:name="_Toc226470186"/>
       <w:r>
         <w:lastRenderedPageBreak/>
         <w:t xml:space="preserve">Schritt 3: Inbetriebnahme </w:t>
@@ -3576,7 +3798,7 @@
       <w:pPr>
         <w:pStyle w:val="berschrift2"/>
       </w:pPr>
-      <w:bookmarkStart w:id="15" w:name="_Toc226465341"/>
+      <w:bookmarkStart w:id="15" w:name="_Toc226470187"/>
       <w:r>
         <w:t>Datasets</w:t>
       </w:r>
@@ -3586,7 +3808,7 @@
       <w:pPr>
         <w:pStyle w:val="berschrift2"/>
       </w:pPr>
-      <w:bookmarkStart w:id="16" w:name="_Toc226465342"/>
+      <w:bookmarkStart w:id="16" w:name="_Toc226470188"/>
       <w:r>
         <w:t>Shares / User</w:t>
       </w:r>
@@ -3596,7 +3818,7 @@
       <w:pPr>
         <w:pStyle w:val="berschrift2"/>
       </w:pPr>
-      <w:bookmarkStart w:id="17" w:name="_Toc226465343"/>
+      <w:bookmarkStart w:id="17" w:name="_Toc226470189"/>
       <w:r>
         <w:t>Windows Server</w:t>
       </w:r>
@@ -3612,7 +3834,7 @@
       <w:pPr>
         <w:pStyle w:val="berschrift1"/>
       </w:pPr>
-      <w:bookmarkStart w:id="18" w:name="_Toc226465344"/>
+      <w:bookmarkStart w:id="18" w:name="_Toc226470190"/>
       <w:r>
         <w:lastRenderedPageBreak/>
         <w:t xml:space="preserve">Schritt 4: </w:t>
@@ -3628,7 +3850,7 @@
       <w:pPr>
         <w:pStyle w:val="berschrift2"/>
       </w:pPr>
-      <w:bookmarkStart w:id="19" w:name="_Toc226465345"/>
+      <w:bookmarkStart w:id="19" w:name="_Toc226470191"/>
       <w:r>
         <w:t>Vollbackup zu Testzwecken</w:t>
       </w:r>
@@ -3638,7 +3860,7 @@
       <w:pPr>
         <w:pStyle w:val="berschrift2"/>
       </w:pPr>
-      <w:bookmarkStart w:id="20" w:name="_Toc226465346"/>
+      <w:bookmarkStart w:id="20" w:name="_Toc226470192"/>
       <w:proofErr w:type="spellStart"/>
       <w:r>
         <w:t>Disaster</w:t>
@@ -3652,8 +3874,8 @@
     <w:p/>
     <w:p/>
     <w:sectPr>
-      <w:headerReference w:type="default" r:id="rId15"/>
-      <w:footerReference w:type="default" r:id="rId16"/>
+      <w:headerReference w:type="default" r:id="rId18"/>
+      <w:footerReference w:type="default" r:id="rId19"/>
       <w:pgSz w:w="11906" w:h="16838"/>
       <w:pgMar w:top="1417" w:right="1417" w:bottom="1134" w:left="1417" w:header="708" w:footer="708" w:gutter="0"/>
       <w:pgNumType w:start="0"/>
@@ -5296,9 +5518,9 @@
   </w:compat>
   <w:rsids>
     <w:rsidRoot w:val="004972B4"/>
+    <w:rsid w:val="00291915"/>
     <w:rsid w:val="004972B4"/>
     <w:rsid w:val="00767D7E"/>
-    <w:rsid w:val="009109CE"/>
   </w:rsids>
   <m:mathPr>
     <m:mathFont m:val="Cambria Math"/>

--- a/M143/LB2/LB2_Dokumentation.docx
+++ b/M143/LB2/LB2_Dokumentation.docx
@@ -3772,8 +3772,301 @@
       </w:r>
       <w:bookmarkEnd w:id="13"/>
     </w:p>
-    <w:p/>
     <w:p>
+      <w:r>
+        <w:t>Auf dem Ubuntu Client wurde gleich verfahren. Da jedoch die GUI hier ein wenig anders ist, folgen auch hier entsprechende Screenshots des Verfahrens.</w:t>
+      </w:r>
+    </w:p>
+    <w:p>
+      <w:pPr>
+        <w:keepNext/>
+      </w:pPr>
+      <w:r>
+        <w:rPr>
+          <w:noProof/>
+        </w:rPr>
+        <w:drawing>
+          <wp:inline distT="0" distB="0" distL="0" distR="0" wp14:anchorId="5E30B620" wp14:editId="71C3D46A">
+            <wp:extent cx="5760720" cy="461010"/>
+            <wp:effectExtent l="0" t="0" r="0" b="0"/>
+            <wp:docPr id="1482641450" name="Grafik 4"/>
+            <wp:cNvGraphicFramePr>
+              <a:graphicFrameLocks xmlns:a="http://schemas.openxmlformats.org/drawingml/2006/main" noChangeAspect="1"/>
+            </wp:cNvGraphicFramePr>
+            <a:graphic xmlns:a="http://schemas.openxmlformats.org/drawingml/2006/main">
+              <a:graphicData uri="http://schemas.openxmlformats.org/drawingml/2006/picture">
+                <pic:pic xmlns:pic="http://schemas.openxmlformats.org/drawingml/2006/picture">
+                  <pic:nvPicPr>
+                    <pic:cNvPr id="0" name="Picture 7"/>
+                    <pic:cNvPicPr>
+                      <a:picLocks noChangeAspect="1" noChangeArrowheads="1"/>
+                    </pic:cNvPicPr>
+                  </pic:nvPicPr>
+                  <pic:blipFill>
+                    <a:blip r:embed="rId18">
+                      <a:extLst>
+                        <a:ext uri="{28A0092B-C50C-407E-A947-70E740481C1C}">
+                          <a14:useLocalDpi xmlns:a14="http://schemas.microsoft.com/office/drawing/2010/main" val="0"/>
+                        </a:ext>
+                      </a:extLst>
+                    </a:blip>
+                    <a:srcRect/>
+                    <a:stretch>
+                      <a:fillRect/>
+                    </a:stretch>
+                  </pic:blipFill>
+                  <pic:spPr bwMode="auto">
+                    <a:xfrm>
+                      <a:off x="0" y="0"/>
+                      <a:ext cx="5760720" cy="461010"/>
+                    </a:xfrm>
+                    <a:prstGeom prst="rect">
+                      <a:avLst/>
+                    </a:prstGeom>
+                    <a:noFill/>
+                    <a:ln>
+                      <a:noFill/>
+                    </a:ln>
+                  </pic:spPr>
+                </pic:pic>
+              </a:graphicData>
+            </a:graphic>
+          </wp:inline>
+        </w:drawing>
+      </w:r>
+    </w:p>
+    <w:p>
+      <w:pPr>
+        <w:pStyle w:val="Beschriftung"/>
+      </w:pPr>
+      <w:r>
+        <w:t xml:space="preserve">Abbildung </w:t>
+      </w:r>
+      <w:r>
+        <w:fldChar w:fldCharType="begin"/>
+      </w:r>
+      <w:r>
+        <w:instrText xml:space="preserve"> SEQ Abbildung \* ARABIC </w:instrText>
+      </w:r>
+      <w:r>
+        <w:fldChar w:fldCharType="separate"/>
+      </w:r>
+      <w:r>
+        <w:rPr>
+          <w:noProof/>
+        </w:rPr>
+        <w:t>8</w:t>
+      </w:r>
+      <w:r>
+        <w:fldChar w:fldCharType="end"/>
+      </w:r>
+      <w:r>
+        <w:t>: Ort zum Verbinden des FILE-Ordners auf Ubuntu</w:t>
+      </w:r>
+    </w:p>
+    <w:p>
+      <w:pPr>
+        <w:keepNext/>
+      </w:pPr>
+      <w:r>
+        <w:rPr>
+          <w:noProof/>
+        </w:rPr>
+        <w:drawing>
+          <wp:inline distT="0" distB="0" distL="0" distR="0" wp14:anchorId="547F89EC" wp14:editId="021BE3C5">
+            <wp:extent cx="5760000" cy="2409524"/>
+            <wp:effectExtent l="0" t="0" r="0" b="0"/>
+            <wp:docPr id="2102405583" name="Grafik 5"/>
+            <wp:cNvGraphicFramePr>
+              <a:graphicFrameLocks xmlns:a="http://schemas.openxmlformats.org/drawingml/2006/main" noChangeAspect="1"/>
+            </wp:cNvGraphicFramePr>
+            <a:graphic xmlns:a="http://schemas.openxmlformats.org/drawingml/2006/main">
+              <a:graphicData uri="http://schemas.openxmlformats.org/drawingml/2006/picture">
+                <pic:pic xmlns:pic="http://schemas.openxmlformats.org/drawingml/2006/picture">
+                  <pic:nvPicPr>
+                    <pic:cNvPr id="0" name="Picture 9"/>
+                    <pic:cNvPicPr>
+                      <a:picLocks noChangeAspect="1" noChangeArrowheads="1"/>
+                    </pic:cNvPicPr>
+                  </pic:nvPicPr>
+                  <pic:blipFill>
+                    <a:blip r:embed="rId19">
+                      <a:extLst>
+                        <a:ext uri="{28A0092B-C50C-407E-A947-70E740481C1C}">
+                          <a14:useLocalDpi xmlns:a14="http://schemas.microsoft.com/office/drawing/2010/main" val="0"/>
+                        </a:ext>
+                      </a:extLst>
+                    </a:blip>
+                    <a:srcRect/>
+                    <a:stretch>
+                      <a:fillRect/>
+                    </a:stretch>
+                  </pic:blipFill>
+                  <pic:spPr bwMode="auto">
+                    <a:xfrm>
+                      <a:off x="0" y="0"/>
+                      <a:ext cx="5760000" cy="2409524"/>
+                    </a:xfrm>
+                    <a:prstGeom prst="rect">
+                      <a:avLst/>
+                    </a:prstGeom>
+                    <a:noFill/>
+                    <a:ln>
+                      <a:noFill/>
+                    </a:ln>
+                  </pic:spPr>
+                </pic:pic>
+              </a:graphicData>
+            </a:graphic>
+          </wp:inline>
+        </w:drawing>
+      </w:r>
+    </w:p>
+    <w:p>
+      <w:pPr>
+        <w:pStyle w:val="Beschriftung"/>
+      </w:pPr>
+      <w:r>
+        <w:t xml:space="preserve">Abbildung </w:t>
+      </w:r>
+      <w:r>
+        <w:fldChar w:fldCharType="begin"/>
+      </w:r>
+      <w:r>
+        <w:instrText xml:space="preserve"> SEQ Abbildung \* ARABIC </w:instrText>
+      </w:r>
+      <w:r>
+        <w:fldChar w:fldCharType="separate"/>
+      </w:r>
+      <w:r>
+        <w:rPr>
+          <w:noProof/>
+        </w:rPr>
+        <w:t>9</w:t>
+      </w:r>
+      <w:r>
+        <w:fldChar w:fldCharType="end"/>
+      </w:r>
+      <w:r>
+        <w:t xml:space="preserve">: </w:t>
+      </w:r>
+      <w:r>
+        <w:t>Beispiel einer Anmeldung</w:t>
+      </w:r>
+      <w:r>
+        <w:t xml:space="preserve"> auf Ubuntu Client</w:t>
+      </w:r>
+    </w:p>
+    <w:p>
+      <w:pPr>
+        <w:keepNext/>
+      </w:pPr>
+      <w:r>
+        <w:rPr>
+          <w:noProof/>
+        </w:rPr>
+        <w:lastRenderedPageBreak/>
+        <w:drawing>
+          <wp:inline distT="0" distB="0" distL="0" distR="0" wp14:anchorId="79215252" wp14:editId="37DD7F56">
+            <wp:extent cx="3636000" cy="1854119"/>
+            <wp:effectExtent l="0" t="0" r="3175" b="0"/>
+            <wp:docPr id="1173682851" name="Grafik 6"/>
+            <wp:cNvGraphicFramePr>
+              <a:graphicFrameLocks xmlns:a="http://schemas.openxmlformats.org/drawingml/2006/main" noChangeAspect="1"/>
+            </wp:cNvGraphicFramePr>
+            <a:graphic xmlns:a="http://schemas.openxmlformats.org/drawingml/2006/main">
+              <a:graphicData uri="http://schemas.openxmlformats.org/drawingml/2006/picture">
+                <pic:pic xmlns:pic="http://schemas.openxmlformats.org/drawingml/2006/picture">
+                  <pic:nvPicPr>
+                    <pic:cNvPr id="0" name="Picture 11"/>
+                    <pic:cNvPicPr>
+                      <a:picLocks noChangeAspect="1" noChangeArrowheads="1"/>
+                    </pic:cNvPicPr>
+                  </pic:nvPicPr>
+                  <pic:blipFill>
+                    <a:blip r:embed="rId20">
+                      <a:extLst>
+                        <a:ext uri="{28A0092B-C50C-407E-A947-70E740481C1C}">
+                          <a14:useLocalDpi xmlns:a14="http://schemas.microsoft.com/office/drawing/2010/main" val="0"/>
+                        </a:ext>
+                      </a:extLst>
+                    </a:blip>
+                    <a:srcRect/>
+                    <a:stretch>
+                      <a:fillRect/>
+                    </a:stretch>
+                  </pic:blipFill>
+                  <pic:spPr bwMode="auto">
+                    <a:xfrm>
+                      <a:off x="0" y="0"/>
+                      <a:ext cx="3636000" cy="1854119"/>
+                    </a:xfrm>
+                    <a:prstGeom prst="rect">
+                      <a:avLst/>
+                    </a:prstGeom>
+                    <a:noFill/>
+                    <a:ln>
+                      <a:noFill/>
+                    </a:ln>
+                  </pic:spPr>
+                </pic:pic>
+              </a:graphicData>
+            </a:graphic>
+          </wp:inline>
+        </w:drawing>
+      </w:r>
+    </w:p>
+    <w:p>
+      <w:pPr>
+        <w:pStyle w:val="Beschriftung"/>
+      </w:pPr>
+      <w:r>
+        <w:t xml:space="preserve">Abbildung </w:t>
+      </w:r>
+      <w:r>
+        <w:fldChar w:fldCharType="begin"/>
+      </w:r>
+      <w:r>
+        <w:instrText xml:space="preserve"> SEQ Abbildung \* ARABIC </w:instrText>
+      </w:r>
+      <w:r>
+        <w:fldChar w:fldCharType="separate"/>
+      </w:r>
+      <w:r>
+        <w:rPr>
+          <w:noProof/>
+        </w:rPr>
+        <w:t>10</w:t>
+      </w:r>
+      <w:r>
+        <w:fldChar w:fldCharType="end"/>
+      </w:r>
+      <w:r>
+        <w:t xml:space="preserve">: </w:t>
+      </w:r>
+      <w:r>
+        <w:t>Beispiel ei</w:t>
+      </w:r>
+      <w:r>
+        <w:t xml:space="preserve">nes </w:t>
+      </w:r>
+      <w:r>
+        <w:t>verbunden FILE-Ordners</w:t>
+      </w:r>
+      <w:r>
+        <w:t xml:space="preserve"> auf einem</w:t>
+      </w:r>
+      <w:r>
+        <w:rPr>
+          <w:noProof/>
+        </w:rPr>
+        <w:t xml:space="preserve"> Ubuntu Client</w:t>
+      </w:r>
+    </w:p>
+    <w:p>
+      <w:r>
+        <w:t xml:space="preserve"> </w:t>
+      </w:r>
       <w:r>
         <w:br w:type="page"/>
       </w:r>
@@ -3874,8 +4167,8 @@
     <w:p/>
     <w:p/>
     <w:sectPr>
-      <w:headerReference w:type="default" r:id="rId18"/>
-      <w:footerReference w:type="default" r:id="rId19"/>
+      <w:headerReference w:type="default" r:id="rId21"/>
+      <w:footerReference w:type="default" r:id="rId22"/>
       <w:pgSz w:w="11906" w:h="16838"/>
       <w:pgMar w:top="1417" w:right="1417" w:bottom="1134" w:left="1417" w:header="708" w:footer="708" w:gutter="0"/>
       <w:pgNumType w:start="0"/>
@@ -5518,9 +5811,9 @@
   </w:compat>
   <w:rsids>
     <w:rsidRoot w:val="004972B4"/>
-    <w:rsid w:val="00291915"/>
     <w:rsid w:val="004972B4"/>
     <w:rsid w:val="00767D7E"/>
+    <w:rsid w:val="00775B18"/>
   </w:rsids>
   <m:mathPr>
     <m:mathFont m:val="Cambria Math"/>

--- a/M143/LB2/LB2_Dokumentation.docx
+++ b/M143/LB2/LB2_Dokumentation.docx
@@ -4117,6 +4117,113 @@
       </w:r>
       <w:bookmarkEnd w:id="17"/>
     </w:p>
+    <w:p>
+      <w:r>
+        <w:t xml:space="preserve">Der entstandene Share </w:t>
+      </w:r>
+      <w:hyperlink r:id="rId21" w:history="1">
+        <w:r>
+          <w:rPr>
+            <w:rStyle w:val="Hyperlink"/>
+          </w:rPr>
+          <w:t>\\192.168</w:t>
+        </w:r>
+        <w:r>
+          <w:rPr>
+            <w:rStyle w:val="Hyperlink"/>
+          </w:rPr>
+          <w:t>.</w:t>
+        </w:r>
+        <w:r>
+          <w:rPr>
+            <w:rStyle w:val="Hyperlink"/>
+          </w:rPr>
+          <w:t>214.133\backup</w:t>
+        </w:r>
+      </w:hyperlink>
+      <w:r>
+        <w:t xml:space="preserve"> wurde nun auf dem Windows Server nach dem gleichen Prinzip wie beim Verbinden der freigegebenen Ordner auf dem Windows Client verbunden. Dieser Share wird nun auf dem Windows Server als Netzlaufwerk angezeigt. </w:t>
+      </w:r>
+    </w:p>
+    <w:p>
+      <w:pPr>
+        <w:keepNext/>
+      </w:pPr>
+      <w:r>
+        <w:drawing>
+          <wp:inline distT="0" distB="0" distL="0" distR="0" wp14:anchorId="593A9635" wp14:editId="1630F603">
+            <wp:extent cx="3636000" cy="1389939"/>
+            <wp:effectExtent l="0" t="0" r="3175" b="1270"/>
+            <wp:docPr id="984670726" name="Grafik 1"/>
+            <wp:cNvGraphicFramePr>
+              <a:graphicFrameLocks xmlns:a="http://schemas.openxmlformats.org/drawingml/2006/main" noChangeAspect="1"/>
+            </wp:cNvGraphicFramePr>
+            <a:graphic xmlns:a="http://schemas.openxmlformats.org/drawingml/2006/main">
+              <a:graphicData uri="http://schemas.openxmlformats.org/drawingml/2006/picture">
+                <pic:pic xmlns:pic="http://schemas.openxmlformats.org/drawingml/2006/picture">
+                  <pic:nvPicPr>
+                    <pic:cNvPr id="984670726" name=""/>
+                    <pic:cNvPicPr/>
+                  </pic:nvPicPr>
+                  <pic:blipFill>
+                    <a:blip r:embed="rId22"/>
+                    <a:stretch>
+                      <a:fillRect/>
+                    </a:stretch>
+                  </pic:blipFill>
+                  <pic:spPr>
+                    <a:xfrm>
+                      <a:off x="0" y="0"/>
+                      <a:ext cx="3636000" cy="1389939"/>
+                    </a:xfrm>
+                    <a:prstGeom prst="rect">
+                      <a:avLst/>
+                    </a:prstGeom>
+                  </pic:spPr>
+                </pic:pic>
+              </a:graphicData>
+            </a:graphic>
+          </wp:inline>
+        </w:drawing>
+      </w:r>
+    </w:p>
+    <w:p>
+      <w:pPr>
+        <w:pStyle w:val="Beschriftung"/>
+      </w:pPr>
+      <w:r>
+        <w:t xml:space="preserve">Abbildung </w:t>
+      </w:r>
+      <w:r>
+        <w:fldChar w:fldCharType="begin"/>
+      </w:r>
+      <w:r>
+        <w:instrText xml:space="preserve"> SEQ Abbildung \* ARABIC </w:instrText>
+      </w:r>
+      <w:r>
+        <w:fldChar w:fldCharType="separate"/>
+      </w:r>
+      <w:r>
+        <w:rPr>
+          <w:noProof/>
+        </w:rPr>
+        <w:t>11</w:t>
+      </w:r>
+      <w:r>
+        <w:fldChar w:fldCharType="end"/>
+      </w:r>
+      <w:r>
+        <w:t xml:space="preserve">: Eingebundener </w:t>
+      </w:r>
+      <w:proofErr w:type="spellStart"/>
+      <w:r>
+        <w:t>TrueNAS</w:t>
+      </w:r>
+      <w:proofErr w:type="spellEnd"/>
+      <w:r>
+        <w:t xml:space="preserve"> Share</w:t>
+      </w:r>
+    </w:p>
     <w:p/>
     <w:p>
       <w:r>
@@ -4167,8 +4274,8 @@
     <w:p/>
     <w:p/>
     <w:sectPr>
-      <w:headerReference w:type="default" r:id="rId21"/>
-      <w:footerReference w:type="default" r:id="rId22"/>
+      <w:headerReference w:type="default" r:id="rId23"/>
+      <w:footerReference w:type="default" r:id="rId24"/>
       <w:pgSz w:w="11906" w:h="16838"/>
       <w:pgMar w:top="1417" w:right="1417" w:bottom="1134" w:left="1417" w:header="708" w:footer="708" w:gutter="0"/>
       <w:pgNumType w:start="0"/>
@@ -5052,7 +5159,6 @@
   <w:style w:type="character" w:default="1" w:styleId="Absatz-Standardschriftart">
     <w:name w:val="Default Paragraph Font"/>
     <w:uiPriority w:val="1"/>
-    <w:semiHidden/>
     <w:unhideWhenUsed/>
   </w:style>
   <w:style w:type="table" w:default="1" w:styleId="NormaleTabelle">
@@ -5673,6 +5779,18 @@
       <w:szCs w:val="18"/>
     </w:rPr>
   </w:style>
+  <w:style w:type="character" w:styleId="NichtaufgelsteErwhnung">
+    <w:name w:val="Unresolved Mention"/>
+    <w:basedOn w:val="Absatz-Standardschriftart"/>
+    <w:uiPriority w:val="99"/>
+    <w:semiHidden/>
+    <w:unhideWhenUsed/>
+    <w:rsid w:val="00672094"/>
+    <w:rPr>
+      <w:color w:val="605E5C"/>
+      <w:shd w:val="clear" w:color="auto" w:fill="E1DFDD"/>
+    </w:rPr>
+  </w:style>
 </w:styles>
 </file>
 
@@ -5813,7 +5931,7 @@
     <w:rsidRoot w:val="004972B4"/>
     <w:rsid w:val="004972B4"/>
     <w:rsid w:val="00767D7E"/>
-    <w:rsid w:val="00775B18"/>
+    <w:rsid w:val="00EB10AC"/>
   </w:rsids>
   <m:mathPr>
     <m:mathFont m:val="Cambria Math"/>

--- a/M143/LB2/LB2_Dokumentation.docx
+++ b/M143/LB2/LB2_Dokumentation.docx
@@ -4106,6 +4106,11 @@
         <w:t>Shares / User</w:t>
       </w:r>
       <w:bookmarkEnd w:id="16"/>
+    </w:p>
+    <w:p>
+      <w:r>
+        <w:t xml:space="preserve">Anschliessend wurde ein </w:t>
+      </w:r>
     </w:p>
     <w:p>
       <w:pPr>
@@ -5930,8 +5935,8 @@
   <w:rsids>
     <w:rsidRoot w:val="004972B4"/>
     <w:rsid w:val="004972B4"/>
+    <w:rsid w:val="00710657"/>
     <w:rsid w:val="00767D7E"/>
-    <w:rsid w:val="00EB10AC"/>
   </w:rsids>
   <m:mathPr>
     <m:mathFont m:val="Cambria Math"/>

--- a/M143/LB2/LB2_Dokumentation.docx
+++ b/M143/LB2/LB2_Dokumentation.docx
@@ -5,7 +5,13 @@
     <w:sdt>
       <w:sdtPr>
         <w:rPr>
+          <w:rFonts w:eastAsiaTheme="minorHAnsi"/>
           <w:color w:val="156082" w:themeColor="accent1"/>
+          <w:kern w:val="2"/>
+          <w:sz w:val="24"/>
+          <w:szCs w:val="24"/>
+          <w:lang w:eastAsia="en-US"/>
+          <w14:ligatures w14:val="standardContextual"/>
         </w:rPr>
         <w:id w:val="-821422719"/>
         <w:docPartObj>
@@ -15,13 +21,7 @@
       </w:sdtPr>
       <w:sdtEndPr>
         <w:rPr>
-          <w:rFonts w:eastAsiaTheme="minorHAnsi"/>
           <w:color w:val="auto"/>
-          <w:kern w:val="2"/>
-          <w:sz w:val="24"/>
-          <w:szCs w:val="24"/>
-          <w:lang w:eastAsia="en-US"/>
-          <w14:ligatures w14:val="standardContextual"/>
         </w:rPr>
       </w:sdtEndPr>
       <w:sdtContent>
@@ -571,7 +571,13 @@
     <w:sdt>
       <w:sdtPr>
         <w:rPr>
-          <w:lang w:val="de-DE"/>
+          <w:rFonts w:asciiTheme="minorHAnsi" w:eastAsiaTheme="minorHAnsi" w:hAnsiTheme="minorHAnsi" w:cstheme="minorBidi"/>
+          <w:color w:val="auto"/>
+          <w:kern w:val="2"/>
+          <w:sz w:val="24"/>
+          <w:szCs w:val="24"/>
+          <w:lang w:val="de-DE" w:eastAsia="en-US"/>
+          <w14:ligatures w14:val="standardContextual"/>
         </w:rPr>
         <w:id w:val="-2104103588"/>
         <w:docPartObj>
@@ -581,15 +587,8 @@
       </w:sdtPr>
       <w:sdtEndPr>
         <w:rPr>
-          <w:rFonts w:asciiTheme="minorHAnsi" w:eastAsiaTheme="minorHAnsi" w:hAnsiTheme="minorHAnsi" w:cstheme="minorBidi"/>
           <w:b/>
           <w:bCs/>
-          <w:color w:val="auto"/>
-          <w:kern w:val="2"/>
-          <w:sz w:val="24"/>
-          <w:szCs w:val="24"/>
-          <w:lang w:eastAsia="en-US"/>
-          <w14:ligatures w14:val="standardContextual"/>
         </w:rPr>
       </w:sdtEndPr>
       <w:sdtContent>
@@ -2136,54 +2135,36 @@
         <w:t xml:space="preserve"> sollen dabei unterstützen, das Szenario einer Backuplandschaft nachzustellen. Hierzu gibt es zwei Clients, welche jegliche Mitarbeiter der Firma Yeez1 darstellen. Hierbei arbeiten alle MA auf Windowsclients und lediglich der IT-Administrator arbeitet mit dem Linux Client. </w:t>
       </w:r>
       <w:r>
-        <w:t xml:space="preserve">Zusätzlich ist noch ein </w:t>
-      </w:r>
-      <w:proofErr w:type="spellStart"/>
+        <w:t>Zusätzlich ist noch ein TrueNAS im Einsatz. Hierrüber wird das Backup laufen. Dieses wird es von Teilen des Windows Servers machen.</w:t>
+      </w:r>
+    </w:p>
+    <w:p>
+      <w:pPr>
+        <w:pStyle w:val="berschrift2"/>
+      </w:pPr>
+      <w:bookmarkStart w:id="2" w:name="_Toc226470174"/>
+      <w:r>
+        <w:t>Konfigurationen</w:t>
+      </w:r>
+      <w:bookmarkEnd w:id="2"/>
+    </w:p>
+    <w:p>
+      <w:r>
+        <w:t>Es folgen die grundlegenden Daten zu den jeweiligen VMs</w:t>
+      </w:r>
+      <w:r>
+        <w:t>. Es wurde darauf geachtet, möglichst sparsam mit den Resourcen umzugehen. Ausgenommen ist, aufgrund eines zu spät bemerkten Fehlers, der Windows Client und der Windows Server. Da zum Zeitpunkt des Bemerkens, das Projekt bereits fortgeschritten war, wurde auf eine erneute Konfiguration verzichtet.</w:t>
+      </w:r>
+    </w:p>
+    <w:p>
+      <w:pPr>
+        <w:pStyle w:val="berschrift3"/>
+      </w:pPr>
+      <w:bookmarkStart w:id="3" w:name="_Toc226470175"/>
       <w:r>
         <w:t>TrueNAS</w:t>
       </w:r>
-      <w:proofErr w:type="spellEnd"/>
-      <w:r>
-        <w:t xml:space="preserve"> im Einsatz. Hierrüber wird das Backup laufen. Dieses wird es von Teilen des Windows Servers machen.</w:t>
-      </w:r>
-    </w:p>
-    <w:p>
-      <w:pPr>
-        <w:pStyle w:val="berschrift2"/>
-      </w:pPr>
-      <w:bookmarkStart w:id="2" w:name="_Toc226470174"/>
-      <w:r>
-        <w:t>Konfigurationen</w:t>
-      </w:r>
-      <w:bookmarkEnd w:id="2"/>
-    </w:p>
-    <w:p>
-      <w:r>
-        <w:t>Es folgen die grundlegenden Daten zu den jeweiligen VMs</w:t>
-      </w:r>
-      <w:r>
-        <w:t xml:space="preserve">. Es wurde darauf geachtet, möglichst sparsam mit den </w:t>
-      </w:r>
-      <w:proofErr w:type="spellStart"/>
-      <w:r>
-        <w:t>Resourcen</w:t>
-      </w:r>
-      <w:proofErr w:type="spellEnd"/>
-      <w:r>
-        <w:t xml:space="preserve"> umzugehen. Ausgenommen ist, aufgrund eines zu spät bemerkten Fehlers, der Windows Client und der Windows Server. Da zum Zeitpunkt des Bemerkens, das Projekt bereits fortgeschritten war, wurde auf eine erneute Konfiguration verzichtet.</w:t>
-      </w:r>
-    </w:p>
-    <w:p>
-      <w:pPr>
-        <w:pStyle w:val="berschrift3"/>
-      </w:pPr>
-      <w:bookmarkStart w:id="3" w:name="_Toc226470175"/>
-      <w:proofErr w:type="spellStart"/>
-      <w:r>
-        <w:t>TrueNAS</w:t>
-      </w:r>
       <w:bookmarkEnd w:id="3"/>
-      <w:proofErr w:type="spellEnd"/>
     </w:p>
     <w:tbl>
       <w:tblPr>
@@ -2289,11 +2270,9 @@
             <w:tcW w:w="4531" w:type="dxa"/>
           </w:tcPr>
           <w:p>
-            <w:proofErr w:type="spellStart"/>
             <w:r>
               <w:t>Processors</w:t>
             </w:r>
-            <w:proofErr w:type="spellEnd"/>
           </w:p>
         </w:tc>
         <w:tc>
@@ -2482,10 +2461,7 @@
               <w:cnfStyle w:val="000000100000" w:firstRow="0" w:lastRow="0" w:firstColumn="0" w:lastColumn="0" w:oddVBand="0" w:evenVBand="0" w:oddHBand="1" w:evenHBand="0" w:firstRowFirstColumn="0" w:firstRowLastColumn="0" w:lastRowFirstColumn="0" w:lastRowLastColumn="0"/>
             </w:pPr>
             <w:r>
-              <w:t>192.168.214.13</w:t>
-            </w:r>
-            <w:r>
-              <w:t>2</w:t>
+              <w:t>192.168.214.132</w:t>
             </w:r>
           </w:p>
         </w:tc>
@@ -2511,10 +2487,7 @@
               <w:cnfStyle w:val="000000000000" w:firstRow="0" w:lastRow="0" w:firstColumn="0" w:lastColumn="0" w:oddVBand="0" w:evenVBand="0" w:oddHBand="0" w:evenHBand="0" w:firstRowFirstColumn="0" w:firstRowLastColumn="0" w:lastRowFirstColumn="0" w:lastRowLastColumn="0"/>
             </w:pPr>
             <w:r>
-              <w:t>4</w:t>
-            </w:r>
-            <w:r>
-              <w:t xml:space="preserve"> GB</w:t>
+              <w:t>4 GB</w:t>
             </w:r>
           </w:p>
         </w:tc>
@@ -2529,11 +2502,9 @@
             <w:tcW w:w="4531" w:type="dxa"/>
           </w:tcPr>
           <w:p>
-            <w:proofErr w:type="spellStart"/>
             <w:r>
               <w:t>Processors</w:t>
             </w:r>
-            <w:proofErr w:type="spellEnd"/>
           </w:p>
         </w:tc>
         <w:tc>
@@ -2734,11 +2705,9 @@
             <w:tcW w:w="4531" w:type="dxa"/>
           </w:tcPr>
           <w:p>
-            <w:proofErr w:type="spellStart"/>
             <w:r>
               <w:t>Processors</w:t>
             </w:r>
-            <w:proofErr w:type="spellEnd"/>
           </w:p>
         </w:tc>
         <w:tc>
@@ -2776,10 +2745,7 @@
               <w:cnfStyle w:val="000000000000" w:firstRow="0" w:lastRow="0" w:firstColumn="0" w:lastColumn="0" w:oddVBand="0" w:evenVBand="0" w:oddHBand="0" w:evenHBand="0" w:firstRowFirstColumn="0" w:firstRowLastColumn="0" w:lastRowFirstColumn="0" w:lastRowLastColumn="0"/>
             </w:pPr>
             <w:r>
-              <w:t>6</w:t>
-            </w:r>
-            <w:r>
-              <w:t>0 GB</w:t>
+              <w:t>60 GB</w:t>
             </w:r>
           </w:p>
         </w:tc>
@@ -2920,10 +2886,7 @@
               <w:cnfStyle w:val="000000000000" w:firstRow="0" w:lastRow="0" w:firstColumn="0" w:lastColumn="0" w:oddVBand="0" w:evenVBand="0" w:oddHBand="0" w:evenHBand="0" w:firstRowFirstColumn="0" w:firstRowLastColumn="0" w:lastRowFirstColumn="0" w:lastRowLastColumn="0"/>
             </w:pPr>
             <w:r>
-              <w:t>4</w:t>
-            </w:r>
-            <w:r>
-              <w:t xml:space="preserve"> GB</w:t>
+              <w:t>4 GB</w:t>
             </w:r>
           </w:p>
         </w:tc>
@@ -2938,11 +2901,9 @@
             <w:tcW w:w="4531" w:type="dxa"/>
           </w:tcPr>
           <w:p>
-            <w:proofErr w:type="spellStart"/>
             <w:r>
               <w:t>Processors</w:t>
             </w:r>
-            <w:proofErr w:type="spellEnd"/>
           </w:p>
         </w:tc>
         <w:tc>
@@ -2980,10 +2941,7 @@
               <w:cnfStyle w:val="000000000000" w:firstRow="0" w:lastRow="0" w:firstColumn="0" w:lastColumn="0" w:oddVBand="0" w:evenVBand="0" w:oddHBand="0" w:evenHBand="0" w:firstRowFirstColumn="0" w:firstRowLastColumn="0" w:lastRowFirstColumn="0" w:lastRowLastColumn="0"/>
             </w:pPr>
             <w:r>
-              <w:t>64</w:t>
-            </w:r>
-            <w:r>
-              <w:t xml:space="preserve"> GB</w:t>
+              <w:t>64 GB</w:t>
             </w:r>
             <w:r>
               <w:t xml:space="preserve"> (Dieser Wert ist so hoch, da die VM als erste und damit ohne Referenz eingerichtet wurde)</w:t>
@@ -3088,6 +3046,9 @@
         <w:keepNext/>
       </w:pPr>
       <w:r>
+        <w:rPr>
+          <w:noProof/>
+        </w:rPr>
         <w:drawing>
           <wp:inline distT="0" distB="0" distL="0" distR="0" wp14:anchorId="62C870D6" wp14:editId="493E932E">
             <wp:extent cx="6821687" cy="1440000"/>
@@ -3132,33 +3093,26 @@
       <w:r>
         <w:t xml:space="preserve">Abbildung </w:t>
       </w:r>
-      <w:r>
-        <w:fldChar w:fldCharType="begin"/>
-      </w:r>
-      <w:r>
-        <w:instrText xml:space="preserve"> SEQ Abbildung \* ARABIC </w:instrText>
-      </w:r>
-      <w:r>
-        <w:fldChar w:fldCharType="separate"/>
-      </w:r>
+      <w:fldSimple w:instr=" SEQ Abbildung \* ARABIC ">
+        <w:r>
+          <w:rPr>
+            <w:noProof/>
+          </w:rPr>
+          <w:t>1</w:t>
+        </w:r>
+      </w:fldSimple>
+      <w:r>
+        <w:t>: User auf Windows Server</w:t>
+      </w:r>
+    </w:p>
+    <w:p>
+      <w:pPr>
+        <w:keepNext/>
+      </w:pPr>
       <w:r>
         <w:rPr>
           <w:noProof/>
         </w:rPr>
-        <w:t>1</w:t>
-      </w:r>
-      <w:r>
-        <w:fldChar w:fldCharType="end"/>
-      </w:r>
-      <w:r>
-        <w:t>: User auf Windows Server</w:t>
-      </w:r>
-    </w:p>
-    <w:p>
-      <w:pPr>
-        <w:keepNext/>
-      </w:pPr>
-      <w:r>
         <w:lastRenderedPageBreak/>
         <w:drawing>
           <wp:inline distT="0" distB="0" distL="0" distR="0" wp14:anchorId="3ECDCF23" wp14:editId="3088CFFB">
@@ -3204,24 +3158,14 @@
       <w:r>
         <w:t xml:space="preserve">Abbildung </w:t>
       </w:r>
-      <w:r>
-        <w:fldChar w:fldCharType="begin"/>
-      </w:r>
-      <w:r>
-        <w:instrText xml:space="preserve"> SEQ Abbildung \* ARABIC </w:instrText>
-      </w:r>
-      <w:r>
-        <w:fldChar w:fldCharType="separate"/>
-      </w:r>
-      <w:r>
-        <w:rPr>
-          <w:noProof/>
-        </w:rPr>
-        <w:t>2</w:t>
-      </w:r>
-      <w:r>
-        <w:fldChar w:fldCharType="end"/>
-      </w:r>
+      <w:fldSimple w:instr=" SEQ Abbildung \* ARABIC ">
+        <w:r>
+          <w:rPr>
+            <w:noProof/>
+          </w:rPr>
+          <w:t>2</w:t>
+        </w:r>
+      </w:fldSimple>
       <w:r>
         <w:t>: Gruppen auf Windows Server</w:t>
       </w:r>
@@ -3307,15 +3251,7 @@
         <w:ind w:left="709" w:hanging="425"/>
       </w:pPr>
       <w:r>
-        <w:t xml:space="preserve">(Der Admin User des Servers </w:t>
-      </w:r>
-      <w:proofErr w:type="spellStart"/>
-      <w:r>
-        <w:t>dd</w:t>
-      </w:r>
-      <w:proofErr w:type="spellEnd"/>
-      <w:r>
-        <w:t xml:space="preserve"> hat auf dem ganzen Server alle Rechte)</w:t>
+        <w:t>(Der Admin User des Servers dd hat auf dem ganzen Server alle Rechte)</w:t>
       </w:r>
     </w:p>
     <w:p>
@@ -3338,6 +3274,9 @@
         <w:t xml:space="preserve"> </w:t>
       </w:r>
       <w:r>
+        <w:rPr>
+          <w:noProof/>
+        </w:rPr>
         <w:drawing>
           <wp:inline distT="0" distB="0" distL="0" distR="0" wp14:anchorId="2EF7ADA6" wp14:editId="2F50ACDF">
             <wp:extent cx="3637029" cy="1440000"/>
@@ -3382,33 +3321,26 @@
       <w:r>
         <w:t xml:space="preserve">Abbildung </w:t>
       </w:r>
-      <w:r>
-        <w:fldChar w:fldCharType="begin"/>
-      </w:r>
-      <w:r>
-        <w:instrText xml:space="preserve"> SEQ Abbildung \* ARABIC </w:instrText>
-      </w:r>
-      <w:r>
-        <w:fldChar w:fldCharType="separate"/>
-      </w:r>
+      <w:fldSimple w:instr=" SEQ Abbildung \* ARABIC ">
+        <w:r>
+          <w:rPr>
+            <w:noProof/>
+          </w:rPr>
+          <w:t>3</w:t>
+        </w:r>
+      </w:fldSimple>
+      <w:r>
+        <w:t>: FILE-Ordner auf Windows Server</w:t>
+      </w:r>
+    </w:p>
+    <w:p>
+      <w:pPr>
+        <w:keepNext/>
+      </w:pPr>
       <w:r>
         <w:rPr>
           <w:noProof/>
         </w:rPr>
-        <w:t>3</w:t>
-      </w:r>
-      <w:r>
-        <w:fldChar w:fldCharType="end"/>
-      </w:r>
-      <w:r>
-        <w:t>: FILE-Ordner auf Windows Server</w:t>
-      </w:r>
-    </w:p>
-    <w:p>
-      <w:pPr>
-        <w:keepNext/>
-      </w:pPr>
-      <w:r>
         <w:lastRenderedPageBreak/>
         <w:drawing>
           <wp:inline distT="0" distB="0" distL="0" distR="0" wp14:anchorId="40F7C381" wp14:editId="6A13BD8E">
@@ -3454,24 +3386,14 @@
       <w:r>
         <w:t xml:space="preserve">Abbildung </w:t>
       </w:r>
-      <w:r>
-        <w:fldChar w:fldCharType="begin"/>
-      </w:r>
-      <w:r>
-        <w:instrText xml:space="preserve"> SEQ Abbildung \* ARABIC </w:instrText>
-      </w:r>
-      <w:r>
-        <w:fldChar w:fldCharType="separate"/>
-      </w:r>
-      <w:r>
-        <w:rPr>
-          <w:noProof/>
-        </w:rPr>
-        <w:t>4</w:t>
-      </w:r>
-      <w:r>
-        <w:fldChar w:fldCharType="end"/>
-      </w:r>
+      <w:fldSimple w:instr=" SEQ Abbildung \* ARABIC ">
+        <w:r>
+          <w:rPr>
+            <w:noProof/>
+          </w:rPr>
+          <w:t>4</w:t>
+        </w:r>
+      </w:fldSimple>
       <w:r>
         <w:t>: Berechtigungsbeispiel</w:t>
       </w:r>
@@ -3565,24 +3487,14 @@
       <w:r>
         <w:t xml:space="preserve">Abbildung </w:t>
       </w:r>
-      <w:r>
-        <w:fldChar w:fldCharType="begin"/>
-      </w:r>
-      <w:r>
-        <w:instrText xml:space="preserve"> SEQ Abbildung \* ARABIC </w:instrText>
-      </w:r>
-      <w:r>
-        <w:fldChar w:fldCharType="separate"/>
-      </w:r>
-      <w:r>
-        <w:rPr>
-          <w:noProof/>
-        </w:rPr>
-        <w:t>5</w:t>
-      </w:r>
-      <w:r>
-        <w:fldChar w:fldCharType="end"/>
-      </w:r>
+      <w:fldSimple w:instr=" SEQ Abbildung \* ARABIC ">
+        <w:r>
+          <w:rPr>
+            <w:noProof/>
+          </w:rPr>
+          <w:t>5</w:t>
+        </w:r>
+      </w:fldSimple>
       <w:r>
         <w:t>: Freigabe als Netzlaufwerk verbinden</w:t>
       </w:r>
@@ -3653,24 +3565,14 @@
       <w:r>
         <w:t xml:space="preserve">Abbildung </w:t>
       </w:r>
-      <w:r>
-        <w:fldChar w:fldCharType="begin"/>
-      </w:r>
-      <w:r>
-        <w:instrText xml:space="preserve"> SEQ Abbildung \* ARABIC </w:instrText>
-      </w:r>
-      <w:r>
-        <w:fldChar w:fldCharType="separate"/>
-      </w:r>
-      <w:r>
-        <w:rPr>
-          <w:noProof/>
-        </w:rPr>
-        <w:t>6</w:t>
-      </w:r>
-      <w:r>
-        <w:fldChar w:fldCharType="end"/>
-      </w:r>
+      <w:fldSimple w:instr=" SEQ Abbildung \* ARABIC ">
+        <w:r>
+          <w:rPr>
+            <w:noProof/>
+          </w:rPr>
+          <w:t>6</w:t>
+        </w:r>
+      </w:fldSimple>
       <w:r>
         <w:t>: Beispiel einer Anmeldung</w:t>
       </w:r>
@@ -3740,24 +3642,14 @@
       <w:r>
         <w:t xml:space="preserve">Abbildung </w:t>
       </w:r>
-      <w:r>
-        <w:fldChar w:fldCharType="begin"/>
-      </w:r>
-      <w:r>
-        <w:instrText xml:space="preserve"> SEQ Abbildung \* ARABIC </w:instrText>
-      </w:r>
-      <w:r>
-        <w:fldChar w:fldCharType="separate"/>
-      </w:r>
-      <w:r>
-        <w:rPr>
-          <w:noProof/>
-        </w:rPr>
-        <w:t>7</w:t>
-      </w:r>
-      <w:r>
-        <w:fldChar w:fldCharType="end"/>
-      </w:r>
+      <w:fldSimple w:instr=" SEQ Abbildung \* ARABIC ">
+        <w:r>
+          <w:rPr>
+            <w:noProof/>
+          </w:rPr>
+          <w:t>7</w:t>
+        </w:r>
+      </w:fldSimple>
       <w:r>
         <w:t>: Beispiel eines als Netzlaufwerk verbunden FILE-Ordners</w:t>
       </w:r>
@@ -3842,24 +3734,14 @@
       <w:r>
         <w:t xml:space="preserve">Abbildung </w:t>
       </w:r>
-      <w:r>
-        <w:fldChar w:fldCharType="begin"/>
-      </w:r>
-      <w:r>
-        <w:instrText xml:space="preserve"> SEQ Abbildung \* ARABIC </w:instrText>
-      </w:r>
-      <w:r>
-        <w:fldChar w:fldCharType="separate"/>
-      </w:r>
-      <w:r>
-        <w:rPr>
-          <w:noProof/>
-        </w:rPr>
-        <w:t>8</w:t>
-      </w:r>
-      <w:r>
-        <w:fldChar w:fldCharType="end"/>
-      </w:r>
+      <w:fldSimple w:instr=" SEQ Abbildung \* ARABIC ">
+        <w:r>
+          <w:rPr>
+            <w:noProof/>
+          </w:rPr>
+          <w:t>8</w:t>
+        </w:r>
+      </w:fldSimple>
       <w:r>
         <w:t>: Ort zum Verbinden des FILE-Ordners auf Ubuntu</w:t>
       </w:r>
@@ -3929,24 +3811,14 @@
       <w:r>
         <w:t xml:space="preserve">Abbildung </w:t>
       </w:r>
-      <w:r>
-        <w:fldChar w:fldCharType="begin"/>
-      </w:r>
-      <w:r>
-        <w:instrText xml:space="preserve"> SEQ Abbildung \* ARABIC </w:instrText>
-      </w:r>
-      <w:r>
-        <w:fldChar w:fldCharType="separate"/>
-      </w:r>
-      <w:r>
-        <w:rPr>
-          <w:noProof/>
-        </w:rPr>
-        <w:t>9</w:t>
-      </w:r>
-      <w:r>
-        <w:fldChar w:fldCharType="end"/>
-      </w:r>
+      <w:fldSimple w:instr=" SEQ Abbildung \* ARABIC ">
+        <w:r>
+          <w:rPr>
+            <w:noProof/>
+          </w:rPr>
+          <w:t>9</w:t>
+        </w:r>
+      </w:fldSimple>
       <w:r>
         <w:t xml:space="preserve">: </w:t>
       </w:r>
@@ -4023,24 +3895,14 @@
       <w:r>
         <w:t xml:space="preserve">Abbildung </w:t>
       </w:r>
-      <w:r>
-        <w:fldChar w:fldCharType="begin"/>
-      </w:r>
-      <w:r>
-        <w:instrText xml:space="preserve"> SEQ Abbildung \* ARABIC </w:instrText>
-      </w:r>
-      <w:r>
-        <w:fldChar w:fldCharType="separate"/>
-      </w:r>
-      <w:r>
-        <w:rPr>
-          <w:noProof/>
-        </w:rPr>
-        <w:t>10</w:t>
-      </w:r>
-      <w:r>
-        <w:fldChar w:fldCharType="end"/>
-      </w:r>
+      <w:fldSimple w:instr=" SEQ Abbildung \* ARABIC ">
+        <w:r>
+          <w:rPr>
+            <w:noProof/>
+          </w:rPr>
+          <w:t>10</w:t>
+        </w:r>
+      </w:fldSimple>
       <w:r>
         <w:t xml:space="preserve">: </w:t>
       </w:r>
@@ -4078,14 +3940,9 @@
       <w:bookmarkStart w:id="14" w:name="_Toc226470186"/>
       <w:r>
         <w:lastRenderedPageBreak/>
-        <w:t xml:space="preserve">Schritt 3: Inbetriebnahme </w:t>
-      </w:r>
-      <w:proofErr w:type="spellStart"/>
-      <w:r>
-        <w:t>TrueNAS</w:t>
+        <w:t>Schritt 3: Inbetriebnahme TrueNAS</w:t>
       </w:r>
       <w:bookmarkEnd w:id="14"/>
-      <w:proofErr w:type="spellEnd"/>
     </w:p>
     <w:p>
       <w:pPr>
@@ -4109,7 +3966,105 @@
     </w:p>
     <w:p>
       <w:r>
-        <w:t xml:space="preserve">Anschliessend wurde ein </w:t>
+        <w:t>Anschliessend wurde</w:t>
+      </w:r>
+      <w:r>
+        <w:t xml:space="preserve"> auf dem TrueNAS ein Share erstellt. Dabei musste darauf geachtet werden, dass die Option SMB </w:t>
+      </w:r>
+      <w:r>
+        <w:t xml:space="preserve">und der das vorher erstellte Dataset backup </w:t>
+      </w:r>
+      <w:r>
+        <w:t xml:space="preserve">ausgewählt wurde. Um den Share auch verwenden zu können, wurde der User backup_user erstellt. Diesem </w:t>
+      </w:r>
+      <w:r>
+        <w:t>wurden</w:t>
+      </w:r>
+      <w:r>
+        <w:t xml:space="preserve"> die vollen Berechtigungen auf diesen Share</w:t>
+      </w:r>
+      <w:r>
+        <w:t xml:space="preserve"> gewährt. Weitere Berechtigungen erhielt er jedoch nicht, um bei einer möglichen Komprimierung den Schaden so gering wie möglich zu halten. Dieser User ist lediglich dazu da, den Share als Netzlaufwerk auf dem Windows Server einzubinden.</w:t>
+      </w:r>
+      <w:r>
+        <w:t xml:space="preserve"> Es folgt ein Screenshot der Konfiguration des Shares.</w:t>
+      </w:r>
+    </w:p>
+    <w:p>
+      <w:pPr>
+        <w:keepNext/>
+      </w:pPr>
+      <w:r>
+        <w:rPr>
+          <w:noProof/>
+        </w:rPr>
+        <w:drawing>
+          <wp:inline distT="0" distB="0" distL="0" distR="0" wp14:anchorId="1ED1B94A" wp14:editId="1F94219C">
+            <wp:extent cx="3636000" cy="4076873"/>
+            <wp:effectExtent l="0" t="0" r="3175" b="0"/>
+            <wp:docPr id="1694162315" name="Grafik 2"/>
+            <wp:cNvGraphicFramePr>
+              <a:graphicFrameLocks xmlns:a="http://schemas.openxmlformats.org/drawingml/2006/main" noChangeAspect="1"/>
+            </wp:cNvGraphicFramePr>
+            <a:graphic xmlns:a="http://schemas.openxmlformats.org/drawingml/2006/main">
+              <a:graphicData uri="http://schemas.openxmlformats.org/drawingml/2006/picture">
+                <pic:pic xmlns:pic="http://schemas.openxmlformats.org/drawingml/2006/picture">
+                  <pic:nvPicPr>
+                    <pic:cNvPr id="0" name="Picture 1"/>
+                    <pic:cNvPicPr>
+                      <a:picLocks noChangeAspect="1" noChangeArrowheads="1"/>
+                    </pic:cNvPicPr>
+                  </pic:nvPicPr>
+                  <pic:blipFill>
+                    <a:blip r:embed="rId21">
+                      <a:extLst>
+                        <a:ext uri="{28A0092B-C50C-407E-A947-70E740481C1C}">
+                          <a14:useLocalDpi xmlns:a14="http://schemas.microsoft.com/office/drawing/2010/main" val="0"/>
+                        </a:ext>
+                      </a:extLst>
+                    </a:blip>
+                    <a:srcRect/>
+                    <a:stretch>
+                      <a:fillRect/>
+                    </a:stretch>
+                  </pic:blipFill>
+                  <pic:spPr bwMode="auto">
+                    <a:xfrm>
+                      <a:off x="0" y="0"/>
+                      <a:ext cx="3636000" cy="4076873"/>
+                    </a:xfrm>
+                    <a:prstGeom prst="rect">
+                      <a:avLst/>
+                    </a:prstGeom>
+                    <a:noFill/>
+                    <a:ln>
+                      <a:noFill/>
+                    </a:ln>
+                  </pic:spPr>
+                </pic:pic>
+              </a:graphicData>
+            </a:graphic>
+          </wp:inline>
+        </w:drawing>
+      </w:r>
+    </w:p>
+    <w:p>
+      <w:pPr>
+        <w:pStyle w:val="Beschriftung"/>
+      </w:pPr>
+      <w:r>
+        <w:t xml:space="preserve">Abbildung </w:t>
+      </w:r>
+      <w:fldSimple w:instr=" SEQ Abbildung \* ARABIC ">
+        <w:r>
+          <w:rPr>
+            <w:noProof/>
+          </w:rPr>
+          <w:t>11</w:t>
+        </w:r>
+      </w:fldSimple>
+      <w:r>
+        <w:t>: Konfiguration des Shares auf dem TrueNAS</w:t>
       </w:r>
     </w:p>
     <w:p>
@@ -4126,28 +4081,22 @@
       <w:r>
         <w:t xml:space="preserve">Der entstandene Share </w:t>
       </w:r>
-      <w:hyperlink r:id="rId21" w:history="1">
+      <w:hyperlink r:id="rId22" w:history="1">
         <w:r>
           <w:rPr>
             <w:rStyle w:val="Hyperlink"/>
           </w:rPr>
-          <w:t>\\192.168</w:t>
-        </w:r>
-        <w:r>
-          <w:rPr>
-            <w:rStyle w:val="Hyperlink"/>
-          </w:rPr>
-          <w:t>.</w:t>
-        </w:r>
-        <w:r>
-          <w:rPr>
-            <w:rStyle w:val="Hyperlink"/>
-          </w:rPr>
-          <w:t>214.133\backup</w:t>
+          <w:t>\\192.168.214.133\backup</w:t>
         </w:r>
       </w:hyperlink>
       <w:r>
-        <w:t xml:space="preserve"> wurde nun auf dem Windows Server nach dem gleichen Prinzip wie beim Verbinden der freigegebenen Ordner auf dem Windows Client verbunden. Dieser Share wird nun auf dem Windows Server als Netzlaufwerk angezeigt. </w:t>
+        <w:t xml:space="preserve"> wurde nun auf dem Windows Server nach dem gleichen Prinzip wie beim Verbinden der freigegebenen Ordner auf dem Windows Client verbunden. </w:t>
+      </w:r>
+      <w:r>
+        <w:t xml:space="preserve">Hierbei wurden die Anmeldedaten vom TrueNAS User backup_user verwendet. </w:t>
+      </w:r>
+      <w:r>
+        <w:t xml:space="preserve">Dieser Share wird nun auf dem Windows Server als Netzlaufwerk angezeigt. </w:t>
       </w:r>
     </w:p>
     <w:p>
@@ -4155,6 +4104,10 @@
         <w:keepNext/>
       </w:pPr>
       <w:r>
+        <w:rPr>
+          <w:noProof/>
+        </w:rPr>
+        <w:lastRenderedPageBreak/>
         <w:drawing>
           <wp:inline distT="0" distB="0" distL="0" distR="0" wp14:anchorId="593A9635" wp14:editId="1630F603">
             <wp:extent cx="3636000" cy="1389939"/>
@@ -4171,7 +4124,7 @@
                     <pic:cNvPicPr/>
                   </pic:nvPicPr>
                   <pic:blipFill>
-                    <a:blip r:embed="rId22"/>
+                    <a:blip r:embed="rId23"/>
                     <a:stretch>
                       <a:fillRect/>
                     </a:stretch>
@@ -4199,34 +4152,16 @@
       <w:r>
         <w:t xml:space="preserve">Abbildung </w:t>
       </w:r>
-      <w:r>
-        <w:fldChar w:fldCharType="begin"/>
-      </w:r>
-      <w:r>
-        <w:instrText xml:space="preserve"> SEQ Abbildung \* ARABIC </w:instrText>
-      </w:r>
-      <w:r>
-        <w:fldChar w:fldCharType="separate"/>
-      </w:r>
-      <w:r>
-        <w:rPr>
-          <w:noProof/>
-        </w:rPr>
-        <w:t>11</w:t>
-      </w:r>
-      <w:r>
-        <w:fldChar w:fldCharType="end"/>
-      </w:r>
-      <w:r>
-        <w:t xml:space="preserve">: Eingebundener </w:t>
-      </w:r>
-      <w:proofErr w:type="spellStart"/>
-      <w:r>
-        <w:t>TrueNAS</w:t>
-      </w:r>
-      <w:proofErr w:type="spellEnd"/>
-      <w:r>
-        <w:t xml:space="preserve"> Share</w:t>
+      <w:fldSimple w:instr=" SEQ Abbildung \* ARABIC ">
+        <w:r>
+          <w:rPr>
+            <w:noProof/>
+          </w:rPr>
+          <w:t>12</w:t>
+        </w:r>
+      </w:fldSimple>
+      <w:r>
+        <w:t>: Eingebundener TrueNAS Share</w:t>
       </w:r>
     </w:p>
     <w:p/>
@@ -4242,14 +4177,9 @@
       <w:bookmarkStart w:id="18" w:name="_Toc226470190"/>
       <w:r>
         <w:lastRenderedPageBreak/>
-        <w:t xml:space="preserve">Schritt 4: </w:t>
-      </w:r>
-      <w:proofErr w:type="spellStart"/>
-      <w:r>
-        <w:t>Testing</w:t>
+        <w:t>Schritt 4: Testing</w:t>
       </w:r>
       <w:bookmarkEnd w:id="18"/>
-      <w:proofErr w:type="spellEnd"/>
     </w:p>
     <w:p>
       <w:pPr>
@@ -4257,7 +4187,7 @@
       </w:pPr>
       <w:bookmarkStart w:id="19" w:name="_Toc226470191"/>
       <w:r>
-        <w:t>Vollbackup zu Testzwecken</w:t>
+        <w:t>Vollbackup</w:t>
       </w:r>
       <w:bookmarkEnd w:id="19"/>
     </w:p>
@@ -4265,22 +4195,25 @@
       <w:pPr>
         <w:pStyle w:val="berschrift2"/>
       </w:pPr>
+      <w:r>
+        <w:t>Inkrementelles Backup</w:t>
+      </w:r>
+    </w:p>
+    <w:p>
+      <w:pPr>
+        <w:pStyle w:val="berschrift2"/>
+      </w:pPr>
       <w:bookmarkStart w:id="20" w:name="_Toc226470192"/>
-      <w:proofErr w:type="spellStart"/>
-      <w:r>
-        <w:t>Disaster</w:t>
-      </w:r>
-      <w:proofErr w:type="spellEnd"/>
-      <w:r>
-        <w:t xml:space="preserve"> &amp; Recovery</w:t>
+      <w:r>
+        <w:t>Disaster &amp; Recovery</w:t>
       </w:r>
       <w:bookmarkEnd w:id="20"/>
     </w:p>
     <w:p/>
     <w:p/>
     <w:sectPr>
-      <w:headerReference w:type="default" r:id="rId23"/>
-      <w:footerReference w:type="default" r:id="rId24"/>
+      <w:headerReference w:type="default" r:id="rId24"/>
+      <w:footerReference w:type="default" r:id="rId25"/>
       <w:pgSz w:w="11906" w:h="16838"/>
       <w:pgMar w:top="1417" w:right="1417" w:bottom="1134" w:left="1417" w:header="708" w:footer="708" w:gutter="0"/>
       <w:pgNumType w:start="0"/>
@@ -5164,6 +5097,7 @@
   <w:style w:type="character" w:default="1" w:styleId="Absatz-Standardschriftart">
     <w:name w:val="Default Paragraph Font"/>
     <w:uiPriority w:val="1"/>
+    <w:semiHidden/>
     <w:unhideWhenUsed/>
   </w:style>
   <w:style w:type="table" w:default="1" w:styleId="NormaleTabelle">
@@ -5934,9 +5868,12 @@
   </w:compat>
   <w:rsids>
     <w:rsidRoot w:val="004972B4"/>
+    <w:rsid w:val="00252882"/>
     <w:rsid w:val="004972B4"/>
     <w:rsid w:val="00710657"/>
     <w:rsid w:val="00767D7E"/>
+    <w:rsid w:val="00F4468C"/>
+    <w:rsid w:val="00FC6145"/>
   </w:rsids>
   <m:mathPr>
     <m:mathFont m:val="Cambria Math"/>
@@ -6405,10 +6342,6 @@
       <w:color w:val="666666"/>
     </w:rPr>
   </w:style>
-  <w:style w:type="paragraph" w:customStyle="1" w:styleId="4B6CF8761E3C456AA34264DE164E5685">
-    <w:name w:val="4B6CF8761E3C456AA34264DE164E5685"/>
-    <w:rsid w:val="004972B4"/>
-  </w:style>
 </w:styles>
 </file>
 

--- a/M143/LB2/LB2_Dokumentation.docx
+++ b/M143/LB2/LB2_Dokumentation.docx
@@ -3955,39 +3955,32 @@
       <w:bookmarkEnd w:id="15"/>
     </w:p>
     <w:p>
-      <w:pPr>
-        <w:pStyle w:val="berschrift2"/>
-      </w:pPr>
-      <w:bookmarkStart w:id="16" w:name="_Toc226470188"/>
-      <w:r>
-        <w:t>Shares / User</w:t>
-      </w:r>
-      <w:bookmarkEnd w:id="16"/>
-    </w:p>
-    <w:p>
-      <w:r>
-        <w:t>Anschliessend wurde</w:t>
-      </w:r>
-      <w:r>
-        <w:t xml:space="preserve"> auf dem TrueNAS ein Share erstellt. Dabei musste darauf geachtet werden, dass die Option SMB </w:t>
-      </w:r>
-      <w:r>
-        <w:t xml:space="preserve">und der das vorher erstellte Dataset backup </w:t>
-      </w:r>
-      <w:r>
-        <w:t xml:space="preserve">ausgewählt wurde. Um den Share auch verwenden zu können, wurde der User backup_user erstellt. Diesem </w:t>
-      </w:r>
-      <w:r>
-        <w:t>wurden</w:t>
-      </w:r>
-      <w:r>
-        <w:t xml:space="preserve"> die vollen Berechtigungen auf diesen Share</w:t>
-      </w:r>
-      <w:r>
-        <w:t xml:space="preserve"> gewährt. Weitere Berechtigungen erhielt er jedoch nicht, um bei einer möglichen Komprimierung den Schaden so gering wie möglich zu halten. Dieser User ist lediglich dazu da, den Share als Netzlaufwerk auf dem Windows Server einzubinden.</w:t>
-      </w:r>
-      <w:r>
-        <w:t xml:space="preserve"> Es folgt ein Screenshot der Konfiguration des Shares.</w:t>
+      <w:r>
+        <w:t xml:space="preserve">Das Dataset backup wurde im </w:t>
+      </w:r>
+      <w:r>
+        <w:t xml:space="preserve">Dataset WINSBCK erstellt. Hierbei wurde zur </w:t>
+      </w:r>
+      <w:r>
+        <w:t xml:space="preserve">Konfiguration </w:t>
+      </w:r>
+      <w:r>
+        <w:t>RAID</w:t>
+      </w:r>
+      <w:r>
+        <w:t>-Z1</w:t>
+      </w:r>
+      <w:r>
+        <w:t xml:space="preserve"> verwendet und </w:t>
+      </w:r>
+      <w:r>
+        <w:t>dazu</w:t>
+      </w:r>
+      <w:r>
+        <w:t xml:space="preserve"> auf die drei zusätzlich zugewiesenen Hard Disks des TrueNAS zurückgegriffen. Dieses Dataset wird nun als Ort des Backups des Windows Servers verwendet.</w:t>
+      </w:r>
+      <w:r>
+        <w:t xml:space="preserve"> Es folgt ein Screenshot der Datasetstruktur.</w:t>
       </w:r>
     </w:p>
     <w:p>
@@ -3998,6 +3991,120 @@
         <w:rPr>
           <w:noProof/>
         </w:rPr>
+        <w:drawing>
+          <wp:inline distT="0" distB="0" distL="0" distR="0" wp14:anchorId="45E7E9E0" wp14:editId="6DF38408">
+            <wp:extent cx="3636000" cy="1919802"/>
+            <wp:effectExtent l="0" t="0" r="3175" b="4445"/>
+            <wp:docPr id="686616182" name="Grafik 3"/>
+            <wp:cNvGraphicFramePr>
+              <a:graphicFrameLocks xmlns:a="http://schemas.openxmlformats.org/drawingml/2006/main" noChangeAspect="1"/>
+            </wp:cNvGraphicFramePr>
+            <a:graphic xmlns:a="http://schemas.openxmlformats.org/drawingml/2006/main">
+              <a:graphicData uri="http://schemas.openxmlformats.org/drawingml/2006/picture">
+                <pic:pic xmlns:pic="http://schemas.openxmlformats.org/drawingml/2006/picture">
+                  <pic:nvPicPr>
+                    <pic:cNvPr id="0" name="Picture 3"/>
+                    <pic:cNvPicPr>
+                      <a:picLocks noChangeAspect="1" noChangeArrowheads="1"/>
+                    </pic:cNvPicPr>
+                  </pic:nvPicPr>
+                  <pic:blipFill>
+                    <a:blip r:embed="rId21" cstate="print">
+                      <a:extLst>
+                        <a:ext uri="{28A0092B-C50C-407E-A947-70E740481C1C}">
+                          <a14:useLocalDpi xmlns:a14="http://schemas.microsoft.com/office/drawing/2010/main" val="0"/>
+                        </a:ext>
+                      </a:extLst>
+                    </a:blip>
+                    <a:srcRect/>
+                    <a:stretch>
+                      <a:fillRect/>
+                    </a:stretch>
+                  </pic:blipFill>
+                  <pic:spPr bwMode="auto">
+                    <a:xfrm>
+                      <a:off x="0" y="0"/>
+                      <a:ext cx="3636000" cy="1919802"/>
+                    </a:xfrm>
+                    <a:prstGeom prst="rect">
+                      <a:avLst/>
+                    </a:prstGeom>
+                    <a:noFill/>
+                    <a:ln>
+                      <a:noFill/>
+                    </a:ln>
+                  </pic:spPr>
+                </pic:pic>
+              </a:graphicData>
+            </a:graphic>
+          </wp:inline>
+        </w:drawing>
+      </w:r>
+    </w:p>
+    <w:p>
+      <w:pPr>
+        <w:pStyle w:val="Beschriftung"/>
+      </w:pPr>
+      <w:r>
+        <w:t xml:space="preserve">Abbildung </w:t>
+      </w:r>
+      <w:fldSimple w:instr=" SEQ Abbildung \* ARABIC ">
+        <w:r>
+          <w:rPr>
+            <w:noProof/>
+          </w:rPr>
+          <w:t>11</w:t>
+        </w:r>
+      </w:fldSimple>
+      <w:r>
+        <w:t>: Datasetstruktur auf dem TrueNAS</w:t>
+      </w:r>
+    </w:p>
+    <w:p>
+      <w:pPr>
+        <w:pStyle w:val="berschrift2"/>
+      </w:pPr>
+      <w:bookmarkStart w:id="16" w:name="_Toc226470188"/>
+      <w:r>
+        <w:t>Shares / User</w:t>
+      </w:r>
+      <w:bookmarkEnd w:id="16"/>
+    </w:p>
+    <w:p>
+      <w:r>
+        <w:t>Anschliessend wurde</w:t>
+      </w:r>
+      <w:r>
+        <w:t xml:space="preserve"> auf dem TrueNAS ein Share erstellt. Dabei musste darauf geachtet werden, dass die Option SMB </w:t>
+      </w:r>
+      <w:r>
+        <w:t xml:space="preserve">und der das vorher erstellte Dataset backup </w:t>
+      </w:r>
+      <w:r>
+        <w:t xml:space="preserve">ausgewählt wurde. Um den Share auch verwenden zu können, wurde der User backup_user erstellt. Diesem </w:t>
+      </w:r>
+      <w:r>
+        <w:t>wurden</w:t>
+      </w:r>
+      <w:r>
+        <w:t xml:space="preserve"> die vollen Berechtigungen auf diesen Share</w:t>
+      </w:r>
+      <w:r>
+        <w:t xml:space="preserve"> gewährt. Weitere Berechtigungen erhielt er jedoch nicht, um bei einer möglichen Komprimierung den Schaden so gering wie möglich zu halten. Dieser User ist lediglich dazu da, den Share als Netzlaufwerk auf dem Windows Server einzubinden.</w:t>
+      </w:r>
+      <w:r>
+        <w:t xml:space="preserve"> Es folgt ein Screenshot der Konfiguration des Shares.</w:t>
+      </w:r>
+    </w:p>
+    <w:p>
+      <w:pPr>
+        <w:keepNext/>
+      </w:pPr>
+      <w:r>
+        <w:rPr>
+          <w:noProof/>
+        </w:rPr>
+        <w:lastRenderedPageBreak/>
         <w:drawing>
           <wp:inline distT="0" distB="0" distL="0" distR="0" wp14:anchorId="1ED1B94A" wp14:editId="1F94219C">
             <wp:extent cx="3636000" cy="4076873"/>
@@ -4016,7 +4123,7 @@
                     </pic:cNvPicPr>
                   </pic:nvPicPr>
                   <pic:blipFill>
-                    <a:blip r:embed="rId21">
+                    <a:blip r:embed="rId22">
                       <a:extLst>
                         <a:ext uri="{28A0092B-C50C-407E-A947-70E740481C1C}">
                           <a14:useLocalDpi xmlns:a14="http://schemas.microsoft.com/office/drawing/2010/main" val="0"/>
@@ -4060,7 +4167,7 @@
           <w:rPr>
             <w:noProof/>
           </w:rPr>
-          <w:t>11</w:t>
+          <w:t>12</w:t>
         </w:r>
       </w:fldSimple>
       <w:r>
@@ -4081,7 +4188,7 @@
       <w:r>
         <w:t xml:space="preserve">Der entstandene Share </w:t>
       </w:r>
-      <w:hyperlink r:id="rId22" w:history="1">
+      <w:hyperlink r:id="rId23" w:history="1">
         <w:r>
           <w:rPr>
             <w:rStyle w:val="Hyperlink"/>
@@ -4107,7 +4214,6 @@
         <w:rPr>
           <w:noProof/>
         </w:rPr>
-        <w:lastRenderedPageBreak/>
         <w:drawing>
           <wp:inline distT="0" distB="0" distL="0" distR="0" wp14:anchorId="593A9635" wp14:editId="1630F603">
             <wp:extent cx="3636000" cy="1389939"/>
@@ -4124,7 +4230,7 @@
                     <pic:cNvPicPr/>
                   </pic:nvPicPr>
                   <pic:blipFill>
-                    <a:blip r:embed="rId23"/>
+                    <a:blip r:embed="rId24"/>
                     <a:stretch>
                       <a:fillRect/>
                     </a:stretch>
@@ -4157,7 +4263,7 @@
           <w:rPr>
             <w:noProof/>
           </w:rPr>
-          <w:t>12</w:t>
+          <w:t>13</w:t>
         </w:r>
       </w:fldSimple>
       <w:r>
@@ -4212,8 +4318,8 @@
     <w:p/>
     <w:p/>
     <w:sectPr>
-      <w:headerReference w:type="default" r:id="rId24"/>
-      <w:footerReference w:type="default" r:id="rId25"/>
+      <w:headerReference w:type="default" r:id="rId25"/>
+      <w:footerReference w:type="default" r:id="rId26"/>
       <w:pgSz w:w="11906" w:h="16838"/>
       <w:pgMar w:top="1417" w:right="1417" w:bottom="1134" w:left="1417" w:header="708" w:footer="708" w:gutter="0"/>
       <w:pgNumType w:start="0"/>
@@ -5097,7 +5203,6 @@
   <w:style w:type="character" w:default="1" w:styleId="Absatz-Standardschriftart">
     <w:name w:val="Default Paragraph Font"/>
     <w:uiPriority w:val="1"/>
-    <w:semiHidden/>
     <w:unhideWhenUsed/>
   </w:style>
   <w:style w:type="table" w:default="1" w:styleId="NormaleTabelle">
@@ -5868,10 +5973,10 @@
   </w:compat>
   <w:rsids>
     <w:rsidRoot w:val="004972B4"/>
-    <w:rsid w:val="00252882"/>
     <w:rsid w:val="004972B4"/>
     <w:rsid w:val="00710657"/>
     <w:rsid w:val="00767D7E"/>
+    <w:rsid w:val="00C01485"/>
     <w:rsid w:val="00F4468C"/>
     <w:rsid w:val="00FC6145"/>
   </w:rsids>

--- a/M143/LB2/LB2_Dokumentation.docx
+++ b/M143/LB2/LB2_Dokumentation.docx
@@ -271,7 +271,7 @@
                                   <w:tag w:val=""/>
                                   <w:id w:val="197127006"/>
                                   <w:dataBinding w:prefixMappings="xmlns:ns0='http://schemas.microsoft.com/office/2006/coverPageProps' " w:xpath="/ns0:CoverPageProperties[1]/ns0:PublishDate[1]" w:storeItemID="{55AF091B-3C7A-41E3-B477-F2FDAA23CFDA}"/>
-                                  <w:date w:fullDate="2026-04-07T00:00:00Z">
+                                  <w:date w:fullDate="2026-04-08T00:00:00Z">
                                     <w:dateFormat w:val="d. MMMM yyyy"/>
                                     <w:lid w:val="de-DE"/>
                                     <w:storeMappedDataAs w:val="dateTime"/>
@@ -299,7 +299,7 @@
                                         <w:szCs w:val="28"/>
                                         <w:lang w:val="de-DE"/>
                                       </w:rPr>
-                                      <w:t>7. April 2026</w:t>
+                                      <w:t>8. April 2026</w:t>
                                     </w:r>
                                   </w:p>
                                 </w:sdtContent>
@@ -405,7 +405,7 @@
                             <w:tag w:val=""/>
                             <w:id w:val="197127006"/>
                             <w:dataBinding w:prefixMappings="xmlns:ns0='http://schemas.microsoft.com/office/2006/coverPageProps' " w:xpath="/ns0:CoverPageProperties[1]/ns0:PublishDate[1]" w:storeItemID="{55AF091B-3C7A-41E3-B477-F2FDAA23CFDA}"/>
-                            <w:date w:fullDate="2026-04-07T00:00:00Z">
+                            <w:date w:fullDate="2026-04-08T00:00:00Z">
                               <w:dateFormat w:val="d. MMMM yyyy"/>
                               <w:lid w:val="de-DE"/>
                               <w:storeMappedDataAs w:val="dateTime"/>
@@ -433,7 +433,7 @@
                                   <w:szCs w:val="28"/>
                                   <w:lang w:val="de-DE"/>
                                 </w:rPr>
-                                <w:t>7. April 2026</w:t>
+                                <w:t>8. April 2026</w:t>
                               </w:r>
                             </w:p>
                           </w:sdtContent>
@@ -624,7 +624,7 @@
           <w:r>
             <w:fldChar w:fldCharType="separate"/>
           </w:r>
-          <w:hyperlink w:anchor="_Toc226470172" w:history="1">
+          <w:hyperlink w:anchor="_Toc226536297" w:history="1">
             <w:r>
               <w:rPr>
                 <w:rStyle w:val="Hyperlink"/>
@@ -651,7 +651,7 @@
                 <w:noProof/>
                 <w:webHidden/>
               </w:rPr>
-              <w:instrText xml:space="preserve"> PAGEREF _Toc226470172 \h </w:instrText>
+              <w:instrText xml:space="preserve"> PAGEREF _Toc226536297 \h </w:instrText>
             </w:r>
             <w:r>
               <w:rPr>
@@ -694,7 +694,7 @@
               <w:lang w:eastAsia="de-CH"/>
             </w:rPr>
           </w:pPr>
-          <w:hyperlink w:anchor="_Toc226470173" w:history="1">
+          <w:hyperlink w:anchor="_Toc226536298" w:history="1">
             <w:r>
               <w:rPr>
                 <w:rStyle w:val="Hyperlink"/>
@@ -721,7 +721,7 @@
                 <w:noProof/>
                 <w:webHidden/>
               </w:rPr>
-              <w:instrText xml:space="preserve"> PAGEREF _Toc226470173 \h </w:instrText>
+              <w:instrText xml:space="preserve"> PAGEREF _Toc226536298 \h </w:instrText>
             </w:r>
             <w:r>
               <w:rPr>
@@ -764,7 +764,7 @@
               <w:lang w:eastAsia="de-CH"/>
             </w:rPr>
           </w:pPr>
-          <w:hyperlink w:anchor="_Toc226470174" w:history="1">
+          <w:hyperlink w:anchor="_Toc226536299" w:history="1">
             <w:r>
               <w:rPr>
                 <w:rStyle w:val="Hyperlink"/>
@@ -791,7 +791,7 @@
                 <w:noProof/>
                 <w:webHidden/>
               </w:rPr>
-              <w:instrText xml:space="preserve"> PAGEREF _Toc226470174 \h </w:instrText>
+              <w:instrText xml:space="preserve"> PAGEREF _Toc226536299 \h </w:instrText>
             </w:r>
             <w:r>
               <w:rPr>
@@ -834,7 +834,7 @@
               <w:lang w:eastAsia="de-CH"/>
             </w:rPr>
           </w:pPr>
-          <w:hyperlink w:anchor="_Toc226470175" w:history="1">
+          <w:hyperlink w:anchor="_Toc226536300" w:history="1">
             <w:r>
               <w:rPr>
                 <w:rStyle w:val="Hyperlink"/>
@@ -861,7 +861,7 @@
                 <w:noProof/>
                 <w:webHidden/>
               </w:rPr>
-              <w:instrText xml:space="preserve"> PAGEREF _Toc226470175 \h </w:instrText>
+              <w:instrText xml:space="preserve"> PAGEREF _Toc226536300 \h </w:instrText>
             </w:r>
             <w:r>
               <w:rPr>
@@ -904,7 +904,7 @@
               <w:lang w:eastAsia="de-CH"/>
             </w:rPr>
           </w:pPr>
-          <w:hyperlink w:anchor="_Toc226470176" w:history="1">
+          <w:hyperlink w:anchor="_Toc226536301" w:history="1">
             <w:r>
               <w:rPr>
                 <w:rStyle w:val="Hyperlink"/>
@@ -932,7 +932,7 @@
                 <w:noProof/>
                 <w:webHidden/>
               </w:rPr>
-              <w:instrText xml:space="preserve"> PAGEREF _Toc226470176 \h </w:instrText>
+              <w:instrText xml:space="preserve"> PAGEREF _Toc226536301 \h </w:instrText>
             </w:r>
             <w:r>
               <w:rPr>
@@ -975,7 +975,7 @@
               <w:lang w:eastAsia="de-CH"/>
             </w:rPr>
           </w:pPr>
-          <w:hyperlink w:anchor="_Toc226470177" w:history="1">
+          <w:hyperlink w:anchor="_Toc226536302" w:history="1">
             <w:r>
               <w:rPr>
                 <w:rStyle w:val="Hyperlink"/>
@@ -1003,7 +1003,7 @@
                 <w:noProof/>
                 <w:webHidden/>
               </w:rPr>
-              <w:instrText xml:space="preserve"> PAGEREF _Toc226470177 \h </w:instrText>
+              <w:instrText xml:space="preserve"> PAGEREF _Toc226536302 \h </w:instrText>
             </w:r>
             <w:r>
               <w:rPr>
@@ -1046,7 +1046,7 @@
               <w:lang w:eastAsia="de-CH"/>
             </w:rPr>
           </w:pPr>
-          <w:hyperlink w:anchor="_Toc226470178" w:history="1">
+          <w:hyperlink w:anchor="_Toc226536303" w:history="1">
             <w:r>
               <w:rPr>
                 <w:rStyle w:val="Hyperlink"/>
@@ -1074,7 +1074,7 @@
                 <w:noProof/>
                 <w:webHidden/>
               </w:rPr>
-              <w:instrText xml:space="preserve"> PAGEREF _Toc226470178 \h </w:instrText>
+              <w:instrText xml:space="preserve"> PAGEREF _Toc226536303 \h </w:instrText>
             </w:r>
             <w:r>
               <w:rPr>
@@ -1117,7 +1117,7 @@
               <w:lang w:eastAsia="de-CH"/>
             </w:rPr>
           </w:pPr>
-          <w:hyperlink w:anchor="_Toc226470179" w:history="1">
+          <w:hyperlink w:anchor="_Toc226536304" w:history="1">
             <w:r>
               <w:rPr>
                 <w:rStyle w:val="Hyperlink"/>
@@ -1144,7 +1144,7 @@
                 <w:noProof/>
                 <w:webHidden/>
               </w:rPr>
-              <w:instrText xml:space="preserve"> PAGEREF _Toc226470179 \h </w:instrText>
+              <w:instrText xml:space="preserve"> PAGEREF _Toc226536304 \h </w:instrText>
             </w:r>
             <w:r>
               <w:rPr>
@@ -1187,7 +1187,7 @@
               <w:lang w:eastAsia="de-CH"/>
             </w:rPr>
           </w:pPr>
-          <w:hyperlink w:anchor="_Toc226470180" w:history="1">
+          <w:hyperlink w:anchor="_Toc226536305" w:history="1">
             <w:r>
               <w:rPr>
                 <w:rStyle w:val="Hyperlink"/>
@@ -1214,7 +1214,7 @@
                 <w:noProof/>
                 <w:webHidden/>
               </w:rPr>
-              <w:instrText xml:space="preserve"> PAGEREF _Toc226470180 \h </w:instrText>
+              <w:instrText xml:space="preserve"> PAGEREF _Toc226536305 \h </w:instrText>
             </w:r>
             <w:r>
               <w:rPr>
@@ -1257,7 +1257,7 @@
               <w:lang w:eastAsia="de-CH"/>
             </w:rPr>
           </w:pPr>
-          <w:hyperlink w:anchor="_Toc226470181" w:history="1">
+          <w:hyperlink w:anchor="_Toc226536306" w:history="1">
             <w:r>
               <w:rPr>
                 <w:rStyle w:val="Hyperlink"/>
@@ -1284,7 +1284,7 @@
                 <w:noProof/>
                 <w:webHidden/>
               </w:rPr>
-              <w:instrText xml:space="preserve"> PAGEREF _Toc226470181 \h </w:instrText>
+              <w:instrText xml:space="preserve"> PAGEREF _Toc226536306 \h </w:instrText>
             </w:r>
             <w:r>
               <w:rPr>
@@ -1327,7 +1327,7 @@
               <w:lang w:eastAsia="de-CH"/>
             </w:rPr>
           </w:pPr>
-          <w:hyperlink w:anchor="_Toc226470182" w:history="1">
+          <w:hyperlink w:anchor="_Toc226536307" w:history="1">
             <w:r>
               <w:rPr>
                 <w:rStyle w:val="Hyperlink"/>
@@ -1354,7 +1354,7 @@
                 <w:noProof/>
                 <w:webHidden/>
               </w:rPr>
-              <w:instrText xml:space="preserve"> PAGEREF _Toc226470182 \h </w:instrText>
+              <w:instrText xml:space="preserve"> PAGEREF _Toc226536307 \h </w:instrText>
             </w:r>
             <w:r>
               <w:rPr>
@@ -1397,7 +1397,7 @@
               <w:lang w:eastAsia="de-CH"/>
             </w:rPr>
           </w:pPr>
-          <w:hyperlink w:anchor="_Toc226470183" w:history="1">
+          <w:hyperlink w:anchor="_Toc226536308" w:history="1">
             <w:r>
               <w:rPr>
                 <w:rStyle w:val="Hyperlink"/>
@@ -1424,7 +1424,7 @@
                 <w:noProof/>
                 <w:webHidden/>
               </w:rPr>
-              <w:instrText xml:space="preserve"> PAGEREF _Toc226470183 \h </w:instrText>
+              <w:instrText xml:space="preserve"> PAGEREF _Toc226536308 \h </w:instrText>
             </w:r>
             <w:r>
               <w:rPr>
@@ -1467,7 +1467,7 @@
               <w:lang w:eastAsia="de-CH"/>
             </w:rPr>
           </w:pPr>
-          <w:hyperlink w:anchor="_Toc226470184" w:history="1">
+          <w:hyperlink w:anchor="_Toc226536309" w:history="1">
             <w:r>
               <w:rPr>
                 <w:rStyle w:val="Hyperlink"/>
@@ -1494,7 +1494,7 @@
                 <w:noProof/>
                 <w:webHidden/>
               </w:rPr>
-              <w:instrText xml:space="preserve"> PAGEREF _Toc226470184 \h </w:instrText>
+              <w:instrText xml:space="preserve"> PAGEREF _Toc226536309 \h </w:instrText>
             </w:r>
             <w:r>
               <w:rPr>
@@ -1537,7 +1537,7 @@
               <w:lang w:eastAsia="de-CH"/>
             </w:rPr>
           </w:pPr>
-          <w:hyperlink w:anchor="_Toc226470185" w:history="1">
+          <w:hyperlink w:anchor="_Toc226536310" w:history="1">
             <w:r>
               <w:rPr>
                 <w:rStyle w:val="Hyperlink"/>
@@ -1564,7 +1564,7 @@
                 <w:noProof/>
                 <w:webHidden/>
               </w:rPr>
-              <w:instrText xml:space="preserve"> PAGEREF _Toc226470185 \h </w:instrText>
+              <w:instrText xml:space="preserve"> PAGEREF _Toc226536310 \h </w:instrText>
             </w:r>
             <w:r>
               <w:rPr>
@@ -1584,7 +1584,7 @@
                 <w:noProof/>
                 <w:webHidden/>
               </w:rPr>
-              <w:t>5</w:t>
+              <w:t>6</w:t>
             </w:r>
             <w:r>
               <w:rPr>
@@ -1607,7 +1607,7 @@
               <w:lang w:eastAsia="de-CH"/>
             </w:rPr>
           </w:pPr>
-          <w:hyperlink w:anchor="_Toc226470186" w:history="1">
+          <w:hyperlink w:anchor="_Toc226536311" w:history="1">
             <w:r>
               <w:rPr>
                 <w:rStyle w:val="Hyperlink"/>
@@ -1634,7 +1634,7 @@
                 <w:noProof/>
                 <w:webHidden/>
               </w:rPr>
-              <w:instrText xml:space="preserve"> PAGEREF _Toc226470186 \h </w:instrText>
+              <w:instrText xml:space="preserve"> PAGEREF _Toc226536311 \h </w:instrText>
             </w:r>
             <w:r>
               <w:rPr>
@@ -1654,7 +1654,7 @@
                 <w:noProof/>
                 <w:webHidden/>
               </w:rPr>
-              <w:t>6</w:t>
+              <w:t>8</w:t>
             </w:r>
             <w:r>
               <w:rPr>
@@ -1677,7 +1677,7 @@
               <w:lang w:eastAsia="de-CH"/>
             </w:rPr>
           </w:pPr>
-          <w:hyperlink w:anchor="_Toc226470187" w:history="1">
+          <w:hyperlink w:anchor="_Toc226536312" w:history="1">
             <w:r>
               <w:rPr>
                 <w:rStyle w:val="Hyperlink"/>
@@ -1704,7 +1704,7 @@
                 <w:noProof/>
                 <w:webHidden/>
               </w:rPr>
-              <w:instrText xml:space="preserve"> PAGEREF _Toc226470187 \h </w:instrText>
+              <w:instrText xml:space="preserve"> PAGEREF _Toc226536312 \h </w:instrText>
             </w:r>
             <w:r>
               <w:rPr>
@@ -1724,7 +1724,7 @@
                 <w:noProof/>
                 <w:webHidden/>
               </w:rPr>
-              <w:t>6</w:t>
+              <w:t>8</w:t>
             </w:r>
             <w:r>
               <w:rPr>
@@ -1747,7 +1747,7 @@
               <w:lang w:eastAsia="de-CH"/>
             </w:rPr>
           </w:pPr>
-          <w:hyperlink w:anchor="_Toc226470188" w:history="1">
+          <w:hyperlink w:anchor="_Toc226536313" w:history="1">
             <w:r>
               <w:rPr>
                 <w:rStyle w:val="Hyperlink"/>
@@ -1774,7 +1774,7 @@
                 <w:noProof/>
                 <w:webHidden/>
               </w:rPr>
-              <w:instrText xml:space="preserve"> PAGEREF _Toc226470188 \h </w:instrText>
+              <w:instrText xml:space="preserve"> PAGEREF _Toc226536313 \h </w:instrText>
             </w:r>
             <w:r>
               <w:rPr>
@@ -1794,7 +1794,7 @@
                 <w:noProof/>
                 <w:webHidden/>
               </w:rPr>
-              <w:t>6</w:t>
+              <w:t>8</w:t>
             </w:r>
             <w:r>
               <w:rPr>
@@ -1817,7 +1817,7 @@
               <w:lang w:eastAsia="de-CH"/>
             </w:rPr>
           </w:pPr>
-          <w:hyperlink w:anchor="_Toc226470189" w:history="1">
+          <w:hyperlink w:anchor="_Toc226536314" w:history="1">
             <w:r>
               <w:rPr>
                 <w:rStyle w:val="Hyperlink"/>
@@ -1844,7 +1844,7 @@
                 <w:noProof/>
                 <w:webHidden/>
               </w:rPr>
-              <w:instrText xml:space="preserve"> PAGEREF _Toc226470189 \h </w:instrText>
+              <w:instrText xml:space="preserve"> PAGEREF _Toc226536314 \h </w:instrText>
             </w:r>
             <w:r>
               <w:rPr>
@@ -1864,7 +1864,7 @@
                 <w:noProof/>
                 <w:webHidden/>
               </w:rPr>
-              <w:t>6</w:t>
+              <w:t>9</w:t>
             </w:r>
             <w:r>
               <w:rPr>
@@ -1887,7 +1887,7 @@
               <w:lang w:eastAsia="de-CH"/>
             </w:rPr>
           </w:pPr>
-          <w:hyperlink w:anchor="_Toc226470190" w:history="1">
+          <w:hyperlink w:anchor="_Toc226536315" w:history="1">
             <w:r>
               <w:rPr>
                 <w:rStyle w:val="Hyperlink"/>
@@ -1914,7 +1914,7 @@
                 <w:noProof/>
                 <w:webHidden/>
               </w:rPr>
-              <w:instrText xml:space="preserve"> PAGEREF _Toc226470190 \h </w:instrText>
+              <w:instrText xml:space="preserve"> PAGEREF _Toc226536315 \h </w:instrText>
             </w:r>
             <w:r>
               <w:rPr>
@@ -1934,7 +1934,7 @@
                 <w:noProof/>
                 <w:webHidden/>
               </w:rPr>
-              <w:t>7</w:t>
+              <w:t>10</w:t>
             </w:r>
             <w:r>
               <w:rPr>
@@ -1957,13 +1957,13 @@
               <w:lang w:eastAsia="de-CH"/>
             </w:rPr>
           </w:pPr>
-          <w:hyperlink w:anchor="_Toc226470191" w:history="1">
+          <w:hyperlink w:anchor="_Toc226536316" w:history="1">
             <w:r>
               <w:rPr>
                 <w:rStyle w:val="Hyperlink"/>
                 <w:noProof/>
               </w:rPr>
-              <w:t>Vollbackup zu Testzwecken</w:t>
+              <w:t>Vollbackup</w:t>
             </w:r>
             <w:r>
               <w:rPr>
@@ -1984,7 +1984,7 @@
                 <w:noProof/>
                 <w:webHidden/>
               </w:rPr>
-              <w:instrText xml:space="preserve"> PAGEREF _Toc226470191 \h </w:instrText>
+              <w:instrText xml:space="preserve"> PAGEREF _Toc226536316 \h </w:instrText>
             </w:r>
             <w:r>
               <w:rPr>
@@ -2004,7 +2004,7 @@
                 <w:noProof/>
                 <w:webHidden/>
               </w:rPr>
-              <w:t>7</w:t>
+              <w:t>10</w:t>
             </w:r>
             <w:r>
               <w:rPr>
@@ -2027,12 +2027,82 @@
               <w:lang w:eastAsia="de-CH"/>
             </w:rPr>
           </w:pPr>
-          <w:hyperlink w:anchor="_Toc226470192" w:history="1">
+          <w:hyperlink w:anchor="_Toc226536317" w:history="1">
             <w:r>
               <w:rPr>
                 <w:rStyle w:val="Hyperlink"/>
                 <w:noProof/>
               </w:rPr>
+              <w:t>Inkrementelles Backup</w:t>
+            </w:r>
+            <w:r>
+              <w:rPr>
+                <w:noProof/>
+                <w:webHidden/>
+              </w:rPr>
+              <w:tab/>
+            </w:r>
+            <w:r>
+              <w:rPr>
+                <w:noProof/>
+                <w:webHidden/>
+              </w:rPr>
+              <w:fldChar w:fldCharType="begin"/>
+            </w:r>
+            <w:r>
+              <w:rPr>
+                <w:noProof/>
+                <w:webHidden/>
+              </w:rPr>
+              <w:instrText xml:space="preserve"> PAGEREF _Toc226536317 \h </w:instrText>
+            </w:r>
+            <w:r>
+              <w:rPr>
+                <w:noProof/>
+                <w:webHidden/>
+              </w:rPr>
+            </w:r>
+            <w:r>
+              <w:rPr>
+                <w:noProof/>
+                <w:webHidden/>
+              </w:rPr>
+              <w:fldChar w:fldCharType="separate"/>
+            </w:r>
+            <w:r>
+              <w:rPr>
+                <w:noProof/>
+                <w:webHidden/>
+              </w:rPr>
+              <w:t>10</w:t>
+            </w:r>
+            <w:r>
+              <w:rPr>
+                <w:noProof/>
+                <w:webHidden/>
+              </w:rPr>
+              <w:fldChar w:fldCharType="end"/>
+            </w:r>
+          </w:hyperlink>
+        </w:p>
+        <w:p>
+          <w:pPr>
+            <w:pStyle w:val="Verzeichnis2"/>
+            <w:tabs>
+              <w:tab w:val="right" w:leader="dot" w:pos="9062"/>
+            </w:tabs>
+            <w:rPr>
+              <w:rFonts w:eastAsiaTheme="minorEastAsia"/>
+              <w:noProof/>
+              <w:lang w:eastAsia="de-CH"/>
+            </w:rPr>
+          </w:pPr>
+          <w:hyperlink w:anchor="_Toc226536318" w:history="1">
+            <w:r>
+              <w:rPr>
+                <w:rStyle w:val="Hyperlink"/>
+                <w:noProof/>
+              </w:rPr>
               <w:t>Disaster &amp; Recovery</w:t>
             </w:r>
             <w:r>
@@ -2054,7 +2124,7 @@
                 <w:noProof/>
                 <w:webHidden/>
               </w:rPr>
-              <w:instrText xml:space="preserve"> PAGEREF _Toc226470192 \h </w:instrText>
+              <w:instrText xml:space="preserve"> PAGEREF _Toc226536318 \h </w:instrText>
             </w:r>
             <w:r>
               <w:rPr>
@@ -2074,7 +2144,7 @@
                 <w:noProof/>
                 <w:webHidden/>
               </w:rPr>
-              <w:t>7</w:t>
+              <w:t>10</w:t>
             </w:r>
             <w:r>
               <w:rPr>
@@ -2107,7 +2177,7 @@
       <w:pPr>
         <w:pStyle w:val="berschrift1"/>
       </w:pPr>
-      <w:bookmarkStart w:id="0" w:name="_Toc226470172"/>
+      <w:bookmarkStart w:id="0" w:name="_Toc226536297"/>
       <w:r>
         <w:lastRenderedPageBreak/>
         <w:t>Schritt 1: VM-Konfiguration</w:t>
@@ -2118,7 +2188,7 @@
       <w:pPr>
         <w:pStyle w:val="berschrift2"/>
       </w:pPr>
-      <w:bookmarkStart w:id="1" w:name="_Toc226470173"/>
+      <w:bookmarkStart w:id="1" w:name="_Toc226536298"/>
       <w:r>
         <w:t>Einleitung</w:t>
       </w:r>
@@ -2135,14 +2205,22 @@
         <w:t xml:space="preserve"> sollen dabei unterstützen, das Szenario einer Backuplandschaft nachzustellen. Hierzu gibt es zwei Clients, welche jegliche Mitarbeiter der Firma Yeez1 darstellen. Hierbei arbeiten alle MA auf Windowsclients und lediglich der IT-Administrator arbeitet mit dem Linux Client. </w:t>
       </w:r>
       <w:r>
-        <w:t>Zusätzlich ist noch ein TrueNAS im Einsatz. Hierrüber wird das Backup laufen. Dieses wird es von Teilen des Windows Servers machen.</w:t>
+        <w:t xml:space="preserve">Zusätzlich ist noch ein </w:t>
+      </w:r>
+      <w:proofErr w:type="spellStart"/>
+      <w:r>
+        <w:t>TrueNAS</w:t>
+      </w:r>
+      <w:proofErr w:type="spellEnd"/>
+      <w:r>
+        <w:t xml:space="preserve"> im Einsatz. Hierrüber wird das Backup laufen. Dieses wird es von Teilen des Windows Servers machen.</w:t>
       </w:r>
     </w:p>
     <w:p>
       <w:pPr>
         <w:pStyle w:val="berschrift2"/>
       </w:pPr>
-      <w:bookmarkStart w:id="2" w:name="_Toc226470174"/>
+      <w:bookmarkStart w:id="2" w:name="_Toc226536299"/>
       <w:r>
         <w:t>Konfigurationen</w:t>
       </w:r>
@@ -2153,18 +2231,28 @@
         <w:t>Es folgen die grundlegenden Daten zu den jeweiligen VMs</w:t>
       </w:r>
       <w:r>
-        <w:t>. Es wurde darauf geachtet, möglichst sparsam mit den Resourcen umzugehen. Ausgenommen ist, aufgrund eines zu spät bemerkten Fehlers, der Windows Client und der Windows Server. Da zum Zeitpunkt des Bemerkens, das Projekt bereits fortgeschritten war, wurde auf eine erneute Konfiguration verzichtet.</w:t>
+        <w:t xml:space="preserve">. Es wurde darauf geachtet, möglichst sparsam mit den </w:t>
+      </w:r>
+      <w:proofErr w:type="spellStart"/>
+      <w:r>
+        <w:t>Resourcen</w:t>
+      </w:r>
+      <w:proofErr w:type="spellEnd"/>
+      <w:r>
+        <w:t xml:space="preserve"> umzugehen. Ausgenommen ist, aufgrund eines zu spät bemerkten Fehlers, der Windows Client und der Windows Server. Da zum Zeitpunkt des Bemerkens, das Projekt bereits fortgeschritten war, wurde auf eine erneute Konfiguration verzichtet.</w:t>
       </w:r>
     </w:p>
     <w:p>
       <w:pPr>
         <w:pStyle w:val="berschrift3"/>
       </w:pPr>
-      <w:bookmarkStart w:id="3" w:name="_Toc226470175"/>
+      <w:bookmarkStart w:id="3" w:name="_Toc226536300"/>
+      <w:proofErr w:type="spellStart"/>
       <w:r>
         <w:t>TrueNAS</w:t>
       </w:r>
       <w:bookmarkEnd w:id="3"/>
+      <w:proofErr w:type="spellEnd"/>
     </w:p>
     <w:tbl>
       <w:tblPr>
@@ -2270,9 +2358,11 @@
             <w:tcW w:w="4531" w:type="dxa"/>
           </w:tcPr>
           <w:p>
+            <w:proofErr w:type="spellStart"/>
             <w:r>
               <w:t>Processors</w:t>
             </w:r>
+            <w:proofErr w:type="spellEnd"/>
           </w:p>
         </w:tc>
         <w:tc>
@@ -2389,7 +2479,7 @@
           <w:lang w:val="en-US"/>
         </w:rPr>
       </w:pPr>
-      <w:bookmarkStart w:id="4" w:name="_Toc226470176"/>
+      <w:bookmarkStart w:id="4" w:name="_Toc226536301"/>
       <w:r>
         <w:rPr>
           <w:lang w:val="en-US"/>
@@ -2502,9 +2592,11 @@
             <w:tcW w:w="4531" w:type="dxa"/>
           </w:tcPr>
           <w:p>
+            <w:proofErr w:type="spellStart"/>
             <w:r>
               <w:t>Processors</w:t>
             </w:r>
+            <w:proofErr w:type="spellEnd"/>
           </w:p>
         </w:tc>
         <w:tc>
@@ -2592,7 +2684,7 @@
           <w:lang w:val="en-US"/>
         </w:rPr>
       </w:pPr>
-      <w:bookmarkStart w:id="5" w:name="_Toc226470177"/>
+      <w:bookmarkStart w:id="5" w:name="_Toc226536302"/>
       <w:r>
         <w:rPr>
           <w:lang w:val="en-US"/>
@@ -2705,9 +2797,11 @@
             <w:tcW w:w="4531" w:type="dxa"/>
           </w:tcPr>
           <w:p>
+            <w:proofErr w:type="spellStart"/>
             <w:r>
               <w:t>Processors</w:t>
             </w:r>
+            <w:proofErr w:type="spellEnd"/>
           </w:p>
         </w:tc>
         <w:tc>
@@ -2787,7 +2881,7 @@
           <w:lang w:val="en-US"/>
         </w:rPr>
       </w:pPr>
-      <w:bookmarkStart w:id="6" w:name="_Toc226470178"/>
+      <w:bookmarkStart w:id="6" w:name="_Toc226536303"/>
       <w:r>
         <w:rPr>
           <w:lang w:val="en-US"/>
@@ -2901,9 +2995,11 @@
             <w:tcW w:w="4531" w:type="dxa"/>
           </w:tcPr>
           <w:p>
+            <w:proofErr w:type="spellStart"/>
             <w:r>
               <w:t>Processors</w:t>
             </w:r>
+            <w:proofErr w:type="spellEnd"/>
           </w:p>
         </w:tc>
         <w:tc>
@@ -2990,7 +3086,7 @@
       <w:pPr>
         <w:pStyle w:val="berschrift1"/>
       </w:pPr>
-      <w:bookmarkStart w:id="7" w:name="_Toc226470179"/>
+      <w:bookmarkStart w:id="7" w:name="_Toc226536304"/>
       <w:r>
         <w:t>Schritt 2: Erstellen und Einbinden der S</w:t>
       </w:r>
@@ -3003,7 +3099,7 @@
       <w:pPr>
         <w:pStyle w:val="berschrift2"/>
       </w:pPr>
-      <w:bookmarkStart w:id="8" w:name="_Toc226470180"/>
+      <w:bookmarkStart w:id="8" w:name="_Toc226536305"/>
       <w:r>
         <w:t>Share Konzept</w:t>
       </w:r>
@@ -3018,7 +3114,7 @@
       <w:pPr>
         <w:pStyle w:val="berschrift2"/>
       </w:pPr>
-      <w:bookmarkStart w:id="9" w:name="_Toc226470181"/>
+      <w:bookmarkStart w:id="9" w:name="_Toc226536306"/>
       <w:r>
         <w:t>User/Gruppen Konzept</w:t>
       </w:r>
@@ -3174,7 +3270,7 @@
       <w:pPr>
         <w:pStyle w:val="berschrift2"/>
       </w:pPr>
-      <w:bookmarkStart w:id="10" w:name="_Toc226470182"/>
+      <w:bookmarkStart w:id="10" w:name="_Toc226536307"/>
       <w:r>
         <w:t>Umsetzung Shares</w:t>
       </w:r>
@@ -3184,7 +3280,7 @@
       <w:pPr>
         <w:pStyle w:val="berschrift3"/>
       </w:pPr>
-      <w:bookmarkStart w:id="11" w:name="_Toc226470183"/>
+      <w:bookmarkStart w:id="11" w:name="_Toc226536308"/>
       <w:r>
         <w:t>Windows Server</w:t>
       </w:r>
@@ -3251,7 +3347,15 @@
         <w:ind w:left="709" w:hanging="425"/>
       </w:pPr>
       <w:r>
-        <w:t>(Der Admin User des Servers dd hat auf dem ganzen Server alle Rechte)</w:t>
+        <w:t xml:space="preserve">(Der Admin User des Servers </w:t>
+      </w:r>
+      <w:proofErr w:type="spellStart"/>
+      <w:r>
+        <w:t>dd</w:t>
+      </w:r>
+      <w:proofErr w:type="spellEnd"/>
+      <w:r>
+        <w:t xml:space="preserve"> hat auf dem ganzen Server alle Rechte)</w:t>
       </w:r>
     </w:p>
     <w:p>
@@ -3402,7 +3506,7 @@
       <w:pPr>
         <w:pStyle w:val="berschrift3"/>
       </w:pPr>
-      <w:bookmarkStart w:id="12" w:name="_Toc226470184"/>
+      <w:bookmarkStart w:id="12" w:name="_Toc226536309"/>
       <w:r>
         <w:t>Windows Client</w:t>
       </w:r>
@@ -3658,7 +3762,7 @@
       <w:pPr>
         <w:pStyle w:val="berschrift3"/>
       </w:pPr>
-      <w:bookmarkStart w:id="13" w:name="_Toc226470185"/>
+      <w:bookmarkStart w:id="13" w:name="_Toc226536310"/>
       <w:r>
         <w:t>Ubuntu Client</w:t>
       </w:r>
@@ -3937,18 +4041,23 @@
       <w:pPr>
         <w:pStyle w:val="berschrift1"/>
       </w:pPr>
-      <w:bookmarkStart w:id="14" w:name="_Toc226470186"/>
+      <w:bookmarkStart w:id="14" w:name="_Toc226536311"/>
       <w:r>
         <w:lastRenderedPageBreak/>
-        <w:t>Schritt 3: Inbetriebnahme TrueNAS</w:t>
+        <w:t xml:space="preserve">Schritt 3: Inbetriebnahme </w:t>
+      </w:r>
+      <w:proofErr w:type="spellStart"/>
+      <w:r>
+        <w:t>TrueNAS</w:t>
       </w:r>
       <w:bookmarkEnd w:id="14"/>
+      <w:proofErr w:type="spellEnd"/>
     </w:p>
     <w:p>
       <w:pPr>
         <w:pStyle w:val="berschrift2"/>
       </w:pPr>
-      <w:bookmarkStart w:id="15" w:name="_Toc226470187"/>
+      <w:bookmarkStart w:id="15" w:name="_Toc226536312"/>
       <w:r>
         <w:t>Datasets</w:t>
       </w:r>
@@ -3956,7 +4065,15 @@
     </w:p>
     <w:p>
       <w:r>
-        <w:t xml:space="preserve">Das Dataset backup wurde im </w:t>
+        <w:t xml:space="preserve">Das Dataset </w:t>
+      </w:r>
+      <w:proofErr w:type="spellStart"/>
+      <w:r>
+        <w:t>backup</w:t>
+      </w:r>
+      <w:proofErr w:type="spellEnd"/>
+      <w:r>
+        <w:t xml:space="preserve"> wurde im </w:t>
       </w:r>
       <w:r>
         <w:t xml:space="preserve">Dataset WINSBCK erstellt. Hierbei wurde zur </w:t>
@@ -3977,10 +4094,26 @@
         <w:t>dazu</w:t>
       </w:r>
       <w:r>
-        <w:t xml:space="preserve"> auf die drei zusätzlich zugewiesenen Hard Disks des TrueNAS zurückgegriffen. Dieses Dataset wird nun als Ort des Backups des Windows Servers verwendet.</w:t>
-      </w:r>
-      <w:r>
-        <w:t xml:space="preserve"> Es folgt ein Screenshot der Datasetstruktur.</w:t>
+        <w:t xml:space="preserve"> auf die drei zusätzlich zugewiesenen Hard Disks des </w:t>
+      </w:r>
+      <w:proofErr w:type="spellStart"/>
+      <w:r>
+        <w:t>TrueNAS</w:t>
+      </w:r>
+      <w:proofErr w:type="spellEnd"/>
+      <w:r>
+        <w:t xml:space="preserve"> zurückgegriffen. Dieses Dataset wird nun als Ort des Backups des Windows Servers verwendet.</w:t>
+      </w:r>
+      <w:r>
+        <w:t xml:space="preserve"> Es folgt ein Screenshot der </w:t>
+      </w:r>
+      <w:proofErr w:type="spellStart"/>
+      <w:r>
+        <w:t>Datasetstruktur</w:t>
+      </w:r>
+      <w:proofErr w:type="spellEnd"/>
+      <w:r>
+        <w:t>.</w:t>
       </w:r>
     </w:p>
     <w:p>
@@ -4057,14 +4190,27 @@
         </w:r>
       </w:fldSimple>
       <w:r>
-        <w:t>: Datasetstruktur auf dem TrueNAS</w:t>
-      </w:r>
+        <w:t xml:space="preserve">: </w:t>
+      </w:r>
+      <w:proofErr w:type="spellStart"/>
+      <w:r>
+        <w:t>Datasetstruktur</w:t>
+      </w:r>
+      <w:proofErr w:type="spellEnd"/>
+      <w:r>
+        <w:t xml:space="preserve"> auf dem </w:t>
+      </w:r>
+      <w:proofErr w:type="spellStart"/>
+      <w:r>
+        <w:t>TrueNAS</w:t>
+      </w:r>
+      <w:proofErr w:type="spellEnd"/>
     </w:p>
     <w:p>
       <w:pPr>
         <w:pStyle w:val="berschrift2"/>
       </w:pPr>
-      <w:bookmarkStart w:id="16" w:name="_Toc226470188"/>
+      <w:bookmarkStart w:id="16" w:name="_Toc226536313"/>
       <w:r>
         <w:t>Shares / User</w:t>
       </w:r>
@@ -4075,13 +4221,37 @@
         <w:t>Anschliessend wurde</w:t>
       </w:r>
       <w:r>
-        <w:t xml:space="preserve"> auf dem TrueNAS ein Share erstellt. Dabei musste darauf geachtet werden, dass die Option SMB </w:t>
-      </w:r>
-      <w:r>
-        <w:t xml:space="preserve">und der das vorher erstellte Dataset backup </w:t>
-      </w:r>
-      <w:r>
-        <w:t xml:space="preserve">ausgewählt wurde. Um den Share auch verwenden zu können, wurde der User backup_user erstellt. Diesem </w:t>
+        <w:t xml:space="preserve"> auf dem </w:t>
+      </w:r>
+      <w:proofErr w:type="spellStart"/>
+      <w:r>
+        <w:t>TrueNAS</w:t>
+      </w:r>
+      <w:proofErr w:type="spellEnd"/>
+      <w:r>
+        <w:t xml:space="preserve"> ein Share erstellt. Dabei musste darauf geachtet werden, dass die Option SMB </w:t>
+      </w:r>
+      <w:r>
+        <w:t xml:space="preserve">und der das vorher erstellte Dataset </w:t>
+      </w:r>
+      <w:proofErr w:type="spellStart"/>
+      <w:r>
+        <w:t>backup</w:t>
+      </w:r>
+      <w:proofErr w:type="spellEnd"/>
+      <w:r>
+        <w:t xml:space="preserve"> </w:t>
+      </w:r>
+      <w:r>
+        <w:t xml:space="preserve">ausgewählt wurde. Um den Share auch verwenden zu können, wurde der User </w:t>
+      </w:r>
+      <w:proofErr w:type="spellStart"/>
+      <w:r>
+        <w:t>backup_user</w:t>
+      </w:r>
+      <w:proofErr w:type="spellEnd"/>
+      <w:r>
+        <w:t xml:space="preserve"> erstellt. Diesem </w:t>
       </w:r>
       <w:r>
         <w:t>wurden</w:t>
@@ -4171,14 +4341,19 @@
         </w:r>
       </w:fldSimple>
       <w:r>
-        <w:t>: Konfiguration des Shares auf dem TrueNAS</w:t>
-      </w:r>
+        <w:t xml:space="preserve">: Konfiguration des Shares auf dem </w:t>
+      </w:r>
+      <w:proofErr w:type="spellStart"/>
+      <w:r>
+        <w:t>TrueNAS</w:t>
+      </w:r>
+      <w:proofErr w:type="spellEnd"/>
     </w:p>
     <w:p>
       <w:pPr>
         <w:pStyle w:val="berschrift2"/>
       </w:pPr>
-      <w:bookmarkStart w:id="17" w:name="_Toc226470189"/>
+      <w:bookmarkStart w:id="17" w:name="_Toc226536314"/>
       <w:r>
         <w:t>Windows Server</w:t>
       </w:r>
@@ -4200,7 +4375,23 @@
         <w:t xml:space="preserve"> wurde nun auf dem Windows Server nach dem gleichen Prinzip wie beim Verbinden der freigegebenen Ordner auf dem Windows Client verbunden. </w:t>
       </w:r>
       <w:r>
-        <w:t xml:space="preserve">Hierbei wurden die Anmeldedaten vom TrueNAS User backup_user verwendet. </w:t>
+        <w:t xml:space="preserve">Hierbei wurden die Anmeldedaten vom </w:t>
+      </w:r>
+      <w:proofErr w:type="spellStart"/>
+      <w:r>
+        <w:t>TrueNAS</w:t>
+      </w:r>
+      <w:proofErr w:type="spellEnd"/>
+      <w:r>
+        <w:t xml:space="preserve"> User </w:t>
+      </w:r>
+      <w:proofErr w:type="spellStart"/>
+      <w:r>
+        <w:t>backup_user</w:t>
+      </w:r>
+      <w:proofErr w:type="spellEnd"/>
+      <w:r>
+        <w:t xml:space="preserve"> verwendet. </w:t>
       </w:r>
       <w:r>
         <w:t xml:space="preserve">Dieser Share wird nun auf dem Windows Server als Netzlaufwerk angezeigt. </w:t>
@@ -4267,7 +4458,15 @@
         </w:r>
       </w:fldSimple>
       <w:r>
-        <w:t>: Eingebundener TrueNAS Share</w:t>
+        <w:t xml:space="preserve">: Eingebundener </w:t>
+      </w:r>
+      <w:proofErr w:type="spellStart"/>
+      <w:r>
+        <w:t>TrueNAS</w:t>
+      </w:r>
+      <w:proofErr w:type="spellEnd"/>
+      <w:r>
+        <w:t xml:space="preserve"> Share</w:t>
       </w:r>
     </w:p>
     <w:p/>
@@ -4280,18 +4479,23 @@
       <w:pPr>
         <w:pStyle w:val="berschrift1"/>
       </w:pPr>
-      <w:bookmarkStart w:id="18" w:name="_Toc226470190"/>
+      <w:bookmarkStart w:id="18" w:name="_Toc226536315"/>
       <w:r>
         <w:lastRenderedPageBreak/>
-        <w:t>Schritt 4: Testing</w:t>
+        <w:t xml:space="preserve">Schritt 4: </w:t>
+      </w:r>
+      <w:proofErr w:type="spellStart"/>
+      <w:r>
+        <w:t>Testing</w:t>
       </w:r>
       <w:bookmarkEnd w:id="18"/>
+      <w:proofErr w:type="spellEnd"/>
     </w:p>
     <w:p>
       <w:pPr>
         <w:pStyle w:val="berschrift2"/>
       </w:pPr>
-      <w:bookmarkStart w:id="19" w:name="_Toc226470191"/>
+      <w:bookmarkStart w:id="19" w:name="_Toc226536316"/>
       <w:r>
         <w:t>Vollbackup</w:t>
       </w:r>
@@ -4301,19 +4505,26 @@
       <w:pPr>
         <w:pStyle w:val="berschrift2"/>
       </w:pPr>
+      <w:bookmarkStart w:id="20" w:name="_Toc226536317"/>
       <w:r>
         <w:t>Inkrementelles Backup</w:t>
       </w:r>
+      <w:bookmarkEnd w:id="20"/>
     </w:p>
     <w:p>
       <w:pPr>
         <w:pStyle w:val="berschrift2"/>
       </w:pPr>
-      <w:bookmarkStart w:id="20" w:name="_Toc226470192"/>
-      <w:r>
-        <w:t>Disaster &amp; Recovery</w:t>
-      </w:r>
-      <w:bookmarkEnd w:id="20"/>
+      <w:bookmarkStart w:id="21" w:name="_Toc226536318"/>
+      <w:proofErr w:type="spellStart"/>
+      <w:r>
+        <w:t>Disaster</w:t>
+      </w:r>
+      <w:proofErr w:type="spellEnd"/>
+      <w:r>
+        <w:t xml:space="preserve"> &amp; Recovery</w:t>
+      </w:r>
+      <w:bookmarkEnd w:id="21"/>
     </w:p>
     <w:p/>
     <w:p/>
@@ -4381,7 +4592,19 @@
       <w:rPr>
         <w:lang w:val="de-DE"/>
       </w:rPr>
-      <w:t>07/04/2026</w:t>
+      <w:t>0</w:t>
+    </w:r>
+    <w:r>
+      <w:rPr>
+        <w:lang w:val="de-DE"/>
+      </w:rPr>
+      <w:t>8</w:t>
+    </w:r>
+    <w:r>
+      <w:rPr>
+        <w:lang w:val="de-DE"/>
+      </w:rPr>
+      <w:t>/04/2026</w:t>
     </w:r>
     <w:r>
       <w:rPr>
@@ -5975,8 +6198,8 @@
     <w:rsidRoot w:val="004972B4"/>
     <w:rsid w:val="004972B4"/>
     <w:rsid w:val="00710657"/>
+    <w:rsid w:val="00724D4E"/>
     <w:rsid w:val="00767D7E"/>
-    <w:rsid w:val="00C01485"/>
     <w:rsid w:val="00F4468C"/>
     <w:rsid w:val="00FC6145"/>
   </w:rsids>
@@ -6754,7 +6977,7 @@
 
 <file path=customXml/item1.xml><?xml version="1.0" encoding="utf-8"?>
 <CoverPageProperties xmlns="http://schemas.microsoft.com/office/2006/coverPageProps">
-  <PublishDate>2026-04-07T00:00:00</PublishDate>
+  <PublishDate>2026-04-08T00:00:00</PublishDate>
   <Abstract/>
   <CompanyAddress>BSFH</CompanyAddress>
   <CompanyPhone/>

--- a/M143/LB2/LB2_Dokumentation.docx
+++ b/M143/LB2/LB2_Dokumentation.docx
@@ -4125,7 +4125,7 @@
           <w:noProof/>
         </w:rPr>
         <w:drawing>
-          <wp:inline distT="0" distB="0" distL="0" distR="0" wp14:anchorId="45E7E9E0" wp14:editId="6DF38408">
+          <wp:inline distT="0" distB="0" distL="0" distR="0" wp14:anchorId="45E7E9E0" wp14:editId="651C3E00">
             <wp:extent cx="3636000" cy="1919802"/>
             <wp:effectExtent l="0" t="0" r="3175" b="4445"/>
             <wp:docPr id="686616182" name="Grafik 3"/>
@@ -4502,6 +4502,167 @@
       <w:bookmarkEnd w:id="19"/>
     </w:p>
     <w:p>
+      <w:r>
+        <w:rPr>
+          <w:noProof/>
+        </w:rPr>
+        <w:drawing>
+          <wp:inline distT="0" distB="0" distL="0" distR="0" wp14:anchorId="4624640A" wp14:editId="7D1E9C16">
+            <wp:extent cx="3636000" cy="2127813"/>
+            <wp:effectExtent l="0" t="0" r="3175" b="6350"/>
+            <wp:docPr id="120225117" name="Grafik 3"/>
+            <wp:cNvGraphicFramePr>
+              <a:graphicFrameLocks xmlns:a="http://schemas.openxmlformats.org/drawingml/2006/main" noChangeAspect="1"/>
+            </wp:cNvGraphicFramePr>
+            <a:graphic xmlns:a="http://schemas.openxmlformats.org/drawingml/2006/main">
+              <a:graphicData uri="http://schemas.openxmlformats.org/drawingml/2006/picture">
+                <pic:pic xmlns:pic="http://schemas.openxmlformats.org/drawingml/2006/picture">
+                  <pic:nvPicPr>
+                    <pic:cNvPr id="0" name="Picture 2"/>
+                    <pic:cNvPicPr>
+                      <a:picLocks noChangeAspect="1" noChangeArrowheads="1"/>
+                    </pic:cNvPicPr>
+                  </pic:nvPicPr>
+                  <pic:blipFill>
+                    <a:blip r:embed="rId25">
+                      <a:extLst>
+                        <a:ext uri="{28A0092B-C50C-407E-A947-70E740481C1C}">
+                          <a14:useLocalDpi xmlns:a14="http://schemas.microsoft.com/office/drawing/2010/main" val="0"/>
+                        </a:ext>
+                      </a:extLst>
+                    </a:blip>
+                    <a:srcRect/>
+                    <a:stretch>
+                      <a:fillRect/>
+                    </a:stretch>
+                  </pic:blipFill>
+                  <pic:spPr bwMode="auto">
+                    <a:xfrm>
+                      <a:off x="0" y="0"/>
+                      <a:ext cx="3636000" cy="2127813"/>
+                    </a:xfrm>
+                    <a:prstGeom prst="rect">
+                      <a:avLst/>
+                    </a:prstGeom>
+                    <a:noFill/>
+                    <a:ln>
+                      <a:noFill/>
+                    </a:ln>
+                  </pic:spPr>
+                </pic:pic>
+              </a:graphicData>
+            </a:graphic>
+          </wp:inline>
+        </w:drawing>
+      </w:r>
+      <w:r>
+        <w:rPr>
+          <w:noProof/>
+        </w:rPr>
+        <w:drawing>
+          <wp:inline distT="0" distB="0" distL="0" distR="0" wp14:anchorId="2D222E49" wp14:editId="65E1864C">
+            <wp:extent cx="3636000" cy="998364"/>
+            <wp:effectExtent l="0" t="0" r="3175" b="0"/>
+            <wp:docPr id="1878781371" name="Grafik 4"/>
+            <wp:cNvGraphicFramePr>
+              <a:graphicFrameLocks xmlns:a="http://schemas.openxmlformats.org/drawingml/2006/main" noChangeAspect="1"/>
+            </wp:cNvGraphicFramePr>
+            <a:graphic xmlns:a="http://schemas.openxmlformats.org/drawingml/2006/main">
+              <a:graphicData uri="http://schemas.openxmlformats.org/drawingml/2006/picture">
+                <pic:pic xmlns:pic="http://schemas.openxmlformats.org/drawingml/2006/picture">
+                  <pic:nvPicPr>
+                    <pic:cNvPr id="0" name="Picture 3"/>
+                    <pic:cNvPicPr>
+                      <a:picLocks noChangeAspect="1" noChangeArrowheads="1"/>
+                    </pic:cNvPicPr>
+                  </pic:nvPicPr>
+                  <pic:blipFill>
+                    <a:blip r:embed="rId26">
+                      <a:extLst>
+                        <a:ext uri="{28A0092B-C50C-407E-A947-70E740481C1C}">
+                          <a14:useLocalDpi xmlns:a14="http://schemas.microsoft.com/office/drawing/2010/main" val="0"/>
+                        </a:ext>
+                      </a:extLst>
+                    </a:blip>
+                    <a:srcRect/>
+                    <a:stretch>
+                      <a:fillRect/>
+                    </a:stretch>
+                  </pic:blipFill>
+                  <pic:spPr bwMode="auto">
+                    <a:xfrm>
+                      <a:off x="0" y="0"/>
+                      <a:ext cx="3636000" cy="998364"/>
+                    </a:xfrm>
+                    <a:prstGeom prst="rect">
+                      <a:avLst/>
+                    </a:prstGeom>
+                    <a:noFill/>
+                    <a:ln>
+                      <a:noFill/>
+                    </a:ln>
+                  </pic:spPr>
+                </pic:pic>
+              </a:graphicData>
+            </a:graphic>
+          </wp:inline>
+        </w:drawing>
+      </w:r>
+      <w:r>
+        <w:rPr>
+          <w:noProof/>
+        </w:rPr>
+        <w:drawing>
+          <wp:inline distT="0" distB="0" distL="0" distR="0" wp14:anchorId="778A2679" wp14:editId="60D7F348">
+            <wp:extent cx="3636000" cy="497071"/>
+            <wp:effectExtent l="0" t="0" r="3175" b="0"/>
+            <wp:docPr id="1609839870" name="Grafik 2"/>
+            <wp:cNvGraphicFramePr>
+              <a:graphicFrameLocks xmlns:a="http://schemas.openxmlformats.org/drawingml/2006/main" noChangeAspect="1"/>
+            </wp:cNvGraphicFramePr>
+            <a:graphic xmlns:a="http://schemas.openxmlformats.org/drawingml/2006/main">
+              <a:graphicData uri="http://schemas.openxmlformats.org/drawingml/2006/picture">
+                <pic:pic xmlns:pic="http://schemas.openxmlformats.org/drawingml/2006/picture">
+                  <pic:nvPicPr>
+                    <pic:cNvPr id="0" name="Picture 1"/>
+                    <pic:cNvPicPr>
+                      <a:picLocks noChangeAspect="1" noChangeArrowheads="1"/>
+                    </pic:cNvPicPr>
+                  </pic:nvPicPr>
+                  <pic:blipFill>
+                    <a:blip r:embed="rId27">
+                      <a:extLst>
+                        <a:ext uri="{28A0092B-C50C-407E-A947-70E740481C1C}">
+                          <a14:useLocalDpi xmlns:a14="http://schemas.microsoft.com/office/drawing/2010/main" val="0"/>
+                        </a:ext>
+                      </a:extLst>
+                    </a:blip>
+                    <a:srcRect/>
+                    <a:stretch>
+                      <a:fillRect/>
+                    </a:stretch>
+                  </pic:blipFill>
+                  <pic:spPr bwMode="auto">
+                    <a:xfrm>
+                      <a:off x="0" y="0"/>
+                      <a:ext cx="3636000" cy="497071"/>
+                    </a:xfrm>
+                    <a:prstGeom prst="rect">
+                      <a:avLst/>
+                    </a:prstGeom>
+                    <a:noFill/>
+                    <a:ln>
+                      <a:noFill/>
+                    </a:ln>
+                  </pic:spPr>
+                </pic:pic>
+              </a:graphicData>
+            </a:graphic>
+          </wp:inline>
+        </w:drawing>
+      </w:r>
+    </w:p>
+    <w:p>
       <w:pPr>
         <w:pStyle w:val="berschrift2"/>
       </w:pPr>
@@ -4510,6 +4671,84 @@
         <w:t>Inkrementelles Backup</w:t>
       </w:r>
       <w:bookmarkEnd w:id="20"/>
+    </w:p>
+    <w:p>
+      <w:r>
+        <w:drawing>
+          <wp:inline distT="0" distB="0" distL="0" distR="0" wp14:anchorId="4E788870" wp14:editId="34E8E169">
+            <wp:extent cx="3636000" cy="1844792"/>
+            <wp:effectExtent l="0" t="0" r="3175" b="3175"/>
+            <wp:docPr id="1480850788" name="Grafik 1"/>
+            <wp:cNvGraphicFramePr>
+              <a:graphicFrameLocks xmlns:a="http://schemas.openxmlformats.org/drawingml/2006/main" noChangeAspect="1"/>
+            </wp:cNvGraphicFramePr>
+            <a:graphic xmlns:a="http://schemas.openxmlformats.org/drawingml/2006/main">
+              <a:graphicData uri="http://schemas.openxmlformats.org/drawingml/2006/picture">
+                <pic:pic xmlns:pic="http://schemas.openxmlformats.org/drawingml/2006/picture">
+                  <pic:nvPicPr>
+                    <pic:cNvPr id="1480850788" name=""/>
+                    <pic:cNvPicPr/>
+                  </pic:nvPicPr>
+                  <pic:blipFill>
+                    <a:blip r:embed="rId28"/>
+                    <a:stretch>
+                      <a:fillRect/>
+                    </a:stretch>
+                  </pic:blipFill>
+                  <pic:spPr>
+                    <a:xfrm>
+                      <a:off x="0" y="0"/>
+                      <a:ext cx="3636000" cy="1844792"/>
+                    </a:xfrm>
+                    <a:prstGeom prst="rect">
+                      <a:avLst/>
+                    </a:prstGeom>
+                  </pic:spPr>
+                </pic:pic>
+              </a:graphicData>
+            </a:graphic>
+          </wp:inline>
+        </w:drawing>
+      </w:r>
+    </w:p>
+    <w:p>
+      <w:r>
+        <w:drawing>
+          <wp:inline distT="0" distB="0" distL="0" distR="0" wp14:anchorId="48167AC9" wp14:editId="43317166">
+            <wp:extent cx="3636000" cy="954602"/>
+            <wp:effectExtent l="0" t="0" r="3175" b="0"/>
+            <wp:docPr id="2082977162" name="Grafik 1"/>
+            <wp:cNvGraphicFramePr>
+              <a:graphicFrameLocks xmlns:a="http://schemas.openxmlformats.org/drawingml/2006/main" noChangeAspect="1"/>
+            </wp:cNvGraphicFramePr>
+            <a:graphic xmlns:a="http://schemas.openxmlformats.org/drawingml/2006/main">
+              <a:graphicData uri="http://schemas.openxmlformats.org/drawingml/2006/picture">
+                <pic:pic xmlns:pic="http://schemas.openxmlformats.org/drawingml/2006/picture">
+                  <pic:nvPicPr>
+                    <pic:cNvPr id="2082977162" name=""/>
+                    <pic:cNvPicPr/>
+                  </pic:nvPicPr>
+                  <pic:blipFill>
+                    <a:blip r:embed="rId29"/>
+                    <a:stretch>
+                      <a:fillRect/>
+                    </a:stretch>
+                  </pic:blipFill>
+                  <pic:spPr>
+                    <a:xfrm>
+                      <a:off x="0" y="0"/>
+                      <a:ext cx="3636000" cy="954602"/>
+                    </a:xfrm>
+                    <a:prstGeom prst="rect">
+                      <a:avLst/>
+                    </a:prstGeom>
+                  </pic:spPr>
+                </pic:pic>
+              </a:graphicData>
+            </a:graphic>
+          </wp:inline>
+        </w:drawing>
+      </w:r>
     </w:p>
     <w:p>
       <w:pPr>
@@ -4518,6 +4757,7 @@
       <w:bookmarkStart w:id="21" w:name="_Toc226536318"/>
       <w:proofErr w:type="spellStart"/>
       <w:r>
+        <w:lastRenderedPageBreak/>
         <w:t>Disaster</w:t>
       </w:r>
       <w:proofErr w:type="spellEnd"/>
@@ -4526,11 +4766,170 @@
       </w:r>
       <w:bookmarkEnd w:id="21"/>
     </w:p>
-    <w:p/>
-    <w:p/>
+    <w:p>
+      <w:r>
+        <w:rPr>
+          <w:noProof/>
+        </w:rPr>
+        <w:drawing>
+          <wp:inline distT="0" distB="0" distL="0" distR="0" wp14:anchorId="13F9EC50" wp14:editId="22E18A25">
+            <wp:extent cx="3636000" cy="1788742"/>
+            <wp:effectExtent l="0" t="0" r="3175" b="2540"/>
+            <wp:docPr id="443341485" name="Grafik 6"/>
+            <wp:cNvGraphicFramePr>
+              <a:graphicFrameLocks xmlns:a="http://schemas.openxmlformats.org/drawingml/2006/main" noChangeAspect="1"/>
+            </wp:cNvGraphicFramePr>
+            <a:graphic xmlns:a="http://schemas.openxmlformats.org/drawingml/2006/main">
+              <a:graphicData uri="http://schemas.openxmlformats.org/drawingml/2006/picture">
+                <pic:pic xmlns:pic="http://schemas.openxmlformats.org/drawingml/2006/picture">
+                  <pic:nvPicPr>
+                    <pic:cNvPr id="0" name="Picture 8"/>
+                    <pic:cNvPicPr>
+                      <a:picLocks noChangeAspect="1" noChangeArrowheads="1"/>
+                    </pic:cNvPicPr>
+                  </pic:nvPicPr>
+                  <pic:blipFill>
+                    <a:blip r:embed="rId30">
+                      <a:extLst>
+                        <a:ext uri="{28A0092B-C50C-407E-A947-70E740481C1C}">
+                          <a14:useLocalDpi xmlns:a14="http://schemas.microsoft.com/office/drawing/2010/main" val="0"/>
+                        </a:ext>
+                      </a:extLst>
+                    </a:blip>
+                    <a:srcRect/>
+                    <a:stretch>
+                      <a:fillRect/>
+                    </a:stretch>
+                  </pic:blipFill>
+                  <pic:spPr bwMode="auto">
+                    <a:xfrm>
+                      <a:off x="0" y="0"/>
+                      <a:ext cx="3636000" cy="1788742"/>
+                    </a:xfrm>
+                    <a:prstGeom prst="rect">
+                      <a:avLst/>
+                    </a:prstGeom>
+                    <a:noFill/>
+                    <a:ln>
+                      <a:noFill/>
+                    </a:ln>
+                  </pic:spPr>
+                </pic:pic>
+              </a:graphicData>
+            </a:graphic>
+          </wp:inline>
+        </w:drawing>
+      </w:r>
+      <w:r>
+        <w:rPr>
+          <w:noProof/>
+        </w:rPr>
+        <w:drawing>
+          <wp:inline distT="0" distB="0" distL="0" distR="0" wp14:anchorId="6D9959FB" wp14:editId="2F1DE2BA">
+            <wp:extent cx="3636000" cy="428176"/>
+            <wp:effectExtent l="0" t="0" r="3175" b="0"/>
+            <wp:docPr id="1481705971" name="Grafik 7"/>
+            <wp:cNvGraphicFramePr>
+              <a:graphicFrameLocks xmlns:a="http://schemas.openxmlformats.org/drawingml/2006/main" noChangeAspect="1"/>
+            </wp:cNvGraphicFramePr>
+            <a:graphic xmlns:a="http://schemas.openxmlformats.org/drawingml/2006/main">
+              <a:graphicData uri="http://schemas.openxmlformats.org/drawingml/2006/picture">
+                <pic:pic xmlns:pic="http://schemas.openxmlformats.org/drawingml/2006/picture">
+                  <pic:nvPicPr>
+                    <pic:cNvPr id="0" name="Picture 9"/>
+                    <pic:cNvPicPr>
+                      <a:picLocks noChangeAspect="1" noChangeArrowheads="1"/>
+                    </pic:cNvPicPr>
+                  </pic:nvPicPr>
+                  <pic:blipFill>
+                    <a:blip r:embed="rId31">
+                      <a:extLst>
+                        <a:ext uri="{28A0092B-C50C-407E-A947-70E740481C1C}">
+                          <a14:useLocalDpi xmlns:a14="http://schemas.microsoft.com/office/drawing/2010/main" val="0"/>
+                        </a:ext>
+                      </a:extLst>
+                    </a:blip>
+                    <a:srcRect/>
+                    <a:stretch>
+                      <a:fillRect/>
+                    </a:stretch>
+                  </pic:blipFill>
+                  <pic:spPr bwMode="auto">
+                    <a:xfrm>
+                      <a:off x="0" y="0"/>
+                      <a:ext cx="3636000" cy="428176"/>
+                    </a:xfrm>
+                    <a:prstGeom prst="rect">
+                      <a:avLst/>
+                    </a:prstGeom>
+                    <a:noFill/>
+                    <a:ln>
+                      <a:noFill/>
+                    </a:ln>
+                  </pic:spPr>
+                </pic:pic>
+              </a:graphicData>
+            </a:graphic>
+          </wp:inline>
+        </w:drawing>
+      </w:r>
+      <w:r>
+        <w:rPr>
+          <w:noProof/>
+        </w:rPr>
+        <w:drawing>
+          <wp:inline distT="0" distB="0" distL="0" distR="0" wp14:anchorId="75EB6EA2" wp14:editId="5A9AF07C">
+            <wp:extent cx="3636000" cy="1697349"/>
+            <wp:effectExtent l="0" t="0" r="3175" b="0"/>
+            <wp:docPr id="792629590" name="Grafik 5"/>
+            <wp:cNvGraphicFramePr>
+              <a:graphicFrameLocks xmlns:a="http://schemas.openxmlformats.org/drawingml/2006/main" noChangeAspect="1"/>
+            </wp:cNvGraphicFramePr>
+            <a:graphic xmlns:a="http://schemas.openxmlformats.org/drawingml/2006/main">
+              <a:graphicData uri="http://schemas.openxmlformats.org/drawingml/2006/picture">
+                <pic:pic xmlns:pic="http://schemas.openxmlformats.org/drawingml/2006/picture">
+                  <pic:nvPicPr>
+                    <pic:cNvPr id="0" name="Picture 7"/>
+                    <pic:cNvPicPr>
+                      <a:picLocks noChangeAspect="1" noChangeArrowheads="1"/>
+                    </pic:cNvPicPr>
+                  </pic:nvPicPr>
+                  <pic:blipFill>
+                    <a:blip r:embed="rId32">
+                      <a:extLst>
+                        <a:ext uri="{28A0092B-C50C-407E-A947-70E740481C1C}">
+                          <a14:useLocalDpi xmlns:a14="http://schemas.microsoft.com/office/drawing/2010/main" val="0"/>
+                        </a:ext>
+                      </a:extLst>
+                    </a:blip>
+                    <a:srcRect/>
+                    <a:stretch>
+                      <a:fillRect/>
+                    </a:stretch>
+                  </pic:blipFill>
+                  <pic:spPr bwMode="auto">
+                    <a:xfrm>
+                      <a:off x="0" y="0"/>
+                      <a:ext cx="3636000" cy="1697349"/>
+                    </a:xfrm>
+                    <a:prstGeom prst="rect">
+                      <a:avLst/>
+                    </a:prstGeom>
+                    <a:noFill/>
+                    <a:ln>
+                      <a:noFill/>
+                    </a:ln>
+                  </pic:spPr>
+                </pic:pic>
+              </a:graphicData>
+            </a:graphic>
+          </wp:inline>
+        </w:drawing>
+      </w:r>
+    </w:p>
     <w:sectPr>
-      <w:headerReference w:type="default" r:id="rId25"/>
-      <w:footerReference w:type="default" r:id="rId26"/>
+      <w:headerReference w:type="default" r:id="rId33"/>
+      <w:footerReference w:type="default" r:id="rId34"/>
       <w:pgSz w:w="11906" w:h="16838"/>
       <w:pgMar w:top="1417" w:right="1417" w:bottom="1134" w:left="1417" w:header="708" w:footer="708" w:gutter="0"/>
       <w:pgNumType w:start="0"/>
@@ -5426,6 +5825,7 @@
   <w:style w:type="character" w:default="1" w:styleId="Absatz-Standardschriftart">
     <w:name w:val="Default Paragraph Font"/>
     <w:uiPriority w:val="1"/>
+    <w:semiHidden/>
     <w:unhideWhenUsed/>
   </w:style>
   <w:style w:type="table" w:default="1" w:styleId="NormaleTabelle">
@@ -6200,6 +6600,8 @@
     <w:rsid w:val="00710657"/>
     <w:rsid w:val="00724D4E"/>
     <w:rsid w:val="00767D7E"/>
+    <w:rsid w:val="008C44B0"/>
+    <w:rsid w:val="00AA7497"/>
     <w:rsid w:val="00F4468C"/>
     <w:rsid w:val="00FC6145"/>
   </w:rsids>

--- a/M143/LB2/LB2_Dokumentation.docx
+++ b/M143/LB2/LB2_Dokumentation.docx
@@ -4503,6 +4503,22 @@
     </w:p>
     <w:p>
       <w:r>
+        <w:t xml:space="preserve">Über das installierte Tool Windows Server-Sicherung wurde eine Einmalsicherung durchgeführt. Dies als erster Testdurchlauf, um zu kontrollieren, ob das Backup vollumfänglich lauffähig ist. Hierzu wurde als Sicherungselement der Ordner Fileserver ausgewählt und als Speicherort den eingebundenen Share des </w:t>
+      </w:r>
+      <w:proofErr w:type="spellStart"/>
+      <w:r>
+        <w:t>TrueNAS</w:t>
+      </w:r>
+      <w:proofErr w:type="spellEnd"/>
+      <w:r>
+        <w:t xml:space="preserve"> ausgewählt. Der folgende Backupprozess verlief reibungslos. Die Funktion der Einmalsicherung ist also vollumfänglich einsatzbereit.</w:t>
+      </w:r>
+    </w:p>
+    <w:p>
+      <w:pPr>
+        <w:keepNext/>
+      </w:pPr>
+      <w:r>
         <w:rPr>
           <w:noProof/>
         </w:rPr>
@@ -4555,6 +4571,30 @@
           </wp:inline>
         </w:drawing>
       </w:r>
+    </w:p>
+    <w:p>
+      <w:pPr>
+        <w:pStyle w:val="Beschriftung"/>
+      </w:pPr>
+      <w:r>
+        <w:t xml:space="preserve">Abbildung </w:t>
+      </w:r>
+      <w:fldSimple w:instr=" SEQ Abbildung \* ARABIC ">
+        <w:r>
+          <w:rPr>
+            <w:noProof/>
+          </w:rPr>
+          <w:t>14</w:t>
+        </w:r>
+      </w:fldSimple>
+      <w:r>
+        <w:t>: Definition des Sicherungselements</w:t>
+      </w:r>
+    </w:p>
+    <w:p>
+      <w:pPr>
+        <w:keepNext/>
+      </w:pPr>
       <w:r>
         <w:rPr>
           <w:noProof/>
@@ -4608,6 +4648,30 @@
           </wp:inline>
         </w:drawing>
       </w:r>
+    </w:p>
+    <w:p>
+      <w:pPr>
+        <w:pStyle w:val="Beschriftung"/>
+      </w:pPr>
+      <w:r>
+        <w:t xml:space="preserve">Abbildung </w:t>
+      </w:r>
+      <w:fldSimple w:instr=" SEQ Abbildung \* ARABIC ">
+        <w:r>
+          <w:rPr>
+            <w:noProof/>
+          </w:rPr>
+          <w:t>15</w:t>
+        </w:r>
+      </w:fldSimple>
+      <w:r>
+        <w:t>: Definition des Speicherortes</w:t>
+      </w:r>
+    </w:p>
+    <w:p>
+      <w:pPr>
+        <w:keepNext/>
+      </w:pPr>
       <w:r>
         <w:rPr>
           <w:noProof/>
@@ -4664,10 +4728,30 @@
     </w:p>
     <w:p>
       <w:pPr>
+        <w:pStyle w:val="Beschriftung"/>
+      </w:pPr>
+      <w:r>
+        <w:t xml:space="preserve">Abbildung </w:t>
+      </w:r>
+      <w:fldSimple w:instr=" SEQ Abbildung \* ARABIC ">
+        <w:r>
+          <w:rPr>
+            <w:noProof/>
+          </w:rPr>
+          <w:t>16</w:t>
+        </w:r>
+      </w:fldSimple>
+      <w:r>
+        <w:t>: Bestätigung der Funktionalität der Einmalsicherung</w:t>
+      </w:r>
+    </w:p>
+    <w:p>
+      <w:pPr>
         <w:pStyle w:val="berschrift2"/>
       </w:pPr>
       <w:bookmarkStart w:id="20" w:name="_Toc226536317"/>
       <w:r>
+        <w:lastRenderedPageBreak/>
         <w:t>Inkrementelles Backup</w:t>
       </w:r>
       <w:bookmarkEnd w:id="20"/>
@@ -4757,7 +4841,6 @@
       <w:bookmarkStart w:id="21" w:name="_Toc226536318"/>
       <w:proofErr w:type="spellStart"/>
       <w:r>
-        <w:lastRenderedPageBreak/>
         <w:t>Disaster</w:t>
       </w:r>
       <w:proofErr w:type="spellEnd"/>
@@ -6597,11 +6680,11 @@
   <w:rsids>
     <w:rsidRoot w:val="004972B4"/>
     <w:rsid w:val="004972B4"/>
+    <w:rsid w:val="00627F73"/>
     <w:rsid w:val="00710657"/>
     <w:rsid w:val="00724D4E"/>
     <w:rsid w:val="00767D7E"/>
     <w:rsid w:val="008C44B0"/>
-    <w:rsid w:val="00AA7497"/>
     <w:rsid w:val="00F4468C"/>
     <w:rsid w:val="00FC6145"/>
   </w:rsids>

--- a/M143/LB2/LB2_Dokumentation.docx
+++ b/M143/LB2/LB2_Dokumentation.docx
@@ -2205,54 +2205,36 @@
         <w:t xml:space="preserve"> sollen dabei unterstützen, das Szenario einer Backuplandschaft nachzustellen. Hierzu gibt es zwei Clients, welche jegliche Mitarbeiter der Firma Yeez1 darstellen. Hierbei arbeiten alle MA auf Windowsclients und lediglich der IT-Administrator arbeitet mit dem Linux Client. </w:t>
       </w:r>
       <w:r>
-        <w:t xml:space="preserve">Zusätzlich ist noch ein </w:t>
-      </w:r>
-      <w:proofErr w:type="spellStart"/>
+        <w:t>Zusätzlich ist noch ein TrueNAS im Einsatz. Hierrüber wird das Backup laufen. Dieses wird es von Teilen des Windows Servers machen.</w:t>
+      </w:r>
+    </w:p>
+    <w:p>
+      <w:pPr>
+        <w:pStyle w:val="berschrift2"/>
+      </w:pPr>
+      <w:bookmarkStart w:id="2" w:name="_Toc226536299"/>
+      <w:r>
+        <w:t>Konfigurationen</w:t>
+      </w:r>
+      <w:bookmarkEnd w:id="2"/>
+    </w:p>
+    <w:p>
+      <w:r>
+        <w:t>Es folgen die grundlegenden Daten zu den jeweiligen VMs</w:t>
+      </w:r>
+      <w:r>
+        <w:t>. Es wurde darauf geachtet, möglichst sparsam mit den Resourcen umzugehen. Ausgenommen ist, aufgrund eines zu spät bemerkten Fehlers, der Windows Client und der Windows Server. Da zum Zeitpunkt des Bemerkens, das Projekt bereits fortgeschritten war, wurde auf eine erneute Konfiguration verzichtet.</w:t>
+      </w:r>
+    </w:p>
+    <w:p>
+      <w:pPr>
+        <w:pStyle w:val="berschrift3"/>
+      </w:pPr>
+      <w:bookmarkStart w:id="3" w:name="_Toc226536300"/>
       <w:r>
         <w:t>TrueNAS</w:t>
       </w:r>
-      <w:proofErr w:type="spellEnd"/>
-      <w:r>
-        <w:t xml:space="preserve"> im Einsatz. Hierrüber wird das Backup laufen. Dieses wird es von Teilen des Windows Servers machen.</w:t>
-      </w:r>
-    </w:p>
-    <w:p>
-      <w:pPr>
-        <w:pStyle w:val="berschrift2"/>
-      </w:pPr>
-      <w:bookmarkStart w:id="2" w:name="_Toc226536299"/>
-      <w:r>
-        <w:t>Konfigurationen</w:t>
-      </w:r>
-      <w:bookmarkEnd w:id="2"/>
-    </w:p>
-    <w:p>
-      <w:r>
-        <w:t>Es folgen die grundlegenden Daten zu den jeweiligen VMs</w:t>
-      </w:r>
-      <w:r>
-        <w:t xml:space="preserve">. Es wurde darauf geachtet, möglichst sparsam mit den </w:t>
-      </w:r>
-      <w:proofErr w:type="spellStart"/>
-      <w:r>
-        <w:t>Resourcen</w:t>
-      </w:r>
-      <w:proofErr w:type="spellEnd"/>
-      <w:r>
-        <w:t xml:space="preserve"> umzugehen. Ausgenommen ist, aufgrund eines zu spät bemerkten Fehlers, der Windows Client und der Windows Server. Da zum Zeitpunkt des Bemerkens, das Projekt bereits fortgeschritten war, wurde auf eine erneute Konfiguration verzichtet.</w:t>
-      </w:r>
-    </w:p>
-    <w:p>
-      <w:pPr>
-        <w:pStyle w:val="berschrift3"/>
-      </w:pPr>
-      <w:bookmarkStart w:id="3" w:name="_Toc226536300"/>
-      <w:proofErr w:type="spellStart"/>
-      <w:r>
-        <w:t>TrueNAS</w:t>
-      </w:r>
       <w:bookmarkEnd w:id="3"/>
-      <w:proofErr w:type="spellEnd"/>
     </w:p>
     <w:tbl>
       <w:tblPr>
@@ -2358,11 +2340,9 @@
             <w:tcW w:w="4531" w:type="dxa"/>
           </w:tcPr>
           <w:p>
-            <w:proofErr w:type="spellStart"/>
             <w:r>
               <w:t>Processors</w:t>
             </w:r>
-            <w:proofErr w:type="spellEnd"/>
           </w:p>
         </w:tc>
         <w:tc>
@@ -2592,11 +2572,9 @@
             <w:tcW w:w="4531" w:type="dxa"/>
           </w:tcPr>
           <w:p>
-            <w:proofErr w:type="spellStart"/>
             <w:r>
               <w:t>Processors</w:t>
             </w:r>
-            <w:proofErr w:type="spellEnd"/>
           </w:p>
         </w:tc>
         <w:tc>
@@ -2797,11 +2775,9 @@
             <w:tcW w:w="4531" w:type="dxa"/>
           </w:tcPr>
           <w:p>
-            <w:proofErr w:type="spellStart"/>
             <w:r>
               <w:t>Processors</w:t>
             </w:r>
-            <w:proofErr w:type="spellEnd"/>
           </w:p>
         </w:tc>
         <w:tc>
@@ -2995,11 +2971,9 @@
             <w:tcW w:w="4531" w:type="dxa"/>
           </w:tcPr>
           <w:p>
-            <w:proofErr w:type="spellStart"/>
             <w:r>
               <w:t>Processors</w:t>
             </w:r>
-            <w:proofErr w:type="spellEnd"/>
           </w:p>
         </w:tc>
         <w:tc>
@@ -3347,15 +3321,7 @@
         <w:ind w:left="709" w:hanging="425"/>
       </w:pPr>
       <w:r>
-        <w:t xml:space="preserve">(Der Admin User des Servers </w:t>
-      </w:r>
-      <w:proofErr w:type="spellStart"/>
-      <w:r>
-        <w:t>dd</w:t>
-      </w:r>
-      <w:proofErr w:type="spellEnd"/>
-      <w:r>
-        <w:t xml:space="preserve"> hat auf dem ganzen Server alle Rechte)</w:t>
+        <w:t>(Der Admin User des Servers dd hat auf dem ganzen Server alle Rechte)</w:t>
       </w:r>
     </w:p>
     <w:p>
@@ -4044,14 +4010,9 @@
       <w:bookmarkStart w:id="14" w:name="_Toc226536311"/>
       <w:r>
         <w:lastRenderedPageBreak/>
-        <w:t xml:space="preserve">Schritt 3: Inbetriebnahme </w:t>
-      </w:r>
-      <w:proofErr w:type="spellStart"/>
-      <w:r>
-        <w:t>TrueNAS</w:t>
+        <w:t>Schritt 3: Inbetriebnahme TrueNAS</w:t>
       </w:r>
       <w:bookmarkEnd w:id="14"/>
-      <w:proofErr w:type="spellEnd"/>
     </w:p>
     <w:p>
       <w:pPr>
@@ -4065,15 +4026,7 @@
     </w:p>
     <w:p>
       <w:r>
-        <w:t xml:space="preserve">Das Dataset </w:t>
-      </w:r>
-      <w:proofErr w:type="spellStart"/>
-      <w:r>
-        <w:t>backup</w:t>
-      </w:r>
-      <w:proofErr w:type="spellEnd"/>
-      <w:r>
-        <w:t xml:space="preserve"> wurde im </w:t>
+        <w:t xml:space="preserve">Das Dataset backup wurde im </w:t>
       </w:r>
       <w:r>
         <w:t xml:space="preserve">Dataset WINSBCK erstellt. Hierbei wurde zur </w:t>
@@ -4094,26 +4047,10 @@
         <w:t>dazu</w:t>
       </w:r>
       <w:r>
-        <w:t xml:space="preserve"> auf die drei zusätzlich zugewiesenen Hard Disks des </w:t>
-      </w:r>
-      <w:proofErr w:type="spellStart"/>
-      <w:r>
-        <w:t>TrueNAS</w:t>
-      </w:r>
-      <w:proofErr w:type="spellEnd"/>
-      <w:r>
-        <w:t xml:space="preserve"> zurückgegriffen. Dieses Dataset wird nun als Ort des Backups des Windows Servers verwendet.</w:t>
-      </w:r>
-      <w:r>
-        <w:t xml:space="preserve"> Es folgt ein Screenshot der </w:t>
-      </w:r>
-      <w:proofErr w:type="spellStart"/>
-      <w:r>
-        <w:t>Datasetstruktur</w:t>
-      </w:r>
-      <w:proofErr w:type="spellEnd"/>
-      <w:r>
-        <w:t>.</w:t>
+        <w:t xml:space="preserve"> auf die drei zusätzlich zugewiesenen Hard Disks des TrueNAS zurückgegriffen. Dieses Dataset wird nun als Ort des Backups des Windows Servers verwendet.</w:t>
+      </w:r>
+      <w:r>
+        <w:t xml:space="preserve"> Es folgt ein Screenshot der Datasetstruktur.</w:t>
       </w:r>
     </w:p>
     <w:p>
@@ -4190,21 +4127,8 @@
         </w:r>
       </w:fldSimple>
       <w:r>
-        <w:t xml:space="preserve">: </w:t>
-      </w:r>
-      <w:proofErr w:type="spellStart"/>
-      <w:r>
-        <w:t>Datasetstruktur</w:t>
-      </w:r>
-      <w:proofErr w:type="spellEnd"/>
-      <w:r>
-        <w:t xml:space="preserve"> auf dem </w:t>
-      </w:r>
-      <w:proofErr w:type="spellStart"/>
-      <w:r>
-        <w:t>TrueNAS</w:t>
-      </w:r>
-      <w:proofErr w:type="spellEnd"/>
+        <w:t>: Datasetstruktur auf dem TrueNAS</w:t>
+      </w:r>
     </w:p>
     <w:p>
       <w:pPr>
@@ -4221,37 +4145,13 @@
         <w:t>Anschliessend wurde</w:t>
       </w:r>
       <w:r>
-        <w:t xml:space="preserve"> auf dem </w:t>
-      </w:r>
-      <w:proofErr w:type="spellStart"/>
-      <w:r>
-        <w:t>TrueNAS</w:t>
-      </w:r>
-      <w:proofErr w:type="spellEnd"/>
-      <w:r>
-        <w:t xml:space="preserve"> ein Share erstellt. Dabei musste darauf geachtet werden, dass die Option SMB </w:t>
-      </w:r>
-      <w:r>
-        <w:t xml:space="preserve">und der das vorher erstellte Dataset </w:t>
-      </w:r>
-      <w:proofErr w:type="spellStart"/>
-      <w:r>
-        <w:t>backup</w:t>
-      </w:r>
-      <w:proofErr w:type="spellEnd"/>
-      <w:r>
-        <w:t xml:space="preserve"> </w:t>
-      </w:r>
-      <w:r>
-        <w:t xml:space="preserve">ausgewählt wurde. Um den Share auch verwenden zu können, wurde der User </w:t>
-      </w:r>
-      <w:proofErr w:type="spellStart"/>
-      <w:r>
-        <w:t>backup_user</w:t>
-      </w:r>
-      <w:proofErr w:type="spellEnd"/>
-      <w:r>
-        <w:t xml:space="preserve"> erstellt. Diesem </w:t>
+        <w:t xml:space="preserve"> auf dem TrueNAS ein Share erstellt. Dabei musste darauf geachtet werden, dass die Option SMB </w:t>
+      </w:r>
+      <w:r>
+        <w:t xml:space="preserve">und der das vorher erstellte Dataset backup </w:t>
+      </w:r>
+      <w:r>
+        <w:t xml:space="preserve">ausgewählt wurde. Um den Share auch verwenden zu können, wurde der User backup_user erstellt. Diesem </w:t>
       </w:r>
       <w:r>
         <w:t>wurden</w:t>
@@ -4341,13 +4241,8 @@
         </w:r>
       </w:fldSimple>
       <w:r>
-        <w:t xml:space="preserve">: Konfiguration des Shares auf dem </w:t>
-      </w:r>
-      <w:proofErr w:type="spellStart"/>
-      <w:r>
-        <w:t>TrueNAS</w:t>
-      </w:r>
-      <w:proofErr w:type="spellEnd"/>
+        <w:t>: Konfiguration des Shares auf dem TrueNAS</w:t>
+      </w:r>
     </w:p>
     <w:p>
       <w:pPr>
@@ -4375,23 +4270,7 @@
         <w:t xml:space="preserve"> wurde nun auf dem Windows Server nach dem gleichen Prinzip wie beim Verbinden der freigegebenen Ordner auf dem Windows Client verbunden. </w:t>
       </w:r>
       <w:r>
-        <w:t xml:space="preserve">Hierbei wurden die Anmeldedaten vom </w:t>
-      </w:r>
-      <w:proofErr w:type="spellStart"/>
-      <w:r>
-        <w:t>TrueNAS</w:t>
-      </w:r>
-      <w:proofErr w:type="spellEnd"/>
-      <w:r>
-        <w:t xml:space="preserve"> User </w:t>
-      </w:r>
-      <w:proofErr w:type="spellStart"/>
-      <w:r>
-        <w:t>backup_user</w:t>
-      </w:r>
-      <w:proofErr w:type="spellEnd"/>
-      <w:r>
-        <w:t xml:space="preserve"> verwendet. </w:t>
+        <w:t xml:space="preserve">Hierbei wurden die Anmeldedaten vom TrueNAS User backup_user verwendet. </w:t>
       </w:r>
       <w:r>
         <w:t xml:space="preserve">Dieser Share wird nun auf dem Windows Server als Netzlaufwerk angezeigt. </w:t>
@@ -4458,15 +4337,7 @@
         </w:r>
       </w:fldSimple>
       <w:r>
-        <w:t xml:space="preserve">: Eingebundener </w:t>
-      </w:r>
-      <w:proofErr w:type="spellStart"/>
-      <w:r>
-        <w:t>TrueNAS</w:t>
-      </w:r>
-      <w:proofErr w:type="spellEnd"/>
-      <w:r>
-        <w:t xml:space="preserve"> Share</w:t>
+        <w:t>: Eingebundener TrueNAS Share</w:t>
       </w:r>
     </w:p>
     <w:p/>
@@ -4482,14 +4353,9 @@
       <w:bookmarkStart w:id="18" w:name="_Toc226536315"/>
       <w:r>
         <w:lastRenderedPageBreak/>
-        <w:t xml:space="preserve">Schritt 4: </w:t>
-      </w:r>
-      <w:proofErr w:type="spellStart"/>
-      <w:r>
-        <w:t>Testing</w:t>
+        <w:t>Schritt 4: Testing</w:t>
       </w:r>
       <w:bookmarkEnd w:id="18"/>
-      <w:proofErr w:type="spellEnd"/>
     </w:p>
     <w:p>
       <w:pPr>
@@ -4503,15 +4369,10 @@
     </w:p>
     <w:p>
       <w:r>
-        <w:t xml:space="preserve">Über das installierte Tool Windows Server-Sicherung wurde eine Einmalsicherung durchgeführt. Dies als erster Testdurchlauf, um zu kontrollieren, ob das Backup vollumfänglich lauffähig ist. Hierzu wurde als Sicherungselement der Ordner Fileserver ausgewählt und als Speicherort den eingebundenen Share des </w:t>
-      </w:r>
-      <w:proofErr w:type="spellStart"/>
-      <w:r>
-        <w:t>TrueNAS</w:t>
-      </w:r>
-      <w:proofErr w:type="spellEnd"/>
-      <w:r>
-        <w:t xml:space="preserve"> ausgewählt. Der folgende Backupprozess verlief reibungslos. Die Funktion der Einmalsicherung ist also vollumfänglich einsatzbereit.</w:t>
+        <w:t xml:space="preserve">Über das installierte Tool Windows Server-Sicherung wurde eine Einmalsicherung durchgeführt. Dies als erster Testdurchlauf, um zu kontrollieren, ob das Backup vollumfänglich lauffähig ist. Hierzu wurde als Sicherungselement der Ordner Fileserver ausgewählt und als Speicherort den eingebundenen Share des TrueNAS ausgewählt. Der folgende Backupprozess verlief reibungslos. </w:t>
+      </w:r>
+      <w:r>
+        <w:t>Die Funktion der Einmalsicherung ist also vollumfänglich einsatzbereit.</w:t>
       </w:r>
     </w:p>
     <w:p>
@@ -4751,13 +4612,21 @@
       </w:pPr>
       <w:bookmarkStart w:id="20" w:name="_Toc226536317"/>
       <w:r>
+        <w:t>Inkrementelles Backup</w:t>
+      </w:r>
+      <w:bookmarkEnd w:id="20"/>
+    </w:p>
+    <w:p>
+      <w:r>
+        <w:t xml:space="preserve">Über den Wizard für den Sicherungszeitplan wurde ein inkrementelles Backup erstellt. Hierbei kam es zum Problem, dass der Server die gleichen Anmeldedaten beim durchführen verwednet hat, wie zuvor als User für das Sicherungsziel angegeben wurde. In diesem Fall also die Daten des Backupusers. Um dem entgegenzuwirken, wurde ein gleichnamiger User auf dem Server erstellt, sodass dieses Problem abgefedert wurde. Das anschliessende Backup hat funktioniert. </w:t>
+      </w:r>
+    </w:p>
+    <w:p>
+      <w:pPr>
+        <w:keepNext/>
+      </w:pPr>
+      <w:r>
         <w:lastRenderedPageBreak/>
-        <w:t>Inkrementelles Backup</w:t>
-      </w:r>
-      <w:bookmarkEnd w:id="20"/>
-    </w:p>
-    <w:p>
-      <w:r>
         <w:drawing>
           <wp:inline distT="0" distB="0" distL="0" distR="0" wp14:anchorId="4E788870" wp14:editId="34E8E169">
             <wp:extent cx="3636000" cy="1844792"/>
@@ -4796,6 +4665,28 @@
       </w:r>
     </w:p>
     <w:p>
+      <w:pPr>
+        <w:pStyle w:val="Beschriftung"/>
+      </w:pPr>
+      <w:r>
+        <w:t xml:space="preserve">Abbildung </w:t>
+      </w:r>
+      <w:fldSimple w:instr=" SEQ Abbildung \* ARABIC ">
+        <w:r>
+          <w:rPr>
+            <w:noProof/>
+          </w:rPr>
+          <w:t>17</w:t>
+        </w:r>
+      </w:fldSimple>
+      <w:r>
+        <w:t>: Konfiguration des Sicherungszeitplans</w:t>
+      </w:r>
+    </w:p>
+    <w:p>
+      <w:pPr>
+        <w:keepNext/>
+      </w:pPr>
       <w:r>
         <w:drawing>
           <wp:inline distT="0" distB="0" distL="0" distR="0" wp14:anchorId="48167AC9" wp14:editId="43317166">
@@ -4836,24 +4727,50 @@
     </w:p>
     <w:p>
       <w:pPr>
-        <w:pStyle w:val="berschrift2"/>
-      </w:pPr>
-      <w:bookmarkStart w:id="21" w:name="_Toc226536318"/>
-      <w:proofErr w:type="spellStart"/>
-      <w:r>
-        <w:t>Disaster</w:t>
-      </w:r>
-      <w:proofErr w:type="spellEnd"/>
-      <w:r>
-        <w:t xml:space="preserve"> &amp; Recovery</w:t>
-      </w:r>
-      <w:bookmarkEnd w:id="21"/>
-    </w:p>
-    <w:p>
+        <w:pStyle w:val="Beschriftung"/>
+      </w:pPr>
+      <w:r>
+        <w:t xml:space="preserve">Abbildung </w:t>
+      </w:r>
+      <w:fldSimple w:instr=" SEQ Abbildung \* ARABIC ">
+        <w:r>
+          <w:rPr>
+            <w:noProof/>
+          </w:rPr>
+          <w:t>18</w:t>
+        </w:r>
+      </w:fldSimple>
+      <w:r>
+        <w:t>: Bestätigung der Funktionalität</w:t>
+      </w:r>
       <w:r>
         <w:rPr>
           <w:noProof/>
         </w:rPr>
+        <w:t xml:space="preserve"> des Sicherungszeitplans</w:t>
+      </w:r>
+    </w:p>
+    <w:p>
+      <w:pPr>
+        <w:pStyle w:val="berschrift2"/>
+      </w:pPr>
+      <w:bookmarkStart w:id="21" w:name="_Toc226536318"/>
+      <w:r>
+        <w:t>Disaster &amp; Recovery</w:t>
+      </w:r>
+      <w:bookmarkEnd w:id="21"/>
+    </w:p>
+    <w:p>
+      <w:r>
+        <w:t>Um ein möglichen Disasters zu simulieren, wurden alle Daten des Ordners Fileserver gelöscht. Hiervon war zuvor ein Backup erstellt worden. Es folgte eine Wiederherstellung über das Tool Windows Server-Sicherung. Das zuvor erstellte Backup konnte ausgewählt und den Vorgang erfolgreich durchgeführt werden. Damit ist ein Recover im Falle eines Disasters gewährleistet.</w:t>
+      </w:r>
+    </w:p>
+    <w:p>
+      <w:r>
+        <w:rPr>
+          <w:noProof/>
+        </w:rPr>
+        <w:lastRenderedPageBreak/>
         <w:drawing>
           <wp:inline distT="0" distB="0" distL="0" distR="0" wp14:anchorId="13F9EC50" wp14:editId="22E18A25">
             <wp:extent cx="3636000" cy="1788742"/>
@@ -6680,9 +6597,9 @@
   <w:rsids>
     <w:rsidRoot w:val="004972B4"/>
     <w:rsid w:val="004972B4"/>
-    <w:rsid w:val="00627F73"/>
     <w:rsid w:val="00710657"/>
     <w:rsid w:val="00724D4E"/>
+    <w:rsid w:val="00731436"/>
     <w:rsid w:val="00767D7E"/>
     <w:rsid w:val="008C44B0"/>
     <w:rsid w:val="00F4468C"/>

--- a/M143/LB2/LB2_Dokumentation.docx
+++ b/M143/LB2/LB2_Dokumentation.docx
@@ -2205,7 +2205,15 @@
         <w:t xml:space="preserve"> sollen dabei unterstützen, das Szenario einer Backuplandschaft nachzustellen. Hierzu gibt es zwei Clients, welche jegliche Mitarbeiter der Firma Yeez1 darstellen. Hierbei arbeiten alle MA auf Windowsclients und lediglich der IT-Administrator arbeitet mit dem Linux Client. </w:t>
       </w:r>
       <w:r>
-        <w:t>Zusätzlich ist noch ein TrueNAS im Einsatz. Hierrüber wird das Backup laufen. Dieses wird es von Teilen des Windows Servers machen.</w:t>
+        <w:t xml:space="preserve">Zusätzlich ist noch ein </w:t>
+      </w:r>
+      <w:proofErr w:type="spellStart"/>
+      <w:r>
+        <w:t>TrueNAS</w:t>
+      </w:r>
+      <w:proofErr w:type="spellEnd"/>
+      <w:r>
+        <w:t xml:space="preserve"> im Einsatz. Hierrüber wird das Backup laufen. Dieses wird es von Teilen des Windows Servers machen.</w:t>
       </w:r>
     </w:p>
     <w:p>
@@ -2223,7 +2231,15 @@
         <w:t>Es folgen die grundlegenden Daten zu den jeweiligen VMs</w:t>
       </w:r>
       <w:r>
-        <w:t>. Es wurde darauf geachtet, möglichst sparsam mit den Resourcen umzugehen. Ausgenommen ist, aufgrund eines zu spät bemerkten Fehlers, der Windows Client und der Windows Server. Da zum Zeitpunkt des Bemerkens, das Projekt bereits fortgeschritten war, wurde auf eine erneute Konfiguration verzichtet.</w:t>
+        <w:t xml:space="preserve">. Es wurde darauf geachtet, möglichst sparsam mit den </w:t>
+      </w:r>
+      <w:proofErr w:type="spellStart"/>
+      <w:r>
+        <w:t>Resourcen</w:t>
+      </w:r>
+      <w:proofErr w:type="spellEnd"/>
+      <w:r>
+        <w:t xml:space="preserve"> umzugehen. Ausgenommen ist, aufgrund eines zu spät bemerkten Fehlers, der Windows Client und der Windows Server. Da zum Zeitpunkt des Bemerkens, das Projekt bereits fortgeschritten war, wurde auf eine erneute Konfiguration verzichtet.</w:t>
       </w:r>
     </w:p>
     <w:p>
@@ -2231,10 +2247,12 @@
         <w:pStyle w:val="berschrift3"/>
       </w:pPr>
       <w:bookmarkStart w:id="3" w:name="_Toc226536300"/>
+      <w:proofErr w:type="spellStart"/>
       <w:r>
         <w:t>TrueNAS</w:t>
       </w:r>
       <w:bookmarkEnd w:id="3"/>
+      <w:proofErr w:type="spellEnd"/>
     </w:p>
     <w:tbl>
       <w:tblPr>
@@ -2340,9 +2358,11 @@
             <w:tcW w:w="4531" w:type="dxa"/>
           </w:tcPr>
           <w:p>
+            <w:proofErr w:type="spellStart"/>
             <w:r>
               <w:t>Processors</w:t>
             </w:r>
+            <w:proofErr w:type="spellEnd"/>
           </w:p>
         </w:tc>
         <w:tc>
@@ -2572,9 +2592,11 @@
             <w:tcW w:w="4531" w:type="dxa"/>
           </w:tcPr>
           <w:p>
+            <w:proofErr w:type="spellStart"/>
             <w:r>
               <w:t>Processors</w:t>
             </w:r>
+            <w:proofErr w:type="spellEnd"/>
           </w:p>
         </w:tc>
         <w:tc>
@@ -2775,9 +2797,11 @@
             <w:tcW w:w="4531" w:type="dxa"/>
           </w:tcPr>
           <w:p>
+            <w:proofErr w:type="spellStart"/>
             <w:r>
               <w:t>Processors</w:t>
             </w:r>
+            <w:proofErr w:type="spellEnd"/>
           </w:p>
         </w:tc>
         <w:tc>
@@ -2971,9 +2995,11 @@
             <w:tcW w:w="4531" w:type="dxa"/>
           </w:tcPr>
           <w:p>
+            <w:proofErr w:type="spellStart"/>
             <w:r>
               <w:t>Processors</w:t>
             </w:r>
+            <w:proofErr w:type="spellEnd"/>
           </w:p>
         </w:tc>
         <w:tc>
@@ -3321,7 +3347,15 @@
         <w:ind w:left="709" w:hanging="425"/>
       </w:pPr>
       <w:r>
-        <w:t>(Der Admin User des Servers dd hat auf dem ganzen Server alle Rechte)</w:t>
+        <w:t xml:space="preserve">(Der Admin User des Servers </w:t>
+      </w:r>
+      <w:proofErr w:type="spellStart"/>
+      <w:r>
+        <w:t>dd</w:t>
+      </w:r>
+      <w:proofErr w:type="spellEnd"/>
+      <w:r>
+        <w:t xml:space="preserve"> hat auf dem ganzen Server alle Rechte)</w:t>
       </w:r>
     </w:p>
     <w:p>
@@ -4010,9 +4044,14 @@
       <w:bookmarkStart w:id="14" w:name="_Toc226536311"/>
       <w:r>
         <w:lastRenderedPageBreak/>
-        <w:t>Schritt 3: Inbetriebnahme TrueNAS</w:t>
+        <w:t xml:space="preserve">Schritt 3: Inbetriebnahme </w:t>
+      </w:r>
+      <w:proofErr w:type="spellStart"/>
+      <w:r>
+        <w:t>TrueNAS</w:t>
       </w:r>
       <w:bookmarkEnd w:id="14"/>
+      <w:proofErr w:type="spellEnd"/>
     </w:p>
     <w:p>
       <w:pPr>
@@ -4026,7 +4065,15 @@
     </w:p>
     <w:p>
       <w:r>
-        <w:t xml:space="preserve">Das Dataset backup wurde im </w:t>
+        <w:t xml:space="preserve">Das Dataset </w:t>
+      </w:r>
+      <w:proofErr w:type="spellStart"/>
+      <w:r>
+        <w:t>backup</w:t>
+      </w:r>
+      <w:proofErr w:type="spellEnd"/>
+      <w:r>
+        <w:t xml:space="preserve"> wurde im </w:t>
       </w:r>
       <w:r>
         <w:t xml:space="preserve">Dataset WINSBCK erstellt. Hierbei wurde zur </w:t>
@@ -4047,10 +4094,26 @@
         <w:t>dazu</w:t>
       </w:r>
       <w:r>
-        <w:t xml:space="preserve"> auf die drei zusätzlich zugewiesenen Hard Disks des TrueNAS zurückgegriffen. Dieses Dataset wird nun als Ort des Backups des Windows Servers verwendet.</w:t>
-      </w:r>
-      <w:r>
-        <w:t xml:space="preserve"> Es folgt ein Screenshot der Datasetstruktur.</w:t>
+        <w:t xml:space="preserve"> auf die drei zusätzlich zugewiesenen Hard Disks des </w:t>
+      </w:r>
+      <w:proofErr w:type="spellStart"/>
+      <w:r>
+        <w:t>TrueNAS</w:t>
+      </w:r>
+      <w:proofErr w:type="spellEnd"/>
+      <w:r>
+        <w:t xml:space="preserve"> zurückgegriffen. Dieses Dataset wird nun als Ort des Backups des Windows Servers verwendet.</w:t>
+      </w:r>
+      <w:r>
+        <w:t xml:space="preserve"> Es folgt ein Screenshot der </w:t>
+      </w:r>
+      <w:proofErr w:type="spellStart"/>
+      <w:r>
+        <w:t>Datasetstruktur</w:t>
+      </w:r>
+      <w:proofErr w:type="spellEnd"/>
+      <w:r>
+        <w:t>.</w:t>
       </w:r>
     </w:p>
     <w:p>
@@ -4127,8 +4190,21 @@
         </w:r>
       </w:fldSimple>
       <w:r>
-        <w:t>: Datasetstruktur auf dem TrueNAS</w:t>
-      </w:r>
+        <w:t xml:space="preserve">: </w:t>
+      </w:r>
+      <w:proofErr w:type="spellStart"/>
+      <w:r>
+        <w:t>Datasetstruktur</w:t>
+      </w:r>
+      <w:proofErr w:type="spellEnd"/>
+      <w:r>
+        <w:t xml:space="preserve"> auf dem </w:t>
+      </w:r>
+      <w:proofErr w:type="spellStart"/>
+      <w:r>
+        <w:t>TrueNAS</w:t>
+      </w:r>
+      <w:proofErr w:type="spellEnd"/>
     </w:p>
     <w:p>
       <w:pPr>
@@ -4145,13 +4221,37 @@
         <w:t>Anschliessend wurde</w:t>
       </w:r>
       <w:r>
-        <w:t xml:space="preserve"> auf dem TrueNAS ein Share erstellt. Dabei musste darauf geachtet werden, dass die Option SMB </w:t>
-      </w:r>
-      <w:r>
-        <w:t xml:space="preserve">und der das vorher erstellte Dataset backup </w:t>
-      </w:r>
-      <w:r>
-        <w:t xml:space="preserve">ausgewählt wurde. Um den Share auch verwenden zu können, wurde der User backup_user erstellt. Diesem </w:t>
+        <w:t xml:space="preserve"> auf dem </w:t>
+      </w:r>
+      <w:proofErr w:type="spellStart"/>
+      <w:r>
+        <w:t>TrueNAS</w:t>
+      </w:r>
+      <w:proofErr w:type="spellEnd"/>
+      <w:r>
+        <w:t xml:space="preserve"> ein Share erstellt. Dabei musste darauf geachtet werden, dass die Option SMB </w:t>
+      </w:r>
+      <w:r>
+        <w:t xml:space="preserve">und der das vorher erstellte Dataset </w:t>
+      </w:r>
+      <w:proofErr w:type="spellStart"/>
+      <w:r>
+        <w:t>backup</w:t>
+      </w:r>
+      <w:proofErr w:type="spellEnd"/>
+      <w:r>
+        <w:t xml:space="preserve"> </w:t>
+      </w:r>
+      <w:r>
+        <w:t xml:space="preserve">ausgewählt wurde. Um den Share auch verwenden zu können, wurde der User </w:t>
+      </w:r>
+      <w:proofErr w:type="spellStart"/>
+      <w:r>
+        <w:t>backup_user</w:t>
+      </w:r>
+      <w:proofErr w:type="spellEnd"/>
+      <w:r>
+        <w:t xml:space="preserve"> erstellt. Diesem </w:t>
       </w:r>
       <w:r>
         <w:t>wurden</w:t>
@@ -4241,8 +4341,13 @@
         </w:r>
       </w:fldSimple>
       <w:r>
-        <w:t>: Konfiguration des Shares auf dem TrueNAS</w:t>
-      </w:r>
+        <w:t xml:space="preserve">: Konfiguration des Shares auf dem </w:t>
+      </w:r>
+      <w:proofErr w:type="spellStart"/>
+      <w:r>
+        <w:t>TrueNAS</w:t>
+      </w:r>
+      <w:proofErr w:type="spellEnd"/>
     </w:p>
     <w:p>
       <w:pPr>
@@ -4270,7 +4375,23 @@
         <w:t xml:space="preserve"> wurde nun auf dem Windows Server nach dem gleichen Prinzip wie beim Verbinden der freigegebenen Ordner auf dem Windows Client verbunden. </w:t>
       </w:r>
       <w:r>
-        <w:t xml:space="preserve">Hierbei wurden die Anmeldedaten vom TrueNAS User backup_user verwendet. </w:t>
+        <w:t xml:space="preserve">Hierbei wurden die Anmeldedaten vom </w:t>
+      </w:r>
+      <w:proofErr w:type="spellStart"/>
+      <w:r>
+        <w:t>TrueNAS</w:t>
+      </w:r>
+      <w:proofErr w:type="spellEnd"/>
+      <w:r>
+        <w:t xml:space="preserve"> User </w:t>
+      </w:r>
+      <w:proofErr w:type="spellStart"/>
+      <w:r>
+        <w:t>backup_user</w:t>
+      </w:r>
+      <w:proofErr w:type="spellEnd"/>
+      <w:r>
+        <w:t xml:space="preserve"> verwendet. </w:t>
       </w:r>
       <w:r>
         <w:t xml:space="preserve">Dieser Share wird nun auf dem Windows Server als Netzlaufwerk angezeigt. </w:t>
@@ -4337,7 +4458,15 @@
         </w:r>
       </w:fldSimple>
       <w:r>
-        <w:t>: Eingebundener TrueNAS Share</w:t>
+        <w:t xml:space="preserve">: Eingebundener </w:t>
+      </w:r>
+      <w:proofErr w:type="spellStart"/>
+      <w:r>
+        <w:t>TrueNAS</w:t>
+      </w:r>
+      <w:proofErr w:type="spellEnd"/>
+      <w:r>
+        <w:t xml:space="preserve"> Share</w:t>
       </w:r>
     </w:p>
     <w:p/>
@@ -4353,9 +4482,14 @@
       <w:bookmarkStart w:id="18" w:name="_Toc226536315"/>
       <w:r>
         <w:lastRenderedPageBreak/>
-        <w:t>Schritt 4: Testing</w:t>
+        <w:t xml:space="preserve">Schritt 4: </w:t>
+      </w:r>
+      <w:proofErr w:type="spellStart"/>
+      <w:r>
+        <w:t>Testing</w:t>
       </w:r>
       <w:bookmarkEnd w:id="18"/>
+      <w:proofErr w:type="spellEnd"/>
     </w:p>
     <w:p>
       <w:pPr>
@@ -4369,7 +4503,15 @@
     </w:p>
     <w:p>
       <w:r>
-        <w:t xml:space="preserve">Über das installierte Tool Windows Server-Sicherung wurde eine Einmalsicherung durchgeführt. Dies als erster Testdurchlauf, um zu kontrollieren, ob das Backup vollumfänglich lauffähig ist. Hierzu wurde als Sicherungselement der Ordner Fileserver ausgewählt und als Speicherort den eingebundenen Share des TrueNAS ausgewählt. Der folgende Backupprozess verlief reibungslos. </w:t>
+        <w:t xml:space="preserve">Über das installierte Tool Windows Server-Sicherung wurde eine Einmalsicherung durchgeführt. Dies als erster Testdurchlauf, um zu kontrollieren, ob das Backup vollumfänglich lauffähig ist. Hierzu wurde als Sicherungselement der Ordner Fileserver ausgewählt und als Speicherort den eingebundenen Share des </w:t>
+      </w:r>
+      <w:proofErr w:type="spellStart"/>
+      <w:r>
+        <w:t>TrueNAS</w:t>
+      </w:r>
+      <w:proofErr w:type="spellEnd"/>
+      <w:r>
+        <w:t xml:space="preserve"> ausgewählt. Der folgende Backupprozess verlief reibungslos. </w:t>
       </w:r>
       <w:r>
         <w:t>Die Funktion der Einmalsicherung ist also vollumfänglich einsatzbereit.</w:t>
@@ -4618,7 +4760,15 @@
     </w:p>
     <w:p>
       <w:r>
-        <w:t xml:space="preserve">Über den Wizard für den Sicherungszeitplan wurde ein inkrementelles Backup erstellt. Hierbei kam es zum Problem, dass der Server die gleichen Anmeldedaten beim durchführen verwednet hat, wie zuvor als User für das Sicherungsziel angegeben wurde. In diesem Fall also die Daten des Backupusers. Um dem entgegenzuwirken, wurde ein gleichnamiger User auf dem Server erstellt, sodass dieses Problem abgefedert wurde. Das anschliessende Backup hat funktioniert. </w:t>
+        <w:t xml:space="preserve">Über den Wizard für den Sicherungszeitplan wurde ein inkrementelles Backup erstellt. Hierbei kam es zum Problem, dass der Server die gleichen Anmeldedaten beim durchführen </w:t>
+      </w:r>
+      <w:proofErr w:type="spellStart"/>
+      <w:r>
+        <w:t>verwednet</w:t>
+      </w:r>
+      <w:proofErr w:type="spellEnd"/>
+      <w:r>
+        <w:t xml:space="preserve"> hat, wie zuvor als User für das Sicherungsziel angegeben wurde. In diesem Fall also die Daten des Backupusers. Um dem entgegenzuwirken, wurde ein gleichnamiger User auf dem Server erstellt, sodass dieses Problem abgefedert wurde. Das anschliessende Backup hat funktioniert. </w:t>
       </w:r>
     </w:p>
     <w:p>
@@ -4755,22 +4905,53 @@
         <w:pStyle w:val="berschrift2"/>
       </w:pPr>
       <w:bookmarkStart w:id="21" w:name="_Toc226536318"/>
-      <w:r>
-        <w:t>Disaster &amp; Recovery</w:t>
+      <w:proofErr w:type="spellStart"/>
+      <w:r>
+        <w:t>Disaster</w:t>
+      </w:r>
+      <w:proofErr w:type="spellEnd"/>
+      <w:r>
+        <w:t xml:space="preserve"> &amp; Recovery</w:t>
       </w:r>
       <w:bookmarkEnd w:id="21"/>
     </w:p>
     <w:p>
       <w:r>
-        <w:t>Um ein möglichen Disasters zu simulieren, wurden alle Daten des Ordners Fileserver gelöscht. Hiervon war zuvor ein Backup erstellt worden. Es folgte eine Wiederherstellung über das Tool Windows Server-Sicherung. Das zuvor erstellte Backup konnte ausgewählt und den Vorgang erfolgreich durchgeführt werden. Damit ist ein Recover im Falle eines Disasters gewährleistet.</w:t>
-      </w:r>
-    </w:p>
-    <w:p>
+        <w:t xml:space="preserve">Um ein möglichen </w:t>
+      </w:r>
+      <w:proofErr w:type="spellStart"/>
+      <w:r>
+        <w:t>Disasters</w:t>
+      </w:r>
+      <w:proofErr w:type="spellEnd"/>
+      <w:r>
+        <w:t xml:space="preserve"> zu simulieren, wurden alle Daten des Ordners Fileserver gelöscht. Hiervon war zuvor ein Backup erstellt worden. Es folgte eine Wiederherstellung über das Tool Windows Server-Sicherung. Das zuvor erstellte Backup konnte ausgewählt und den Vorgang erfolgreich durchgeführt werden. Damit ist ein </w:t>
+      </w:r>
+      <w:proofErr w:type="spellStart"/>
+      <w:r>
+        <w:t>Recover</w:t>
+      </w:r>
+      <w:proofErr w:type="spellEnd"/>
+      <w:r>
+        <w:t xml:space="preserve"> im Falle eines </w:t>
+      </w:r>
+      <w:proofErr w:type="spellStart"/>
+      <w:r>
+        <w:t>Disasters</w:t>
+      </w:r>
+      <w:proofErr w:type="spellEnd"/>
+      <w:r>
+        <w:t xml:space="preserve"> gewährleistet.</w:t>
+      </w:r>
+    </w:p>
+    <w:p>
+      <w:pPr>
+        <w:keepNext/>
+      </w:pPr>
       <w:r>
         <w:rPr>
           <w:noProof/>
         </w:rPr>
-        <w:lastRenderedPageBreak/>
         <w:drawing>
           <wp:inline distT="0" distB="0" distL="0" distR="0" wp14:anchorId="13F9EC50" wp14:editId="22E18A25">
             <wp:extent cx="3636000" cy="1788742"/>
@@ -4820,6 +5001,30 @@
           </wp:inline>
         </w:drawing>
       </w:r>
+    </w:p>
+    <w:p>
+      <w:pPr>
+        <w:pStyle w:val="Beschriftung"/>
+      </w:pPr>
+      <w:r>
+        <w:t xml:space="preserve">Abbildung </w:t>
+      </w:r>
+      <w:fldSimple w:instr=" SEQ Abbildung \* ARABIC ">
+        <w:r>
+          <w:rPr>
+            <w:noProof/>
+          </w:rPr>
+          <w:t>19</w:t>
+        </w:r>
+      </w:fldSimple>
+      <w:r>
+        <w:t>: Auswahl des zu wiederherstellenden Backups</w:t>
+      </w:r>
+    </w:p>
+    <w:p>
+      <w:pPr>
+        <w:keepNext/>
+      </w:pPr>
       <w:r>
         <w:rPr>
           <w:noProof/>
@@ -4873,10 +5078,40 @@
           </wp:inline>
         </w:drawing>
       </w:r>
+    </w:p>
+    <w:p>
+      <w:pPr>
+        <w:pStyle w:val="Beschriftung"/>
+      </w:pPr>
+      <w:r>
+        <w:t xml:space="preserve">Abbildung </w:t>
+      </w:r>
+      <w:fldSimple w:instr=" SEQ Abbildung \* ARABIC ">
+        <w:r>
+          <w:rPr>
+            <w:noProof/>
+          </w:rPr>
+          <w:t>20</w:t>
+        </w:r>
+      </w:fldSimple>
+      <w:r>
+        <w:t xml:space="preserve">: Bestätigung des erfolgreichen </w:t>
+      </w:r>
+      <w:proofErr w:type="spellStart"/>
+      <w:r>
+        <w:t>Recovers</w:t>
+      </w:r>
+      <w:proofErr w:type="spellEnd"/>
+    </w:p>
+    <w:p>
+      <w:pPr>
+        <w:keepNext/>
+      </w:pPr>
       <w:r>
         <w:rPr>
           <w:noProof/>
         </w:rPr>
+        <w:lastRenderedPageBreak/>
         <w:drawing>
           <wp:inline distT="0" distB="0" distL="0" distR="0" wp14:anchorId="75EB6EA2" wp14:editId="5A9AF07C">
             <wp:extent cx="3636000" cy="1697349"/>
@@ -4927,6 +5162,66 @@
         </w:drawing>
       </w:r>
     </w:p>
+    <w:p>
+      <w:pPr>
+        <w:pStyle w:val="Beschriftung"/>
+      </w:pPr>
+      <w:r>
+        <w:t xml:space="preserve">Abbildung </w:t>
+      </w:r>
+      <w:fldSimple w:instr=" SEQ Abbildung \* ARABIC ">
+        <w:r>
+          <w:rPr>
+            <w:noProof/>
+          </w:rPr>
+          <w:t>21</w:t>
+        </w:r>
+      </w:fldSimple>
+      <w:r>
+        <w:t>: Wiederhergestellte Dateien</w:t>
+      </w:r>
+    </w:p>
+    <w:p>
+      <w:pPr>
+        <w:pStyle w:val="berschrift1"/>
+      </w:pPr>
+      <w:r>
+        <w:t>Fazit</w:t>
+      </w:r>
+    </w:p>
+    <w:p>
+      <w:r>
+        <w:t>Es folgt das Fazit zu diesem Projekt und dem daraus resultierenden Produkt. Es sei hier angemerkt, dass aufgrund der Vielzahl an Konfigurationen und Entscheidungen, diese Dokumentation bewusst im Stile einer klassischen technischen Dokumentation gehalten wurde, wie sie etwa in Wissensablagen in IT-Unternehmen zu finden sind. Dies soll es vereinfachen den Überblick zu behalten, schneller Probleme oder Wiedersprüche zu erkennen und im Falle eines Problems an der VM-Landschaft schnell mögliche Fehlerquellen erkannt und Lösungen schnell gefunden werden können. Insbesondere weil immer wieder</w:t>
+      </w:r>
+      <w:r>
+        <w:t xml:space="preserve"> solche Probleme auftraten, stellte es immer wieder eine Herausforderung dar, den Überblick zu behalten. In solchen Situationen kam es auch zu menschlichem Versagen in Bezug auf Installationen von VMs und dem Quellenverzeichnisses. Die meisten dieser Fehler konnten wieder </w:t>
+      </w:r>
+      <w:r>
+        <w:t>behoben werden. Für die dadurch entstandenen Lücken in der Dokumentation möchte ich mich an dieser Stelle entschuldigen. Trotzdem sollte das Produkt jegliche Anforderung voll und ganz erfüllen.</w:t>
+      </w:r>
+    </w:p>
+    <w:p>
+      <w:pPr>
+        <w:pStyle w:val="berschrift1"/>
+      </w:pPr>
+      <w:r>
+        <w:t>Quellenverzeichnis</w:t>
+      </w:r>
+    </w:p>
+    <w:p>
+      <w:r>
+        <w:t xml:space="preserve">Im Zuge </w:t>
+      </w:r>
+      <w:r>
+        <w:t>des Erstellens</w:t>
+      </w:r>
+      <w:r>
+        <w:t xml:space="preserve"> des Quellenverzeichnisses kam es zu menschlichem Versagen, sowie zu Datenverlust im Zusammenhang mit </w:t>
+      </w:r>
+      <w:r>
+        <w:t>einem kurzeitigen technischen Problem. Daher ist ein Grossteil dieses Quellenverzeichnisses nicht mehr vorhanden.</w:t>
+      </w:r>
+    </w:p>
     <w:sectPr>
       <w:headerReference w:type="default" r:id="rId33"/>
       <w:footerReference w:type="default" r:id="rId34"/>
@@ -4991,13 +5286,7 @@
       <w:rPr>
         <w:lang w:val="de-DE"/>
       </w:rPr>
-      <w:t>0</w:t>
-    </w:r>
-    <w:r>
-      <w:rPr>
-        <w:lang w:val="de-DE"/>
-      </w:rPr>
-      <w:t>8</w:t>
+      <w:t>14</w:t>
     </w:r>
     <w:r>
       <w:rPr>
@@ -6599,9 +6888,9 @@
     <w:rsid w:val="004972B4"/>
     <w:rsid w:val="00710657"/>
     <w:rsid w:val="00724D4E"/>
-    <w:rsid w:val="00731436"/>
     <w:rsid w:val="00767D7E"/>
     <w:rsid w:val="008C44B0"/>
+    <w:rsid w:val="009B3D5C"/>
     <w:rsid w:val="00F4468C"/>
     <w:rsid w:val="00FC6145"/>
   </w:rsids>

--- a/M143/LB2/LB2_Dokumentation.docx
+++ b/M143/LB2/LB2_Dokumentation.docx
@@ -624,7 +624,7 @@
           <w:r>
             <w:fldChar w:fldCharType="separate"/>
           </w:r>
-          <w:hyperlink w:anchor="_Toc226536297" w:history="1">
+          <w:hyperlink w:anchor="_Toc227075070" w:history="1">
             <w:r>
               <w:rPr>
                 <w:rStyle w:val="Hyperlink"/>
@@ -651,7 +651,7 @@
                 <w:noProof/>
                 <w:webHidden/>
               </w:rPr>
-              <w:instrText xml:space="preserve"> PAGEREF _Toc226536297 \h </w:instrText>
+              <w:instrText xml:space="preserve"> PAGEREF _Toc227075070 \h </w:instrText>
             </w:r>
             <w:r>
               <w:rPr>
@@ -694,7 +694,7 @@
               <w:lang w:eastAsia="de-CH"/>
             </w:rPr>
           </w:pPr>
-          <w:hyperlink w:anchor="_Toc226536298" w:history="1">
+          <w:hyperlink w:anchor="_Toc227075071" w:history="1">
             <w:r>
               <w:rPr>
                 <w:rStyle w:val="Hyperlink"/>
@@ -721,7 +721,7 @@
                 <w:noProof/>
                 <w:webHidden/>
               </w:rPr>
-              <w:instrText xml:space="preserve"> PAGEREF _Toc226536298 \h </w:instrText>
+              <w:instrText xml:space="preserve"> PAGEREF _Toc227075071 \h </w:instrText>
             </w:r>
             <w:r>
               <w:rPr>
@@ -764,7 +764,7 @@
               <w:lang w:eastAsia="de-CH"/>
             </w:rPr>
           </w:pPr>
-          <w:hyperlink w:anchor="_Toc226536299" w:history="1">
+          <w:hyperlink w:anchor="_Toc227075072" w:history="1">
             <w:r>
               <w:rPr>
                 <w:rStyle w:val="Hyperlink"/>
@@ -791,7 +791,7 @@
                 <w:noProof/>
                 <w:webHidden/>
               </w:rPr>
-              <w:instrText xml:space="preserve"> PAGEREF _Toc226536299 \h </w:instrText>
+              <w:instrText xml:space="preserve"> PAGEREF _Toc227075072 \h </w:instrText>
             </w:r>
             <w:r>
               <w:rPr>
@@ -834,7 +834,7 @@
               <w:lang w:eastAsia="de-CH"/>
             </w:rPr>
           </w:pPr>
-          <w:hyperlink w:anchor="_Toc226536300" w:history="1">
+          <w:hyperlink w:anchor="_Toc227075073" w:history="1">
             <w:r>
               <w:rPr>
                 <w:rStyle w:val="Hyperlink"/>
@@ -861,7 +861,7 @@
                 <w:noProof/>
                 <w:webHidden/>
               </w:rPr>
-              <w:instrText xml:space="preserve"> PAGEREF _Toc226536300 \h </w:instrText>
+              <w:instrText xml:space="preserve"> PAGEREF _Toc227075073 \h </w:instrText>
             </w:r>
             <w:r>
               <w:rPr>
@@ -904,7 +904,7 @@
               <w:lang w:eastAsia="de-CH"/>
             </w:rPr>
           </w:pPr>
-          <w:hyperlink w:anchor="_Toc226536301" w:history="1">
+          <w:hyperlink w:anchor="_Toc227075074" w:history="1">
             <w:r>
               <w:rPr>
                 <w:rStyle w:val="Hyperlink"/>
@@ -932,7 +932,7 @@
                 <w:noProof/>
                 <w:webHidden/>
               </w:rPr>
-              <w:instrText xml:space="preserve"> PAGEREF _Toc226536301 \h </w:instrText>
+              <w:instrText xml:space="preserve"> PAGEREF _Toc227075074 \h </w:instrText>
             </w:r>
             <w:r>
               <w:rPr>
@@ -975,7 +975,7 @@
               <w:lang w:eastAsia="de-CH"/>
             </w:rPr>
           </w:pPr>
-          <w:hyperlink w:anchor="_Toc226536302" w:history="1">
+          <w:hyperlink w:anchor="_Toc227075075" w:history="1">
             <w:r>
               <w:rPr>
                 <w:rStyle w:val="Hyperlink"/>
@@ -1003,7 +1003,7 @@
                 <w:noProof/>
                 <w:webHidden/>
               </w:rPr>
-              <w:instrText xml:space="preserve"> PAGEREF _Toc226536302 \h </w:instrText>
+              <w:instrText xml:space="preserve"> PAGEREF _Toc227075075 \h </w:instrText>
             </w:r>
             <w:r>
               <w:rPr>
@@ -1046,7 +1046,7 @@
               <w:lang w:eastAsia="de-CH"/>
             </w:rPr>
           </w:pPr>
-          <w:hyperlink w:anchor="_Toc226536303" w:history="1">
+          <w:hyperlink w:anchor="_Toc227075076" w:history="1">
             <w:r>
               <w:rPr>
                 <w:rStyle w:val="Hyperlink"/>
@@ -1074,7 +1074,7 @@
                 <w:noProof/>
                 <w:webHidden/>
               </w:rPr>
-              <w:instrText xml:space="preserve"> PAGEREF _Toc226536303 \h </w:instrText>
+              <w:instrText xml:space="preserve"> PAGEREF _Toc227075076 \h </w:instrText>
             </w:r>
             <w:r>
               <w:rPr>
@@ -1117,7 +1117,7 @@
               <w:lang w:eastAsia="de-CH"/>
             </w:rPr>
           </w:pPr>
-          <w:hyperlink w:anchor="_Toc226536304" w:history="1">
+          <w:hyperlink w:anchor="_Toc227075077" w:history="1">
             <w:r>
               <w:rPr>
                 <w:rStyle w:val="Hyperlink"/>
@@ -1144,7 +1144,7 @@
                 <w:noProof/>
                 <w:webHidden/>
               </w:rPr>
-              <w:instrText xml:space="preserve"> PAGEREF _Toc226536304 \h </w:instrText>
+              <w:instrText xml:space="preserve"> PAGEREF _Toc227075077 \h </w:instrText>
             </w:r>
             <w:r>
               <w:rPr>
@@ -1164,7 +1164,7 @@
                 <w:noProof/>
                 <w:webHidden/>
               </w:rPr>
-              <w:t>3</w:t>
+              <w:t>4</w:t>
             </w:r>
             <w:r>
               <w:rPr>
@@ -1187,7 +1187,7 @@
               <w:lang w:eastAsia="de-CH"/>
             </w:rPr>
           </w:pPr>
-          <w:hyperlink w:anchor="_Toc226536305" w:history="1">
+          <w:hyperlink w:anchor="_Toc227075078" w:history="1">
             <w:r>
               <w:rPr>
                 <w:rStyle w:val="Hyperlink"/>
@@ -1214,7 +1214,7 @@
                 <w:noProof/>
                 <w:webHidden/>
               </w:rPr>
-              <w:instrText xml:space="preserve"> PAGEREF _Toc226536305 \h </w:instrText>
+              <w:instrText xml:space="preserve"> PAGEREF _Toc227075078 \h </w:instrText>
             </w:r>
             <w:r>
               <w:rPr>
@@ -1234,7 +1234,7 @@
                 <w:noProof/>
                 <w:webHidden/>
               </w:rPr>
-              <w:t>3</w:t>
+              <w:t>4</w:t>
             </w:r>
             <w:r>
               <w:rPr>
@@ -1257,7 +1257,7 @@
               <w:lang w:eastAsia="de-CH"/>
             </w:rPr>
           </w:pPr>
-          <w:hyperlink w:anchor="_Toc226536306" w:history="1">
+          <w:hyperlink w:anchor="_Toc227075079" w:history="1">
             <w:r>
               <w:rPr>
                 <w:rStyle w:val="Hyperlink"/>
@@ -1284,7 +1284,7 @@
                 <w:noProof/>
                 <w:webHidden/>
               </w:rPr>
-              <w:instrText xml:space="preserve"> PAGEREF _Toc226536306 \h </w:instrText>
+              <w:instrText xml:space="preserve"> PAGEREF _Toc227075079 \h </w:instrText>
             </w:r>
             <w:r>
               <w:rPr>
@@ -1304,7 +1304,7 @@
                 <w:noProof/>
                 <w:webHidden/>
               </w:rPr>
-              <w:t>3</w:t>
+              <w:t>4</w:t>
             </w:r>
             <w:r>
               <w:rPr>
@@ -1327,7 +1327,7 @@
               <w:lang w:eastAsia="de-CH"/>
             </w:rPr>
           </w:pPr>
-          <w:hyperlink w:anchor="_Toc226536307" w:history="1">
+          <w:hyperlink w:anchor="_Toc227075080" w:history="1">
             <w:r>
               <w:rPr>
                 <w:rStyle w:val="Hyperlink"/>
@@ -1354,7 +1354,7 @@
                 <w:noProof/>
                 <w:webHidden/>
               </w:rPr>
-              <w:instrText xml:space="preserve"> PAGEREF _Toc226536307 \h </w:instrText>
+              <w:instrText xml:space="preserve"> PAGEREF _Toc227075080 \h </w:instrText>
             </w:r>
             <w:r>
               <w:rPr>
@@ -1397,7 +1397,7 @@
               <w:lang w:eastAsia="de-CH"/>
             </w:rPr>
           </w:pPr>
-          <w:hyperlink w:anchor="_Toc226536308" w:history="1">
+          <w:hyperlink w:anchor="_Toc227075081" w:history="1">
             <w:r>
               <w:rPr>
                 <w:rStyle w:val="Hyperlink"/>
@@ -1424,7 +1424,7 @@
                 <w:noProof/>
                 <w:webHidden/>
               </w:rPr>
-              <w:instrText xml:space="preserve"> PAGEREF _Toc226536308 \h </w:instrText>
+              <w:instrText xml:space="preserve"> PAGEREF _Toc227075081 \h </w:instrText>
             </w:r>
             <w:r>
               <w:rPr>
@@ -1467,7 +1467,7 @@
               <w:lang w:eastAsia="de-CH"/>
             </w:rPr>
           </w:pPr>
-          <w:hyperlink w:anchor="_Toc226536309" w:history="1">
+          <w:hyperlink w:anchor="_Toc227075082" w:history="1">
             <w:r>
               <w:rPr>
                 <w:rStyle w:val="Hyperlink"/>
@@ -1494,7 +1494,7 @@
                 <w:noProof/>
                 <w:webHidden/>
               </w:rPr>
-              <w:instrText xml:space="preserve"> PAGEREF _Toc226536309 \h </w:instrText>
+              <w:instrText xml:space="preserve"> PAGEREF _Toc227075082 \h </w:instrText>
             </w:r>
             <w:r>
               <w:rPr>
@@ -1537,7 +1537,7 @@
               <w:lang w:eastAsia="de-CH"/>
             </w:rPr>
           </w:pPr>
-          <w:hyperlink w:anchor="_Toc226536310" w:history="1">
+          <w:hyperlink w:anchor="_Toc227075083" w:history="1">
             <w:r>
               <w:rPr>
                 <w:rStyle w:val="Hyperlink"/>
@@ -1564,7 +1564,7 @@
                 <w:noProof/>
                 <w:webHidden/>
               </w:rPr>
-              <w:instrText xml:space="preserve"> PAGEREF _Toc226536310 \h </w:instrText>
+              <w:instrText xml:space="preserve"> PAGEREF _Toc227075083 \h </w:instrText>
             </w:r>
             <w:r>
               <w:rPr>
@@ -1607,7 +1607,7 @@
               <w:lang w:eastAsia="de-CH"/>
             </w:rPr>
           </w:pPr>
-          <w:hyperlink w:anchor="_Toc226536311" w:history="1">
+          <w:hyperlink w:anchor="_Toc227075084" w:history="1">
             <w:r>
               <w:rPr>
                 <w:rStyle w:val="Hyperlink"/>
@@ -1634,7 +1634,7 @@
                 <w:noProof/>
                 <w:webHidden/>
               </w:rPr>
-              <w:instrText xml:space="preserve"> PAGEREF _Toc226536311 \h </w:instrText>
+              <w:instrText xml:space="preserve"> PAGEREF _Toc227075084 \h </w:instrText>
             </w:r>
             <w:r>
               <w:rPr>
@@ -1677,7 +1677,7 @@
               <w:lang w:eastAsia="de-CH"/>
             </w:rPr>
           </w:pPr>
-          <w:hyperlink w:anchor="_Toc226536312" w:history="1">
+          <w:hyperlink w:anchor="_Toc227075085" w:history="1">
             <w:r>
               <w:rPr>
                 <w:rStyle w:val="Hyperlink"/>
@@ -1704,7 +1704,7 @@
                 <w:noProof/>
                 <w:webHidden/>
               </w:rPr>
-              <w:instrText xml:space="preserve"> PAGEREF _Toc226536312 \h </w:instrText>
+              <w:instrText xml:space="preserve"> PAGEREF _Toc227075085 \h </w:instrText>
             </w:r>
             <w:r>
               <w:rPr>
@@ -1747,7 +1747,7 @@
               <w:lang w:eastAsia="de-CH"/>
             </w:rPr>
           </w:pPr>
-          <w:hyperlink w:anchor="_Toc226536313" w:history="1">
+          <w:hyperlink w:anchor="_Toc227075086" w:history="1">
             <w:r>
               <w:rPr>
                 <w:rStyle w:val="Hyperlink"/>
@@ -1774,7 +1774,7 @@
                 <w:noProof/>
                 <w:webHidden/>
               </w:rPr>
-              <w:instrText xml:space="preserve"> PAGEREF _Toc226536313 \h </w:instrText>
+              <w:instrText xml:space="preserve"> PAGEREF _Toc227075086 \h </w:instrText>
             </w:r>
             <w:r>
               <w:rPr>
@@ -1817,7 +1817,7 @@
               <w:lang w:eastAsia="de-CH"/>
             </w:rPr>
           </w:pPr>
-          <w:hyperlink w:anchor="_Toc226536314" w:history="1">
+          <w:hyperlink w:anchor="_Toc227075087" w:history="1">
             <w:r>
               <w:rPr>
                 <w:rStyle w:val="Hyperlink"/>
@@ -1844,7 +1844,7 @@
                 <w:noProof/>
                 <w:webHidden/>
               </w:rPr>
-              <w:instrText xml:space="preserve"> PAGEREF _Toc226536314 \h </w:instrText>
+              <w:instrText xml:space="preserve"> PAGEREF _Toc227075087 \h </w:instrText>
             </w:r>
             <w:r>
               <w:rPr>
@@ -1887,7 +1887,7 @@
               <w:lang w:eastAsia="de-CH"/>
             </w:rPr>
           </w:pPr>
-          <w:hyperlink w:anchor="_Toc226536315" w:history="1">
+          <w:hyperlink w:anchor="_Toc227075088" w:history="1">
             <w:r>
               <w:rPr>
                 <w:rStyle w:val="Hyperlink"/>
@@ -1914,7 +1914,7 @@
                 <w:noProof/>
                 <w:webHidden/>
               </w:rPr>
-              <w:instrText xml:space="preserve"> PAGEREF _Toc226536315 \h </w:instrText>
+              <w:instrText xml:space="preserve"> PAGEREF _Toc227075088 \h </w:instrText>
             </w:r>
             <w:r>
               <w:rPr>
@@ -1957,7 +1957,7 @@
               <w:lang w:eastAsia="de-CH"/>
             </w:rPr>
           </w:pPr>
-          <w:hyperlink w:anchor="_Toc226536316" w:history="1">
+          <w:hyperlink w:anchor="_Toc227075089" w:history="1">
             <w:r>
               <w:rPr>
                 <w:rStyle w:val="Hyperlink"/>
@@ -1984,7 +1984,7 @@
                 <w:noProof/>
                 <w:webHidden/>
               </w:rPr>
-              <w:instrText xml:space="preserve"> PAGEREF _Toc226536316 \h </w:instrText>
+              <w:instrText xml:space="preserve"> PAGEREF _Toc227075089 \h </w:instrText>
             </w:r>
             <w:r>
               <w:rPr>
@@ -2027,7 +2027,7 @@
               <w:lang w:eastAsia="de-CH"/>
             </w:rPr>
           </w:pPr>
-          <w:hyperlink w:anchor="_Toc226536317" w:history="1">
+          <w:hyperlink w:anchor="_Toc227075090" w:history="1">
             <w:r>
               <w:rPr>
                 <w:rStyle w:val="Hyperlink"/>
@@ -2054,7 +2054,7 @@
                 <w:noProof/>
                 <w:webHidden/>
               </w:rPr>
-              <w:instrText xml:space="preserve"> PAGEREF _Toc226536317 \h </w:instrText>
+              <w:instrText xml:space="preserve"> PAGEREF _Toc227075090 \h </w:instrText>
             </w:r>
             <w:r>
               <w:rPr>
@@ -2074,7 +2074,7 @@
                 <w:noProof/>
                 <w:webHidden/>
               </w:rPr>
-              <w:t>10</w:t>
+              <w:t>11</w:t>
             </w:r>
             <w:r>
               <w:rPr>
@@ -2097,13 +2097,13 @@
               <w:lang w:eastAsia="de-CH"/>
             </w:rPr>
           </w:pPr>
-          <w:hyperlink w:anchor="_Toc226536318" w:history="1">
+          <w:hyperlink w:anchor="_Toc227075091" w:history="1">
             <w:r>
               <w:rPr>
                 <w:rStyle w:val="Hyperlink"/>
                 <w:noProof/>
               </w:rPr>
-              <w:t>Disaster &amp; Recovery</w:t>
+              <w:t>Desaster &amp; Recovery</w:t>
             </w:r>
             <w:r>
               <w:rPr>
@@ -2124,7 +2124,7 @@
                 <w:noProof/>
                 <w:webHidden/>
               </w:rPr>
-              <w:instrText xml:space="preserve"> PAGEREF _Toc226536318 \h </w:instrText>
+              <w:instrText xml:space="preserve"> PAGEREF _Toc227075091 \h </w:instrText>
             </w:r>
             <w:r>
               <w:rPr>
@@ -2144,7 +2144,147 @@
                 <w:noProof/>
                 <w:webHidden/>
               </w:rPr>
-              <w:t>10</w:t>
+              <w:t>12</w:t>
+            </w:r>
+            <w:r>
+              <w:rPr>
+                <w:noProof/>
+                <w:webHidden/>
+              </w:rPr>
+              <w:fldChar w:fldCharType="end"/>
+            </w:r>
+          </w:hyperlink>
+        </w:p>
+        <w:p>
+          <w:pPr>
+            <w:pStyle w:val="Verzeichnis1"/>
+            <w:tabs>
+              <w:tab w:val="right" w:leader="dot" w:pos="9062"/>
+            </w:tabs>
+            <w:rPr>
+              <w:rFonts w:eastAsiaTheme="minorEastAsia"/>
+              <w:noProof/>
+              <w:lang w:eastAsia="de-CH"/>
+            </w:rPr>
+          </w:pPr>
+          <w:hyperlink w:anchor="_Toc227075092" w:history="1">
+            <w:r>
+              <w:rPr>
+                <w:rStyle w:val="Hyperlink"/>
+                <w:noProof/>
+              </w:rPr>
+              <w:t>Fazit</w:t>
+            </w:r>
+            <w:r>
+              <w:rPr>
+                <w:noProof/>
+                <w:webHidden/>
+              </w:rPr>
+              <w:tab/>
+            </w:r>
+            <w:r>
+              <w:rPr>
+                <w:noProof/>
+                <w:webHidden/>
+              </w:rPr>
+              <w:fldChar w:fldCharType="begin"/>
+            </w:r>
+            <w:r>
+              <w:rPr>
+                <w:noProof/>
+                <w:webHidden/>
+              </w:rPr>
+              <w:instrText xml:space="preserve"> PAGEREF _Toc227075092 \h </w:instrText>
+            </w:r>
+            <w:r>
+              <w:rPr>
+                <w:noProof/>
+                <w:webHidden/>
+              </w:rPr>
+            </w:r>
+            <w:r>
+              <w:rPr>
+                <w:noProof/>
+                <w:webHidden/>
+              </w:rPr>
+              <w:fldChar w:fldCharType="separate"/>
+            </w:r>
+            <w:r>
+              <w:rPr>
+                <w:noProof/>
+                <w:webHidden/>
+              </w:rPr>
+              <w:t>13</w:t>
+            </w:r>
+            <w:r>
+              <w:rPr>
+                <w:noProof/>
+                <w:webHidden/>
+              </w:rPr>
+              <w:fldChar w:fldCharType="end"/>
+            </w:r>
+          </w:hyperlink>
+        </w:p>
+        <w:p>
+          <w:pPr>
+            <w:pStyle w:val="Verzeichnis1"/>
+            <w:tabs>
+              <w:tab w:val="right" w:leader="dot" w:pos="9062"/>
+            </w:tabs>
+            <w:rPr>
+              <w:rFonts w:eastAsiaTheme="minorEastAsia"/>
+              <w:noProof/>
+              <w:lang w:eastAsia="de-CH"/>
+            </w:rPr>
+          </w:pPr>
+          <w:hyperlink w:anchor="_Toc227075093" w:history="1">
+            <w:r>
+              <w:rPr>
+                <w:rStyle w:val="Hyperlink"/>
+                <w:noProof/>
+              </w:rPr>
+              <w:t>Quellenverzeichnis</w:t>
+            </w:r>
+            <w:r>
+              <w:rPr>
+                <w:noProof/>
+                <w:webHidden/>
+              </w:rPr>
+              <w:tab/>
+            </w:r>
+            <w:r>
+              <w:rPr>
+                <w:noProof/>
+                <w:webHidden/>
+              </w:rPr>
+              <w:fldChar w:fldCharType="begin"/>
+            </w:r>
+            <w:r>
+              <w:rPr>
+                <w:noProof/>
+                <w:webHidden/>
+              </w:rPr>
+              <w:instrText xml:space="preserve"> PAGEREF _Toc227075093 \h </w:instrText>
+            </w:r>
+            <w:r>
+              <w:rPr>
+                <w:noProof/>
+                <w:webHidden/>
+              </w:rPr>
+            </w:r>
+            <w:r>
+              <w:rPr>
+                <w:noProof/>
+                <w:webHidden/>
+              </w:rPr>
+              <w:fldChar w:fldCharType="separate"/>
+            </w:r>
+            <w:r>
+              <w:rPr>
+                <w:noProof/>
+                <w:webHidden/>
+              </w:rPr>
+              <w:t>13</w:t>
             </w:r>
             <w:r>
               <w:rPr>
@@ -2177,7 +2317,7 @@
       <w:pPr>
         <w:pStyle w:val="berschrift1"/>
       </w:pPr>
-      <w:bookmarkStart w:id="0" w:name="_Toc226536297"/>
+      <w:bookmarkStart w:id="0" w:name="_Toc227075070"/>
       <w:r>
         <w:lastRenderedPageBreak/>
         <w:t>Schritt 1: VM-Konfiguration</w:t>
@@ -2188,7 +2328,7 @@
       <w:pPr>
         <w:pStyle w:val="berschrift2"/>
       </w:pPr>
-      <w:bookmarkStart w:id="1" w:name="_Toc226536298"/>
+      <w:bookmarkStart w:id="1" w:name="_Toc227075071"/>
       <w:r>
         <w:t>Einleitung</w:t>
       </w:r>
@@ -2205,54 +2345,42 @@
         <w:t xml:space="preserve"> sollen dabei unterstützen, das Szenario einer Backuplandschaft nachzustellen. Hierzu gibt es zwei Clients, welche jegliche Mitarbeiter der Firma Yeez1 darstellen. Hierbei arbeiten alle MA auf Windowsclients und lediglich der IT-Administrator arbeitet mit dem Linux Client. </w:t>
       </w:r>
       <w:r>
-        <w:t xml:space="preserve">Zusätzlich ist noch ein </w:t>
-      </w:r>
-      <w:proofErr w:type="spellStart"/>
+        <w:t>Zusätzlich ist noch ein TrueNAS im Einsatz. Hierrüber wird das Backup laufen. Dieses wird es von Teilen des Windows Servers machen.</w:t>
+      </w:r>
+    </w:p>
+    <w:p>
+      <w:pPr>
+        <w:pStyle w:val="berschrift2"/>
+      </w:pPr>
+      <w:bookmarkStart w:id="2" w:name="_Toc227075072"/>
+      <w:r>
+        <w:t>Konfigurationen</w:t>
+      </w:r>
+      <w:bookmarkEnd w:id="2"/>
+    </w:p>
+    <w:p>
+      <w:r>
+        <w:t>Es folgen die grundlegenden Daten zu den jeweiligen VMs</w:t>
+      </w:r>
+      <w:r>
+        <w:t xml:space="preserve">. Es wurde darauf geachtet, möglichst sparsam mit den </w:t>
+      </w:r>
+      <w:r>
+        <w:t>Ressourcen</w:t>
+      </w:r>
+      <w:r>
+        <w:t xml:space="preserve"> umzugehen. Ausgenommen ist, aufgrund eines zu spät bemerkten Fehlers, der Windows Client und der Windows Server. Da zum Zeitpunkt des Bemerkens, das Projekt bereits fortgeschritten war, wurde auf eine erneute Konfiguration verzichtet.</w:t>
+      </w:r>
+    </w:p>
+    <w:p>
+      <w:pPr>
+        <w:pStyle w:val="berschrift3"/>
+      </w:pPr>
+      <w:bookmarkStart w:id="3" w:name="_Toc227075073"/>
       <w:r>
         <w:t>TrueNAS</w:t>
       </w:r>
-      <w:proofErr w:type="spellEnd"/>
-      <w:r>
-        <w:t xml:space="preserve"> im Einsatz. Hierrüber wird das Backup laufen. Dieses wird es von Teilen des Windows Servers machen.</w:t>
-      </w:r>
-    </w:p>
-    <w:p>
-      <w:pPr>
-        <w:pStyle w:val="berschrift2"/>
-      </w:pPr>
-      <w:bookmarkStart w:id="2" w:name="_Toc226536299"/>
-      <w:r>
-        <w:t>Konfigurationen</w:t>
-      </w:r>
-      <w:bookmarkEnd w:id="2"/>
-    </w:p>
-    <w:p>
-      <w:r>
-        <w:t>Es folgen die grundlegenden Daten zu den jeweiligen VMs</w:t>
-      </w:r>
-      <w:r>
-        <w:t xml:space="preserve">. Es wurde darauf geachtet, möglichst sparsam mit den </w:t>
-      </w:r>
-      <w:proofErr w:type="spellStart"/>
-      <w:r>
-        <w:t>Resourcen</w:t>
-      </w:r>
-      <w:proofErr w:type="spellEnd"/>
-      <w:r>
-        <w:t xml:space="preserve"> umzugehen. Ausgenommen ist, aufgrund eines zu spät bemerkten Fehlers, der Windows Client und der Windows Server. Da zum Zeitpunkt des Bemerkens, das Projekt bereits fortgeschritten war, wurde auf eine erneute Konfiguration verzichtet.</w:t>
-      </w:r>
-    </w:p>
-    <w:p>
-      <w:pPr>
-        <w:pStyle w:val="berschrift3"/>
-      </w:pPr>
-      <w:bookmarkStart w:id="3" w:name="_Toc226536300"/>
-      <w:proofErr w:type="spellStart"/>
-      <w:r>
-        <w:t>TrueNAS</w:t>
-      </w:r>
       <w:bookmarkEnd w:id="3"/>
-      <w:proofErr w:type="spellEnd"/>
     </w:p>
     <w:tbl>
       <w:tblPr>
@@ -2358,11 +2486,12 @@
             <w:tcW w:w="4531" w:type="dxa"/>
           </w:tcPr>
           <w:p>
-            <w:proofErr w:type="spellStart"/>
-            <w:r>
-              <w:t>Processors</w:t>
-            </w:r>
-            <w:proofErr w:type="spellEnd"/>
+            <w:r>
+              <w:t>Processor</w:t>
+            </w:r>
+            <w:r>
+              <w:t>en</w:t>
+            </w:r>
           </w:p>
         </w:tc>
         <w:tc>
@@ -2479,7 +2608,7 @@
           <w:lang w:val="en-US"/>
         </w:rPr>
       </w:pPr>
-      <w:bookmarkStart w:id="4" w:name="_Toc226536301"/>
+      <w:bookmarkStart w:id="4" w:name="_Toc227075074"/>
       <w:r>
         <w:rPr>
           <w:lang w:val="en-US"/>
@@ -2592,11 +2721,12 @@
             <w:tcW w:w="4531" w:type="dxa"/>
           </w:tcPr>
           <w:p>
-            <w:proofErr w:type="spellStart"/>
-            <w:r>
-              <w:t>Processors</w:t>
-            </w:r>
-            <w:proofErr w:type="spellEnd"/>
+            <w:r>
+              <w:t>Processor</w:t>
+            </w:r>
+            <w:r>
+              <w:t>en</w:t>
+            </w:r>
           </w:p>
         </w:tc>
         <w:tc>
@@ -2684,7 +2814,7 @@
           <w:lang w:val="en-US"/>
         </w:rPr>
       </w:pPr>
-      <w:bookmarkStart w:id="5" w:name="_Toc226536302"/>
+      <w:bookmarkStart w:id="5" w:name="_Toc227075075"/>
       <w:r>
         <w:rPr>
           <w:lang w:val="en-US"/>
@@ -2797,11 +2927,12 @@
             <w:tcW w:w="4531" w:type="dxa"/>
           </w:tcPr>
           <w:p>
-            <w:proofErr w:type="spellStart"/>
-            <w:r>
-              <w:t>Processors</w:t>
-            </w:r>
-            <w:proofErr w:type="spellEnd"/>
+            <w:r>
+              <w:t>Processor</w:t>
+            </w:r>
+            <w:r>
+              <w:t>en</w:t>
+            </w:r>
           </w:p>
         </w:tc>
         <w:tc>
@@ -2881,7 +3012,7 @@
           <w:lang w:val="en-US"/>
         </w:rPr>
       </w:pPr>
-      <w:bookmarkStart w:id="6" w:name="_Toc226536303"/>
+      <w:bookmarkStart w:id="6" w:name="_Toc227075076"/>
       <w:r>
         <w:rPr>
           <w:lang w:val="en-US"/>
@@ -2995,11 +3126,9 @@
             <w:tcW w:w="4531" w:type="dxa"/>
           </w:tcPr>
           <w:p>
-            <w:proofErr w:type="spellStart"/>
             <w:r>
               <w:t>Processors</w:t>
             </w:r>
-            <w:proofErr w:type="spellEnd"/>
           </w:p>
         </w:tc>
         <w:tc>
@@ -3084,10 +3213,137 @@
     </w:p>
     <w:p>
       <w:pPr>
+        <w:rPr>
+          <w:lang w:val="en-US"/>
+        </w:rPr>
+      </w:pPr>
+    </w:p>
+    <w:p>
+      <w:pPr>
+        <w:rPr>
+          <w:lang w:val="en-US"/>
+        </w:rPr>
+      </w:pPr>
+    </w:p>
+    <w:p>
+      <w:pPr>
+        <w:rPr>
+          <w:lang w:val="en-US"/>
+        </w:rPr>
+      </w:pPr>
+    </w:p>
+    <w:p>
+      <w:pPr>
+        <w:rPr>
+          <w:lang w:val="en-US"/>
+        </w:rPr>
+      </w:pPr>
+    </w:p>
+    <w:p>
+      <w:pPr>
+        <w:rPr>
+          <w:lang w:val="en-US"/>
+        </w:rPr>
+      </w:pPr>
+    </w:p>
+    <w:p>
+      <w:pPr>
+        <w:rPr>
+          <w:lang w:val="en-US"/>
+        </w:rPr>
+      </w:pPr>
+    </w:p>
+    <w:p>
+      <w:pPr>
+        <w:rPr>
+          <w:lang w:val="en-US"/>
+        </w:rPr>
+      </w:pPr>
+    </w:p>
+    <w:p>
+      <w:pPr>
+        <w:rPr>
+          <w:lang w:val="en-US"/>
+        </w:rPr>
+      </w:pPr>
+    </w:p>
+    <w:p>
+      <w:pPr>
+        <w:rPr>
+          <w:lang w:val="en-US"/>
+        </w:rPr>
+      </w:pPr>
+    </w:p>
+    <w:p>
+      <w:pPr>
+        <w:rPr>
+          <w:lang w:val="en-US"/>
+        </w:rPr>
+      </w:pPr>
+    </w:p>
+    <w:p>
+      <w:pPr>
+        <w:rPr>
+          <w:lang w:val="en-US"/>
+        </w:rPr>
+      </w:pPr>
+    </w:p>
+    <w:p>
+      <w:pPr>
+        <w:rPr>
+          <w:lang w:val="en-US"/>
+        </w:rPr>
+      </w:pPr>
+    </w:p>
+    <w:p>
+      <w:pPr>
+        <w:rPr>
+          <w:lang w:val="en-US"/>
+        </w:rPr>
+      </w:pPr>
+    </w:p>
+    <w:p>
+      <w:pPr>
+        <w:rPr>
+          <w:lang w:val="en-US"/>
+        </w:rPr>
+      </w:pPr>
+    </w:p>
+    <w:p>
+      <w:pPr>
+        <w:rPr>
+          <w:lang w:val="en-US"/>
+        </w:rPr>
+      </w:pPr>
+    </w:p>
+    <w:p>
+      <w:pPr>
+        <w:rPr>
+          <w:lang w:val="en-US"/>
+        </w:rPr>
+      </w:pPr>
+    </w:p>
+    <w:p>
+      <w:pPr>
+        <w:rPr>
+          <w:lang w:val="en-US"/>
+        </w:rPr>
+      </w:pPr>
+    </w:p>
+    <w:p>
+      <w:pPr>
+        <w:rPr>
+          <w:lang w:val="en-US"/>
+        </w:rPr>
+      </w:pPr>
+    </w:p>
+    <w:p>
+      <w:pPr>
         <w:pStyle w:val="berschrift1"/>
       </w:pPr>
-      <w:bookmarkStart w:id="7" w:name="_Toc226536304"/>
-      <w:r>
+      <w:bookmarkStart w:id="7" w:name="_Toc227075077"/>
+      <w:r>
+        <w:lastRenderedPageBreak/>
         <w:t>Schritt 2: Erstellen und Einbinden der S</w:t>
       </w:r>
       <w:r>
@@ -3099,7 +3355,7 @@
       <w:pPr>
         <w:pStyle w:val="berschrift2"/>
       </w:pPr>
-      <w:bookmarkStart w:id="8" w:name="_Toc226536305"/>
+      <w:bookmarkStart w:id="8" w:name="_Toc227075078"/>
       <w:r>
         <w:t>Share Konzept</w:t>
       </w:r>
@@ -3114,7 +3370,7 @@
       <w:pPr>
         <w:pStyle w:val="berschrift2"/>
       </w:pPr>
-      <w:bookmarkStart w:id="9" w:name="_Toc226536306"/>
+      <w:bookmarkStart w:id="9" w:name="_Toc227075079"/>
       <w:r>
         <w:t>User/Gruppen Konzept</w:t>
       </w:r>
@@ -3209,7 +3465,6 @@
         <w:rPr>
           <w:noProof/>
         </w:rPr>
-        <w:lastRenderedPageBreak/>
         <w:drawing>
           <wp:inline distT="0" distB="0" distL="0" distR="0" wp14:anchorId="3ECDCF23" wp14:editId="3088CFFB">
             <wp:extent cx="3162161" cy="1440000"/>
@@ -3270,7 +3525,7 @@
       <w:pPr>
         <w:pStyle w:val="berschrift2"/>
       </w:pPr>
-      <w:bookmarkStart w:id="10" w:name="_Toc226536307"/>
+      <w:bookmarkStart w:id="10" w:name="_Toc227075080"/>
       <w:r>
         <w:t>Umsetzung Shares</w:t>
       </w:r>
@@ -3280,7 +3535,7 @@
       <w:pPr>
         <w:pStyle w:val="berschrift3"/>
       </w:pPr>
-      <w:bookmarkStart w:id="11" w:name="_Toc226536308"/>
+      <w:bookmarkStart w:id="11" w:name="_Toc227075081"/>
       <w:r>
         <w:t>Windows Server</w:t>
       </w:r>
@@ -3305,6 +3560,7 @@
         <w:ind w:left="709" w:hanging="425"/>
       </w:pPr>
       <w:r>
+        <w:lastRenderedPageBreak/>
         <w:t>Innerhalb der jeweiligen Gruppe haben die zugewiesenen Mitglieder Lese, Schreib und Ausführrecht</w:t>
       </w:r>
     </w:p>
@@ -3347,15 +3603,7 @@
         <w:ind w:left="709" w:hanging="425"/>
       </w:pPr>
       <w:r>
-        <w:t xml:space="preserve">(Der Admin User des Servers </w:t>
-      </w:r>
-      <w:proofErr w:type="spellStart"/>
-      <w:r>
-        <w:t>dd</w:t>
-      </w:r>
-      <w:proofErr w:type="spellEnd"/>
-      <w:r>
-        <w:t xml:space="preserve"> hat auf dem ganzen Server alle Rechte)</w:t>
+        <w:t>(Der Admin User des Servers dd hat auf dem ganzen Server alle Rechte)</w:t>
       </w:r>
     </w:p>
     <w:p>
@@ -3445,7 +3693,6 @@
         <w:rPr>
           <w:noProof/>
         </w:rPr>
-        <w:lastRenderedPageBreak/>
         <w:drawing>
           <wp:inline distT="0" distB="0" distL="0" distR="0" wp14:anchorId="40F7C381" wp14:editId="6A13BD8E">
             <wp:extent cx="3636000" cy="2991758"/>
@@ -3506,7 +3753,7 @@
       <w:pPr>
         <w:pStyle w:val="berschrift3"/>
       </w:pPr>
-      <w:bookmarkStart w:id="12" w:name="_Toc226536309"/>
+      <w:bookmarkStart w:id="12" w:name="_Toc227075082"/>
       <w:r>
         <w:t>Windows Client</w:t>
       </w:r>
@@ -3534,6 +3781,7 @@
         <w:rPr>
           <w:noProof/>
         </w:rPr>
+        <w:lastRenderedPageBreak/>
         <w:drawing>
           <wp:inline distT="0" distB="0" distL="0" distR="0" wp14:anchorId="0F3EF84D" wp14:editId="73C0ABF8">
             <wp:extent cx="3636000" cy="2205968"/>
@@ -3611,7 +3859,6 @@
         <w:rPr>
           <w:noProof/>
         </w:rPr>
-        <w:lastRenderedPageBreak/>
         <w:drawing>
           <wp:inline distT="0" distB="0" distL="0" distR="0" wp14:anchorId="12584D91" wp14:editId="4C3D52AB">
             <wp:extent cx="3636000" cy="2409797"/>
@@ -3762,7 +4009,7 @@
       <w:pPr>
         <w:pStyle w:val="berschrift3"/>
       </w:pPr>
-      <w:bookmarkStart w:id="13" w:name="_Toc226536310"/>
+      <w:bookmarkStart w:id="13" w:name="_Toc227075083"/>
       <w:r>
         <w:t>Ubuntu Client</w:t>
       </w:r>
@@ -3858,6 +4105,7 @@
         <w:rPr>
           <w:noProof/>
         </w:rPr>
+        <w:lastRenderedPageBreak/>
         <w:drawing>
           <wp:inline distT="0" distB="0" distL="0" distR="0" wp14:anchorId="547F89EC" wp14:editId="021BE3C5">
             <wp:extent cx="5760000" cy="2409524"/>
@@ -3941,7 +4189,6 @@
         <w:rPr>
           <w:noProof/>
         </w:rPr>
-        <w:lastRenderedPageBreak/>
         <w:drawing>
           <wp:inline distT="0" distB="0" distL="0" distR="0" wp14:anchorId="79215252" wp14:editId="37DD7F56">
             <wp:extent cx="3636000" cy="1854119"/>
@@ -4041,23 +4288,18 @@
       <w:pPr>
         <w:pStyle w:val="berschrift1"/>
       </w:pPr>
-      <w:bookmarkStart w:id="14" w:name="_Toc226536311"/>
+      <w:bookmarkStart w:id="14" w:name="_Toc227075084"/>
       <w:r>
         <w:lastRenderedPageBreak/>
-        <w:t xml:space="preserve">Schritt 3: Inbetriebnahme </w:t>
-      </w:r>
-      <w:proofErr w:type="spellStart"/>
-      <w:r>
-        <w:t>TrueNAS</w:t>
+        <w:t>Schritt 3: Inbetriebnahme TrueNAS</w:t>
       </w:r>
       <w:bookmarkEnd w:id="14"/>
-      <w:proofErr w:type="spellEnd"/>
     </w:p>
     <w:p>
       <w:pPr>
         <w:pStyle w:val="berschrift2"/>
       </w:pPr>
-      <w:bookmarkStart w:id="15" w:name="_Toc226536312"/>
+      <w:bookmarkStart w:id="15" w:name="_Toc227075085"/>
       <w:r>
         <w:t>Datasets</w:t>
       </w:r>
@@ -4065,15 +4307,7 @@
     </w:p>
     <w:p>
       <w:r>
-        <w:t xml:space="preserve">Das Dataset </w:t>
-      </w:r>
-      <w:proofErr w:type="spellStart"/>
-      <w:r>
-        <w:t>backup</w:t>
-      </w:r>
-      <w:proofErr w:type="spellEnd"/>
-      <w:r>
-        <w:t xml:space="preserve"> wurde im </w:t>
+        <w:t xml:space="preserve">Das Dataset backup wurde im </w:t>
       </w:r>
       <w:r>
         <w:t xml:space="preserve">Dataset WINSBCK erstellt. Hierbei wurde zur </w:t>
@@ -4094,26 +4328,10 @@
         <w:t>dazu</w:t>
       </w:r>
       <w:r>
-        <w:t xml:space="preserve"> auf die drei zusätzlich zugewiesenen Hard Disks des </w:t>
-      </w:r>
-      <w:proofErr w:type="spellStart"/>
-      <w:r>
-        <w:t>TrueNAS</w:t>
-      </w:r>
-      <w:proofErr w:type="spellEnd"/>
-      <w:r>
-        <w:t xml:space="preserve"> zurückgegriffen. Dieses Dataset wird nun als Ort des Backups des Windows Servers verwendet.</w:t>
-      </w:r>
-      <w:r>
-        <w:t xml:space="preserve"> Es folgt ein Screenshot der </w:t>
-      </w:r>
-      <w:proofErr w:type="spellStart"/>
-      <w:r>
-        <w:t>Datasetstruktur</w:t>
-      </w:r>
-      <w:proofErr w:type="spellEnd"/>
-      <w:r>
-        <w:t>.</w:t>
+        <w:t xml:space="preserve"> auf die drei zusätzlich zugewiesenen Hard Disks des TrueNAS zurückgegriffen. Dieses Dataset wird nun als Ort des Backups des Windows Servers verwendet.</w:t>
+      </w:r>
+      <w:r>
+        <w:t xml:space="preserve"> Es folgt ein Screenshot der Datasetstruktur.</w:t>
       </w:r>
     </w:p>
     <w:p>
@@ -4190,27 +4408,14 @@
         </w:r>
       </w:fldSimple>
       <w:r>
-        <w:t xml:space="preserve">: </w:t>
-      </w:r>
-      <w:proofErr w:type="spellStart"/>
-      <w:r>
-        <w:t>Datasetstruktur</w:t>
-      </w:r>
-      <w:proofErr w:type="spellEnd"/>
-      <w:r>
-        <w:t xml:space="preserve"> auf dem </w:t>
-      </w:r>
-      <w:proofErr w:type="spellStart"/>
-      <w:r>
-        <w:t>TrueNAS</w:t>
-      </w:r>
-      <w:proofErr w:type="spellEnd"/>
+        <w:t>: Datasetstruktur auf dem TrueNAS</w:t>
+      </w:r>
     </w:p>
     <w:p>
       <w:pPr>
         <w:pStyle w:val="berschrift2"/>
       </w:pPr>
-      <w:bookmarkStart w:id="16" w:name="_Toc226536313"/>
+      <w:bookmarkStart w:id="16" w:name="_Toc227075086"/>
       <w:r>
         <w:t>Shares / User</w:t>
       </w:r>
@@ -4221,37 +4426,13 @@
         <w:t>Anschliessend wurde</w:t>
       </w:r>
       <w:r>
-        <w:t xml:space="preserve"> auf dem </w:t>
-      </w:r>
-      <w:proofErr w:type="spellStart"/>
-      <w:r>
-        <w:t>TrueNAS</w:t>
-      </w:r>
-      <w:proofErr w:type="spellEnd"/>
-      <w:r>
-        <w:t xml:space="preserve"> ein Share erstellt. Dabei musste darauf geachtet werden, dass die Option SMB </w:t>
-      </w:r>
-      <w:r>
-        <w:t xml:space="preserve">und der das vorher erstellte Dataset </w:t>
-      </w:r>
-      <w:proofErr w:type="spellStart"/>
-      <w:r>
-        <w:t>backup</w:t>
-      </w:r>
-      <w:proofErr w:type="spellEnd"/>
-      <w:r>
-        <w:t xml:space="preserve"> </w:t>
-      </w:r>
-      <w:r>
-        <w:t xml:space="preserve">ausgewählt wurde. Um den Share auch verwenden zu können, wurde der User </w:t>
-      </w:r>
-      <w:proofErr w:type="spellStart"/>
-      <w:r>
-        <w:t>backup_user</w:t>
-      </w:r>
-      <w:proofErr w:type="spellEnd"/>
-      <w:r>
-        <w:t xml:space="preserve"> erstellt. Diesem </w:t>
+        <w:t xml:space="preserve"> auf dem TrueNAS ein Share erstellt. Dabei musste darauf geachtet werden, dass die Option SMB </w:t>
+      </w:r>
+      <w:r>
+        <w:t xml:space="preserve">und der das vorher erstellte Dataset backup </w:t>
+      </w:r>
+      <w:r>
+        <w:t xml:space="preserve">ausgewählt wurde. Um den Share auch verwenden zu können, wurde der User backup_user erstellt. Diesem </w:t>
       </w:r>
       <w:r>
         <w:t>wurden</w:t>
@@ -4341,19 +4522,14 @@
         </w:r>
       </w:fldSimple>
       <w:r>
-        <w:t xml:space="preserve">: Konfiguration des Shares auf dem </w:t>
-      </w:r>
-      <w:proofErr w:type="spellStart"/>
-      <w:r>
-        <w:t>TrueNAS</w:t>
-      </w:r>
-      <w:proofErr w:type="spellEnd"/>
+        <w:t>: Konfiguration des Shares auf dem TrueNAS</w:t>
+      </w:r>
     </w:p>
     <w:p>
       <w:pPr>
         <w:pStyle w:val="berschrift2"/>
       </w:pPr>
-      <w:bookmarkStart w:id="17" w:name="_Toc226536314"/>
+      <w:bookmarkStart w:id="17" w:name="_Toc227075087"/>
       <w:r>
         <w:t>Windows Server</w:t>
       </w:r>
@@ -4375,23 +4551,7 @@
         <w:t xml:space="preserve"> wurde nun auf dem Windows Server nach dem gleichen Prinzip wie beim Verbinden der freigegebenen Ordner auf dem Windows Client verbunden. </w:t>
       </w:r>
       <w:r>
-        <w:t xml:space="preserve">Hierbei wurden die Anmeldedaten vom </w:t>
-      </w:r>
-      <w:proofErr w:type="spellStart"/>
-      <w:r>
-        <w:t>TrueNAS</w:t>
-      </w:r>
-      <w:proofErr w:type="spellEnd"/>
-      <w:r>
-        <w:t xml:space="preserve"> User </w:t>
-      </w:r>
-      <w:proofErr w:type="spellStart"/>
-      <w:r>
-        <w:t>backup_user</w:t>
-      </w:r>
-      <w:proofErr w:type="spellEnd"/>
-      <w:r>
-        <w:t xml:space="preserve"> verwendet. </w:t>
+        <w:t xml:space="preserve">Hierbei wurden die Anmeldedaten vom TrueNAS User backup_user verwendet. </w:t>
       </w:r>
       <w:r>
         <w:t xml:space="preserve">Dieser Share wird nun auf dem Windows Server als Netzlaufwerk angezeigt. </w:t>
@@ -4458,15 +4618,7 @@
         </w:r>
       </w:fldSimple>
       <w:r>
-        <w:t xml:space="preserve">: Eingebundener </w:t>
-      </w:r>
-      <w:proofErr w:type="spellStart"/>
-      <w:r>
-        <w:t>TrueNAS</w:t>
-      </w:r>
-      <w:proofErr w:type="spellEnd"/>
-      <w:r>
-        <w:t xml:space="preserve"> Share</w:t>
+        <w:t>: Eingebundener TrueNAS Share</w:t>
       </w:r>
     </w:p>
     <w:p/>
@@ -4479,23 +4631,18 @@
       <w:pPr>
         <w:pStyle w:val="berschrift1"/>
       </w:pPr>
-      <w:bookmarkStart w:id="18" w:name="_Toc226536315"/>
+      <w:bookmarkStart w:id="18" w:name="_Toc227075088"/>
       <w:r>
         <w:lastRenderedPageBreak/>
-        <w:t xml:space="preserve">Schritt 4: </w:t>
-      </w:r>
-      <w:proofErr w:type="spellStart"/>
-      <w:r>
-        <w:t>Testing</w:t>
+        <w:t>Schritt 4: Testing</w:t>
       </w:r>
       <w:bookmarkEnd w:id="18"/>
-      <w:proofErr w:type="spellEnd"/>
     </w:p>
     <w:p>
       <w:pPr>
         <w:pStyle w:val="berschrift2"/>
       </w:pPr>
-      <w:bookmarkStart w:id="19" w:name="_Toc226536316"/>
+      <w:bookmarkStart w:id="19" w:name="_Toc227075089"/>
       <w:r>
         <w:t>Vollbackup</w:t>
       </w:r>
@@ -4503,15 +4650,7 @@
     </w:p>
     <w:p>
       <w:r>
-        <w:t xml:space="preserve">Über das installierte Tool Windows Server-Sicherung wurde eine Einmalsicherung durchgeführt. Dies als erster Testdurchlauf, um zu kontrollieren, ob das Backup vollumfänglich lauffähig ist. Hierzu wurde als Sicherungselement der Ordner Fileserver ausgewählt und als Speicherort den eingebundenen Share des </w:t>
-      </w:r>
-      <w:proofErr w:type="spellStart"/>
-      <w:r>
-        <w:t>TrueNAS</w:t>
-      </w:r>
-      <w:proofErr w:type="spellEnd"/>
-      <w:r>
-        <w:t xml:space="preserve"> ausgewählt. Der folgende Backupprozess verlief reibungslos. </w:t>
+        <w:t xml:space="preserve">Über das installierte Tool Windows Server-Sicherung wurde eine Einmalsicherung durchgeführt. Dies als erster Testdurchlauf, um zu kontrollieren, ob das Backup vollumfänglich lauffähig ist. Hierzu wurde als Sicherungselement der Ordner Fileserver ausgewählt und als Speicherort den eingebundenen Share des TrueNAS ausgewählt. Der folgende Backupprozess verlief reibungslos. </w:t>
       </w:r>
       <w:r>
         <w:t>Die Funktion der Einmalsicherung ist also vollumfänglich einsatzbereit.</w:t>
@@ -4748,25 +4887,35 @@
         <w:t>: Bestätigung der Funktionalität der Einmalsicherung</w:t>
       </w:r>
     </w:p>
+    <w:p/>
+    <w:p/>
+    <w:p/>
+    <w:p/>
+    <w:p/>
     <w:p>
       <w:pPr>
         <w:pStyle w:val="berschrift2"/>
       </w:pPr>
-      <w:bookmarkStart w:id="20" w:name="_Toc226536317"/>
-      <w:r>
+      <w:bookmarkStart w:id="20" w:name="_Toc227075090"/>
+      <w:r>
+        <w:lastRenderedPageBreak/>
         <w:t>Inkrementelles Backup</w:t>
       </w:r>
       <w:bookmarkEnd w:id="20"/>
     </w:p>
     <w:p>
       <w:r>
-        <w:t xml:space="preserve">Über den Wizard für den Sicherungszeitplan wurde ein inkrementelles Backup erstellt. Hierbei kam es zum Problem, dass der Server die gleichen Anmeldedaten beim durchführen </w:t>
-      </w:r>
-      <w:proofErr w:type="spellStart"/>
-      <w:r>
-        <w:t>verwednet</w:t>
-      </w:r>
-      <w:proofErr w:type="spellEnd"/>
+        <w:t xml:space="preserve">Über den Wizard für den Sicherungszeitplan wurde ein inkrementelles Backup erstellt. Hierbei kam es zum Problem, dass der Server die gleichen Anmeldedaten beim </w:t>
+      </w:r>
+      <w:r>
+        <w:t>Durchführen</w:t>
+      </w:r>
+      <w:r>
+        <w:t xml:space="preserve"> </w:t>
+      </w:r>
+      <w:r>
+        <w:t>verwendet</w:t>
+      </w:r>
       <w:r>
         <w:t xml:space="preserve"> hat, wie zuvor als User für das Sicherungsziel angegeben wurde. In diesem Fall also die Daten des Backupusers. Um dem entgegenzuwirken, wurde ein gleichnamiger User auf dem Server erstellt, sodass dieses Problem abgefedert wurde. Das anschliessende Backup hat funktioniert. </w:t>
       </w:r>
@@ -4776,7 +4925,6 @@
         <w:keepNext/>
       </w:pPr>
       <w:r>
-        <w:lastRenderedPageBreak/>
         <w:drawing>
           <wp:inline distT="0" distB="0" distL="0" distR="0" wp14:anchorId="4E788870" wp14:editId="34E8E169">
             <wp:extent cx="3636000" cy="1844792"/>
@@ -4904,12 +5052,25 @@
       <w:pPr>
         <w:pStyle w:val="berschrift2"/>
       </w:pPr>
-      <w:bookmarkStart w:id="21" w:name="_Toc226536318"/>
-      <w:proofErr w:type="spellStart"/>
-      <w:r>
-        <w:t>Disaster</w:t>
-      </w:r>
-      <w:proofErr w:type="spellEnd"/>
+    </w:p>
+    <w:p/>
+    <w:p/>
+    <w:p/>
+    <w:p/>
+    <w:p/>
+    <w:p/>
+    <w:p/>
+    <w:p/>
+    <w:p/>
+    <w:p>
+      <w:pPr>
+        <w:pStyle w:val="berschrift2"/>
+      </w:pPr>
+      <w:bookmarkStart w:id="21" w:name="_Toc227075091"/>
+      <w:r>
+        <w:lastRenderedPageBreak/>
+        <w:t>Desaster</w:t>
+      </w:r>
       <w:r>
         <w:t xml:space="preserve"> &amp; Recovery</w:t>
       </w:r>
@@ -4917,29 +5078,23 @@
     </w:p>
     <w:p>
       <w:r>
-        <w:t xml:space="preserve">Um ein möglichen </w:t>
-      </w:r>
-      <w:proofErr w:type="spellStart"/>
-      <w:r>
-        <w:t>Disasters</w:t>
-      </w:r>
-      <w:proofErr w:type="spellEnd"/>
-      <w:r>
-        <w:t xml:space="preserve"> zu simulieren, wurden alle Daten des Ordners Fileserver gelöscht. Hiervon war zuvor ein Backup erstellt worden. Es folgte eine Wiederherstellung über das Tool Windows Server-Sicherung. Das zuvor erstellte Backup konnte ausgewählt und den Vorgang erfolgreich durchgeführt werden. Damit ist ein </w:t>
-      </w:r>
-      <w:proofErr w:type="spellStart"/>
-      <w:r>
-        <w:t>Recover</w:t>
-      </w:r>
-      <w:proofErr w:type="spellEnd"/>
-      <w:r>
-        <w:t xml:space="preserve"> im Falle eines </w:t>
-      </w:r>
-      <w:proofErr w:type="spellStart"/>
-      <w:r>
-        <w:t>Disasters</w:t>
-      </w:r>
-      <w:proofErr w:type="spellEnd"/>
+        <w:t>Um ein mögliche</w:t>
+      </w:r>
+      <w:r>
+        <w:t>s</w:t>
+      </w:r>
+      <w:r>
+        <w:t xml:space="preserve"> </w:t>
+      </w:r>
+      <w:r>
+        <w:t>Desaster</w:t>
+      </w:r>
+      <w:r>
+        <w:t xml:space="preserve"> zu simulieren, wurden alle Daten des Ordners Fileserver gelöscht. Hiervon war zuvor ein Backup erstellt worden. Es folgte eine Wiederherstellung über das Tool Windows Server-Sicherung. Das zuvor erstellte Backup konnte ausgewählt und den Vorgang erfolgreich durchgeführt werden. Damit ist ein Recover im Falle eines </w:t>
+      </w:r>
+      <w:r>
+        <w:t>Desasters</w:t>
+      </w:r>
       <w:r>
         <w:t xml:space="preserve"> gewährleistet.</w:t>
       </w:r>
@@ -5095,13 +5250,8 @@
         </w:r>
       </w:fldSimple>
       <w:r>
-        <w:t xml:space="preserve">: Bestätigung des erfolgreichen </w:t>
-      </w:r>
-      <w:proofErr w:type="spellStart"/>
-      <w:r>
-        <w:t>Recovers</w:t>
-      </w:r>
-      <w:proofErr w:type="spellEnd"/>
+        <w:t>: Bestätigung des erfolgreichen Recovers</w:t>
+      </w:r>
     </w:p>
     <w:p>
       <w:pPr>
@@ -5111,7 +5261,6 @@
         <w:rPr>
           <w:noProof/>
         </w:rPr>
-        <w:lastRenderedPageBreak/>
         <w:drawing>
           <wp:inline distT="0" distB="0" distL="0" distR="0" wp14:anchorId="75EB6EA2" wp14:editId="5A9AF07C">
             <wp:extent cx="3636000" cy="1697349"/>
@@ -5185,9 +5334,26 @@
       <w:pPr>
         <w:pStyle w:val="berschrift1"/>
       </w:pPr>
+    </w:p>
+    <w:p>
+      <w:pPr>
+        <w:pStyle w:val="berschrift1"/>
+      </w:pPr>
+    </w:p>
+    <w:p>
+      <w:pPr>
+        <w:pStyle w:val="berschrift1"/>
+      </w:pPr>
+    </w:p>
+    <w:p>
+      <w:pPr>
+        <w:pStyle w:val="berschrift1"/>
+      </w:pPr>
+      <w:bookmarkStart w:id="22" w:name="_Toc227075092"/>
       <w:r>
         <w:t>Fazit</w:t>
       </w:r>
+      <w:bookmarkEnd w:id="22"/>
     </w:p>
     <w:p>
       <w:r>
@@ -5204,9 +5370,11 @@
       <w:pPr>
         <w:pStyle w:val="berschrift1"/>
       </w:pPr>
+      <w:bookmarkStart w:id="23" w:name="_Toc227075093"/>
       <w:r>
         <w:t>Quellenverzeichnis</w:t>
       </w:r>
+      <w:bookmarkEnd w:id="23"/>
     </w:p>
     <w:p>
       <w:r>
@@ -6886,11 +7054,11 @@
   <w:rsids>
     <w:rsidRoot w:val="004972B4"/>
     <w:rsid w:val="004972B4"/>
+    <w:rsid w:val="00651121"/>
     <w:rsid w:val="00710657"/>
     <w:rsid w:val="00724D4E"/>
     <w:rsid w:val="00767D7E"/>
     <w:rsid w:val="008C44B0"/>
-    <w:rsid w:val="009B3D5C"/>
     <w:rsid w:val="00F4468C"/>
     <w:rsid w:val="00FC6145"/>
   </w:rsids>

--- a/M143/LB2/LB2_Dokumentation.docx
+++ b/M143/LB2/LB2_Dokumentation.docx
@@ -271,7 +271,7 @@
                                   <w:tag w:val=""/>
                                   <w:id w:val="197127006"/>
                                   <w:dataBinding w:prefixMappings="xmlns:ns0='http://schemas.microsoft.com/office/2006/coverPageProps' " w:xpath="/ns0:CoverPageProperties[1]/ns0:PublishDate[1]" w:storeItemID="{55AF091B-3C7A-41E3-B477-F2FDAA23CFDA}"/>
-                                  <w:date w:fullDate="2026-04-08T00:00:00Z">
+                                  <w:date w:fullDate="2026-04-14T00:00:00Z">
                                     <w:dateFormat w:val="d. MMMM yyyy"/>
                                     <w:lid w:val="de-DE"/>
                                     <w:storeMappedDataAs w:val="dateTime"/>
@@ -299,7 +299,7 @@
                                         <w:szCs w:val="28"/>
                                         <w:lang w:val="de-DE"/>
                                       </w:rPr>
-                                      <w:t>8. April 2026</w:t>
+                                      <w:t>14. April 2026</w:t>
                                     </w:r>
                                   </w:p>
                                 </w:sdtContent>
@@ -405,7 +405,7 @@
                             <w:tag w:val=""/>
                             <w:id w:val="197127006"/>
                             <w:dataBinding w:prefixMappings="xmlns:ns0='http://schemas.microsoft.com/office/2006/coverPageProps' " w:xpath="/ns0:CoverPageProperties[1]/ns0:PublishDate[1]" w:storeItemID="{55AF091B-3C7A-41E3-B477-F2FDAA23CFDA}"/>
-                            <w:date w:fullDate="2026-04-08T00:00:00Z">
+                            <w:date w:fullDate="2026-04-14T00:00:00Z">
                               <w:dateFormat w:val="d. MMMM yyyy"/>
                               <w:lid w:val="de-DE"/>
                               <w:storeMappedDataAs w:val="dateTime"/>
@@ -433,7 +433,7 @@
                                   <w:szCs w:val="28"/>
                                   <w:lang w:val="de-DE"/>
                                 </w:rPr>
-                                <w:t>8. April 2026</w:t>
+                                <w:t>14. April 2026</w:t>
                               </w:r>
                             </w:p>
                           </w:sdtContent>
@@ -624,7 +624,7 @@
           <w:r>
             <w:fldChar w:fldCharType="separate"/>
           </w:r>
-          <w:hyperlink w:anchor="_Toc227075070" w:history="1">
+          <w:hyperlink w:anchor="_Toc227075340" w:history="1">
             <w:r>
               <w:rPr>
                 <w:rStyle w:val="Hyperlink"/>
@@ -651,7 +651,7 @@
                 <w:noProof/>
                 <w:webHidden/>
               </w:rPr>
-              <w:instrText xml:space="preserve"> PAGEREF _Toc227075070 \h </w:instrText>
+              <w:instrText xml:space="preserve"> PAGEREF _Toc227075340 \h </w:instrText>
             </w:r>
             <w:r>
               <w:rPr>
@@ -694,7 +694,7 @@
               <w:lang w:eastAsia="de-CH"/>
             </w:rPr>
           </w:pPr>
-          <w:hyperlink w:anchor="_Toc227075071" w:history="1">
+          <w:hyperlink w:anchor="_Toc227075341" w:history="1">
             <w:r>
               <w:rPr>
                 <w:rStyle w:val="Hyperlink"/>
@@ -721,7 +721,7 @@
                 <w:noProof/>
                 <w:webHidden/>
               </w:rPr>
-              <w:instrText xml:space="preserve"> PAGEREF _Toc227075071 \h </w:instrText>
+              <w:instrText xml:space="preserve"> PAGEREF _Toc227075341 \h </w:instrText>
             </w:r>
             <w:r>
               <w:rPr>
@@ -764,7 +764,7 @@
               <w:lang w:eastAsia="de-CH"/>
             </w:rPr>
           </w:pPr>
-          <w:hyperlink w:anchor="_Toc227075072" w:history="1">
+          <w:hyperlink w:anchor="_Toc227075342" w:history="1">
             <w:r>
               <w:rPr>
                 <w:rStyle w:val="Hyperlink"/>
@@ -791,7 +791,7 @@
                 <w:noProof/>
                 <w:webHidden/>
               </w:rPr>
-              <w:instrText xml:space="preserve"> PAGEREF _Toc227075072 \h </w:instrText>
+              <w:instrText xml:space="preserve"> PAGEREF _Toc227075342 \h </w:instrText>
             </w:r>
             <w:r>
               <w:rPr>
@@ -834,7 +834,7 @@
               <w:lang w:eastAsia="de-CH"/>
             </w:rPr>
           </w:pPr>
-          <w:hyperlink w:anchor="_Toc227075073" w:history="1">
+          <w:hyperlink w:anchor="_Toc227075343" w:history="1">
             <w:r>
               <w:rPr>
                 <w:rStyle w:val="Hyperlink"/>
@@ -861,7 +861,7 @@
                 <w:noProof/>
                 <w:webHidden/>
               </w:rPr>
-              <w:instrText xml:space="preserve"> PAGEREF _Toc227075073 \h </w:instrText>
+              <w:instrText xml:space="preserve"> PAGEREF _Toc227075343 \h </w:instrText>
             </w:r>
             <w:r>
               <w:rPr>
@@ -904,7 +904,7 @@
               <w:lang w:eastAsia="de-CH"/>
             </w:rPr>
           </w:pPr>
-          <w:hyperlink w:anchor="_Toc227075074" w:history="1">
+          <w:hyperlink w:anchor="_Toc227075344" w:history="1">
             <w:r>
               <w:rPr>
                 <w:rStyle w:val="Hyperlink"/>
@@ -932,7 +932,7 @@
                 <w:noProof/>
                 <w:webHidden/>
               </w:rPr>
-              <w:instrText xml:space="preserve"> PAGEREF _Toc227075074 \h </w:instrText>
+              <w:instrText xml:space="preserve"> PAGEREF _Toc227075344 \h </w:instrText>
             </w:r>
             <w:r>
               <w:rPr>
@@ -975,7 +975,7 @@
               <w:lang w:eastAsia="de-CH"/>
             </w:rPr>
           </w:pPr>
-          <w:hyperlink w:anchor="_Toc227075075" w:history="1">
+          <w:hyperlink w:anchor="_Toc227075345" w:history="1">
             <w:r>
               <w:rPr>
                 <w:rStyle w:val="Hyperlink"/>
@@ -1003,7 +1003,7 @@
                 <w:noProof/>
                 <w:webHidden/>
               </w:rPr>
-              <w:instrText xml:space="preserve"> PAGEREF _Toc227075075 \h </w:instrText>
+              <w:instrText xml:space="preserve"> PAGEREF _Toc227075345 \h </w:instrText>
             </w:r>
             <w:r>
               <w:rPr>
@@ -1046,7 +1046,7 @@
               <w:lang w:eastAsia="de-CH"/>
             </w:rPr>
           </w:pPr>
-          <w:hyperlink w:anchor="_Toc227075076" w:history="1">
+          <w:hyperlink w:anchor="_Toc227075346" w:history="1">
             <w:r>
               <w:rPr>
                 <w:rStyle w:val="Hyperlink"/>
@@ -1074,7 +1074,7 @@
                 <w:noProof/>
                 <w:webHidden/>
               </w:rPr>
-              <w:instrText xml:space="preserve"> PAGEREF _Toc227075076 \h </w:instrText>
+              <w:instrText xml:space="preserve"> PAGEREF _Toc227075346 \h </w:instrText>
             </w:r>
             <w:r>
               <w:rPr>
@@ -1117,7 +1117,7 @@
               <w:lang w:eastAsia="de-CH"/>
             </w:rPr>
           </w:pPr>
-          <w:hyperlink w:anchor="_Toc227075077" w:history="1">
+          <w:hyperlink w:anchor="_Toc227075347" w:history="1">
             <w:r>
               <w:rPr>
                 <w:rStyle w:val="Hyperlink"/>
@@ -1144,7 +1144,7 @@
                 <w:noProof/>
                 <w:webHidden/>
               </w:rPr>
-              <w:instrText xml:space="preserve"> PAGEREF _Toc227075077 \h </w:instrText>
+              <w:instrText xml:space="preserve"> PAGEREF _Toc227075347 \h </w:instrText>
             </w:r>
             <w:r>
               <w:rPr>
@@ -1187,7 +1187,7 @@
               <w:lang w:eastAsia="de-CH"/>
             </w:rPr>
           </w:pPr>
-          <w:hyperlink w:anchor="_Toc227075078" w:history="1">
+          <w:hyperlink w:anchor="_Toc227075348" w:history="1">
             <w:r>
               <w:rPr>
                 <w:rStyle w:val="Hyperlink"/>
@@ -1214,7 +1214,7 @@
                 <w:noProof/>
                 <w:webHidden/>
               </w:rPr>
-              <w:instrText xml:space="preserve"> PAGEREF _Toc227075078 \h </w:instrText>
+              <w:instrText xml:space="preserve"> PAGEREF _Toc227075348 \h </w:instrText>
             </w:r>
             <w:r>
               <w:rPr>
@@ -1257,7 +1257,7 @@
               <w:lang w:eastAsia="de-CH"/>
             </w:rPr>
           </w:pPr>
-          <w:hyperlink w:anchor="_Toc227075079" w:history="1">
+          <w:hyperlink w:anchor="_Toc227075349" w:history="1">
             <w:r>
               <w:rPr>
                 <w:rStyle w:val="Hyperlink"/>
@@ -1284,7 +1284,7 @@
                 <w:noProof/>
                 <w:webHidden/>
               </w:rPr>
-              <w:instrText xml:space="preserve"> PAGEREF _Toc227075079 \h </w:instrText>
+              <w:instrText xml:space="preserve"> PAGEREF _Toc227075349 \h </w:instrText>
             </w:r>
             <w:r>
               <w:rPr>
@@ -1327,7 +1327,7 @@
               <w:lang w:eastAsia="de-CH"/>
             </w:rPr>
           </w:pPr>
-          <w:hyperlink w:anchor="_Toc227075080" w:history="1">
+          <w:hyperlink w:anchor="_Toc227075350" w:history="1">
             <w:r>
               <w:rPr>
                 <w:rStyle w:val="Hyperlink"/>
@@ -1354,7 +1354,7 @@
                 <w:noProof/>
                 <w:webHidden/>
               </w:rPr>
-              <w:instrText xml:space="preserve"> PAGEREF _Toc227075080 \h </w:instrText>
+              <w:instrText xml:space="preserve"> PAGEREF _Toc227075350 \h </w:instrText>
             </w:r>
             <w:r>
               <w:rPr>
@@ -1374,7 +1374,7 @@
                 <w:noProof/>
                 <w:webHidden/>
               </w:rPr>
-              <w:t>4</w:t>
+              <w:t>5</w:t>
             </w:r>
             <w:r>
               <w:rPr>
@@ -1397,7 +1397,7 @@
               <w:lang w:eastAsia="de-CH"/>
             </w:rPr>
           </w:pPr>
-          <w:hyperlink w:anchor="_Toc227075081" w:history="1">
+          <w:hyperlink w:anchor="_Toc227075351" w:history="1">
             <w:r>
               <w:rPr>
                 <w:rStyle w:val="Hyperlink"/>
@@ -1424,7 +1424,7 @@
                 <w:noProof/>
                 <w:webHidden/>
               </w:rPr>
-              <w:instrText xml:space="preserve"> PAGEREF _Toc227075081 \h </w:instrText>
+              <w:instrText xml:space="preserve"> PAGEREF _Toc227075351 \h </w:instrText>
             </w:r>
             <w:r>
               <w:rPr>
@@ -1444,7 +1444,7 @@
                 <w:noProof/>
                 <w:webHidden/>
               </w:rPr>
-              <w:t>4</w:t>
+              <w:t>5</w:t>
             </w:r>
             <w:r>
               <w:rPr>
@@ -1467,7 +1467,7 @@
               <w:lang w:eastAsia="de-CH"/>
             </w:rPr>
           </w:pPr>
-          <w:hyperlink w:anchor="_Toc227075082" w:history="1">
+          <w:hyperlink w:anchor="_Toc227075352" w:history="1">
             <w:r>
               <w:rPr>
                 <w:rStyle w:val="Hyperlink"/>
@@ -1494,7 +1494,7 @@
                 <w:noProof/>
                 <w:webHidden/>
               </w:rPr>
-              <w:instrText xml:space="preserve"> PAGEREF _Toc227075082 \h </w:instrText>
+              <w:instrText xml:space="preserve"> PAGEREF _Toc227075352 \h </w:instrText>
             </w:r>
             <w:r>
               <w:rPr>
@@ -1514,7 +1514,7 @@
                 <w:noProof/>
                 <w:webHidden/>
               </w:rPr>
-              <w:t>5</w:t>
+              <w:t>6</w:t>
             </w:r>
             <w:r>
               <w:rPr>
@@ -1537,7 +1537,7 @@
               <w:lang w:eastAsia="de-CH"/>
             </w:rPr>
           </w:pPr>
-          <w:hyperlink w:anchor="_Toc227075083" w:history="1">
+          <w:hyperlink w:anchor="_Toc227075353" w:history="1">
             <w:r>
               <w:rPr>
                 <w:rStyle w:val="Hyperlink"/>
@@ -1564,7 +1564,7 @@
                 <w:noProof/>
                 <w:webHidden/>
               </w:rPr>
-              <w:instrText xml:space="preserve"> PAGEREF _Toc227075083 \h </w:instrText>
+              <w:instrText xml:space="preserve"> PAGEREF _Toc227075353 \h </w:instrText>
             </w:r>
             <w:r>
               <w:rPr>
@@ -1584,7 +1584,7 @@
                 <w:noProof/>
                 <w:webHidden/>
               </w:rPr>
-              <w:t>6</w:t>
+              <w:t>7</w:t>
             </w:r>
             <w:r>
               <w:rPr>
@@ -1607,7 +1607,7 @@
               <w:lang w:eastAsia="de-CH"/>
             </w:rPr>
           </w:pPr>
-          <w:hyperlink w:anchor="_Toc227075084" w:history="1">
+          <w:hyperlink w:anchor="_Toc227075354" w:history="1">
             <w:r>
               <w:rPr>
                 <w:rStyle w:val="Hyperlink"/>
@@ -1634,7 +1634,7 @@
                 <w:noProof/>
                 <w:webHidden/>
               </w:rPr>
-              <w:instrText xml:space="preserve"> PAGEREF _Toc227075084 \h </w:instrText>
+              <w:instrText xml:space="preserve"> PAGEREF _Toc227075354 \h </w:instrText>
             </w:r>
             <w:r>
               <w:rPr>
@@ -1677,7 +1677,7 @@
               <w:lang w:eastAsia="de-CH"/>
             </w:rPr>
           </w:pPr>
-          <w:hyperlink w:anchor="_Toc227075085" w:history="1">
+          <w:hyperlink w:anchor="_Toc227075355" w:history="1">
             <w:r>
               <w:rPr>
                 <w:rStyle w:val="Hyperlink"/>
@@ -1704,7 +1704,7 @@
                 <w:noProof/>
                 <w:webHidden/>
               </w:rPr>
-              <w:instrText xml:space="preserve"> PAGEREF _Toc227075085 \h </w:instrText>
+              <w:instrText xml:space="preserve"> PAGEREF _Toc227075355 \h </w:instrText>
             </w:r>
             <w:r>
               <w:rPr>
@@ -1747,7 +1747,7 @@
               <w:lang w:eastAsia="de-CH"/>
             </w:rPr>
           </w:pPr>
-          <w:hyperlink w:anchor="_Toc227075086" w:history="1">
+          <w:hyperlink w:anchor="_Toc227075356" w:history="1">
             <w:r>
               <w:rPr>
                 <w:rStyle w:val="Hyperlink"/>
@@ -1774,7 +1774,7 @@
                 <w:noProof/>
                 <w:webHidden/>
               </w:rPr>
-              <w:instrText xml:space="preserve"> PAGEREF _Toc227075086 \h </w:instrText>
+              <w:instrText xml:space="preserve"> PAGEREF _Toc227075356 \h </w:instrText>
             </w:r>
             <w:r>
               <w:rPr>
@@ -1817,7 +1817,7 @@
               <w:lang w:eastAsia="de-CH"/>
             </w:rPr>
           </w:pPr>
-          <w:hyperlink w:anchor="_Toc227075087" w:history="1">
+          <w:hyperlink w:anchor="_Toc227075357" w:history="1">
             <w:r>
               <w:rPr>
                 <w:rStyle w:val="Hyperlink"/>
@@ -1844,7 +1844,7 @@
                 <w:noProof/>
                 <w:webHidden/>
               </w:rPr>
-              <w:instrText xml:space="preserve"> PAGEREF _Toc227075087 \h </w:instrText>
+              <w:instrText xml:space="preserve"> PAGEREF _Toc227075357 \h </w:instrText>
             </w:r>
             <w:r>
               <w:rPr>
@@ -1887,7 +1887,7 @@
               <w:lang w:eastAsia="de-CH"/>
             </w:rPr>
           </w:pPr>
-          <w:hyperlink w:anchor="_Toc227075088" w:history="1">
+          <w:hyperlink w:anchor="_Toc227075358" w:history="1">
             <w:r>
               <w:rPr>
                 <w:rStyle w:val="Hyperlink"/>
@@ -1914,7 +1914,7 @@
                 <w:noProof/>
                 <w:webHidden/>
               </w:rPr>
-              <w:instrText xml:space="preserve"> PAGEREF _Toc227075088 \h </w:instrText>
+              <w:instrText xml:space="preserve"> PAGEREF _Toc227075358 \h </w:instrText>
             </w:r>
             <w:r>
               <w:rPr>
@@ -1957,7 +1957,7 @@
               <w:lang w:eastAsia="de-CH"/>
             </w:rPr>
           </w:pPr>
-          <w:hyperlink w:anchor="_Toc227075089" w:history="1">
+          <w:hyperlink w:anchor="_Toc227075359" w:history="1">
             <w:r>
               <w:rPr>
                 <w:rStyle w:val="Hyperlink"/>
@@ -1984,7 +1984,7 @@
                 <w:noProof/>
                 <w:webHidden/>
               </w:rPr>
-              <w:instrText xml:space="preserve"> PAGEREF _Toc227075089 \h </w:instrText>
+              <w:instrText xml:space="preserve"> PAGEREF _Toc227075359 \h </w:instrText>
             </w:r>
             <w:r>
               <w:rPr>
@@ -2027,7 +2027,7 @@
               <w:lang w:eastAsia="de-CH"/>
             </w:rPr>
           </w:pPr>
-          <w:hyperlink w:anchor="_Toc227075090" w:history="1">
+          <w:hyperlink w:anchor="_Toc227075360" w:history="1">
             <w:r>
               <w:rPr>
                 <w:rStyle w:val="Hyperlink"/>
@@ -2054,7 +2054,7 @@
                 <w:noProof/>
                 <w:webHidden/>
               </w:rPr>
-              <w:instrText xml:space="preserve"> PAGEREF _Toc227075090 \h </w:instrText>
+              <w:instrText xml:space="preserve"> PAGEREF _Toc227075360 \h </w:instrText>
             </w:r>
             <w:r>
               <w:rPr>
@@ -2097,7 +2097,7 @@
               <w:lang w:eastAsia="de-CH"/>
             </w:rPr>
           </w:pPr>
-          <w:hyperlink w:anchor="_Toc227075091" w:history="1">
+          <w:hyperlink w:anchor="_Toc227075361" w:history="1">
             <w:r>
               <w:rPr>
                 <w:rStyle w:val="Hyperlink"/>
@@ -2124,7 +2124,7 @@
                 <w:noProof/>
                 <w:webHidden/>
               </w:rPr>
-              <w:instrText xml:space="preserve"> PAGEREF _Toc227075091 \h </w:instrText>
+              <w:instrText xml:space="preserve"> PAGEREF _Toc227075361 \h </w:instrText>
             </w:r>
             <w:r>
               <w:rPr>
@@ -2167,7 +2167,7 @@
               <w:lang w:eastAsia="de-CH"/>
             </w:rPr>
           </w:pPr>
-          <w:hyperlink w:anchor="_Toc227075092" w:history="1">
+          <w:hyperlink w:anchor="_Toc227075362" w:history="1">
             <w:r>
               <w:rPr>
                 <w:rStyle w:val="Hyperlink"/>
@@ -2194,7 +2194,7 @@
                 <w:noProof/>
                 <w:webHidden/>
               </w:rPr>
-              <w:instrText xml:space="preserve"> PAGEREF _Toc227075092 \h </w:instrText>
+              <w:instrText xml:space="preserve"> PAGEREF _Toc227075362 \h </w:instrText>
             </w:r>
             <w:r>
               <w:rPr>
@@ -2237,7 +2237,7 @@
               <w:lang w:eastAsia="de-CH"/>
             </w:rPr>
           </w:pPr>
-          <w:hyperlink w:anchor="_Toc227075093" w:history="1">
+          <w:hyperlink w:anchor="_Toc227075363" w:history="1">
             <w:r>
               <w:rPr>
                 <w:rStyle w:val="Hyperlink"/>
@@ -2264,7 +2264,7 @@
                 <w:noProof/>
                 <w:webHidden/>
               </w:rPr>
-              <w:instrText xml:space="preserve"> PAGEREF _Toc227075093 \h </w:instrText>
+              <w:instrText xml:space="preserve"> PAGEREF _Toc227075363 \h </w:instrText>
             </w:r>
             <w:r>
               <w:rPr>
@@ -2317,7 +2317,7 @@
       <w:pPr>
         <w:pStyle w:val="berschrift1"/>
       </w:pPr>
-      <w:bookmarkStart w:id="0" w:name="_Toc227075070"/>
+      <w:bookmarkStart w:id="0" w:name="_Toc227075340"/>
       <w:r>
         <w:lastRenderedPageBreak/>
         <w:t>Schritt 1: VM-Konfiguration</w:t>
@@ -2328,7 +2328,7 @@
       <w:pPr>
         <w:pStyle w:val="berschrift2"/>
       </w:pPr>
-      <w:bookmarkStart w:id="1" w:name="_Toc227075071"/>
+      <w:bookmarkStart w:id="1" w:name="_Toc227075341"/>
       <w:r>
         <w:t>Einleitung</w:t>
       </w:r>
@@ -2352,7 +2352,7 @@
       <w:pPr>
         <w:pStyle w:val="berschrift2"/>
       </w:pPr>
-      <w:bookmarkStart w:id="2" w:name="_Toc227075072"/>
+      <w:bookmarkStart w:id="2" w:name="_Toc227075342"/>
       <w:r>
         <w:t>Konfigurationen</w:t>
       </w:r>
@@ -2376,7 +2376,7 @@
       <w:pPr>
         <w:pStyle w:val="berschrift3"/>
       </w:pPr>
-      <w:bookmarkStart w:id="3" w:name="_Toc227075073"/>
+      <w:bookmarkStart w:id="3" w:name="_Toc227075343"/>
       <w:r>
         <w:t>TrueNAS</w:t>
       </w:r>
@@ -2608,7 +2608,7 @@
           <w:lang w:val="en-US"/>
         </w:rPr>
       </w:pPr>
-      <w:bookmarkStart w:id="4" w:name="_Toc227075074"/>
+      <w:bookmarkStart w:id="4" w:name="_Toc227075344"/>
       <w:r>
         <w:rPr>
           <w:lang w:val="en-US"/>
@@ -2814,7 +2814,7 @@
           <w:lang w:val="en-US"/>
         </w:rPr>
       </w:pPr>
-      <w:bookmarkStart w:id="5" w:name="_Toc227075075"/>
+      <w:bookmarkStart w:id="5" w:name="_Toc227075345"/>
       <w:r>
         <w:rPr>
           <w:lang w:val="en-US"/>
@@ -3012,7 +3012,7 @@
           <w:lang w:val="en-US"/>
         </w:rPr>
       </w:pPr>
-      <w:bookmarkStart w:id="6" w:name="_Toc227075076"/>
+      <w:bookmarkStart w:id="6" w:name="_Toc227075346"/>
       <w:r>
         <w:rPr>
           <w:lang w:val="en-US"/>
@@ -3341,7 +3341,7 @@
       <w:pPr>
         <w:pStyle w:val="berschrift1"/>
       </w:pPr>
-      <w:bookmarkStart w:id="7" w:name="_Toc227075077"/>
+      <w:bookmarkStart w:id="7" w:name="_Toc227075347"/>
       <w:r>
         <w:lastRenderedPageBreak/>
         <w:t>Schritt 2: Erstellen und Einbinden der S</w:t>
@@ -3355,7 +3355,7 @@
       <w:pPr>
         <w:pStyle w:val="berschrift2"/>
       </w:pPr>
-      <w:bookmarkStart w:id="8" w:name="_Toc227075078"/>
+      <w:bookmarkStart w:id="8" w:name="_Toc227075348"/>
       <w:r>
         <w:t>Share Konzept</w:t>
       </w:r>
@@ -3370,7 +3370,7 @@
       <w:pPr>
         <w:pStyle w:val="berschrift2"/>
       </w:pPr>
-      <w:bookmarkStart w:id="9" w:name="_Toc227075079"/>
+      <w:bookmarkStart w:id="9" w:name="_Toc227075349"/>
       <w:r>
         <w:t>User/Gruppen Konzept</w:t>
       </w:r>
@@ -3525,7 +3525,12 @@
       <w:pPr>
         <w:pStyle w:val="berschrift2"/>
       </w:pPr>
-      <w:bookmarkStart w:id="10" w:name="_Toc227075080"/>
+    </w:p>
+    <w:p>
+      <w:pPr>
+        <w:pStyle w:val="berschrift2"/>
+      </w:pPr>
+      <w:bookmarkStart w:id="10" w:name="_Toc227075350"/>
       <w:r>
         <w:t>Umsetzung Shares</w:t>
       </w:r>
@@ -3535,7 +3540,7 @@
       <w:pPr>
         <w:pStyle w:val="berschrift3"/>
       </w:pPr>
-      <w:bookmarkStart w:id="11" w:name="_Toc227075081"/>
+      <w:bookmarkStart w:id="11" w:name="_Toc227075351"/>
       <w:r>
         <w:t>Windows Server</w:t>
       </w:r>
@@ -3560,7 +3565,6 @@
         <w:ind w:left="709" w:hanging="425"/>
       </w:pPr>
       <w:r>
-        <w:lastRenderedPageBreak/>
         <w:t>Innerhalb der jeweiligen Gruppe haben die zugewiesenen Mitglieder Lese, Schreib und Ausführrecht</w:t>
       </w:r>
     </w:p>
@@ -3753,8 +3757,9 @@
       <w:pPr>
         <w:pStyle w:val="berschrift3"/>
       </w:pPr>
-      <w:bookmarkStart w:id="12" w:name="_Toc227075082"/>
-      <w:r>
+      <w:bookmarkStart w:id="12" w:name="_Toc227075352"/>
+      <w:r>
+        <w:lastRenderedPageBreak/>
         <w:t>Windows Client</w:t>
       </w:r>
       <w:bookmarkEnd w:id="12"/>
@@ -3781,7 +3786,6 @@
         <w:rPr>
           <w:noProof/>
         </w:rPr>
-        <w:lastRenderedPageBreak/>
         <w:drawing>
           <wp:inline distT="0" distB="0" distL="0" distR="0" wp14:anchorId="0F3EF84D" wp14:editId="73C0ABF8">
             <wp:extent cx="3636000" cy="2205968"/>
@@ -4009,7 +4013,12 @@
       <w:pPr>
         <w:pStyle w:val="berschrift3"/>
       </w:pPr>
-      <w:bookmarkStart w:id="13" w:name="_Toc227075083"/>
+    </w:p>
+    <w:p>
+      <w:pPr>
+        <w:pStyle w:val="berschrift3"/>
+      </w:pPr>
+      <w:bookmarkStart w:id="13" w:name="_Toc227075353"/>
       <w:r>
         <w:t>Ubuntu Client</w:t>
       </w:r>
@@ -4105,7 +4114,6 @@
         <w:rPr>
           <w:noProof/>
         </w:rPr>
-        <w:lastRenderedPageBreak/>
         <w:drawing>
           <wp:inline distT="0" distB="0" distL="0" distR="0" wp14:anchorId="547F89EC" wp14:editId="021BE3C5">
             <wp:extent cx="5760000" cy="2409524"/>
@@ -4288,7 +4296,7 @@
       <w:pPr>
         <w:pStyle w:val="berschrift1"/>
       </w:pPr>
-      <w:bookmarkStart w:id="14" w:name="_Toc227075084"/>
+      <w:bookmarkStart w:id="14" w:name="_Toc227075354"/>
       <w:r>
         <w:lastRenderedPageBreak/>
         <w:t>Schritt 3: Inbetriebnahme TrueNAS</w:t>
@@ -4299,7 +4307,7 @@
       <w:pPr>
         <w:pStyle w:val="berschrift2"/>
       </w:pPr>
-      <w:bookmarkStart w:id="15" w:name="_Toc227075085"/>
+      <w:bookmarkStart w:id="15" w:name="_Toc227075355"/>
       <w:r>
         <w:t>Datasets</w:t>
       </w:r>
@@ -4415,7 +4423,7 @@
       <w:pPr>
         <w:pStyle w:val="berschrift2"/>
       </w:pPr>
-      <w:bookmarkStart w:id="16" w:name="_Toc227075086"/>
+      <w:bookmarkStart w:id="16" w:name="_Toc227075356"/>
       <w:r>
         <w:t>Shares / User</w:t>
       </w:r>
@@ -4457,7 +4465,7 @@
         </w:rPr>
         <w:lastRenderedPageBreak/>
         <w:drawing>
-          <wp:inline distT="0" distB="0" distL="0" distR="0" wp14:anchorId="1ED1B94A" wp14:editId="1F94219C">
+          <wp:inline distT="0" distB="0" distL="0" distR="0" wp14:anchorId="1ED1B94A" wp14:editId="5F251A01">
             <wp:extent cx="3636000" cy="4076873"/>
             <wp:effectExtent l="0" t="0" r="3175" b="0"/>
             <wp:docPr id="1694162315" name="Grafik 2"/>
@@ -4529,7 +4537,7 @@
       <w:pPr>
         <w:pStyle w:val="berschrift2"/>
       </w:pPr>
-      <w:bookmarkStart w:id="17" w:name="_Toc227075087"/>
+      <w:bookmarkStart w:id="17" w:name="_Toc227075357"/>
       <w:r>
         <w:t>Windows Server</w:t>
       </w:r>
@@ -4631,7 +4639,7 @@
       <w:pPr>
         <w:pStyle w:val="berschrift1"/>
       </w:pPr>
-      <w:bookmarkStart w:id="18" w:name="_Toc227075088"/>
+      <w:bookmarkStart w:id="18" w:name="_Toc227075358"/>
       <w:r>
         <w:lastRenderedPageBreak/>
         <w:t>Schritt 4: Testing</w:t>
@@ -4642,7 +4650,7 @@
       <w:pPr>
         <w:pStyle w:val="berschrift2"/>
       </w:pPr>
-      <w:bookmarkStart w:id="19" w:name="_Toc227075089"/>
+      <w:bookmarkStart w:id="19" w:name="_Toc227075359"/>
       <w:r>
         <w:t>Vollbackup</w:t>
       </w:r>
@@ -4896,7 +4904,7 @@
       <w:pPr>
         <w:pStyle w:val="berschrift2"/>
       </w:pPr>
-      <w:bookmarkStart w:id="20" w:name="_Toc227075090"/>
+      <w:bookmarkStart w:id="20" w:name="_Toc227075360"/>
       <w:r>
         <w:lastRenderedPageBreak/>
         <w:t>Inkrementelles Backup</w:t>
@@ -5066,7 +5074,7 @@
       <w:pPr>
         <w:pStyle w:val="berschrift2"/>
       </w:pPr>
-      <w:bookmarkStart w:id="21" w:name="_Toc227075091"/>
+      <w:bookmarkStart w:id="21" w:name="_Toc227075361"/>
       <w:r>
         <w:lastRenderedPageBreak/>
         <w:t>Desaster</w:t>
@@ -5349,7 +5357,7 @@
       <w:pPr>
         <w:pStyle w:val="berschrift1"/>
       </w:pPr>
-      <w:bookmarkStart w:id="22" w:name="_Toc227075092"/>
+      <w:bookmarkStart w:id="22" w:name="_Toc227075362"/>
       <w:r>
         <w:t>Fazit</w:t>
       </w:r>
@@ -5370,7 +5378,7 @@
       <w:pPr>
         <w:pStyle w:val="berschrift1"/>
       </w:pPr>
-      <w:bookmarkStart w:id="23" w:name="_Toc227075093"/>
+      <w:bookmarkStart w:id="23" w:name="_Toc227075363"/>
       <w:r>
         <w:t>Quellenverzeichnis</w:t>
       </w:r>
@@ -7053,8 +7061,8 @@
   </w:compat>
   <w:rsids>
     <w:rsidRoot w:val="004972B4"/>
+    <w:rsid w:val="00374C65"/>
     <w:rsid w:val="004972B4"/>
-    <w:rsid w:val="00651121"/>
     <w:rsid w:val="00710657"/>
     <w:rsid w:val="00724D4E"/>
     <w:rsid w:val="00767D7E"/>
